--- a/downloads/teacher/ai-3-week-12.docx
+++ b/downloads/teacher/ai-3-week-12.docx
@@ -2778,6 +2778,396 @@
         <w:t>Show Study Buddy recognised questions before calculating or retrieving important answers, especially numbers and dates.</w:t>
       </w:r>
     </w:p>
+    <w:p>
+      <w:pPr>
+        <w:pStyle w:val="Heading1"/>
+      </w:pPr>
+      <w:r>
+        <w:t>07. Prepare, teach and assess</w:t>
+      </w:r>
+    </w:p>
+    <w:p>
+      <w:r>
+        <w:t>Teaching target: Explain the mechanism and terminology of speech pipelines and multimodal evidence</w:t>
+      </w:r>
+    </w:p>
+    <w:p>
+      <w:r>
+        <w:t>Prepare the labelled worked-case picture, the matching workbook, fictional input cards and a place for individual responses. No paid AI account is required for the paper reasoning activities.</w:t>
+      </w:r>
+    </w:p>
+    <w:tbl>
+      <w:tblPr>
+        <w:tblStyle w:val="LightShading-Accent1"/>
+        <w:tblW w:type="auto" w:w="0"/>
+        <w:tblLook w:firstColumn="1" w:firstRow="1" w:lastColumn="0" w:lastRow="0" w:noHBand="0" w:noVBand="1" w:val="04A0"/>
+      </w:tblPr>
+      <w:tblGrid>
+        <w:gridCol w:w="3408"/>
+        <w:gridCol w:w="3408"/>
+        <w:gridCol w:w="3408"/>
+      </w:tblGrid>
+      <w:tr>
+        <w:trPr>
+          <w:tblHeader/>
+        </w:trPr>
+        <w:tc>
+          <w:tcPr>
+            <w:tcW w:type="dxa" w:w="3408"/>
+          </w:tcPr>
+          <w:p>
+            <w:r>
+              <w:t>Session</w:t>
+            </w:r>
+          </w:p>
+        </w:tc>
+        <w:tc>
+          <w:tcPr>
+            <w:tcW w:type="dxa" w:w="3408"/>
+          </w:tcPr>
+          <w:p>
+            <w:r>
+              <w:t>Plan</w:t>
+            </w:r>
+          </w:p>
+        </w:tc>
+        <w:tc>
+          <w:tcPr>
+            <w:tcW w:type="dxa" w:w="3408"/>
+          </w:tcPr>
+          <w:p>
+            <w:r>
+              <w:t>Resources</w:t>
+            </w:r>
+          </w:p>
+        </w:tc>
+      </w:tr>
+      <w:tr>
+        <w:tc>
+          <w:tcPr>
+            <w:tcW w:type="dxa" w:w="3408"/>
+          </w:tcPr>
+          <w:p>
+            <w:r>
+              <w:t>Session 1 · Understand · 45 min</w:t>
+            </w:r>
+          </w:p>
+        </w:tc>
+        <w:tc>
+          <w:tcPr>
+            <w:tcW w:type="dxa" w:w="3408"/>
+          </w:tcPr>
+          <w:p>
+            <w:r>
+              <w:t>0–7: recall and prerequisite; 7–15: inspect the concrete case and predict; 15–30: teacher models the worked trace; 30–40: learners explain a step using the text and visual; 40–45: check the core idea.</w:t>
+            </w:r>
+          </w:p>
+        </w:tc>
+        <w:tc>
+          <w:tcPr>
+            <w:tcW w:type="dxa" w:w="3408"/>
+          </w:tcPr>
+          <w:p>
+            <w:r>
+              <w:t>Sections 1–6; record the brief recall in the workbook.</w:t>
+            </w:r>
+          </w:p>
+        </w:tc>
+      </w:tr>
+      <w:tr>
+        <w:tc>
+          <w:tcPr>
+            <w:tcW w:type="dxa" w:w="3408"/>
+          </w:tcPr>
+          <w:p>
+            <w:r>
+              <w:t>Session 2 · Practise · 45 min</w:t>
+            </w:r>
+          </w:p>
+        </w:tc>
+        <w:tc>
+          <w:tcPr>
+            <w:tcW w:type="dxa" w:w="3408"/>
+          </w:tcPr>
+          <w:p>
+            <w:r>
+              <w:t>0–5: retrieve the procedure; 5–15: W2 completion practice; 15–23: explain and check with a partner; 23–30: each learner answers the misconception check; 30–40: targeted reteaching or a harder variation; 40–45: prepare the investigation.</w:t>
+            </w:r>
+          </w:p>
+        </w:tc>
+        <w:tc>
+          <w:tcPr>
+            <w:tcW w:type="dxa" w:w="3408"/>
+          </w:tcPr>
+          <w:p>
+            <w:r>
+              <w:t>Sections 7–10; use the matching workbook W2 and misconception check.</w:t>
+            </w:r>
+          </w:p>
+        </w:tc>
+      </w:tr>
+      <w:tr>
+        <w:tc>
+          <w:tcPr>
+            <w:tcW w:type="dxa" w:w="3408"/>
+          </w:tcPr>
+          <w:p>
+            <w:r>
+              <w:t>Session 3 · Investigate and transfer · 45 min</w:t>
+            </w:r>
+          </w:p>
+        </w:tc>
+        <w:tc>
+          <w:tcPr>
+            <w:tcW w:type="dxa" w:w="3408"/>
+          </w:tcPr>
+          <w:p>
+            <w:r>
+              <w:t>0–5: retrieve the decision rule; 5–20: investigate or trace; 20–30: start the independent case; 30–38: connect the project; 38–43: act on feedback; 43–45: plan the return check.</w:t>
+            </w:r>
+          </w:p>
+        </w:tc>
+        <w:tc>
+          <w:tcPr>
+            <w:tcW w:type="dxa" w:w="3408"/>
+          </w:tcPr>
+          <w:p>
+            <w:r>
+              <w:t>Sections 9 and 11–14. Give extra time to finish the full task set; use Section 15 when the week includes a coding lab.</w:t>
+            </w:r>
+          </w:p>
+        </w:tc>
+      </w:tr>
+    </w:tbl>
+    <w:p>
+      <w:r>
+        <w:t>Before class, solve the supported practice: Audio transcript reads fifteen boxes; a clear written inventory says fifty boxes. The original audio is unavailable and the assistant reports fifteen as certain. Show the intermediate steps and give the conclusion with its scope.</w:t>
+      </w:r>
+    </w:p>
+    <w:p>
+      <w:r>
+        <w:t>Reasoned practice answer: Teacher explanation: There is an unresolved quantity conflict and no audio replay. Preserve both sources and ask the responsible person; certainty is unsupported.</w:t>
+      </w:r>
+    </w:p>
+    <w:p>
+      <w:r>
+        <w:t>Check every learner before discussion: Use the worked case for Speech pipelines and multimodal evidence. Proposed explanation: “The worked result establishes every future case”. Decide whether this explanation is supported. Point to the step or supplied fact that decides; explain your repair if needed.</w:t>
+      </w:r>
+    </w:p>
+    <w:p>
+      <w:r>
+        <w:t>Misconception repair: A stage-level accuracy or authority policy does not establish every modality agrees or every downstream claim is supported.</w:t>
+      </w:r>
+    </w:p>
+    <w:p>
+      <w:r>
+        <w:t>Support: read the exact case aloud, enlarge the labelled picture, supply input cards and model only the first deciding step. Accept a spoken explanation or drawing; retain the reasoning goal.</w:t>
+      </w:r>
+    </w:p>
+    <w:p>
+      <w:r>
+        <w:t>Extension: Correct the transcript to “thirteen plus seven” with all later stages unchanged. Require a prediction and a reason before comparing. Expected result: The calculator and spoken result should become 20 under the declared pipeline. Reason: 13+7=20; the changed input removes the earlier recognition error.</w:t>
+      </w:r>
+    </w:p>
+    <w:p>
+      <w:r>
+        <w:t>Independent assessment: withhold the reserved answer until the learner has attempted the new case. Record support separately from correctness.</w:t>
+      </w:r>
+    </w:p>
+    <w:tbl>
+      <w:tblPr>
+        <w:tblStyle w:val="LightShading-Accent1"/>
+        <w:tblW w:type="auto" w:w="0"/>
+        <w:tblLook w:firstColumn="1" w:firstRow="1" w:lastColumn="0" w:lastRow="0" w:noHBand="0" w:noVBand="1" w:val="04A0"/>
+      </w:tblPr>
+      <w:tblGrid>
+        <w:gridCol w:w="2556"/>
+        <w:gridCol w:w="2556"/>
+        <w:gridCol w:w="2556"/>
+        <w:gridCol w:w="2556"/>
+      </w:tblGrid>
+      <w:tr>
+        <w:trPr>
+          <w:tblHeader/>
+        </w:trPr>
+        <w:tc>
+          <w:tcPr>
+            <w:tcW w:type="dxa" w:w="2556"/>
+          </w:tcPr>
+          <w:p>
+            <w:r>
+              <w:t>Criterion</w:t>
+            </w:r>
+          </w:p>
+        </w:tc>
+        <w:tc>
+          <w:tcPr>
+            <w:tcW w:type="dxa" w:w="2556"/>
+          </w:tcPr>
+          <w:p>
+            <w:r>
+              <w:t>Not yet</w:t>
+            </w:r>
+          </w:p>
+        </w:tc>
+        <w:tc>
+          <w:tcPr>
+            <w:tcW w:type="dxa" w:w="2556"/>
+          </w:tcPr>
+          <w:p>
+            <w:r>
+              <w:t>With support</w:t>
+            </w:r>
+          </w:p>
+        </w:tc>
+        <w:tc>
+          <w:tcPr>
+            <w:tcW w:type="dxa" w:w="2556"/>
+          </w:tcPr>
+          <w:p>
+            <w:r>
+              <w:t>Independent</w:t>
+            </w:r>
+          </w:p>
+        </w:tc>
+      </w:tr>
+      <w:tr>
+        <w:tc>
+          <w:tcPr>
+            <w:tcW w:type="dxa" w:w="2556"/>
+          </w:tcPr>
+          <w:p>
+            <w:r>
+              <w:t>Explanation</w:t>
+            </w:r>
+          </w:p>
+        </w:tc>
+        <w:tc>
+          <w:tcPr>
+            <w:tcW w:type="dxa" w:w="2556"/>
+          </w:tcPr>
+          <w:p>
+            <w:r>
+              <w:t>Names an answer without a deciding fact</w:t>
+            </w:r>
+          </w:p>
+        </w:tc>
+        <w:tc>
+          <w:tcPr>
+            <w:tcW w:type="dxa" w:w="2556"/>
+          </w:tcPr>
+          <w:p>
+            <w:r>
+              <w:t>Uses a hint to link fact and decision</w:t>
+            </w:r>
+          </w:p>
+        </w:tc>
+        <w:tc>
+          <w:tcPr>
+            <w:tcW w:type="dxa" w:w="2556"/>
+          </w:tcPr>
+          <w:p>
+            <w:r>
+              <w:t>Explains the deciding fact in own words</w:t>
+            </w:r>
+          </w:p>
+        </w:tc>
+      </w:tr>
+      <w:tr>
+        <w:tc>
+          <w:tcPr>
+            <w:tcW w:type="dxa" w:w="2556"/>
+          </w:tcPr>
+          <w:p>
+            <w:r>
+              <w:t>Trace or test</w:t>
+            </w:r>
+          </w:p>
+        </w:tc>
+        <w:tc>
+          <w:tcPr>
+            <w:tcW w:type="dxa" w:w="2556"/>
+          </w:tcPr>
+          <w:p>
+            <w:r>
+              <w:t>Cannot connect input and result</w:t>
+            </w:r>
+          </w:p>
+        </w:tc>
+        <w:tc>
+          <w:tcPr>
+            <w:tcW w:type="dxa" w:w="2556"/>
+          </w:tcPr>
+          <w:p>
+            <w:r>
+              <w:t>Completes steps with prompts</w:t>
+            </w:r>
+          </w:p>
+        </w:tc>
+        <w:tc>
+          <w:tcPr>
+            <w:tcW w:type="dxa" w:w="2556"/>
+          </w:tcPr>
+          <w:p>
+            <w:r>
+              <w:t>Traces or tests a changed case accurately</w:t>
+            </w:r>
+          </w:p>
+        </w:tc>
+      </w:tr>
+      <w:tr>
+        <w:tc>
+          <w:tcPr>
+            <w:tcW w:type="dxa" w:w="2556"/>
+          </w:tcPr>
+          <w:p>
+            <w:r>
+              <w:t>Limits and revision</w:t>
+            </w:r>
+          </w:p>
+        </w:tc>
+        <w:tc>
+          <w:tcPr>
+            <w:tcW w:type="dxa" w:w="2556"/>
+          </w:tcPr>
+          <w:p>
+            <w:r>
+              <w:t>Claims more than evidence supports</w:t>
+            </w:r>
+          </w:p>
+        </w:tc>
+        <w:tc>
+          <w:tcPr>
+            <w:tcW w:type="dxa" w:w="2556"/>
+          </w:tcPr>
+          <w:p>
+            <w:r>
+              <w:t>Names a limit after a prompt</w:t>
+            </w:r>
+          </w:p>
+        </w:tc>
+        <w:tc>
+          <w:tcPr>
+            <w:tcW w:type="dxa" w:w="2556"/>
+          </w:tcPr>
+          <w:p>
+            <w:r>
+              <w:t>States a defensible limit and useful next test</w:t>
+            </w:r>
+          </w:p>
+        </w:tc>
+      </w:tr>
+    </w:tbl>
+    <w:p>
+      <w:r>
+        <w:t>Project checkpoint: Make a transparent first version. Keep a trace of how one input becomes an output; explain the rule or learned component.</w:t>
+      </w:r>
+    </w:p>
+    <w:p>
+      <w:r>
+        <w:t>Use the weekly teacher answer for topic-specific reasoning. A saved progress tick is an activity record; judge mastery from the learner’s explanation and evidence.</w:t>
+      </w:r>
+    </w:p>
     <w:sectPr>
       <w:pgSz w:w="12240" w:h="15840"/>
       <w:pgMar w:top="936" w:right="1008" w:bottom="936" w:left="1008" w:header="720" w:footer="720" w:gutter="0"/>

--- a/downloads/teacher/ai-3-week-12.docx
+++ b/downloads/teacher/ai-3-week-12.docx
@@ -3168,6 +3168,39 @@
         <w:t>Use the weekly teacher answer for topic-specific reasoning. A saved progress tick is an activity record; judge mastery from the learner’s explanation and evidence.</w:t>
       </w:r>
     </w:p>
+    <w:p>
+      <w:pPr>
+        <w:pStyle w:val="Heading1"/>
+      </w:pPr>
+      <w:r>
+        <w:t>08. Use feedback, labs and repair paths</w:t>
+      </w:r>
+    </w:p>
+    <w:p>
+      <w:r>
+        <w:t>Use the two formative questions as supported practice, not as independent mastery scores. Discuss the deciding evidence rather than accepting a guessed selection.</w:t>
+      </w:r>
+    </w:p>
+    <w:p>
+      <w:r>
+        <w:t>The feedback comes from the reviewed public worked case. Do not reveal the separately reserved independent teacher answer until the learner has attempted that case.</w:t>
+      </w:r>
+    </w:p>
+    <w:p>
+      <w:r>
+        <w:t>Ask students to predict before running code. Preserve errors and actual outputs; collect a changed test and an explanation. The branch-boundary and indexing lessons deliberately include failure cases.</w:t>
+      </w:r>
+    </w:p>
+    <w:p>
+      <w:r>
+        <w:t>Use the earlier worked-explanation links to address a specific missing building block, then return to the current question. Adapt this suggestion after observing the learner; it is not an automatic diagnosis.</w:t>
+      </w:r>
+    </w:p>
+    <w:p>
+      <w:r>
+        <w:t>Collect the completed-work portfolio as evidence. Record support separately from correctness, and assess explanation, trace/test and limitations. Progress ticks and quiz selections alone do not establish mastery.</w:t>
+      </w:r>
+    </w:p>
     <w:sectPr>
       <w:pgSz w:w="12240" w:h="15840"/>
       <w:pgMar w:top="936" w:right="1008" w:bottom="936" w:left="1008" w:header="720" w:footer="720" w:gutter="0"/>

--- a/downloads/teacher/ai-3-week-12.docx
+++ b/downloads/teacher/ai-3-week-12.docx
@@ -29,6 +29,11 @@
       </w:r>
     </w:p>
     <w:p>
+      <w:r>
+        <w:t>Prepare Speech and Audio Systems: check the target, prerequisites, resources and adaptable teaching schedule.</w:t>
+      </w:r>
+    </w:p>
+    <w:p>
       <w:pPr>
         <w:pStyle w:val="Heading3"/>
       </w:pPr>
@@ -37,8 +42,32 @@
       </w:r>
     </w:p>
     <w:p>
-      <w:r>
-        <w:t>Primary target: Explain the mechanism and terminology of speech pipelines and multimodal evidence</w:t>
+      <w:pPr>
+        <w:spacing w:line="336" w:lineRule="auto" w:after="180"/>
+      </w:pPr>
+      <w:r>
+        <w:rPr>
+          <w:b w:val="0"/>
+        </w:rPr>
+        <w:t xml:space="preserve">Primary target: Explain the </w:t>
+      </w:r>
+      <w:r>
+        <w:rPr>
+          <w:b/>
+        </w:rPr>
+        <w:t>mechanism</w:t>
+      </w:r>
+      <w:r>
+        <w:rPr>
+          <w:b w:val="0"/>
+        </w:rPr>
+        <w:t xml:space="preserve"> and terminology of speech pipelines and multimodal </w:t>
+      </w:r>
+      <w:r>
+        <w:rPr>
+          <w:b/>
+        </w:rPr>
+        <w:t>evidence</w:t>
       </w:r>
     </w:p>
     <w:tbl>
@@ -185,12 +214,47 @@
       </w:tr>
     </w:tbl>
     <w:p>
-      <w:r>
-        <w:t>This is a starting allocation of 135 minutes, not a validated duration. Preserve all named topics. Schedule extra time for connected examples, the full investigation, independent cases and project building. Repeated copies of a case share one recorded attempt; they are not new evidence.</w:t>
-      </w:r>
-    </w:p>
-    <w:p>
-      <w:r>
+      <w:pPr>
+        <w:spacing w:line="336" w:lineRule="auto" w:after="180"/>
+      </w:pPr>
+      <w:r>
+        <w:rPr>
+          <w:b w:val="0"/>
+        </w:rPr>
+        <w:t>This is a starting allocation of 135 minutes, not a validated duration. Preserve all named topics. Schedule extra time for connected examples, the full investigation, independent cases and project building.</w:t>
+      </w:r>
+    </w:p>
+    <w:p>
+      <w:pPr>
+        <w:spacing w:line="336" w:lineRule="auto" w:after="180"/>
+      </w:pPr>
+      <w:r>
+        <w:rPr>
+          <w:b w:val="0"/>
+        </w:rPr>
+        <w:t xml:space="preserve">Repeated copies of a case share one recorded attempt; they are not new </w:t>
+      </w:r>
+      <w:r>
+        <w:rPr>
+          <w:b/>
+        </w:rPr>
+        <w:t>evidence</w:t>
+      </w:r>
+      <w:r>
+        <w:rPr>
+          <w:b w:val="0"/>
+        </w:rPr>
+        <w:t>.</w:t>
+      </w:r>
+    </w:p>
+    <w:p>
+      <w:pPr>
+        <w:spacing w:line="336" w:lineRule="auto" w:after="180"/>
+      </w:pPr>
+      <w:r>
+        <w:rPr>
+          <w:b w:val="0"/>
+        </w:rPr>
         <w:t>Case exposure check: this source example appears in ai-2/26, ai-3/12, ai-3/13. Reuse a familiar case for recall or modelling; verify that the case used to assess transfer has not already received feedback.</w:t>
       </w:r>
     </w:p>
@@ -211,18 +275,82 @@
       </w:r>
     </w:p>
     <w:p>
-      <w:r>
+      <w:pPr>
+        <w:spacing w:line="336" w:lineRule="auto" w:after="180"/>
+      </w:pPr>
+      <w:r>
+        <w:rPr>
+          <w:b w:val="0"/>
+        </w:rPr>
         <w:t>Without opening the old lesson, explain one key idea from Visual Composition. Give an example and a mistake that the idea helps you avoid.</w:t>
       </w:r>
     </w:p>
     <w:p>
-      <w:r>
-        <w:t>Look for: Explain the mechanism and terminology of image generation and provenance</w:t>
-      </w:r>
-    </w:p>
-    <w:p>
-      <w:r>
-        <w:t>Reference example, not the only acceptable wording: Teacher explanation: An image generator constructs an output from learned patterns and a specification. A generated picture is not a record that the depicted event occurred. Keep a provenance record containing specification, tool/version when known, generation date, edits, permissions and intended use. Label fictional imagery. Inspect visual requirements and avoid inferring identity or event authenticity from appearance.</w:t>
+      <w:pPr>
+        <w:spacing w:line="336" w:lineRule="auto" w:after="180"/>
+      </w:pPr>
+      <w:r>
+        <w:rPr>
+          <w:b w:val="0"/>
+        </w:rPr>
+        <w:t xml:space="preserve">Look for: Explain the </w:t>
+      </w:r>
+      <w:r>
+        <w:rPr>
+          <w:b/>
+        </w:rPr>
+        <w:t>mechanism</w:t>
+      </w:r>
+      <w:r>
+        <w:rPr>
+          <w:b w:val="0"/>
+        </w:rPr>
+        <w:t xml:space="preserve"> and terminology of image generation and provenance</w:t>
+      </w:r>
+    </w:p>
+    <w:p>
+      <w:pPr>
+        <w:spacing w:line="336" w:lineRule="auto" w:after="180"/>
+      </w:pPr>
+      <w:r>
+        <w:rPr>
+          <w:b w:val="0"/>
+        </w:rPr>
+        <w:t xml:space="preserve">Reference example, not the only acceptable wording: Teacher explanation: An image generator constructs an </w:t>
+      </w:r>
+      <w:r>
+        <w:rPr>
+          <w:b/>
+        </w:rPr>
+        <w:t>output</w:t>
+      </w:r>
+      <w:r>
+        <w:rPr>
+          <w:b w:val="0"/>
+        </w:rPr>
+        <w:t xml:space="preserve"> from learned patterns and a specification. A generated picture is not a record that the depicted event occurred.</w:t>
+      </w:r>
+    </w:p>
+    <w:p>
+      <w:pPr>
+        <w:spacing w:line="336" w:lineRule="auto" w:after="180"/>
+      </w:pPr>
+      <w:r>
+        <w:rPr>
+          <w:b w:val="0"/>
+        </w:rPr>
+        <w:t>Keep a provenance record containing specification, tool/version when known, generation date, edits, permissions and intended use. Label fictional imagery.</w:t>
+      </w:r>
+    </w:p>
+    <w:p>
+      <w:pPr>
+        <w:spacing w:line="336" w:lineRule="auto" w:after="180"/>
+      </w:pPr>
+      <w:r>
+        <w:rPr>
+          <w:b w:val="0"/>
+        </w:rPr>
+        <w:t>Inspect visual requirements and avoid inferring identity or event authenticity from appearance.</w:t>
       </w:r>
     </w:p>
     <w:p>
@@ -234,18 +362,94 @@
       </w:r>
     </w:p>
     <w:p>
-      <w:r>
+      <w:pPr>
+        <w:spacing w:line="336" w:lineRule="auto" w:after="180"/>
+      </w:pPr>
+      <w:r>
+        <w:rPr>
+          <w:b w:val="0"/>
+        </w:rPr>
         <w:t>Without opening the old lesson, explain one key idea from Prompt Evaluation. Give an example and a mistake that the idea helps you avoid.</w:t>
       </w:r>
     </w:p>
     <w:p>
-      <w:r>
-        <w:t>Look for: Explain the mechanism and terminology of controlled prompt experiments</w:t>
-      </w:r>
-    </w:p>
-    <w:p>
-      <w:r>
-        <w:t>Reference example, not the only acceptable wording: Teacher explanation: A prompt experiment compares complete specifications using the same task cases. Define success before inspecting outputs; change one intended instruction and preserve other settings. Evaluate both prompts on paired cases with fixed model/version, source records, output contract and scoring rubric. Use development results for selection, then reserve new final cases. Score each case rather than counting attractive sentences.</w:t>
+      <w:pPr>
+        <w:spacing w:line="336" w:lineRule="auto" w:after="180"/>
+      </w:pPr>
+      <w:r>
+        <w:rPr>
+          <w:b w:val="0"/>
+        </w:rPr>
+        <w:t xml:space="preserve">Look for: Explain the </w:t>
+      </w:r>
+      <w:r>
+        <w:rPr>
+          <w:b/>
+        </w:rPr>
+        <w:t>mechanism</w:t>
+      </w:r>
+      <w:r>
+        <w:rPr>
+          <w:b w:val="0"/>
+        </w:rPr>
+        <w:t xml:space="preserve"> and terminology of controlled prompt experiments</w:t>
+      </w:r>
+    </w:p>
+    <w:p>
+      <w:pPr>
+        <w:spacing w:line="336" w:lineRule="auto" w:after="180"/>
+      </w:pPr>
+      <w:r>
+        <w:rPr>
+          <w:b w:val="0"/>
+        </w:rPr>
+        <w:t>Reference example, not the only acceptable wording: Teacher explanation: A prompt experiment compares complete specifications using the same task cases.</w:t>
+      </w:r>
+    </w:p>
+    <w:p>
+      <w:pPr>
+        <w:spacing w:line="336" w:lineRule="auto" w:after="180"/>
+      </w:pPr>
+      <w:r>
+        <w:rPr>
+          <w:b w:val="0"/>
+        </w:rPr>
+        <w:t xml:space="preserve">Define success before inspecting </w:t>
+      </w:r>
+      <w:r>
+        <w:rPr>
+          <w:b/>
+        </w:rPr>
+        <w:t>output</w:t>
+      </w:r>
+      <w:r>
+        <w:rPr>
+          <w:b w:val="0"/>
+        </w:rPr>
+        <w:t xml:space="preserve">s; change one intended instruction and preserve other settings. Evaluate both prompts on paired cases with fixed model/version, source records, </w:t>
+      </w:r>
+      <w:r>
+        <w:rPr>
+          <w:b/>
+        </w:rPr>
+        <w:t>output</w:t>
+      </w:r>
+      <w:r>
+        <w:rPr>
+          <w:b w:val="0"/>
+        </w:rPr>
+        <w:t xml:space="preserve"> contract and scoring rubric.</w:t>
+      </w:r>
+    </w:p>
+    <w:p>
+      <w:pPr>
+        <w:spacing w:line="336" w:lineRule="auto" w:after="180"/>
+      </w:pPr>
+      <w:r>
+        <w:rPr>
+          <w:b w:val="0"/>
+        </w:rPr>
+        <w:t>Use development results for selection, then reserve new final cases. Score each case rather than counting attractive sentences.</w:t>
       </w:r>
     </w:p>
     <w:p>
@@ -257,22 +461,57 @@
       </w:r>
     </w:p>
     <w:p>
-      <w:r>
+      <w:pPr>
+        <w:spacing w:line="336" w:lineRule="auto" w:after="180"/>
+      </w:pPr>
+      <w:r>
+        <w:rPr>
+          <w:b w:val="0"/>
+        </w:rPr>
         <w:t>Without opening the old lesson, explain one key idea from Examples and Rubrics. Give an example and a mistake that the idea helps you avoid.</w:t>
       </w:r>
     </w:p>
     <w:p>
-      <w:r>
+      <w:pPr>
+        <w:spacing w:line="336" w:lineRule="auto" w:after="180"/>
+      </w:pPr>
+      <w:r>
+        <w:rPr>
+          <w:b w:val="0"/>
+        </w:rPr>
         <w:t>Look for: Write a prompt specification with observable response criteria</w:t>
       </w:r>
     </w:p>
     <w:p>
-      <w:r>
-        <w:t>Reference example, not the only acceptable wording: Teacher explanation: Fields status,room,capacity,source_ids. Status supported or needs_review. supported requires matching current approval and current capacity for the same room; no unresolved conflict.</w:t>
-      </w:r>
-    </w:p>
-    <w:p>
-      <w:r>
+      <w:pPr>
+        <w:spacing w:line="336" w:lineRule="auto" w:after="180"/>
+      </w:pPr>
+      <w:r>
+        <w:rPr>
+          <w:b w:val="0"/>
+        </w:rPr>
+        <w:t>Reference example, not the only acceptable wording: Teacher explanation: Fields status,room,capacity,source_ids.</w:t>
+      </w:r>
+    </w:p>
+    <w:p>
+      <w:pPr>
+        <w:spacing w:line="336" w:lineRule="auto" w:after="180"/>
+      </w:pPr>
+      <w:r>
+        <w:rPr>
+          <w:b w:val="0"/>
+        </w:rPr>
+        <w:t>Status supported or needs_review. supported requires matching current approval and current capacity for the same room; no unresolved conflict.</w:t>
+      </w:r>
+    </w:p>
+    <w:p>
+      <w:pPr>
+        <w:spacing w:line="336" w:lineRule="auto" w:after="180"/>
+      </w:pPr>
+      <w:r>
+        <w:rPr>
+          <w:b w:val="0"/>
+        </w:rPr>
         <w:t>Use the student module and workbook section with this exact week title. The worked case, independent question and answers below form one aligned lesson sequence.</w:t>
       </w:r>
     </w:p>
@@ -285,7 +524,14 @@
       </w:r>
     </w:p>
     <w:p>
-      <w:r>
+      <w:pPr>
+        <w:spacing w:line="336" w:lineRule="auto" w:after="180"/>
+        <w:shd w:fill="F5F1FB"/>
+      </w:pPr>
+      <w:r>
+        <w:rPr>
+          <w:b w:val="0"/>
+        </w:rPr>
         <w:t>Audio says 'sixteen divided by four'; transcript says 'sixty divided by four'; calculator returns 15. Which stage first fails? What would a useful confirmation show?</w:t>
       </w:r>
     </w:p>
@@ -298,8 +544,26 @@
       </w:r>
     </w:p>
     <w:p>
-      <w:r>
-        <w:t>Speech interaction includes capture, recognition, interpretation, and response stages.</w:t>
+      <w:pPr>
+        <w:spacing w:line="336" w:lineRule="auto" w:after="180"/>
+      </w:pPr>
+      <w:r>
+        <w:rPr>
+          <w:b w:val="0"/>
+        </w:rPr>
+        <w:t xml:space="preserve">Speech interaction includes </w:t>
+      </w:r>
+      <w:r>
+        <w:rPr>
+          <w:b/>
+        </w:rPr>
+        <w:t>capture</w:t>
+      </w:r>
+      <w:r>
+        <w:rPr>
+          <w:b w:val="0"/>
+        </w:rPr>
+        <w:t>, recognition, interpretation, and response stages.</w:t>
       </w:r>
     </w:p>
     <w:tbl>
@@ -435,12 +699,38 @@
       </w:r>
     </w:p>
     <w:p>
-      <w:r>
+      <w:pPr>
+        <w:spacing w:line="336" w:lineRule="auto" w:after="180"/>
+      </w:pPr>
+      <w:r>
+        <w:rPr>
+          <w:b w:val="0"/>
+        </w:rPr>
         <w:t>Use the supplied scenario, student illustrations and blank paper. For numeric work, offer counters or a calculator after learners show the setup. Fictional records are supplied; personal data and paid accounts are unnecessary.</w:t>
       </w:r>
     </w:p>
     <w:p>
-      <w:r>
+      <w:pPr>
+        <w:pStyle w:val="Heading3"/>
+      </w:pPr>
+      <w:r>
+        <w:t>Alternative compact allocation</w:t>
+      </w:r>
+    </w:p>
+    <w:p>
+      <w:r>
+        <w:t>This compact option is not the full-week schedule. Use the main teaching cycle and allow extra sessions for the investigation, independent work and project.</w:t>
+      </w:r>
+    </w:p>
+    <w:p>
+      <w:pPr>
+        <w:spacing w:line="336" w:lineRule="auto" w:after="180"/>
+        <w:shd w:fill="F1F6F8"/>
+      </w:pPr>
+      <w:r>
+        <w:rPr>
+          <w:b w:val="0"/>
+        </w:rPr>
         <w:t>Allow 80 minutes: recall 8; explanation 12; worked demonstration 15; guided practice 20; independent assessment 15; project and reflection 10. Extend the lab into a second session when needed.</w:t>
       </w:r>
     </w:p>
@@ -453,8 +743,60 @@
       </w:r>
     </w:p>
     <w:p>
-      <w:r>
-        <w:t>Two 45-minute sessions. A multimodal pipeline may transcribe speech, inspect an image and generate a response. Errors at one stage can propagate even when later stages run correctly. Use the supplied constructed scenarios to make the mechanism inspectable. Collect W4 before sharing solutions. Students should name intermediate evidence and limitations; classroom pacing and learning effectiveness remain unvalidated.</w:t>
+      <w:pPr>
+        <w:spacing w:line="336" w:lineRule="auto" w:after="180"/>
+      </w:pPr>
+      <w:r>
+        <w:rPr>
+          <w:b w:val="0"/>
+        </w:rPr>
+        <w:t>Two 45-minute sessions. A multimodal pipeline may transcribe speech, inspect an image and generate a response. Errors at one stage can propagate even when later stages run correctly.</w:t>
+      </w:r>
+    </w:p>
+    <w:p>
+      <w:pPr>
+        <w:spacing w:line="336" w:lineRule="auto" w:after="180"/>
+      </w:pPr>
+      <w:r>
+        <w:rPr>
+          <w:b w:val="0"/>
+        </w:rPr>
+        <w:t xml:space="preserve">Use the supplied constructed scenarios to make the </w:t>
+      </w:r>
+      <w:r>
+        <w:rPr>
+          <w:b/>
+        </w:rPr>
+        <w:t>mechanism</w:t>
+      </w:r>
+      <w:r>
+        <w:rPr>
+          <w:b w:val="0"/>
+        </w:rPr>
+        <w:t xml:space="preserve"> inspectable. Collect W4 before sharing solutions.</w:t>
+      </w:r>
+    </w:p>
+    <w:p>
+      <w:pPr>
+        <w:spacing w:line="336" w:lineRule="auto" w:after="180"/>
+      </w:pPr>
+      <w:r>
+        <w:rPr>
+          <w:b w:val="0"/>
+        </w:rPr>
+        <w:t xml:space="preserve">Students should name intermediate </w:t>
+      </w:r>
+      <w:r>
+        <w:rPr>
+          <w:b/>
+        </w:rPr>
+        <w:t>evidence</w:t>
+      </w:r>
+      <w:r>
+        <w:rPr>
+          <w:b w:val="0"/>
+        </w:rPr>
+        <w:t xml:space="preserve"> and limitations; classroom pacing and learning effectiveness remain unvalidated.</w:t>
       </w:r>
     </w:p>
     <w:p>
@@ -466,22 +808,81 @@
       </w:r>
     </w:p>
     <w:p>
-      <w:r>
-        <w:t>A result depends on the inputs, procedure and conditions that produced it. Preserve data roles and distinguish observed outcomes from predictions or unmeasured conditions. If the prior concept cannot be explained, use a short retrieval activity before this chapter.</w:t>
-      </w:r>
-    </w:p>
-    <w:p>
-      <w:r>
+      <w:pPr>
+        <w:spacing w:line="336" w:lineRule="auto" w:after="180"/>
+      </w:pPr>
+      <w:r>
+        <w:rPr>
+          <w:b w:val="0"/>
+        </w:rPr>
+        <w:t xml:space="preserve">A result depends on the </w:t>
+      </w:r>
+      <w:r>
+        <w:rPr>
+          <w:b/>
+        </w:rPr>
+        <w:t>input</w:t>
+      </w:r>
+      <w:r>
+        <w:rPr>
+          <w:b w:val="0"/>
+        </w:rPr>
+        <w:t xml:space="preserve">s, procedure and conditions that produced it. Preserve data roles and distinguish observed outcomes from </w:t>
+      </w:r>
+      <w:r>
+        <w:rPr>
+          <w:b/>
+        </w:rPr>
+        <w:t>prediction</w:t>
+      </w:r>
+      <w:r>
+        <w:rPr>
+          <w:b w:val="0"/>
+        </w:rPr>
+        <w:t>s or unmeasured conditions.</w:t>
+      </w:r>
+    </w:p>
+    <w:p>
+      <w:pPr>
+        <w:spacing w:line="336" w:lineRule="auto" w:after="180"/>
+      </w:pPr>
+      <w:r>
+        <w:rPr>
+          <w:b w:val="0"/>
+        </w:rPr>
+        <w:t>If the prior concept cannot be explained, use a short retrieval activity before this chapter.</w:t>
+      </w:r>
+    </w:p>
+    <w:p>
+      <w:pPr>
+        <w:spacing w:line="336" w:lineRule="auto" w:after="180"/>
+      </w:pPr>
+      <w:r>
+        <w:rPr>
+          <w:b w:val="0"/>
+        </w:rPr>
         <w:t>Lesson and workbook; paper and pencil</w:t>
       </w:r>
     </w:p>
     <w:p>
-      <w:r>
+      <w:pPr>
+        <w:spacing w:line="336" w:lineRule="auto" w:after="180"/>
+      </w:pPr>
+      <w:r>
+        <w:rPr>
+          <w:b w:val="0"/>
+        </w:rPr>
         <w:t>Calculator and optional local Python 3 for arithmetic; no live API or private data</w:t>
       </w:r>
     </w:p>
     <w:p>
-      <w:r>
+      <w:pPr>
+        <w:spacing w:line="336" w:lineRule="auto" w:after="180"/>
+      </w:pPr>
+      <w:r>
+        <w:rPr>
+          <w:b w:val="0"/>
+        </w:rPr>
         <w:t>Prepare the fresh retry separately and withhold its solution until after collection</w:t>
       </w:r>
     </w:p>
@@ -494,12 +895,48 @@
       </w:r>
     </w:p>
     <w:p>
-      <w:r>
-        <w:t>By the end, I can separate speech recognition, calculation and speech output when diagnosing an error.</w:t>
-      </w:r>
-    </w:p>
-    <w:p>
-      <w:r>
+      <w:pPr>
+        <w:spacing w:line="336" w:lineRule="auto" w:after="180"/>
+      </w:pPr>
+      <w:r>
+        <w:rPr>
+          <w:b w:val="0"/>
+        </w:rPr>
+        <w:t xml:space="preserve">By the end, I can separate </w:t>
+      </w:r>
+      <w:r>
+        <w:rPr>
+          <w:b/>
+        </w:rPr>
+        <w:t>speech recognition</w:t>
+      </w:r>
+      <w:r>
+        <w:rPr>
+          <w:b w:val="0"/>
+        </w:rPr>
+        <w:t xml:space="preserve">, calculation and speech </w:t>
+      </w:r>
+      <w:r>
+        <w:rPr>
+          <w:b/>
+        </w:rPr>
+        <w:t>output</w:t>
+      </w:r>
+      <w:r>
+        <w:rPr>
+          <w:b w:val="0"/>
+        </w:rPr>
+        <w:t xml:space="preserve"> when diagnosing an error.</w:t>
+      </w:r>
+    </w:p>
+    <w:p>
+      <w:pPr>
+        <w:spacing w:line="336" w:lineRule="auto" w:after="180"/>
+      </w:pPr>
+      <w:r>
+        <w:rPr>
+          <w:b w:val="0"/>
+        </w:rPr>
         <w:t>This added worked case illustrates the week’s main idea. Retain all original and connected topics; schedule its practice within the teaching cycle.</w:t>
       </w:r>
     </w:p>
@@ -512,61 +949,203 @@
       </w:r>
     </w:p>
     <w:p>
+      <w:r>
+        <w:t>Model Speech and Audio Systems using the supplied case, labelled mechanism and reasoning. Make the scope of each conclusion explicit.</w:t>
+      </w:r>
+    </w:p>
+    <w:p>
+      <w:pPr>
+        <w:spacing w:line="336" w:lineRule="auto" w:after="180"/>
+      </w:pPr>
+      <w:r>
+        <w:rPr>
+          <w:b/>
+        </w:rPr>
+        <w:t>Input</w:t>
+      </w:r>
+      <w:r>
+        <w:rPr>
+          <w:b w:val="0"/>
+        </w:rPr>
+        <w:t xml:space="preserve"> → </w:t>
+      </w:r>
+      <w:r>
+        <w:rPr>
+          <w:b/>
+        </w:rPr>
+        <w:t>Process</w:t>
+      </w:r>
+      <w:r>
+        <w:rPr>
+          <w:b w:val="0"/>
+        </w:rPr>
+        <w:t xml:space="preserve"> → </w:t>
+      </w:r>
+      <w:r>
+        <w:rPr>
+          <w:b/>
+        </w:rPr>
+        <w:t>Output</w:t>
+      </w:r>
+    </w:p>
+    <w:p>
+      <w:pPr>
+        <w:spacing w:line="336" w:lineRule="auto" w:after="180"/>
+      </w:pPr>
+      <w:r>
+        <w:rPr>
+          <w:b w:val="0"/>
+        </w:rPr>
+        <w:t>Trace the information. At each stage, ask what changed and how you could test it.</w:t>
+      </w:r>
+    </w:p>
+    <w:p>
+      <w:pPr>
+        <w:spacing w:line="336" w:lineRule="auto" w:after="180"/>
+      </w:pPr>
+      <w:r>
+        <w:rPr>
+          <w:b w:val="0"/>
+        </w:rPr>
+        <w:t>Which stage could fail even when the other two are correct? Explain:</w:t>
+      </w:r>
+    </w:p>
+    <w:p>
+      <w:pPr>
+        <w:spacing w:line="336" w:lineRule="auto" w:after="180"/>
+      </w:pPr>
+      <w:r>
+        <w:rPr>
+          <w:b w:val="0"/>
+        </w:rPr>
+        <w:t xml:space="preserve">Predict first. Then check each step. A correct answer without visible reasoning is incomplete </w:t>
+      </w:r>
+      <w:r>
+        <w:rPr>
+          <w:b/>
+        </w:rPr>
+        <w:t>evidence</w:t>
+      </w:r>
+      <w:r>
+        <w:rPr>
+          <w:b w:val="0"/>
+        </w:rPr>
+        <w:t>.</w:t>
+      </w:r>
+    </w:p>
+    <w:p>
+      <w:pPr>
+        <w:spacing w:line="336" w:lineRule="auto" w:after="180"/>
+        <w:shd w:fill="F4F9FC"/>
+      </w:pPr>
+      <w:r>
+        <w:rPr>
+          <w:b w:val="0"/>
+        </w:rPr>
+        <w:t>1. Learner says ‘define erosion’ in a noisy room.</w:t>
+      </w:r>
+    </w:p>
+    <w:p>
+      <w:pPr>
+        <w:spacing w:line="336" w:lineRule="auto" w:after="180"/>
+        <w:shd w:fill="F4F9FC"/>
+      </w:pPr>
+      <w:r>
+        <w:rPr>
+          <w:b w:val="0"/>
+        </w:rPr>
+        <w:t xml:space="preserve">2. Recognizer </w:t>
+      </w:r>
+      <w:r>
+        <w:rPr>
+          <w:b/>
+        </w:rPr>
+        <w:t>output</w:t>
+      </w:r>
+      <w:r>
+        <w:rPr>
+          <w:b w:val="0"/>
+        </w:rPr>
+        <w:t>s ‘design erosion.’</w:t>
+      </w:r>
+    </w:p>
+    <w:p>
+      <w:pPr>
+        <w:spacing w:line="336" w:lineRule="auto" w:after="180"/>
+        <w:shd w:fill="F4F9FC"/>
+      </w:pPr>
+      <w:r>
+        <w:rPr>
+          <w:b w:val="0"/>
+        </w:rPr>
+        <w:t xml:space="preserve">3. </w:t>
+      </w:r>
+      <w:r>
+        <w:rPr>
+          <w:b/>
+        </w:rPr>
+        <w:t>Intent</w:t>
+      </w:r>
+      <w:r>
+        <w:rPr>
+          <w:b w:val="0"/>
+        </w:rPr>
+        <w:t xml:space="preserve"> stage follows the wrong transcript.</w:t>
+      </w:r>
+    </w:p>
+    <w:p>
+      <w:pPr>
+        <w:spacing w:line="336" w:lineRule="auto" w:after="180"/>
+        <w:shd w:fill="F4F9FC"/>
+      </w:pPr>
+      <w:r>
+        <w:rPr>
+          <w:b w:val="0"/>
+        </w:rPr>
+        <w:t>4. Display transcript, allow correction, and avoid high-consequence action from uncertain audio.</w:t>
+      </w:r>
+    </w:p>
+    <w:p>
+      <w:pPr>
+        <w:spacing w:line="336" w:lineRule="auto" w:after="180"/>
+      </w:pPr>
+      <w:r>
+        <w:rPr>
+          <w:b w:val="0"/>
+        </w:rPr>
+        <w:t>Recalculate, retrace, or restate the reasoning in your own representation:</w:t>
+      </w:r>
+    </w:p>
+    <w:p>
+      <w:pPr>
+        <w:spacing w:line="336" w:lineRule="auto" w:after="180"/>
+        <w:shd w:fill="F5F1FB"/>
+      </w:pPr>
+      <w:r>
+        <w:rPr>
+          <w:b w:val="0"/>
+        </w:rPr>
+        <w:t xml:space="preserve">CHECK Did the </w:t>
+      </w:r>
+      <w:r>
+        <w:rPr>
+          <w:b/>
+        </w:rPr>
+        <w:t>evidence</w:t>
+      </w:r>
+      <w:r>
+        <w:rPr>
+          <w:b w:val="0"/>
+        </w:rPr>
+        <w:t xml:space="preserve"> answer the exact question? Did the total, path, or source record stay consistent?</w:t>
+      </w:r>
+    </w:p>
+    <w:p>
       <w:pPr>
         <w:pStyle w:val="Heading3"/>
       </w:pPr>
       <w:r>
-        <w:t>Explain the mechanism</w:t>
-      </w:r>
-    </w:p>
-    <w:p>
-      <w:r>
-        <w:t>Input → Process → Output</w:t>
-      </w:r>
-    </w:p>
-    <w:p>
-      <w:r>
-        <w:t>Trace the information. At each stage, ask what changed and how you could test it.</w:t>
-      </w:r>
-    </w:p>
-    <w:p>
-      <w:r>
-        <w:t>Which stage could fail even when the other two are correct? Explain:</w:t>
-      </w:r>
-    </w:p>
-    <w:p>
-      <w:r>
-        <w:t>Predict first. Then check each step. A correct answer without visible reasoning is incomplete evidence.</w:t>
-      </w:r>
-    </w:p>
-    <w:p>
-      <w:r>
-        <w:t>1. Learner says ‘define erosion’ in a noisy room.</w:t>
-      </w:r>
-    </w:p>
-    <w:p>
-      <w:r>
-        <w:t>2. Recognizer outputs ‘design erosion.’</w:t>
-      </w:r>
-    </w:p>
-    <w:p>
-      <w:r>
-        <w:t>3. Intent stage follows the wrong transcript.</w:t>
-      </w:r>
-    </w:p>
-    <w:p>
-      <w:r>
-        <w:t>4. Display transcript, allow correction, and avoid high-consequence action from uncertain audio.</w:t>
-      </w:r>
-    </w:p>
-    <w:p>
-      <w:r>
-        <w:t>Recalculate, retrace, or restate the reasoning in your own representation:</w:t>
-      </w:r>
-    </w:p>
-    <w:p>
-      <w:r>
-        <w:t>CHECK Did the evidence answer the exact question? Did the total, path, or source record stay consistent?</w:t>
+        <w:t>Concrete teaching case</w:t>
       </w:r>
     </w:p>
     <w:p>
@@ -574,16 +1153,30 @@
         <w:pStyle w:val="Heading3"/>
       </w:pPr>
       <w:r>
-        <w:t>Concrete teaching case</w:t>
-      </w:r>
-    </w:p>
-    <w:p>
-      <w:r>
+        <w:t>The teaching case</w:t>
+      </w:r>
+    </w:p>
+    <w:p>
+      <w:pPr>
+        <w:spacing w:line="336" w:lineRule="auto" w:after="180"/>
+        <w:shd w:fill="F1F6FC"/>
+      </w:pPr>
+      <w:r>
+        <w:rPr>
+          <w:b w:val="0"/>
+        </w:rPr>
         <w:t>A speech tool hears fifteen as fifty, then calculates correctly using fifty.</w:t>
       </w:r>
     </w:p>
     <w:p>
-      <w:r>
+      <w:pPr>
+        <w:spacing w:line="336" w:lineRule="auto" w:after="180"/>
+        <w:shd w:fill="F5F1FB"/>
+      </w:pPr>
+      <w:r>
+        <w:rPr>
+          <w:b w:val="0"/>
+        </w:rPr>
         <w:t>Where did the error enter?</w:t>
       </w:r>
     </w:p>
@@ -596,36 +1189,214 @@
       </w:r>
     </w:p>
     <w:p>
-      <w:r>
-        <w:t>Transcription supplied the wrong number. Confirm the transcript or ask for clarification. Correct arithmetic cannot repair wrong input.</w:t>
-      </w:r>
-    </w:p>
-    <w:p>
       <w:pPr>
         <w:pStyle w:val="Heading3"/>
       </w:pPr>
       <w:r>
+        <w:t>Why the result follows</w:t>
+      </w:r>
+    </w:p>
+    <w:p>
+      <w:pPr>
+        <w:spacing w:line="336" w:lineRule="auto" w:after="180"/>
+        <w:shd w:fill="F1F6FC"/>
+      </w:pPr>
+      <w:r>
+        <w:rPr>
+          <w:b/>
+        </w:rPr>
+        <w:t>Transcription</w:t>
+      </w:r>
+      <w:r>
+        <w:rPr>
+          <w:b w:val="0"/>
+        </w:rPr>
+        <w:t xml:space="preserve"> supplied the wrong number. Confirm the transcript or ask for clarification. Correct arithmetic cannot repair wrong </w:t>
+      </w:r>
+      <w:r>
+        <w:rPr>
+          <w:b/>
+        </w:rPr>
+        <w:t>input</w:t>
+      </w:r>
+      <w:r>
+        <w:rPr>
+          <w:b w:val="0"/>
+        </w:rPr>
+        <w:t>.</w:t>
+      </w:r>
+    </w:p>
+    <w:p>
+      <w:pPr>
+        <w:pStyle w:val="Heading3"/>
+      </w:pPr>
+      <w:r>
         <w:t>Explain the added worked example</w:t>
       </w:r>
     </w:p>
     <w:p>
-      <w:r>
+      <w:pPr>
+        <w:spacing w:line="336" w:lineRule="auto" w:after="180"/>
+      </w:pPr>
+      <w:r>
+        <w:rPr>
+          <w:b w:val="0"/>
+        </w:rPr>
         <w:t>A multimodal pipeline may transcribe speech, inspect an image and generate a response. Errors at one stage can propagate even when later stages run correctly.</w:t>
       </w:r>
     </w:p>
     <w:p>
-      <w:r>
-        <w:t>Begin by writing the question the procedure is intended to answer. Identify the information already supplied, the information it will produce and the information still missing. These are constructed classroom examples; they do not require live accounts, private records or an external service. Do not treat a plausible explanation as a measured outcome.</w:t>
-      </w:r>
-    </w:p>
-    <w:p>
-      <w:r>
-        <w:t>Track source modality, segment/time references, transcription, interpretation and final claims separately. Compare conflicting evidence without assuming one modality always wins. Ask for clarification when the task needs unresolved information.</w:t>
-      </w:r>
-    </w:p>
-    <w:p>
-      <w:r>
-        <w:t>Before applying the procedure, write its units, denominator or decision boundary where relevant. A partner should be able to repeat each step using the same inputs. If a required input is absent or violates the stated contract, record that condition explicitly instead of quietly replacing it with a convenient value.</w:t>
+      <w:pPr>
+        <w:pStyle w:val="Heading3"/>
+      </w:pPr>
+      <w:r>
+        <w:t>Explain the added worked example · 1</w:t>
+      </w:r>
+    </w:p>
+    <w:p>
+      <w:pPr>
+        <w:spacing w:line="336" w:lineRule="auto" w:after="180"/>
+      </w:pPr>
+      <w:r>
+        <w:rPr>
+          <w:b w:val="0"/>
+        </w:rPr>
+        <w:t>Begin by writing the question the procedure is intended to answer. Identify the information already supplied, the information it will produce and the information still missing.</w:t>
+      </w:r>
+    </w:p>
+    <w:p>
+      <w:pPr>
+        <w:spacing w:line="336" w:lineRule="auto" w:after="180"/>
+      </w:pPr>
+      <w:r>
+        <w:rPr>
+          <w:b w:val="0"/>
+        </w:rPr>
+        <w:t>These are constructed classroom examples; they do not require live accounts, private records or an external service. Do not treat a plausible explanation as a measured outcome.</w:t>
+      </w:r>
+    </w:p>
+    <w:p>
+      <w:pPr>
+        <w:spacing w:line="336" w:lineRule="auto" w:after="180"/>
+      </w:pPr>
+      <w:r>
+        <w:rPr>
+          <w:b w:val="0"/>
+        </w:rPr>
+        <w:t xml:space="preserve">Track source </w:t>
+      </w:r>
+      <w:r>
+        <w:rPr>
+          <w:b/>
+        </w:rPr>
+        <w:t>modality</w:t>
+      </w:r>
+      <w:r>
+        <w:rPr>
+          <w:b w:val="0"/>
+        </w:rPr>
+        <w:t xml:space="preserve">, segment/time references, </w:t>
+      </w:r>
+      <w:r>
+        <w:rPr>
+          <w:b/>
+        </w:rPr>
+        <w:t>transcription</w:t>
+      </w:r>
+      <w:r>
+        <w:rPr>
+          <w:b w:val="0"/>
+        </w:rPr>
+        <w:t xml:space="preserve">, interpretation and final claims separately. Compare conflicting </w:t>
+      </w:r>
+      <w:r>
+        <w:rPr>
+          <w:b/>
+        </w:rPr>
+        <w:t>evidence</w:t>
+      </w:r>
+      <w:r>
+        <w:rPr>
+          <w:b w:val="0"/>
+        </w:rPr>
+        <w:t xml:space="preserve"> without assuming one </w:t>
+      </w:r>
+      <w:r>
+        <w:rPr>
+          <w:b/>
+        </w:rPr>
+        <w:t>modality</w:t>
+      </w:r>
+      <w:r>
+        <w:rPr>
+          <w:b w:val="0"/>
+        </w:rPr>
+        <w:t xml:space="preserve"> always wins.</w:t>
+      </w:r>
+    </w:p>
+    <w:p>
+      <w:pPr>
+        <w:spacing w:line="336" w:lineRule="auto" w:after="180"/>
+      </w:pPr>
+      <w:r>
+        <w:rPr>
+          <w:b w:val="0"/>
+        </w:rPr>
+        <w:t>Ask for clarification when the task needs unresolved information.</w:t>
+      </w:r>
+    </w:p>
+    <w:p>
+      <w:pPr>
+        <w:pStyle w:val="Heading3"/>
+      </w:pPr>
+      <w:r>
+        <w:t>Explain the added worked example · 2</w:t>
+      </w:r>
+    </w:p>
+    <w:p>
+      <w:pPr>
+        <w:spacing w:line="336" w:lineRule="auto" w:after="180"/>
+      </w:pPr>
+      <w:r>
+        <w:rPr>
+          <w:b w:val="0"/>
+        </w:rPr>
+        <w:t xml:space="preserve">Before applying the procedure, write its units, denominator or decision boundary where relevant. A partner should be able to repeat each step using the same </w:t>
+      </w:r>
+      <w:r>
+        <w:rPr>
+          <w:b/>
+        </w:rPr>
+        <w:t>input</w:t>
+      </w:r>
+      <w:r>
+        <w:rPr>
+          <w:b w:val="0"/>
+        </w:rPr>
+        <w:t>s.</w:t>
+      </w:r>
+    </w:p>
+    <w:p>
+      <w:pPr>
+        <w:spacing w:line="336" w:lineRule="auto" w:after="180"/>
+      </w:pPr>
+      <w:r>
+        <w:rPr>
+          <w:b w:val="0"/>
+        </w:rPr>
+        <w:t xml:space="preserve">If a required </w:t>
+      </w:r>
+      <w:r>
+        <w:rPr>
+          <w:b/>
+        </w:rPr>
+        <w:t>input</w:t>
+      </w:r>
+      <w:r>
+        <w:rPr>
+          <w:b w:val="0"/>
+        </w:rPr>
+        <w:t xml:space="preserve"> is absent or violates the stated contract, record that condition explicitly instead of quietly replacing it with a convenient value.</w:t>
       </w:r>
     </w:p>
     <w:p>
@@ -747,23 +1518,125 @@
       </w:r>
     </w:p>
     <w:p>
-      <w:r>
-        <w:t>Use the complete worked example below before asking learners to complete W2. Reveal a small part, invite a prediction, then explain the deciding step. These teacher notes contain solutions; do not reveal the independent case answer during modelling.</w:t>
-      </w:r>
-    </w:p>
-    <w:p>
-      <w:r>
+      <w:pPr>
+        <w:spacing w:line="336" w:lineRule="auto" w:after="180"/>
+      </w:pPr>
+      <w:r>
+        <w:rPr>
+          <w:b w:val="0"/>
+        </w:rPr>
+        <w:t xml:space="preserve">Use the complete worked example below before asking learners to complete W2. Reveal a small part, invite a </w:t>
+      </w:r>
+      <w:r>
+        <w:rPr>
+          <w:b/>
+        </w:rPr>
+        <w:t>prediction</w:t>
+      </w:r>
+      <w:r>
+        <w:rPr>
+          <w:b w:val="0"/>
+        </w:rPr>
+        <w:t>, then explain the deciding step.</w:t>
+      </w:r>
+    </w:p>
+    <w:p>
+      <w:pPr>
+        <w:spacing w:line="336" w:lineRule="auto" w:after="180"/>
+      </w:pPr>
+      <w:r>
+        <w:rPr>
+          <w:b w:val="0"/>
+        </w:rPr>
+        <w:t>These teacher notes contain solutions; do not reveal the independent case answer during modelling.</w:t>
+      </w:r>
+    </w:p>
+    <w:p>
+      <w:pPr>
+        <w:spacing w:line="336" w:lineRule="auto" w:after="180"/>
+      </w:pPr>
+      <w:r>
+        <w:rPr>
+          <w:b w:val="0"/>
+        </w:rPr>
         <w:t>Audio transcript reads fifteen boxes; a clear written inventory says fifty boxes. The original audio is unavailable and the assistant reports fifteen as certain.</w:t>
       </w:r>
     </w:p>
     <w:p>
-      <w:r>
+      <w:pPr>
+        <w:spacing w:line="336" w:lineRule="auto" w:after="180"/>
+      </w:pPr>
+      <w:r>
+        <w:rPr>
+          <w:b w:val="0"/>
+        </w:rPr>
         <w:t>There is an unresolved quantity conflict and no audio replay. Preserve both sources and ask the responsible person; certainty is unsupported.</w:t>
       </w:r>
     </w:p>
     <w:p>
-      <w:r>
-        <w:t>Compare the intermediate evidence with the final statement. Explain why each number or decision follows from the stated inputs. The conclusion belongs to this scenario and procedure; changing the inputs, evaluation population or authority can change what it establishes. Retain the raw record so a later revision can be compared honestly.</w:t>
+      <w:pPr>
+        <w:pStyle w:val="Heading3"/>
+      </w:pPr>
+      <w:r>
+        <w:t>Model the reasoning aloud · 3</w:t>
+      </w:r>
+    </w:p>
+    <w:p>
+      <w:pPr>
+        <w:spacing w:line="336" w:lineRule="auto" w:after="180"/>
+      </w:pPr>
+      <w:r>
+        <w:rPr>
+          <w:b w:val="0"/>
+        </w:rPr>
+        <w:t xml:space="preserve">Compare the intermediate </w:t>
+      </w:r>
+      <w:r>
+        <w:rPr>
+          <w:b/>
+        </w:rPr>
+        <w:t>evidence</w:t>
+      </w:r>
+      <w:r>
+        <w:rPr>
+          <w:b w:val="0"/>
+        </w:rPr>
+        <w:t xml:space="preserve"> with the final statement. Explain why each number or decision follows from the stated </w:t>
+      </w:r>
+      <w:r>
+        <w:rPr>
+          <w:b/>
+        </w:rPr>
+        <w:t>input</w:t>
+      </w:r>
+      <w:r>
+        <w:rPr>
+          <w:b w:val="0"/>
+        </w:rPr>
+        <w:t>s.</w:t>
+      </w:r>
+    </w:p>
+    <w:p>
+      <w:pPr>
+        <w:spacing w:line="336" w:lineRule="auto" w:after="180"/>
+      </w:pPr>
+      <w:r>
+        <w:rPr>
+          <w:b w:val="0"/>
+        </w:rPr>
+        <w:t xml:space="preserve">The conclusion belongs to this scenario and procedure; changing the </w:t>
+      </w:r>
+      <w:r>
+        <w:rPr>
+          <w:b/>
+        </w:rPr>
+        <w:t>input</w:t>
+      </w:r>
+      <w:r>
+        <w:rPr>
+          <w:b w:val="0"/>
+        </w:rPr>
+        <w:t>s, evaluation population or authority can change what it establishes. Retain the raw record so a later revision can be compared honestly.</w:t>
       </w:r>
     </w:p>
     <w:tbl>
@@ -869,7 +1742,13 @@
       </w:tr>
     </w:tbl>
     <w:p>
-      <w:r>
+      <w:pPr>
+        <w:spacing w:line="336" w:lineRule="auto" w:after="180"/>
+      </w:pPr>
+      <w:r>
+        <w:rPr>
+          <w:b w:val="0"/>
+        </w:rPr>
         <w:t>Use the diagram and verbal explanation together. Ask learners to match a sentence to a specific visual step; do not assign learners fixed visual or auditory learning styles.</w:t>
       </w:r>
     </w:p>
@@ -882,7 +1761,13 @@
       </w:r>
     </w:p>
     <w:p>
-      <w:r>
+      <w:pPr>
+        <w:spacing w:line="336" w:lineRule="auto" w:after="180"/>
+      </w:pPr>
+      <w:r>
+        <w:rPr>
+          <w:b w:val="0"/>
+        </w:rPr>
         <w:t>A fictional learner dictates a calculation to a voice assistant.</w:t>
       </w:r>
     </w:p>
@@ -895,12 +1780,42 @@
       </w:r>
     </w:p>
     <w:p>
-      <w:r>
+      <w:pPr>
+        <w:pStyle w:val="Heading3"/>
+      </w:pPr>
+      <w:r>
+        <w:t>Supplied facts</w:t>
+      </w:r>
+    </w:p>
+    <w:p>
+      <w:pPr>
+        <w:spacing w:line="336" w:lineRule="auto" w:after="180"/>
+        <w:shd w:fill="F1F6FC"/>
+      </w:pPr>
+      <w:r>
+        <w:rPr>
+          <w:b w:val="0"/>
+        </w:rPr>
         <w:t>Known audio phrase: “thirteen plus seven”. Transcript: “thirty plus seven”. Calculator returns 37.</w:t>
       </w:r>
     </w:p>
     <w:p>
-      <w:r>
+      <w:pPr>
+        <w:pStyle w:val="Heading3"/>
+      </w:pPr>
+      <w:r>
+        <w:t>Supplied facts</w:t>
+      </w:r>
+    </w:p>
+    <w:p>
+      <w:pPr>
+        <w:spacing w:line="336" w:lineRule="auto" w:after="180"/>
+        <w:shd w:fill="F1F6FC"/>
+      </w:pPr>
+      <w:r>
+        <w:rPr>
+          <w:b w:val="0"/>
+        </w:rPr>
         <w:t>Synthetic voice says “thirty-seven”. The example supplies ground truth; no real audio was analysed.</w:t>
       </w:r>
     </w:p>
@@ -1086,20 +2001,86 @@
       </w:r>
     </w:p>
     <w:p>
-      <w:r>
-        <w:t>The first error occurs before arithmetic. Blaming the calculator would target a stage that correctly processed its supplied text. Read-back or on-screen confirmation lets the user catch a number misunderstanding before action. Retain the original audio and transcript, where permitted, to separate recognition defects from later processing errors.</w:t>
-      </w:r>
-    </w:p>
-    <w:p>
       <w:pPr>
         <w:pStyle w:val="Heading3"/>
       </w:pPr>
       <w:r>
+        <w:t>Why the result follows</w:t>
+      </w:r>
+    </w:p>
+    <w:p>
+      <w:pPr>
+        <w:spacing w:line="336" w:lineRule="auto" w:after="180"/>
+        <w:shd w:fill="F1F6FC"/>
+      </w:pPr>
+      <w:r>
+        <w:rPr>
+          <w:b w:val="0"/>
+        </w:rPr>
+        <w:t xml:space="preserve">The first error occurs before arithmetic. Blaming the calculator would target a stage that correctly </w:t>
+      </w:r>
+      <w:r>
+        <w:rPr>
+          <w:b/>
+        </w:rPr>
+        <w:t>process</w:t>
+      </w:r>
+      <w:r>
+        <w:rPr>
+          <w:b w:val="0"/>
+        </w:rPr>
+        <w:t>ed its supplied text. Read-back or on-screen confirmation lets the user catch a number misunderstanding before action.</w:t>
+      </w:r>
+    </w:p>
+    <w:p>
+      <w:pPr>
+        <w:spacing w:line="336" w:lineRule="auto" w:after="180"/>
+        <w:shd w:fill="F1F6FC"/>
+      </w:pPr>
+      <w:r>
+        <w:rPr>
+          <w:b w:val="0"/>
+        </w:rPr>
+        <w:t xml:space="preserve">Retain the original audio and transcript, where permitted, to separate recognition defects from later </w:t>
+      </w:r>
+      <w:r>
+        <w:rPr>
+          <w:b/>
+        </w:rPr>
+        <w:t>process</w:t>
+      </w:r>
+      <w:r>
+        <w:rPr>
+          <w:b w:val="0"/>
+        </w:rPr>
+        <w:t>ing errors.</w:t>
+      </w:r>
+    </w:p>
+    <w:p>
+      <w:pPr>
+        <w:pStyle w:val="Heading3"/>
+      </w:pPr>
+      <w:r>
         <w:t>What this example does not establish</w:t>
       </w:r>
     </w:p>
     <w:p>
-      <w:r>
+      <w:pPr>
+        <w:pStyle w:val="Heading3"/>
+      </w:pPr>
+      <w:r>
+        <w:t>Keep the stated limit</w:t>
+      </w:r>
+    </w:p>
+    <w:p>
+      <w:pPr>
+        <w:spacing w:line="336" w:lineRule="auto" w:after="180"/>
+        <w:shd w:fill="FFF5E6"/>
+      </w:pPr>
+      <w:r>
+        <w:rPr>
+          <w:b w:val="0"/>
+        </w:rPr>
         <w:t>These supplied transcript facts do not establish how an actual recogniser performs for accents, noise or different speakers.</w:t>
       </w:r>
     </w:p>
@@ -1112,31 +2093,143 @@
       </w:r>
     </w:p>
     <w:p>
-      <w:r>
+      <w:pPr>
+        <w:pStyle w:val="Heading3"/>
+      </w:pPr>
+      <w:r>
+        <w:t>Change one thing</w:t>
+      </w:r>
+    </w:p>
+    <w:p>
+      <w:pPr>
+        <w:spacing w:line="336" w:lineRule="auto" w:after="180"/>
+        <w:shd w:fill="F5F1FB"/>
+      </w:pPr>
+      <w:r>
+        <w:rPr>
+          <w:b w:val="0"/>
+        </w:rPr>
         <w:t>Change: Correct the transcript to “thirteen plus seven” with all later stages unchanged.</w:t>
       </w:r>
     </w:p>
     <w:p>
-      <w:r>
-        <w:t>Prediction: The calculator and spoken result should become 20 under the declared pipeline.</w:t>
-      </w:r>
-    </w:p>
-    <w:p>
-      <w:r>
-        <w:t>Reason: 13+7=20; the changed input removes the earlier recognition error.</w:t>
-      </w:r>
-    </w:p>
-    <w:p>
       <w:pPr>
         <w:pStyle w:val="Heading3"/>
       </w:pPr>
       <w:r>
+        <w:t>Predicted result</w:t>
+      </w:r>
+    </w:p>
+    <w:p>
+      <w:pPr>
+        <w:spacing w:line="336" w:lineRule="auto" w:after="180"/>
+        <w:shd w:fill="F1F6FC"/>
+      </w:pPr>
+      <w:r>
+        <w:rPr>
+          <w:b/>
+        </w:rPr>
+        <w:t>Prediction</w:t>
+      </w:r>
+      <w:r>
+        <w:rPr>
+          <w:b w:val="0"/>
+        </w:rPr>
+        <w:t>: The calculator and spoken result should become 20 under the declared pipeline.</w:t>
+      </w:r>
+    </w:p>
+    <w:p>
+      <w:pPr>
+        <w:pStyle w:val="Heading3"/>
+      </w:pPr>
+      <w:r>
+        <w:t>Why the result follows</w:t>
+      </w:r>
+    </w:p>
+    <w:p>
+      <w:pPr>
+        <w:spacing w:line="336" w:lineRule="auto" w:after="180"/>
+        <w:shd w:fill="F1F6FC"/>
+      </w:pPr>
+      <w:r>
+        <w:rPr>
+          <w:b w:val="0"/>
+        </w:rPr>
+        <w:t xml:space="preserve">Reason: 13+7=20; the changed </w:t>
+      </w:r>
+      <w:r>
+        <w:rPr>
+          <w:b/>
+        </w:rPr>
+        <w:t>input</w:t>
+      </w:r>
+      <w:r>
+        <w:rPr>
+          <w:b w:val="0"/>
+        </w:rPr>
+        <w:t xml:space="preserve"> removes the earlier recognition error.</w:t>
+      </w:r>
+    </w:p>
+    <w:p>
+      <w:pPr>
+        <w:pStyle w:val="Heading3"/>
+      </w:pPr>
+      <w:r>
         <w:t>Ask while showing the picture</w:t>
       </w:r>
     </w:p>
     <w:p>
-      <w:r>
-        <w:t>Cover the result. Ask learners to name the inputs and predict the next step. Uncover one step, connect the icon to the actual procedure, and explain its evidence. Then change the supplied condition and compare. The picture is a representation; it does not document execution of a real AI model.</w:t>
+      <w:pPr>
+        <w:pStyle w:val="Heading3"/>
+      </w:pPr>
+      <w:r>
+        <w:t>Ask while showing the picture · 4</w:t>
+      </w:r>
+    </w:p>
+    <w:p>
+      <w:pPr>
+        <w:spacing w:line="336" w:lineRule="auto" w:after="180"/>
+      </w:pPr>
+      <w:r>
+        <w:rPr>
+          <w:b w:val="0"/>
+        </w:rPr>
+        <w:t xml:space="preserve">Cover the result. Ask learners to name the </w:t>
+      </w:r>
+      <w:r>
+        <w:rPr>
+          <w:b/>
+        </w:rPr>
+        <w:t>input</w:t>
+      </w:r>
+      <w:r>
+        <w:rPr>
+          <w:b w:val="0"/>
+        </w:rPr>
+        <w:t xml:space="preserve">s and predict the next step. Uncover one step, connect the icon to the actual procedure, and explain its </w:t>
+      </w:r>
+      <w:r>
+        <w:rPr>
+          <w:b/>
+        </w:rPr>
+        <w:t>evidence</w:t>
+      </w:r>
+      <w:r>
+        <w:rPr>
+          <w:b w:val="0"/>
+        </w:rPr>
+        <w:t>. Then change the supplied condition and compare.</w:t>
+      </w:r>
+    </w:p>
+    <w:p>
+      <w:pPr>
+        <w:spacing w:line="336" w:lineRule="auto" w:after="180"/>
+      </w:pPr>
+      <w:r>
+        <w:rPr>
+          <w:b w:val="0"/>
+        </w:rPr>
+        <w:t>The picture is a representation; it does not document execution of a real AI model.</w:t>
       </w:r>
     </w:p>
     <w:p>
@@ -1148,11 +2241,16 @@
       </w:r>
     </w:p>
     <w:p>
+      <w:r>
+        <w:t>Demonstrate Speech and Audio Systems, reduce support deliberately and check individual reasoning before discussing answers.</w:t>
+      </w:r>
+    </w:p>
+    <w:p>
       <w:pPr>
         <w:pStyle w:val="Heading3"/>
       </w:pPr>
       <w:r>
-        <w:t>Demonstrate and guide practice</w:t>
+        <w:t>Board sequence</w:t>
       </w:r>
     </w:p>
     <w:p>
@@ -1160,26 +2258,114 @@
         <w:pStyle w:val="Heading3"/>
       </w:pPr>
       <w:r>
-        <w:t>Board sequence</w:t>
-      </w:r>
-    </w:p>
-    <w:p>
-      <w:r>
+        <w:t>1. Put the facts on the board</w:t>
+      </w:r>
+    </w:p>
+    <w:p>
+      <w:pPr>
+        <w:spacing w:line="336" w:lineRule="auto" w:after="180"/>
+        <w:shd w:fill="F4F9FC"/>
+      </w:pPr>
+      <w:r>
+        <w:rPr>
+          <w:b w:val="0"/>
+        </w:rPr>
         <w:t>Write the given facts: A speech tool hears fifteen as fifty, then calculates correctly using fifty.</w:t>
       </w:r>
     </w:p>
     <w:p>
-      <w:r>
+      <w:pPr>
+        <w:pStyle w:val="Heading3"/>
+      </w:pPr>
+      <w:r>
+        <w:t>2. State the decision to explain</w:t>
+      </w:r>
+    </w:p>
+    <w:p>
+      <w:pPr>
+        <w:spacing w:line="336" w:lineRule="auto" w:after="180"/>
+        <w:shd w:fill="F5F1FB"/>
+      </w:pPr>
+      <w:r>
+        <w:rPr>
+          <w:b w:val="0"/>
+        </w:rPr>
         <w:t>Write the question to explain: Where did the error enter?</w:t>
       </w:r>
     </w:p>
     <w:p>
-      <w:r>
-        <w:t>Reveal after predictions: Transcription supplied the wrong number. Confirm the transcript or ask for clarification. Correct arithmetic cannot repair wrong input.</w:t>
-      </w:r>
-    </w:p>
-    <w:p>
-      <w:r>
+      <w:pPr>
+        <w:pStyle w:val="Heading3"/>
+      </w:pPr>
+      <w:r>
+        <w:t>3. Reveal the worked reasoning</w:t>
+      </w:r>
+    </w:p>
+    <w:p>
+      <w:pPr>
+        <w:spacing w:line="336" w:lineRule="auto" w:after="180"/>
+        <w:shd w:fill="F1F6FC"/>
+      </w:pPr>
+      <w:r>
+        <w:rPr>
+          <w:b w:val="0"/>
+        </w:rPr>
+        <w:t xml:space="preserve">Reveal after </w:t>
+      </w:r>
+      <w:r>
+        <w:rPr>
+          <w:b/>
+        </w:rPr>
+        <w:t>prediction</w:t>
+      </w:r>
+      <w:r>
+        <w:rPr>
+          <w:b w:val="0"/>
+        </w:rPr>
+        <w:t xml:space="preserve">s: </w:t>
+      </w:r>
+      <w:r>
+        <w:rPr>
+          <w:b/>
+        </w:rPr>
+        <w:t>Transcription</w:t>
+      </w:r>
+      <w:r>
+        <w:rPr>
+          <w:b w:val="0"/>
+        </w:rPr>
+        <w:t xml:space="preserve"> supplied the wrong number. Confirm the transcript or ask for clarification. Correct arithmetic cannot repair wrong </w:t>
+      </w:r>
+      <w:r>
+        <w:rPr>
+          <w:b/>
+        </w:rPr>
+        <w:t>input</w:t>
+      </w:r>
+      <w:r>
+        <w:rPr>
+          <w:b w:val="0"/>
+        </w:rPr>
+        <w:t>.</w:t>
+      </w:r>
+    </w:p>
+    <w:p>
+      <w:pPr>
+        <w:pStyle w:val="Heading3"/>
+      </w:pPr>
+      <w:r>
+        <w:t>Hold back the independent task</w:t>
+      </w:r>
+    </w:p>
+    <w:p>
+      <w:pPr>
+        <w:spacing w:line="336" w:lineRule="auto" w:after="180"/>
+        <w:shd w:fill="F5F1FB"/>
+      </w:pPr>
+      <w:r>
+        <w:rPr>
+          <w:b w:val="0"/>
+        </w:rPr>
         <w:t>Keep for an independent attempt: A recording says fifteen, but the transcript says fifty. The summary repeats fifty. Where did the error enter, and what should be checked first?</w:t>
       </w:r>
     </w:p>
@@ -1192,23 +2378,77 @@
       </w:r>
     </w:p>
     <w:p>
-      <w:r>
+      <w:pPr>
+        <w:pStyle w:val="Heading3"/>
+      </w:pPr>
+      <w:r>
+        <w:t>Ask the class</w:t>
+      </w:r>
+    </w:p>
+    <w:p>
+      <w:pPr>
+        <w:spacing w:line="336" w:lineRule="auto" w:after="180"/>
+        <w:shd w:fill="F5F1FB"/>
+      </w:pPr>
+      <w:r>
+        <w:rPr>
+          <w:b w:val="0"/>
+        </w:rPr>
         <w:t>Ask: Which facts are given, and which would we have to assume? Learners mark relevant details before discussing answers.</w:t>
       </w:r>
     </w:p>
     <w:p>
-      <w:r>
+      <w:pPr>
+        <w:pStyle w:val="Heading3"/>
+      </w:pPr>
+      <w:r>
+        <w:t>Language to model</w:t>
+      </w:r>
+    </w:p>
+    <w:p>
+      <w:pPr>
+        <w:spacing w:line="336" w:lineRule="auto" w:after="180"/>
+        <w:shd w:fill="F1F6F8"/>
+      </w:pPr>
+      <w:r>
+        <w:rPr>
+          <w:b w:val="0"/>
+        </w:rPr>
         <w:t>Say: Predict first. Show the rule, information path or calculation that would produce the result. A correct guess is not yet an explanation.</w:t>
       </w:r>
     </w:p>
     <w:p>
-      <w:r>
+      <w:pPr>
+        <w:spacing w:line="336" w:lineRule="auto" w:after="180"/>
+      </w:pPr>
+      <w:r>
+        <w:rPr>
+          <w:b w:val="0"/>
+        </w:rPr>
         <w:t>Reveal reasoning one step at a time. Explain why a tempting alternative fails. Write units and denominators for arithmetic, trace conditions for decisions, and identify supporting sources for claims.</w:t>
       </w:r>
     </w:p>
     <w:p>
-      <w:r>
-        <w:t>In pairs, one learner solves while the other checks evidence; exchange roles. Remove the worked answer before independent assessment.</w:t>
+      <w:pPr>
+        <w:spacing w:line="336" w:lineRule="auto" w:after="180"/>
+      </w:pPr>
+      <w:r>
+        <w:rPr>
+          <w:b w:val="0"/>
+        </w:rPr>
+        <w:t xml:space="preserve">In pairs, one learner solves while the other checks </w:t>
+      </w:r>
+      <w:r>
+        <w:rPr>
+          <w:b/>
+        </w:rPr>
+        <w:t>evidence</w:t>
+      </w:r>
+      <w:r>
+        <w:rPr>
+          <w:b w:val="0"/>
+        </w:rPr>
+        <w:t>; exchange roles. Remove the worked answer before independent assessment.</w:t>
       </w:r>
     </w:p>
     <w:p>
@@ -1220,8 +2460,72 @@
       </w:r>
     </w:p>
     <w:p>
-      <w:r>
-        <w:t>Guided: There is an unresolved quantity conflict and no audio replay. Preserve both sources and ask the responsible person; certainty is unsupported. Qualification: A stage-level accuracy or authority policy does not establish every modality agrees or every downstream claim is supported. Exit: accept a concrete variation with its predicted outcome and a stated condition that would challenge the mechanism; reject a claim resting on unmeasured evidence.</w:t>
+      <w:pPr>
+        <w:spacing w:line="336" w:lineRule="auto" w:after="180"/>
+      </w:pPr>
+      <w:r>
+        <w:rPr>
+          <w:b w:val="0"/>
+        </w:rPr>
+        <w:t>Guided: There is an unresolved quantity conflict and no audio replay. Preserve both sources and ask the responsible person; certainty is unsupported.</w:t>
+      </w:r>
+    </w:p>
+    <w:p>
+      <w:pPr>
+        <w:spacing w:line="336" w:lineRule="auto" w:after="180"/>
+      </w:pPr>
+      <w:r>
+        <w:rPr>
+          <w:b w:val="0"/>
+        </w:rPr>
+        <w:t xml:space="preserve">Qualification: A stage-level accuracy or authority policy does not establish every </w:t>
+      </w:r>
+      <w:r>
+        <w:rPr>
+          <w:b/>
+        </w:rPr>
+        <w:t>modality</w:t>
+      </w:r>
+      <w:r>
+        <w:rPr>
+          <w:b w:val="0"/>
+        </w:rPr>
+        <w:t xml:space="preserve"> agrees or every downstream claim is supported.</w:t>
+      </w:r>
+    </w:p>
+    <w:p>
+      <w:pPr>
+        <w:spacing w:line="336" w:lineRule="auto" w:after="180"/>
+      </w:pPr>
+      <w:r>
+        <w:rPr>
+          <w:b w:val="0"/>
+        </w:rPr>
+        <w:t xml:space="preserve">Exit: accept a concrete variation with its predicted outcome and a stated condition that would challenge the </w:t>
+      </w:r>
+      <w:r>
+        <w:rPr>
+          <w:b/>
+        </w:rPr>
+        <w:t>mechanism</w:t>
+      </w:r>
+      <w:r>
+        <w:rPr>
+          <w:b w:val="0"/>
+        </w:rPr>
+        <w:t xml:space="preserve">; reject a claim resting on unmeasured </w:t>
+      </w:r>
+      <w:r>
+        <w:rPr>
+          <w:b/>
+        </w:rPr>
+        <w:t>evidence</w:t>
+      </w:r>
+      <w:r>
+        <w:rPr>
+          <w:b w:val="0"/>
+        </w:rPr>
+        <w:t>.</w:t>
       </w:r>
     </w:p>
     <w:p>
@@ -1453,18 +2757,89 @@
       </w:r>
     </w:p>
     <w:p>
-      <w:r>
-        <w:t>Completion task: Audio transcript reads fifteen boxes; a clear written inventory says fifty boxes. The original audio is unavailable and the assistant reports fifteen as certain. Show the intermediate steps and give the conclusion with its scope.</w:t>
-      </w:r>
-    </w:p>
-    <w:p>
-      <w:r>
+      <w:pPr>
+        <w:pStyle w:val="Heading3"/>
+      </w:pPr>
+      <w:r>
+        <w:t>Completion practice</w:t>
+      </w:r>
+    </w:p>
+    <w:p>
+      <w:pPr>
+        <w:spacing w:line="336" w:lineRule="auto" w:after="180"/>
+        <w:shd w:fill="F5F1FB"/>
+      </w:pPr>
+      <w:r>
+        <w:rPr>
+          <w:b w:val="0"/>
+        </w:rPr>
+        <w:t>Completion task: Audio transcript reads fifteen boxes; a clear written inventory says fifty boxes. The original audio is unavailable and the assistant reports fifteen as certain.</w:t>
+      </w:r>
+    </w:p>
+    <w:p>
+      <w:pPr>
+        <w:spacing w:line="336" w:lineRule="auto" w:after="180"/>
+        <w:shd w:fill="F5F1FB"/>
+      </w:pPr>
+      <w:r>
+        <w:rPr>
+          <w:b w:val="0"/>
+        </w:rPr>
+        <w:t>Show the intermediate steps and give the conclusion with its scope.</w:t>
+      </w:r>
+    </w:p>
+    <w:p>
+      <w:pPr>
+        <w:pStyle w:val="Heading3"/>
+      </w:pPr>
+      <w:r>
+        <w:t>Reasoning to listen for</w:t>
+      </w:r>
+    </w:p>
+    <w:p>
+      <w:pPr>
+        <w:spacing w:line="336" w:lineRule="auto" w:after="180"/>
+        <w:shd w:fill="F1F6FC"/>
+      </w:pPr>
+      <w:r>
+        <w:rPr>
+          <w:b w:val="0"/>
+        </w:rPr>
         <w:t>Teacher check: Teacher explanation: There is an unresolved quantity conflict and no audio replay. Preserve both sources and ask the responsible person; certainty is unsupported.</w:t>
       </w:r>
     </w:p>
     <w:p>
-      <w:r>
-        <w:t>Start by identifying the given inputs together. Leave the intermediate steps blank. If needed, model one step, then withdraw that help on the next step. Move to a full trace only when the partial trace is understood. For partners, alternate explainer and checker; collect a response from every learner before discussion.</w:t>
+      <w:pPr>
+        <w:spacing w:line="336" w:lineRule="auto" w:after="180"/>
+      </w:pPr>
+      <w:r>
+        <w:rPr>
+          <w:b w:val="0"/>
+        </w:rPr>
+        <w:t xml:space="preserve">Start by identifying the given </w:t>
+      </w:r>
+      <w:r>
+        <w:rPr>
+          <w:b/>
+        </w:rPr>
+        <w:t>input</w:t>
+      </w:r>
+      <w:r>
+        <w:rPr>
+          <w:b w:val="0"/>
+        </w:rPr>
+        <w:t>s together. Leave the intermediate steps blank. If needed, model one step, then withdraw that help on the next step. Move to a full trace only when the partial trace is understood.</w:t>
+      </w:r>
+    </w:p>
+    <w:p>
+      <w:pPr>
+        <w:spacing w:line="336" w:lineRule="auto" w:after="180"/>
+      </w:pPr>
+      <w:r>
+        <w:rPr>
+          <w:b w:val="0"/>
+        </w:rPr>
+        <w:t>For partners, alternate explainer and checker; collect a response from every learner before discussion.</w:t>
       </w:r>
     </w:p>
     <w:p>
@@ -1476,18 +2851,37 @@
       </w:r>
     </w:p>
     <w:p>
-      <w:r>
-        <w:t>Use the worked case for Speech pipelines and multimodal evidence. Proposed explanation: “The worked result establishes every future case”. Decide whether this explanation is supported. Point to the step or supplied fact that decides; explain your repair if needed.</w:t>
-      </w:r>
-    </w:p>
-    <w:p>
-      <w:r>
-        <w:t>Expected correction: A stage-level accuracy or authority policy does not establish every modality agrees or every downstream claim is supported.</w:t>
-      </w:r>
-    </w:p>
-    <w:p>
-      <w:r>
-        <w:t>Collect explanations, not only yes/no votes. If a misunderstanding is common, re-model the relevant step for the class. If it affects a few learners, give a short targeted group explanation while others solve a more demanding variation.</w:t>
+      <w:pPr>
+        <w:spacing w:line="336" w:lineRule="auto" w:after="180"/>
+      </w:pPr>
+      <w:r>
+        <w:rPr>
+          <w:b w:val="0"/>
+        </w:rPr>
+        <w:t xml:space="preserve">Use the worked case for Speech pipelines and multimodal </w:t>
+      </w:r>
+      <w:r>
+        <w:rPr>
+          <w:b/>
+        </w:rPr>
+        <w:t>evidence</w:t>
+      </w:r>
+      <w:r>
+        <w:rPr>
+          <w:b w:val="0"/>
+        </w:rPr>
+        <w:t>. Proposed explanation: “The worked result establishes every future case”. Decide whether this explanation is supported.</w:t>
+      </w:r>
+    </w:p>
+    <w:p>
+      <w:pPr>
+        <w:spacing w:line="336" w:lineRule="auto" w:after="180"/>
+      </w:pPr>
+      <w:r>
+        <w:rPr>
+          <w:b w:val="0"/>
+        </w:rPr>
+        <w:t>Point to the step or supplied fact that decides; explain your repair if needed.</w:t>
       </w:r>
     </w:p>
     <w:p>
@@ -1495,12 +2889,85 @@
         <w:pStyle w:val="Heading3"/>
       </w:pPr>
       <w:r>
+        <w:t>Expected repair</w:t>
+      </w:r>
+    </w:p>
+    <w:p>
+      <w:pPr>
+        <w:spacing w:line="336" w:lineRule="auto" w:after="180"/>
+        <w:shd w:fill="F1F6FC"/>
+      </w:pPr>
+      <w:r>
+        <w:rPr>
+          <w:b w:val="0"/>
+        </w:rPr>
+        <w:t xml:space="preserve">Expected correction: A stage-level accuracy or authority policy does not establish every </w:t>
+      </w:r>
+      <w:r>
+        <w:rPr>
+          <w:b/>
+        </w:rPr>
+        <w:t>modality</w:t>
+      </w:r>
+      <w:r>
+        <w:rPr>
+          <w:b w:val="0"/>
+        </w:rPr>
+        <w:t xml:space="preserve"> agrees or every downstream claim is supported.</w:t>
+      </w:r>
+    </w:p>
+    <w:p>
+      <w:pPr>
+        <w:spacing w:line="336" w:lineRule="auto" w:after="180"/>
+      </w:pPr>
+      <w:r>
+        <w:rPr>
+          <w:b w:val="0"/>
+        </w:rPr>
+        <w:t>Collect explanations, not only yes/no votes. If a misunderstanding is common, re-model the relevant step for the class.</w:t>
+      </w:r>
+    </w:p>
+    <w:p>
+      <w:pPr>
+        <w:spacing w:line="336" w:lineRule="auto" w:after="180"/>
+      </w:pPr>
+      <w:r>
+        <w:rPr>
+          <w:b w:val="0"/>
+        </w:rPr>
+        <w:t>If it affects a few learners, give a short targeted group explanation while others solve a more demanding variation.</w:t>
+      </w:r>
+    </w:p>
+    <w:p>
+      <w:pPr>
+        <w:pStyle w:val="Heading3"/>
+      </w:pPr>
+      <w:r>
         <w:t>Pictorial practice question</w:t>
       </w:r>
     </w:p>
     <w:p>
-      <w:r>
-        <w:t>Which stage was initially wrong, and which stage was correctly operating on a wrong input?</w:t>
+      <w:pPr>
+        <w:spacing w:line="336" w:lineRule="auto" w:after="180"/>
+        <w:shd w:fill="F5F1FB"/>
+      </w:pPr>
+      <w:r>
+        <w:rPr>
+          <w:b w:val="0"/>
+        </w:rPr>
+        <w:t xml:space="preserve">Which stage was initially wrong, and which stage was correctly operating on a wrong </w:t>
+      </w:r>
+      <w:r>
+        <w:rPr>
+          <w:b/>
+        </w:rPr>
+        <w:t>input</w:t>
+      </w:r>
+      <w:r>
+        <w:rPr>
+          <w:b w:val="0"/>
+        </w:rPr>
+        <w:t>?</w:t>
       </w:r>
     </w:p>
     <w:p>
@@ -1512,18 +2979,102 @@
       </w:r>
     </w:p>
     <w:p>
-      <w:r>
-        <w:t>Speech recognition was wrong. The calculator correctly computed 30+7; synthesis correctly repeated that wrong-for-intent result.</w:t>
-      </w:r>
-    </w:p>
-    <w:p>
-      <w:r>
-        <w:t>Changed-case reasoning: The calculator and spoken result should become 20 under the declared pipeline. 13+7=20; the changed input removes the earlier recognition error.</w:t>
-      </w:r>
-    </w:p>
-    <w:p>
-      <w:r>
-        <w:t>Collect each learner’s explanation before discussion. Use the first missing connection between input, deciding step and result to choose support. This question is worked-case practice, not fresh mastery evidence.</w:t>
+      <w:pPr>
+        <w:spacing w:line="336" w:lineRule="auto" w:after="180"/>
+      </w:pPr>
+      <w:r>
+        <w:rPr>
+          <w:b/>
+        </w:rPr>
+        <w:t>Speech recognition</w:t>
+      </w:r>
+      <w:r>
+        <w:rPr>
+          <w:b w:val="0"/>
+        </w:rPr>
+        <w:t xml:space="preserve"> was wrong. The calculator correctly computed 30+7; </w:t>
+      </w:r>
+      <w:r>
+        <w:rPr>
+          <w:b/>
+        </w:rPr>
+        <w:t>synthesis</w:t>
+      </w:r>
+      <w:r>
+        <w:rPr>
+          <w:b w:val="0"/>
+        </w:rPr>
+        <w:t xml:space="preserve"> correctly repeated that wrong-for-</w:t>
+      </w:r>
+      <w:r>
+        <w:rPr>
+          <w:b/>
+        </w:rPr>
+        <w:t>intent</w:t>
+      </w:r>
+      <w:r>
+        <w:rPr>
+          <w:b w:val="0"/>
+        </w:rPr>
+        <w:t xml:space="preserve"> result.</w:t>
+      </w:r>
+    </w:p>
+    <w:p>
+      <w:pPr>
+        <w:spacing w:line="336" w:lineRule="auto" w:after="180"/>
+      </w:pPr>
+      <w:r>
+        <w:rPr>
+          <w:b w:val="0"/>
+        </w:rPr>
+        <w:t xml:space="preserve">Changed-case reasoning: The calculator and spoken result should become 20 under the declared pipeline. 13+7=20; the changed </w:t>
+      </w:r>
+      <w:r>
+        <w:rPr>
+          <w:b/>
+        </w:rPr>
+        <w:t>input</w:t>
+      </w:r>
+      <w:r>
+        <w:rPr>
+          <w:b w:val="0"/>
+        </w:rPr>
+        <w:t xml:space="preserve"> removes the earlier recognition error.</w:t>
+      </w:r>
+    </w:p>
+    <w:p>
+      <w:pPr>
+        <w:spacing w:line="336" w:lineRule="auto" w:after="180"/>
+      </w:pPr>
+      <w:r>
+        <w:rPr>
+          <w:b w:val="0"/>
+        </w:rPr>
+        <w:t xml:space="preserve">Collect each learner’s explanation before discussion. Use the first missing connection between </w:t>
+      </w:r>
+      <w:r>
+        <w:rPr>
+          <w:b/>
+        </w:rPr>
+        <w:t>input</w:t>
+      </w:r>
+      <w:r>
+        <w:rPr>
+          <w:b w:val="0"/>
+        </w:rPr>
+        <w:t xml:space="preserve">, deciding step and result to choose support. This question is worked-case practice, not fresh mastery </w:t>
+      </w:r>
+      <w:r>
+        <w:rPr>
+          <w:b/>
+        </w:rPr>
+        <w:t>evidence</w:t>
+      </w:r>
+      <w:r>
+        <w:rPr>
+          <w:b w:val="0"/>
+        </w:rPr>
+        <w:t>.</w:t>
       </w:r>
     </w:p>
     <w:p>
@@ -1535,54 +3086,105 @@
       </w:r>
     </w:p>
     <w:p>
+      <w:r>
+        <w:t>Run the Speech and Audio Systems investigation and use the first unsupported step to choose a teaching response.</w:t>
+      </w:r>
+    </w:p>
+    <w:p>
+      <w:pPr>
+        <w:spacing w:line="336" w:lineRule="auto" w:after="180"/>
+      </w:pPr>
+      <w:r>
+        <w:rPr>
+          <w:b w:val="0"/>
+        </w:rPr>
+        <w:t>Words You Can Use to Reason</w:t>
+      </w:r>
+    </w:p>
+    <w:p>
+      <w:pPr>
+        <w:spacing w:line="336" w:lineRule="auto" w:after="180"/>
+      </w:pPr>
+      <w:r>
+        <w:rPr>
+          <w:b w:val="0"/>
+        </w:rPr>
+        <w:t>A definition matters when you can recognize the idea, use it, and contrast it with a near-miss.</w:t>
+      </w:r>
+    </w:p>
+    <w:p>
+      <w:pPr>
+        <w:spacing w:line="336" w:lineRule="auto" w:after="180"/>
+      </w:pPr>
+      <w:r>
+        <w:rPr>
+          <w:b w:val="0"/>
+        </w:rPr>
+        <w:t>Predict → Test → Record → Explain</w:t>
+      </w:r>
+    </w:p>
+    <w:p>
+      <w:pPr>
+        <w:spacing w:line="336" w:lineRule="auto" w:after="180"/>
+      </w:pPr>
+      <w:r>
+        <w:rPr>
+          <w:b w:val="0"/>
+        </w:rPr>
+        <w:t>Keep expected and actual results separate. Surprises are useful data when recorded honestly.</w:t>
+      </w:r>
+    </w:p>
+    <w:p>
+      <w:pPr>
+        <w:spacing w:line="336" w:lineRule="auto" w:after="180"/>
+      </w:pPr>
+      <w:r>
+        <w:rPr>
+          <w:b w:val="0"/>
+        </w:rPr>
+        <w:t>Trace four audio failures stage by stage, locate the first mismatch, and propose a stage-specific test or fallback.</w:t>
+      </w:r>
+    </w:p>
+    <w:p>
+      <w:pPr>
+        <w:spacing w:line="336" w:lineRule="auto" w:after="180"/>
+        <w:shd w:fill="F5F1FB"/>
+      </w:pPr>
+      <w:r>
+        <w:rPr>
+          <w:b w:val="0"/>
+        </w:rPr>
+        <w:t>What did the hardest test teach you that the normal test did not?</w:t>
+      </w:r>
+    </w:p>
+    <w:p>
       <w:pPr>
         <w:pStyle w:val="Heading3"/>
       </w:pPr>
       <w:r>
-        <w:t>Run the weekly evidence lab</w:t>
-      </w:r>
-    </w:p>
-    <w:p>
-      <w:r>
-        <w:t>Words You Can Use to Reason</w:t>
-      </w:r>
-    </w:p>
-    <w:p>
-      <w:r>
-        <w:t>A definition matters when you can recognize the idea, use it, and contrast it with a near-miss.</w:t>
-      </w:r>
-    </w:p>
-    <w:p>
-      <w:r>
-        <w:t>Predict → Test → Record → Explain</w:t>
-      </w:r>
-    </w:p>
-    <w:p>
-      <w:r>
-        <w:t>Keep expected and actual results separate. Surprises are useful data when recorded honestly.</w:t>
-      </w:r>
-    </w:p>
-    <w:p>
-      <w:r>
-        <w:t>Trace four audio failures stage by stage, locate the first mismatch, and propose a stage-specific test or fallback.</w:t>
-      </w:r>
-    </w:p>
-    <w:p>
-      <w:r>
-        <w:t>What did the hardest test teach you that the normal test did not?</w:t>
-      </w:r>
-    </w:p>
-    <w:p>
-      <w:pPr>
-        <w:pStyle w:val="Heading3"/>
-      </w:pPr>
-      <w:r>
         <w:t>Make the lab runnable</w:t>
       </w:r>
     </w:p>
     <w:p>
-      <w:r>
-        <w:t>Use the concrete case as the shared normal case and the independent question as a second case. Each pair creates a boundary or missing-information case and predicts its result before testing. Keep the expected result separate from an observed mistake.</w:t>
+      <w:pPr>
+        <w:spacing w:line="336" w:lineRule="auto" w:after="180"/>
+      </w:pPr>
+      <w:r>
+        <w:rPr>
+          <w:b w:val="0"/>
+        </w:rPr>
+        <w:t>Use the concrete case as the shared normal case and the independent question as a second case. Each pair creates a boundary or missing-information case and predicts its result before testing.</w:t>
+      </w:r>
+    </w:p>
+    <w:p>
+      <w:pPr>
+        <w:spacing w:line="336" w:lineRule="auto" w:after="180"/>
+      </w:pPr>
+      <w:r>
+        <w:rPr>
+          <w:b w:val="0"/>
+        </w:rPr>
+        <w:t>Keep the expected result separate from an observed mistake.</w:t>
       </w:r>
     </w:p>
     <w:tbl>
@@ -1740,8 +3342,25 @@
       </w:r>
     </w:p>
     <w:p>
-      <w:r>
-        <w:t>For guessing, return to given facts and request a trace. For vocabulary without application, use one example and one non-example. For arithmetic errors, check the setup before the calculation. Finish with a different uncoached case before recording mastery.</w:t>
+      <w:pPr>
+        <w:spacing w:line="336" w:lineRule="auto" w:after="180"/>
+      </w:pPr>
+      <w:r>
+        <w:rPr>
+          <w:b w:val="0"/>
+        </w:rPr>
+        <w:t>For guessing, return to given facts and request a trace. For vocabulary without application, use one example and one non-example. For arithmetic errors, check the setup before the calculation.</w:t>
+      </w:r>
+    </w:p>
+    <w:p>
+      <w:pPr>
+        <w:spacing w:line="336" w:lineRule="auto" w:after="180"/>
+      </w:pPr>
+      <w:r>
+        <w:rPr>
+          <w:b w:val="0"/>
+        </w:rPr>
+        <w:t>Finish with a different uncoached case before recording mastery.</w:t>
       </w:r>
     </w:p>
     <w:p>
@@ -1753,18 +3372,84 @@
       </w:r>
     </w:p>
     <w:p>
-      <w:r>
-        <w:t>The worked result establishes every future case: A stage-level accuracy or authority policy does not establish every modality agrees or every downstream claim is supported.</w:t>
-      </w:r>
-    </w:p>
-    <w:p>
-      <w:r>
-        <w:t>A missing input may be replaced without recording the change: A replacement changes the evidence or contract. Record the change and its justification; do not silently turn unknown into a measured value.</w:t>
-      </w:r>
-    </w:p>
-    <w:p>
-      <w:r>
-        <w:t>Repeating an assessed case is new independent evidence: A replay checks consistency. An example used for feedback or revision cannot later be described as untouched final evaluation.</w:t>
+      <w:pPr>
+        <w:spacing w:line="336" w:lineRule="auto" w:after="180"/>
+      </w:pPr>
+      <w:r>
+        <w:rPr>
+          <w:b w:val="0"/>
+        </w:rPr>
+        <w:t xml:space="preserve">The worked result establishes every future case: A stage-level accuracy or authority policy does not establish every </w:t>
+      </w:r>
+      <w:r>
+        <w:rPr>
+          <w:b/>
+        </w:rPr>
+        <w:t>modality</w:t>
+      </w:r>
+      <w:r>
+        <w:rPr>
+          <w:b w:val="0"/>
+        </w:rPr>
+        <w:t xml:space="preserve"> agrees or every downstream claim is supported.</w:t>
+      </w:r>
+    </w:p>
+    <w:p>
+      <w:pPr>
+        <w:spacing w:line="336" w:lineRule="auto" w:after="180"/>
+      </w:pPr>
+      <w:r>
+        <w:rPr>
+          <w:b w:val="0"/>
+        </w:rPr>
+        <w:t xml:space="preserve">A missing </w:t>
+      </w:r>
+      <w:r>
+        <w:rPr>
+          <w:b/>
+        </w:rPr>
+        <w:t>input</w:t>
+      </w:r>
+      <w:r>
+        <w:rPr>
+          <w:b w:val="0"/>
+        </w:rPr>
+        <w:t xml:space="preserve"> may be replaced without recording the change: A replacement changes the </w:t>
+      </w:r>
+      <w:r>
+        <w:rPr>
+          <w:b/>
+        </w:rPr>
+        <w:t>evidence</w:t>
+      </w:r>
+      <w:r>
+        <w:rPr>
+          <w:b w:val="0"/>
+        </w:rPr>
+        <w:t xml:space="preserve"> or contract. Record the change and its justification; do not silently turn unknown into a measured value.</w:t>
+      </w:r>
+    </w:p>
+    <w:p>
+      <w:pPr>
+        <w:spacing w:line="336" w:lineRule="auto" w:after="180"/>
+      </w:pPr>
+      <w:r>
+        <w:rPr>
+          <w:b w:val="0"/>
+        </w:rPr>
+        <w:t xml:space="preserve">Repeating an assessed case is new independent </w:t>
+      </w:r>
+      <w:r>
+        <w:rPr>
+          <w:b/>
+        </w:rPr>
+        <w:t>evidence</w:t>
+      </w:r>
+      <w:r>
+        <w:rPr>
+          <w:b w:val="0"/>
+        </w:rPr>
+        <w:t>: A replay checks consistency. An example used for feedback or revision cannot later be described as untouched final evaluation.</w:t>
       </w:r>
     </w:p>
     <w:p>
@@ -1922,8 +3607,25 @@
       </w:tr>
     </w:tbl>
     <w:p>
-      <w:r>
-        <w:t>Offer an oral explanation, drawing, enlarged visual or fewer examples when that removes a reading/writing barrier. Keep the same reasoning goal. Stretch secure learners by changing a boundary or assumption and asking them to defend the effect, not simply by assigning more of the same questions.</w:t>
+      <w:pPr>
+        <w:spacing w:line="336" w:lineRule="auto" w:after="180"/>
+      </w:pPr>
+      <w:r>
+        <w:rPr>
+          <w:b w:val="0"/>
+        </w:rPr>
+        <w:t>Offer an oral explanation, drawing, enlarged visual or fewer examples when that removes a reading/writing barrier. Keep the same reasoning goal.</w:t>
+      </w:r>
+    </w:p>
+    <w:p>
+      <w:pPr>
+        <w:spacing w:line="336" w:lineRule="auto" w:after="180"/>
+      </w:pPr>
+      <w:r>
+        <w:rPr>
+          <w:b w:val="0"/>
+        </w:rPr>
+        <w:t>Stretch secure learners by changing a boundary or assumption and asking them to defend the effect, not simply by assigning more of the same questions.</w:t>
       </w:r>
     </w:p>
     <w:p>
@@ -1935,11 +3637,16 @@
       </w:r>
     </w:p>
     <w:p>
+      <w:r>
+        <w:t>Use the Speech and Audio Systems questions, teacher keys and criteria after the relevant attempts. Previously discussed cases are practice; protect the separately selected independent task.</w:t>
+      </w:r>
+    </w:p>
+    <w:p>
       <w:pPr>
         <w:pStyle w:val="Heading3"/>
       </w:pPr>
       <w:r>
-        <w:t>Assess and explain the answers</w:t>
+        <w:t>Worked case answer</w:t>
       </w:r>
     </w:p>
     <w:p>
@@ -1947,12 +3654,37 @@
         <w:pStyle w:val="Heading3"/>
       </w:pPr>
       <w:r>
-        <w:t>Worked case answer</w:t>
-      </w:r>
-    </w:p>
-    <w:p>
-      <w:r>
-        <w:t>Transcription supplied the wrong number. Confirm the transcript or ask for clarification. Correct arithmetic cannot repair wrong input.</w:t>
+        <w:t>Teacher key · Worked case answer</w:t>
+      </w:r>
+    </w:p>
+    <w:p>
+      <w:pPr>
+        <w:spacing w:line="336" w:lineRule="auto" w:after="180"/>
+        <w:shd w:fill="F1F6FC"/>
+      </w:pPr>
+      <w:r>
+        <w:rPr>
+          <w:b/>
+        </w:rPr>
+        <w:t>Transcription</w:t>
+      </w:r>
+      <w:r>
+        <w:rPr>
+          <w:b w:val="0"/>
+        </w:rPr>
+        <w:t xml:space="preserve"> supplied the wrong number. Confirm the transcript or ask for clarification. Correct arithmetic cannot repair wrong </w:t>
+      </w:r>
+      <w:r>
+        <w:rPr>
+          <w:b/>
+        </w:rPr>
+        <w:t>input</w:t>
+      </w:r>
+      <w:r>
+        <w:rPr>
+          <w:b w:val="0"/>
+        </w:rPr>
+        <w:t>.</w:t>
       </w:r>
     </w:p>
     <w:p>
@@ -1964,7 +3696,22 @@
       </w:r>
     </w:p>
     <w:p>
-      <w:r>
+      <w:pPr>
+        <w:pStyle w:val="Heading3"/>
+      </w:pPr>
+      <w:r>
+        <w:t>Independent question · withhold the key</w:t>
+      </w:r>
+    </w:p>
+    <w:p>
+      <w:pPr>
+        <w:spacing w:line="336" w:lineRule="auto" w:after="180"/>
+        <w:shd w:fill="F5F1FB"/>
+      </w:pPr>
+      <w:r>
+        <w:rPr>
+          <w:b w:val="0"/>
+        </w:rPr>
         <w:t>A recording says fifteen, but the transcript says fifty. The summary repeats fifty. Where did the error enter, and what should be checked first?</w:t>
       </w:r>
     </w:p>
@@ -1977,8 +3724,35 @@
       </w:r>
     </w:p>
     <w:p>
-      <w:r>
-        <w:t>The transcription stage introduced the error. Compare the transcript with the recording before trusting or summarizing the number.</w:t>
+      <w:pPr>
+        <w:pStyle w:val="Heading3"/>
+      </w:pPr>
+      <w:r>
+        <w:t>Teacher key · Expected independent answer</w:t>
+      </w:r>
+    </w:p>
+    <w:p>
+      <w:pPr>
+        <w:spacing w:line="336" w:lineRule="auto" w:after="180"/>
+        <w:shd w:fill="F1F6FC"/>
+      </w:pPr>
+      <w:r>
+        <w:rPr>
+          <w:b w:val="0"/>
+        </w:rPr>
+        <w:t xml:space="preserve">The </w:t>
+      </w:r>
+      <w:r>
+        <w:rPr>
+          <w:b/>
+        </w:rPr>
+        <w:t>transcription</w:t>
+      </w:r>
+      <w:r>
+        <w:rPr>
+          <w:b w:val="0"/>
+        </w:rPr>
+        <w:t xml:space="preserve"> stage introduced the error. Compare the transcript with the recording before trusting or summarizing the number.</w:t>
       </w:r>
     </w:p>
     <w:p>
@@ -2216,8 +3990,25 @@
       </w:tr>
     </w:tbl>
     <w:p>
-      <w:r>
-        <w:t>Use 6/8 as a classroom checkpoint, with 2 required for both Result and Reasoning. This is a proposed teaching rule, not a validated certification threshold. Do not count a coached answer as independent mastery; correct unsafe or unsupported claims regardless of total.</w:t>
+      <w:pPr>
+        <w:spacing w:line="336" w:lineRule="auto" w:after="180"/>
+      </w:pPr>
+      <w:r>
+        <w:rPr>
+          <w:b w:val="0"/>
+        </w:rPr>
+        <w:t>Use 6/8 as a classroom checkpoint, with 2 required for both Result and Reasoning. This is a proposed teaching rule, not a validated certification threshold.</w:t>
+      </w:r>
+    </w:p>
+    <w:p>
+      <w:pPr>
+        <w:spacing w:line="336" w:lineRule="auto" w:after="180"/>
+      </w:pPr>
+      <w:r>
+        <w:rPr>
+          <w:b w:val="0"/>
+        </w:rPr>
+        <w:t>Do not count a coached answer as independent mastery; correct unsafe or unsupported claims regardless of total.</w:t>
       </w:r>
     </w:p>
     <w:p>
@@ -2229,8 +4020,38 @@
       </w:r>
     </w:p>
     <w:p>
-      <w:r>
-        <w:t>Ask the learner to find the evidence that challenges this claim: “A summary can repair an upstream transcription error without checking the audio.” Keep the first attempt and an uncoached retry separate.</w:t>
+      <w:pPr>
+        <w:spacing w:line="336" w:lineRule="auto" w:after="180"/>
+      </w:pPr>
+      <w:r>
+        <w:rPr>
+          <w:b w:val="0"/>
+        </w:rPr>
+        <w:t xml:space="preserve">Ask the learner to find the </w:t>
+      </w:r>
+      <w:r>
+        <w:rPr>
+          <w:b/>
+        </w:rPr>
+        <w:t>evidence</w:t>
+      </w:r>
+      <w:r>
+        <w:rPr>
+          <w:b w:val="0"/>
+        </w:rPr>
+        <w:t xml:space="preserve"> that challenges this claim: “A summary can repair an upstream </w:t>
+      </w:r>
+      <w:r>
+        <w:rPr>
+          <w:b/>
+        </w:rPr>
+        <w:t>transcription</w:t>
+      </w:r>
+      <w:r>
+        <w:rPr>
+          <w:b w:val="0"/>
+        </w:rPr>
+        <w:t xml:space="preserve"> error without checking the audio.” Keep the first attempt and an uncoached retry separate.</w:t>
       </w:r>
     </w:p>
     <w:p>
@@ -2242,15 +4063,54 @@
       </w:r>
     </w:p>
     <w:p>
-      <w:r>
-        <w:t>The transcript changed sixteen to sixty. Display or read back the interpreted numbers before calculation when ambiguity matters. The intended result is 4; the calculator correctly computed its incorrect input. Retain only necessary diagnostic information.</w:t>
-      </w:r>
-    </w:p>
-    <w:p>
       <w:pPr>
         <w:pStyle w:val="Heading3"/>
       </w:pPr>
       <w:r>
+        <w:t>Teacher key · Original transfer answer</w:t>
+      </w:r>
+    </w:p>
+    <w:p>
+      <w:pPr>
+        <w:spacing w:line="336" w:lineRule="auto" w:after="180"/>
+        <w:shd w:fill="F1F6FC"/>
+      </w:pPr>
+      <w:r>
+        <w:rPr>
+          <w:b w:val="0"/>
+        </w:rPr>
+        <w:t xml:space="preserve">The transcript changed sixteen to sixty. Display or read back the interpreted numbers before calculation when ambiguity matters. The intended result is 4; the calculator correctly computed its incorrect </w:t>
+      </w:r>
+      <w:r>
+        <w:rPr>
+          <w:b/>
+        </w:rPr>
+        <w:t>input</w:t>
+      </w:r>
+      <w:r>
+        <w:rPr>
+          <w:b w:val="0"/>
+        </w:rPr>
+        <w:t>.</w:t>
+      </w:r>
+    </w:p>
+    <w:p>
+      <w:pPr>
+        <w:spacing w:line="336" w:lineRule="auto" w:after="180"/>
+        <w:shd w:fill="F1F6FC"/>
+      </w:pPr>
+      <w:r>
+        <w:rPr>
+          <w:b w:val="0"/>
+        </w:rPr>
+        <w:t>Retain only necessary diagnostic information.</w:t>
+      </w:r>
+    </w:p>
+    <w:p>
+      <w:pPr>
+        <w:pStyle w:val="Heading3"/>
+      </w:pPr>
+      <w:r>
         <w:t>Explanations for the additional workbook examples</w:t>
       </w:r>
     </w:p>
@@ -2263,30 +4123,210 @@
       </w:r>
     </w:p>
     <w:p>
-      <w:r>
-        <w:t>Explain the weekly mechanism in your own words. Use the worked scenario to name its input, decision rule and output.</w:t>
-      </w:r>
-    </w:p>
-    <w:p>
-      <w:r>
-        <w:t>Teacher explanation: A multimodal pipeline may transcribe speech, inspect an image and generate a response. Errors at one stage can propagate even when later stages run correctly. Track source modality, segment/time references, transcription, interpretation and final claims separately. Compare conflicting evidence without assuming one modality always wins. Ask for clarification when the task needs unresolved information.</w:t>
-      </w:r>
-    </w:p>
-    <w:p>
       <w:pPr>
         <w:pStyle w:val="Heading3"/>
       </w:pPr>
       <w:r>
+        <w:t>Workbook question · W1</w:t>
+      </w:r>
+    </w:p>
+    <w:p>
+      <w:pPr>
+        <w:spacing w:line="336" w:lineRule="auto" w:after="180"/>
+        <w:shd w:fill="F5F1FB"/>
+      </w:pPr>
+      <w:r>
+        <w:rPr>
+          <w:b w:val="0"/>
+        </w:rPr>
+        <w:t xml:space="preserve">Explain the weekly </w:t>
+      </w:r>
+      <w:r>
+        <w:rPr>
+          <w:b/>
+        </w:rPr>
+        <w:t>mechanism</w:t>
+      </w:r>
+      <w:r>
+        <w:rPr>
+          <w:b w:val="0"/>
+        </w:rPr>
+        <w:t xml:space="preserve"> in your own words. Use the worked scenario to name its </w:t>
+      </w:r>
+      <w:r>
+        <w:rPr>
+          <w:b/>
+        </w:rPr>
+        <w:t>input</w:t>
+      </w:r>
+      <w:r>
+        <w:rPr>
+          <w:b w:val="0"/>
+        </w:rPr>
+        <w:t xml:space="preserve">, decision rule and </w:t>
+      </w:r>
+      <w:r>
+        <w:rPr>
+          <w:b/>
+        </w:rPr>
+        <w:t>output</w:t>
+      </w:r>
+      <w:r>
+        <w:rPr>
+          <w:b w:val="0"/>
+        </w:rPr>
+        <w:t>.</w:t>
+      </w:r>
+    </w:p>
+    <w:p>
+      <w:pPr>
+        <w:pStyle w:val="Heading3"/>
+      </w:pPr>
+      <w:r>
+        <w:t>Teacher reasoning · W1</w:t>
+      </w:r>
+    </w:p>
+    <w:p>
+      <w:pPr>
+        <w:spacing w:line="336" w:lineRule="auto" w:after="180"/>
+        <w:shd w:fill="F1F6FC"/>
+      </w:pPr>
+      <w:r>
+        <w:rPr>
+          <w:b w:val="0"/>
+        </w:rPr>
+        <w:t>Teacher explanation: A multimodal pipeline may transcribe speech, inspect an image and generate a response. Errors at one stage can propagate even when later stages run correctly.</w:t>
+      </w:r>
+    </w:p>
+    <w:p>
+      <w:pPr>
+        <w:spacing w:line="336" w:lineRule="auto" w:after="180"/>
+        <w:shd w:fill="F1F6FC"/>
+      </w:pPr>
+      <w:r>
+        <w:rPr>
+          <w:b w:val="0"/>
+        </w:rPr>
+        <w:t xml:space="preserve">Track source </w:t>
+      </w:r>
+      <w:r>
+        <w:rPr>
+          <w:b/>
+        </w:rPr>
+        <w:t>modality</w:t>
+      </w:r>
+      <w:r>
+        <w:rPr>
+          <w:b w:val="0"/>
+        </w:rPr>
+        <w:t xml:space="preserve">, segment/time references, </w:t>
+      </w:r>
+      <w:r>
+        <w:rPr>
+          <w:b/>
+        </w:rPr>
+        <w:t>transcription</w:t>
+      </w:r>
+      <w:r>
+        <w:rPr>
+          <w:b w:val="0"/>
+        </w:rPr>
+        <w:t xml:space="preserve">, interpretation and final claims separately. Compare conflicting </w:t>
+      </w:r>
+      <w:r>
+        <w:rPr>
+          <w:b/>
+        </w:rPr>
+        <w:t>evidence</w:t>
+      </w:r>
+      <w:r>
+        <w:rPr>
+          <w:b w:val="0"/>
+        </w:rPr>
+        <w:t xml:space="preserve"> without assuming one </w:t>
+      </w:r>
+      <w:r>
+        <w:rPr>
+          <w:b/>
+        </w:rPr>
+        <w:t>modality</w:t>
+      </w:r>
+      <w:r>
+        <w:rPr>
+          <w:b w:val="0"/>
+        </w:rPr>
+        <w:t xml:space="preserve"> always wins.</w:t>
+      </w:r>
+    </w:p>
+    <w:p>
+      <w:pPr>
+        <w:spacing w:line="336" w:lineRule="auto" w:after="180"/>
+        <w:shd w:fill="F1F6FC"/>
+      </w:pPr>
+      <w:r>
+        <w:rPr>
+          <w:b w:val="0"/>
+        </w:rPr>
+        <w:t>Ask for clarification when the task needs unresolved information.</w:t>
+      </w:r>
+    </w:p>
+    <w:p>
+      <w:pPr>
+        <w:pStyle w:val="Heading3"/>
+      </w:pPr>
+      <w:r>
         <w:t>W2 Trace the worked case</w:t>
       </w:r>
     </w:p>
     <w:p>
-      <w:r>
-        <w:t>Audio transcript reads fifteen boxes; a clear written inventory says fifty boxes. The original audio is unavailable and the assistant reports fifteen as certain. Show the intermediate steps and give the conclusion with its scope.</w:t>
-      </w:r>
-    </w:p>
-    <w:p>
-      <w:r>
+      <w:pPr>
+        <w:pStyle w:val="Heading3"/>
+      </w:pPr>
+      <w:r>
+        <w:t>Workbook question · W2</w:t>
+      </w:r>
+    </w:p>
+    <w:p>
+      <w:pPr>
+        <w:spacing w:line="336" w:lineRule="auto" w:after="180"/>
+        <w:shd w:fill="F5F1FB"/>
+      </w:pPr>
+      <w:r>
+        <w:rPr>
+          <w:b w:val="0"/>
+        </w:rPr>
+        <w:t>Audio transcript reads fifteen boxes; a clear written inventory says fifty boxes. The original audio is unavailable and the assistant reports fifteen as certain.</w:t>
+      </w:r>
+    </w:p>
+    <w:p>
+      <w:pPr>
+        <w:spacing w:line="336" w:lineRule="auto" w:after="180"/>
+        <w:shd w:fill="F5F1FB"/>
+      </w:pPr>
+      <w:r>
+        <w:rPr>
+          <w:b w:val="0"/>
+        </w:rPr>
+        <w:t>Show the intermediate steps and give the conclusion with its scope.</w:t>
+      </w:r>
+    </w:p>
+    <w:p>
+      <w:pPr>
+        <w:pStyle w:val="Heading3"/>
+      </w:pPr>
+      <w:r>
+        <w:t>Teacher reasoning · W2</w:t>
+      </w:r>
+    </w:p>
+    <w:p>
+      <w:pPr>
+        <w:spacing w:line="336" w:lineRule="auto" w:after="180"/>
+        <w:shd w:fill="F1F6FC"/>
+      </w:pPr>
+      <w:r>
+        <w:rPr>
+          <w:b w:val="0"/>
+        </w:rPr>
         <w:t>Teacher explanation: There is an unresolved quantity conflict and no audio replay. Preserve both sources and ask the responsible person; certainty is unsupported.</w:t>
       </w:r>
     </w:p>
@@ -2299,30 +4339,162 @@
       </w:r>
     </w:p>
     <w:p>
-      <w:r>
-        <w:t>A report omits this qualification: A stage-level accuracy or authority policy does not establish every modality agrees or every downstream claim is supported. Explain how omitting it could change a reader's interpretation, and write an accurate replacement.</w:t>
-      </w:r>
-    </w:p>
-    <w:p>
-      <w:r>
-        <w:t>Teacher explanation: A stage-level accuracy or authority policy does not establish every modality agrees or every downstream claim is supported. State the observed result separately from the unverified or out-of-scope claim; preserve the original evidence rather than inventing a missing fact.</w:t>
-      </w:r>
-    </w:p>
-    <w:p>
       <w:pPr>
         <w:pStyle w:val="Heading3"/>
       </w:pPr>
       <w:r>
+        <w:t>Workbook question · W3</w:t>
+      </w:r>
+    </w:p>
+    <w:p>
+      <w:pPr>
+        <w:spacing w:line="336" w:lineRule="auto" w:after="180"/>
+        <w:shd w:fill="F5F1FB"/>
+      </w:pPr>
+      <w:r>
+        <w:rPr>
+          <w:b w:val="0"/>
+        </w:rPr>
+        <w:t xml:space="preserve">A report omits this qualification: A stage-level accuracy or authority policy does not establish every </w:t>
+      </w:r>
+      <w:r>
+        <w:rPr>
+          <w:b/>
+        </w:rPr>
+        <w:t>modality</w:t>
+      </w:r>
+      <w:r>
+        <w:rPr>
+          <w:b w:val="0"/>
+        </w:rPr>
+        <w:t xml:space="preserve"> agrees or every downstream claim is supported.</w:t>
+      </w:r>
+    </w:p>
+    <w:p>
+      <w:pPr>
+        <w:spacing w:line="336" w:lineRule="auto" w:after="180"/>
+        <w:shd w:fill="F5F1FB"/>
+      </w:pPr>
+      <w:r>
+        <w:rPr>
+          <w:b w:val="0"/>
+        </w:rPr>
+        <w:t>Explain how omitting it could change a reader's interpretation, and write an accurate replacement.</w:t>
+      </w:r>
+    </w:p>
+    <w:p>
+      <w:pPr>
+        <w:pStyle w:val="Heading3"/>
+      </w:pPr>
+      <w:r>
+        <w:t>Teacher reasoning · W3</w:t>
+      </w:r>
+    </w:p>
+    <w:p>
+      <w:pPr>
+        <w:spacing w:line="336" w:lineRule="auto" w:after="180"/>
+        <w:shd w:fill="F1F6FC"/>
+      </w:pPr>
+      <w:r>
+        <w:rPr>
+          <w:b w:val="0"/>
+        </w:rPr>
+        <w:t xml:space="preserve">Teacher explanation: A stage-level accuracy or authority policy does not establish every </w:t>
+      </w:r>
+      <w:r>
+        <w:rPr>
+          <w:b/>
+        </w:rPr>
+        <w:t>modality</w:t>
+      </w:r>
+      <w:r>
+        <w:rPr>
+          <w:b w:val="0"/>
+        </w:rPr>
+        <w:t xml:space="preserve"> agrees or every downstream claim is supported.</w:t>
+      </w:r>
+    </w:p>
+    <w:p>
+      <w:pPr>
+        <w:spacing w:line="336" w:lineRule="auto" w:after="180"/>
+        <w:shd w:fill="F1F6FC"/>
+      </w:pPr>
+      <w:r>
+        <w:rPr>
+          <w:b w:val="0"/>
+        </w:rPr>
+        <w:t xml:space="preserve">State the observed result separately from the unverified or out-of-scope claim; preserve the original </w:t>
+      </w:r>
+      <w:r>
+        <w:rPr>
+          <w:b/>
+        </w:rPr>
+        <w:t>evidence</w:t>
+      </w:r>
+      <w:r>
+        <w:rPr>
+          <w:b w:val="0"/>
+        </w:rPr>
+        <w:t xml:space="preserve"> rather than inventing a missing fact.</w:t>
+      </w:r>
+    </w:p>
+    <w:p>
+      <w:pPr>
+        <w:pStyle w:val="Heading3"/>
+      </w:pPr>
+      <w:r>
         <w:t>W4 Apply a new case independently</w:t>
       </w:r>
     </w:p>
     <w:p>
-      <w:r>
-        <w:t>Transcript says room E; a current written approval says room F. The task requires current approved room. Written approval is declared authoritative; trace the response and the transcription limit.</w:t>
-      </w:r>
-    </w:p>
-    <w:p>
-      <w:r>
+      <w:pPr>
+        <w:pStyle w:val="Heading3"/>
+      </w:pPr>
+      <w:r>
+        <w:t>Workbook question · W4</w:t>
+      </w:r>
+    </w:p>
+    <w:p>
+      <w:pPr>
+        <w:spacing w:line="336" w:lineRule="auto" w:after="180"/>
+        <w:shd w:fill="F5F1FB"/>
+      </w:pPr>
+      <w:r>
+        <w:rPr>
+          <w:b w:val="0"/>
+        </w:rPr>
+        <w:t xml:space="preserve">Transcript says room E; a current written approval says room F. The task requires current approved room. Written approval is declared authoritative; trace the response and the </w:t>
+      </w:r>
+      <w:r>
+        <w:rPr>
+          <w:b/>
+        </w:rPr>
+        <w:t>transcription</w:t>
+      </w:r>
+      <w:r>
+        <w:rPr>
+          <w:b w:val="0"/>
+        </w:rPr>
+        <w:t xml:space="preserve"> limit.</w:t>
+      </w:r>
+    </w:p>
+    <w:p>
+      <w:pPr>
+        <w:pStyle w:val="Heading3"/>
+      </w:pPr>
+      <w:r>
+        <w:t>Teacher reasoning · W4</w:t>
+      </w:r>
+    </w:p>
+    <w:p>
+      <w:pPr>
+        <w:spacing w:line="336" w:lineRule="auto" w:after="180"/>
+        <w:shd w:fill="F1F6FC"/>
+      </w:pPr>
+      <w:r>
+        <w:rPr>
+          <w:b w:val="0"/>
+        </w:rPr>
         <w:t>Teacher explanation: Report F from the authoritative approval, noting the transcript conflict if relevant. This resolves the task authority, not what the original speaker actually said.</w:t>
       </w:r>
     </w:p>
@@ -2335,39 +4507,219 @@
       </w:r>
     </w:p>
     <w:p>
-      <w:r>
-        <w:t>For the worked scenario, propose one additional case that could reveal a failure, describe its expected outcome before running it, and explain what would need to remain fixed for a fair comparison. Do not reuse W4 as a new final test after receiving feedback.</w:t>
-      </w:r>
-    </w:p>
-    <w:p>
-      <w:r>
-        <w:t>Teacher explanation: Accept a concrete variant of the worked input or a missing/conflicting/boundary condition, with an expectation derived from the declared procedure. Require preserved settings, original outputs and data roles. A stage-level accuracy or authority policy does not establish every modality agrees or every downstream claim is supported. The new case should test this particular mechanism rather than merely restate the original result.</w:t>
-      </w:r>
-    </w:p>
-    <w:p>
       <w:pPr>
         <w:pStyle w:val="Heading3"/>
       </w:pPr>
       <w:r>
+        <w:t>Workbook question · W5</w:t>
+      </w:r>
+    </w:p>
+    <w:p>
+      <w:pPr>
+        <w:spacing w:line="336" w:lineRule="auto" w:after="180"/>
+        <w:shd w:fill="F5F1FB"/>
+      </w:pPr>
+      <w:r>
+        <w:rPr>
+          <w:b w:val="0"/>
+        </w:rPr>
+        <w:t>For the worked scenario, propose one additional case that could reveal a failure, describe its expected outcome before running it, and explain what would need to remain fixed for a fair comparison.</w:t>
+      </w:r>
+    </w:p>
+    <w:p>
+      <w:pPr>
+        <w:spacing w:line="336" w:lineRule="auto" w:after="180"/>
+        <w:shd w:fill="F5F1FB"/>
+      </w:pPr>
+      <w:r>
+        <w:rPr>
+          <w:b w:val="0"/>
+        </w:rPr>
+        <w:t>Do not reuse W4 as a new final test after receiving feedback.</w:t>
+      </w:r>
+    </w:p>
+    <w:p>
+      <w:pPr>
+        <w:pStyle w:val="Heading3"/>
+      </w:pPr>
+      <w:r>
+        <w:t>Teacher reasoning · W5</w:t>
+      </w:r>
+    </w:p>
+    <w:p>
+      <w:pPr>
+        <w:spacing w:line="336" w:lineRule="auto" w:after="180"/>
+        <w:shd w:fill="F1F6FC"/>
+      </w:pPr>
+      <w:r>
+        <w:rPr>
+          <w:b w:val="0"/>
+        </w:rPr>
+        <w:t xml:space="preserve">Teacher explanation: Accept a concrete variant of the worked </w:t>
+      </w:r>
+      <w:r>
+        <w:rPr>
+          <w:b/>
+        </w:rPr>
+        <w:t>input</w:t>
+      </w:r>
+      <w:r>
+        <w:rPr>
+          <w:b w:val="0"/>
+        </w:rPr>
+        <w:t xml:space="preserve"> or a missing/conflicting/boundary condition, with an expectation derived from the declared procedure.</w:t>
+      </w:r>
+    </w:p>
+    <w:p>
+      <w:pPr>
+        <w:spacing w:line="336" w:lineRule="auto" w:after="180"/>
+        <w:shd w:fill="F1F6FC"/>
+      </w:pPr>
+      <w:r>
+        <w:rPr>
+          <w:b w:val="0"/>
+        </w:rPr>
+        <w:t xml:space="preserve">Require preserved settings, original </w:t>
+      </w:r>
+      <w:r>
+        <w:rPr>
+          <w:b/>
+        </w:rPr>
+        <w:t>output</w:t>
+      </w:r>
+      <w:r>
+        <w:rPr>
+          <w:b w:val="0"/>
+        </w:rPr>
+        <w:t xml:space="preserve">s and data roles. A stage-level accuracy or authority policy does not establish every </w:t>
+      </w:r>
+      <w:r>
+        <w:rPr>
+          <w:b/>
+        </w:rPr>
+        <w:t>modality</w:t>
+      </w:r>
+      <w:r>
+        <w:rPr>
+          <w:b w:val="0"/>
+        </w:rPr>
+        <w:t xml:space="preserve"> agrees or every downstream claim is supported.</w:t>
+      </w:r>
+    </w:p>
+    <w:p>
+      <w:pPr>
+        <w:spacing w:line="336" w:lineRule="auto" w:after="180"/>
+        <w:shd w:fill="F1F6FC"/>
+      </w:pPr>
+      <w:r>
+        <w:rPr>
+          <w:b w:val="0"/>
+        </w:rPr>
+        <w:t xml:space="preserve">The new case should test this particular </w:t>
+      </w:r>
+      <w:r>
+        <w:rPr>
+          <w:b/>
+        </w:rPr>
+        <w:t>mechanism</w:t>
+      </w:r>
+      <w:r>
+        <w:rPr>
+          <w:b w:val="0"/>
+        </w:rPr>
+        <w:t xml:space="preserve"> rather than merely restate the original result.</w:t>
+      </w:r>
+    </w:p>
+    <w:p>
+      <w:pPr>
+        <w:pStyle w:val="Heading3"/>
+      </w:pPr>
+      <w:r>
         <w:t>Assess independent transfer</w:t>
       </w:r>
     </w:p>
     <w:p>
-      <w:r>
-        <w:t>Selected case: Known audio says “nineteen minus six”. Transcription says “ninety minus six”; the calculator returns84. Locate the first error and propose a check.</w:t>
-      </w:r>
-    </w:p>
-    <w:p>
       <w:pPr>
         <w:pStyle w:val="Heading3"/>
       </w:pPr>
       <w:r>
+        <w:t>Independent question · withhold the key</w:t>
+      </w:r>
+    </w:p>
+    <w:p>
+      <w:pPr>
+        <w:spacing w:line="336" w:lineRule="auto" w:after="180"/>
+        <w:shd w:fill="F5F1FB"/>
+      </w:pPr>
+      <w:r>
+        <w:rPr>
+          <w:b w:val="0"/>
+        </w:rPr>
+        <w:t xml:space="preserve">Selected case: Known audio says “nineteen minus six”. </w:t>
+      </w:r>
+      <w:r>
+        <w:rPr>
+          <w:b/>
+        </w:rPr>
+        <w:t>Transcription</w:t>
+      </w:r>
+      <w:r>
+        <w:rPr>
+          <w:b w:val="0"/>
+        </w:rPr>
+        <w:t xml:space="preserve"> says “ninety minus six”; the calculator returns84. Locate the first error and propose a check.</w:t>
+      </w:r>
+    </w:p>
+    <w:p>
+      <w:pPr>
+        <w:pStyle w:val="Heading3"/>
+      </w:pPr>
+      <w:r>
         <w:t>Selected case answer</w:t>
       </w:r>
     </w:p>
     <w:p>
-      <w:r>
-        <w:t>The first error is transcription:19 became90. The calculator correctly computes90−6=84 for its received input, but the intended result is13. Display or read back the recognized expression before acting.</w:t>
+      <w:pPr>
+        <w:pStyle w:val="Heading3"/>
+      </w:pPr>
+      <w:r>
+        <w:t>Teacher key · Selected case answer</w:t>
+      </w:r>
+    </w:p>
+    <w:p>
+      <w:pPr>
+        <w:spacing w:line="336" w:lineRule="auto" w:after="180"/>
+        <w:shd w:fill="F1F6FC"/>
+      </w:pPr>
+      <w:r>
+        <w:rPr>
+          <w:b w:val="0"/>
+        </w:rPr>
+        <w:t xml:space="preserve">The first error is </w:t>
+      </w:r>
+      <w:r>
+        <w:rPr>
+          <w:b/>
+        </w:rPr>
+        <w:t>transcription</w:t>
+      </w:r>
+      <w:r>
+        <w:rPr>
+          <w:b w:val="0"/>
+        </w:rPr>
+        <w:t xml:space="preserve">:19 became90. The calculator correctly computes90−6=84 for its received </w:t>
+      </w:r>
+      <w:r>
+        <w:rPr>
+          <w:b/>
+        </w:rPr>
+        <w:t>input</w:t>
+      </w:r>
+      <w:r>
+        <w:rPr>
+          <w:b w:val="0"/>
+        </w:rPr>
+        <w:t>, but the intended result is13. Display or read back the recognized expression before acting.</w:t>
       </w:r>
     </w:p>
     <w:tbl>
@@ -2473,21 +4825,77 @@
       </w:tr>
     </w:tbl>
     <w:p>
-      <w:r>
-        <w:t>Record each dimension as not yet, with support, or independent. Accept a valid alternative procedure with a defensible trace. Do not penalise an honestly recorded model failure if the learner correctly explains its evidence and limits.</w:t>
-      </w:r>
-    </w:p>
-    <w:p>
       <w:pPr>
         <w:pStyle w:val="Heading3"/>
       </w:pPr>
       <w:r>
+        <w:t>Teacher key · Selected case answer</w:t>
+      </w:r>
+    </w:p>
+    <w:p>
+      <w:pPr>
+        <w:spacing w:line="336" w:lineRule="auto" w:after="180"/>
+        <w:shd w:fill="F1F6FC"/>
+      </w:pPr>
+      <w:r>
+        <w:rPr>
+          <w:b w:val="0"/>
+        </w:rPr>
+        <w:t>Record each dimension as not yet, with support, or independent. Accept a valid alternative procedure with a defensible trace.</w:t>
+      </w:r>
+    </w:p>
+    <w:p>
+      <w:pPr>
+        <w:spacing w:line="336" w:lineRule="auto" w:after="180"/>
+        <w:shd w:fill="F1F6FC"/>
+      </w:pPr>
+      <w:r>
+        <w:rPr>
+          <w:b w:val="0"/>
+        </w:rPr>
+        <w:t xml:space="preserve">Do not penalise an honestly recorded model failure if the learner correctly explains its </w:t>
+      </w:r>
+      <w:r>
+        <w:rPr>
+          <w:b/>
+        </w:rPr>
+        <w:t>evidence</w:t>
+      </w:r>
+      <w:r>
+        <w:rPr>
+          <w:b w:val="0"/>
+        </w:rPr>
+        <w:t xml:space="preserve"> and limits.</w:t>
+      </w:r>
+    </w:p>
+    <w:p>
+      <w:pPr>
+        <w:pStyle w:val="Heading3"/>
+      </w:pPr>
+      <w:r>
         <w:t>Feedback that the learner uses</w:t>
       </w:r>
     </w:p>
     <w:p>
-      <w:r>
-        <w:t>Name the earliest unsupported step and give one action to repair it. Have the learner make that repair now and explain why. Then assess the relevant skill on a fresh, fully specified case. Confirm it was not previously practised with feedback; solve and check the new case before assigning it. A follow-up design prompt is a starting brief, not automatically an equivalent test.</w:t>
+      <w:pPr>
+        <w:spacing w:line="336" w:lineRule="auto" w:after="180"/>
+      </w:pPr>
+      <w:r>
+        <w:rPr>
+          <w:b w:val="0"/>
+        </w:rPr>
+        <w:t>Name the earliest unsupported step and give one action to repair it. Have the learner make that repair now and explain why. Then assess the relevant skill on a fresh, fully specified case.</w:t>
+      </w:r>
+    </w:p>
+    <w:p>
+      <w:pPr>
+        <w:spacing w:line="336" w:lineRule="auto" w:after="180"/>
+      </w:pPr>
+      <w:r>
+        <w:rPr>
+          <w:b w:val="0"/>
+        </w:rPr>
+        <w:t>Confirm it was not previously practised with feedback; solve and check the new case before assigning it. A follow-up design prompt is a starting brief, not automatically an equivalent test.</w:t>
       </w:r>
     </w:p>
     <w:p>
@@ -2499,11 +4907,62 @@
       </w:r>
     </w:p>
     <w:p>
+      <w:r>
+        <w:t>Connect Speech and Audio Systems to Verified Study Buddy, adapt support and plan a later changed-case check.</w:t>
+      </w:r>
+    </w:p>
+    <w:p>
       <w:pPr>
         <w:pStyle w:val="Heading3"/>
       </w:pPr>
       <w:r>
-        <w:t>Connect and extend learning</w:t>
+        <w:t>Verified Study Buddy</w:t>
+      </w:r>
+    </w:p>
+    <w:p>
+      <w:pPr>
+        <w:spacing w:line="336" w:lineRule="auto" w:after="180"/>
+      </w:pPr>
+      <w:r>
+        <w:rPr>
+          <w:b w:val="0"/>
+        </w:rPr>
+        <w:t>Show transcripts and require confirmation before saving memory or using tools.</w:t>
+      </w:r>
+    </w:p>
+    <w:p>
+      <w:pPr>
+        <w:spacing w:line="336" w:lineRule="auto" w:after="180"/>
+      </w:pPr>
+      <w:r>
+        <w:rPr>
+          <w:b w:val="0"/>
+        </w:rPr>
+        <w:t xml:space="preserve">Keep the decision, </w:t>
+      </w:r>
+      <w:r>
+        <w:rPr>
+          <w:b/>
+        </w:rPr>
+        <w:t>input</w:t>
+      </w:r>
+      <w:r>
+        <w:rPr>
+          <w:b w:val="0"/>
+        </w:rPr>
+        <w:t xml:space="preserve">, result, explanation and remaining limitation in the project </w:t>
+      </w:r>
+      <w:r>
+        <w:rPr>
+          <w:b/>
+        </w:rPr>
+        <w:t>evidence</w:t>
+      </w:r>
+      <w:r>
+        <w:rPr>
+          <w:b w:val="0"/>
+        </w:rPr>
+        <w:t xml:space="preserve"> record. Retrieve this record next week rather than restarting the project.</w:t>
       </w:r>
     </w:p>
     <w:p>
@@ -2511,17 +4970,54 @@
         <w:pStyle w:val="Heading3"/>
       </w:pPr>
       <w:r>
-        <w:t>Verified Study Buddy</w:t>
-      </w:r>
-    </w:p>
-    <w:p>
-      <w:r>
-        <w:t>Show transcripts and require confirmation before saving memory or using tools.</w:t>
-      </w:r>
-    </w:p>
-    <w:p>
-      <w:r>
-        <w:t>Keep the decision, input, result, explanation and remaining limitation in the project evidence record. Retrieve this record next week rather than restarting the project.</w:t>
+        <w:t>Support and stretch</w:t>
+      </w:r>
+    </w:p>
+    <w:p>
+      <w:pPr>
+        <w:spacing w:line="336" w:lineRule="auto" w:after="180"/>
+      </w:pPr>
+      <w:r>
+        <w:rPr>
+          <w:b w:val="0"/>
+        </w:rPr>
+        <w:t xml:space="preserve">Provide one short approved passage; separate instruction, </w:t>
+      </w:r>
+      <w:r>
+        <w:rPr>
+          <w:b/>
+        </w:rPr>
+        <w:t>input</w:t>
+      </w:r>
+      <w:r>
+        <w:rPr>
+          <w:b w:val="0"/>
+        </w:rPr>
+        <w:t xml:space="preserve">, </w:t>
+      </w:r>
+      <w:r>
+        <w:rPr>
+          <w:b/>
+        </w:rPr>
+        <w:t>output</w:t>
+      </w:r>
+      <w:r>
+        <w:rPr>
+          <w:b w:val="0"/>
+        </w:rPr>
+        <w:t xml:space="preserve"> and </w:t>
+      </w:r>
+      <w:r>
+        <w:rPr>
+          <w:b/>
+        </w:rPr>
+        <w:t>evidence</w:t>
+      </w:r>
+      <w:r>
+        <w:rPr>
+          <w:b w:val="0"/>
+        </w:rPr>
+        <w:t>. Stretch: introduce an unsupported claim or conflicting source and validate claim by claim with a fallback.</w:t>
       </w:r>
     </w:p>
     <w:p>
@@ -2529,12 +5025,30 @@
         <w:pStyle w:val="Heading3"/>
       </w:pPr>
       <w:r>
-        <w:t>Support and stretch</w:t>
-      </w:r>
-    </w:p>
-    <w:p>
-      <w:r>
-        <w:t>Provide one short approved passage; separate instruction, input, output and evidence. Stretch: introduce an unsupported claim or conflicting source and validate claim by claim with a fallback.</w:t>
+        <w:t>Exit reflection</w:t>
+      </w:r>
+    </w:p>
+    <w:p>
+      <w:pPr>
+        <w:spacing w:line="336" w:lineRule="auto" w:after="180"/>
+      </w:pPr>
+      <w:r>
+        <w:rPr>
+          <w:b w:val="0"/>
+        </w:rPr>
+        <w:t xml:space="preserve">Ask for one decision the learner can now justify and one situation requiring more </w:t>
+      </w:r>
+      <w:r>
+        <w:rPr>
+          <w:b/>
+        </w:rPr>
+        <w:t>evidence</w:t>
+      </w:r>
+      <w:r>
+        <w:rPr>
+          <w:b w:val="0"/>
+        </w:rPr>
+        <w:t xml:space="preserve"> or human review. Confidence ratings are separate from correct independent performance.</w:t>
       </w:r>
     </w:p>
     <w:p>
@@ -2542,12 +5056,42 @@
         <w:pStyle w:val="Heading3"/>
       </w:pPr>
       <w:r>
-        <w:t>Exit reflection</w:t>
-      </w:r>
-    </w:p>
-    <w:p>
-      <w:r>
-        <w:t>Ask for one decision the learner can now justify and one situation requiring more evidence or human review. Confidence ratings are separate from correct independent performance.</w:t>
+        <w:t>Bridge to the next week</w:t>
+      </w:r>
+    </w:p>
+    <w:p>
+      <w:pPr>
+        <w:spacing w:line="336" w:lineRule="auto" w:after="180"/>
+      </w:pPr>
+      <w:r>
+        <w:rPr>
+          <w:b w:val="0"/>
+        </w:rPr>
+        <w:t xml:space="preserve">Next: Week 13: Multimodal </w:t>
+      </w:r>
+      <w:r>
+        <w:rPr>
+          <w:b/>
+        </w:rPr>
+        <w:t>Evidence</w:t>
+      </w:r>
+      <w:r>
+        <w:rPr>
+          <w:b w:val="0"/>
+        </w:rPr>
+        <w:t xml:space="preserve">. Retrieve today’s </w:t>
+      </w:r>
+      <w:r>
+        <w:rPr>
+          <w:b/>
+        </w:rPr>
+        <w:t>evidence</w:t>
+      </w:r>
+      <w:r>
+        <w:rPr>
+          <w:b w:val="0"/>
+        </w:rPr>
+        <w:t xml:space="preserve"> and identify what carries forward and what is new.</w:t>
       </w:r>
     </w:p>
     <w:p>
@@ -2555,12 +5099,132 @@
         <w:pStyle w:val="Heading3"/>
       </w:pPr>
       <w:r>
-        <w:t>Bridge to the next week</w:t>
-      </w:r>
-    </w:p>
-    <w:p>
-      <w:r>
-        <w:t>Next: Week 13: Multimodal Evidence. Retrieve today’s evidence and identify what carries forward and what is new.</w:t>
+        <w:t>Support and fresh reassessment</w:t>
+      </w:r>
+    </w:p>
+    <w:p>
+      <w:pPr>
+        <w:spacing w:line="336" w:lineRule="auto" w:after="180"/>
+      </w:pPr>
+      <w:r>
+        <w:rPr>
+          <w:b w:val="0"/>
+        </w:rPr>
+        <w:t xml:space="preserve">Provide an </w:t>
+      </w:r>
+      <w:r>
+        <w:rPr>
+          <w:b/>
+        </w:rPr>
+        <w:t>input</w:t>
+      </w:r>
+      <w:r>
+        <w:rPr>
+          <w:b w:val="0"/>
+        </w:rPr>
+        <w:t>/procedure/result/limit frame and a calculator when needed. Ask students to identify the first step before completing the whole trace.</w:t>
+      </w:r>
+    </w:p>
+    <w:p>
+      <w:pPr>
+        <w:spacing w:line="336" w:lineRule="auto" w:after="180"/>
+      </w:pPr>
+      <w:r>
+        <w:rPr>
+          <w:b w:val="0"/>
+        </w:rPr>
+        <w:t xml:space="preserve">Extension: compare two concrete variants of this </w:t>
+      </w:r>
+      <w:r>
+        <w:rPr>
+          <w:b/>
+        </w:rPr>
+        <w:t>mechanism</w:t>
+      </w:r>
+      <w:r>
+        <w:rPr>
+          <w:b w:val="0"/>
+        </w:rPr>
+        <w:t xml:space="preserve"> while holding unrelated conditions fixed; report both successful and unsuccessful outcomes.</w:t>
+      </w:r>
+    </w:p>
+    <w:p>
+      <w:pPr>
+        <w:spacing w:line="336" w:lineRule="auto" w:after="180"/>
+      </w:pPr>
+      <w:r>
+        <w:rPr>
+          <w:b w:val="0"/>
+        </w:rPr>
+        <w:t>W4: Report F from the authoritative approval, noting the transcript conflict if relevant. This resolves the task authority, not what the original speaker actually said. Require intermediate reasoning and the stated scope.</w:t>
+      </w:r>
+    </w:p>
+    <w:p>
+      <w:pPr>
+        <w:spacing w:line="336" w:lineRule="auto" w:after="180"/>
+      </w:pPr>
+      <w:r>
+        <w:rPr>
+          <w:b w:val="0"/>
+        </w:rPr>
+        <w:t>Fresh retry: Transcript says eight; a validated order record says eighteen and is declared authoritative for ordering.</w:t>
+      </w:r>
+    </w:p>
+    <w:p>
+      <w:pPr>
+        <w:spacing w:line="336" w:lineRule="auto" w:after="180"/>
+      </w:pPr>
+      <w:r>
+        <w:rPr>
+          <w:b w:val="0"/>
+        </w:rPr>
+        <w:t xml:space="preserve">Expected reasoning: Use eighteen for the bounded order-record task; retain the transcript discrepancy and do not claim perfect </w:t>
+      </w:r>
+      <w:r>
+        <w:rPr>
+          <w:b/>
+        </w:rPr>
+        <w:t>transcription</w:t>
+      </w:r>
+      <w:r>
+        <w:rPr>
+          <w:b w:val="0"/>
+        </w:rPr>
+        <w:t>.</w:t>
+      </w:r>
+    </w:p>
+    <w:p>
+      <w:pPr>
+        <w:spacing w:line="336" w:lineRule="auto" w:after="180"/>
+      </w:pPr>
+      <w:r>
+        <w:rPr>
+          <w:b w:val="0"/>
+        </w:rPr>
+        <w:t>If students need support, record it and reassess with another new case rather than awarding independence to a copied answer.</w:t>
+      </w:r>
+    </w:p>
+    <w:p>
+      <w:pPr>
+        <w:spacing w:line="336" w:lineRule="auto" w:after="180"/>
+      </w:pPr>
+      <w:r>
+        <w:rPr>
+          <w:b w:val="0"/>
+        </w:rPr>
+        <w:t xml:space="preserve">Next connection: Retrieval and indexing. Preserve the current case record and retrieve its </w:t>
+      </w:r>
+      <w:r>
+        <w:rPr>
+          <w:b/>
+        </w:rPr>
+        <w:t>evidence</w:t>
+      </w:r>
+      <w:r>
+        <w:rPr>
+          <w:b w:val="0"/>
+        </w:rPr>
+        <w:t xml:space="preserve"> boundary before moving on.</w:t>
       </w:r>
     </w:p>
     <w:p>
@@ -2568,40 +5232,40 @@
         <w:pStyle w:val="Heading3"/>
       </w:pPr>
       <w:r>
-        <w:t>Support and fresh reassessment</w:t>
-      </w:r>
-    </w:p>
-    <w:p>
-      <w:r>
-        <w:t>Provide an input/procedure/result/limit frame and a calculator when needed. Ask students to identify the first step before completing the whole trace. Extension: compare two concrete variants of this mechanism while holding unrelated conditions fixed; report both successful and unsuccessful outcomes.</w:t>
-      </w:r>
-    </w:p>
-    <w:p>
-      <w:r>
-        <w:t>W4: Report F from the authoritative approval, noting the transcript conflict if relevant. This resolves the task authority, not what the original speaker actually said. Require intermediate reasoning and the stated scope. Fresh retry: Transcript says eight; a validated order record says eighteen and is declared authoritative for ordering. Expected reasoning: Use eighteen for the bounded order-record task; retain the transcript discrepancy and do not claim perfect transcription. If students need support, record it and reassess with another new case rather than awarding independence to a copied answer.</w:t>
-      </w:r>
-    </w:p>
-    <w:p>
-      <w:r>
-        <w:t>Next connection: Retrieval and indexing. Preserve the current case record and retrieve its evidence boundary before moving on.</w:t>
-      </w:r>
-    </w:p>
-    <w:p>
-      <w:pPr>
-        <w:pStyle w:val="Heading3"/>
-      </w:pPr>
-      <w:r>
         <w:t>Plan the delayed return</w:t>
       </w:r>
     </w:p>
     <w:p>
-      <w:r>
+      <w:pPr>
+        <w:spacing w:line="336" w:lineRule="auto" w:after="180"/>
+      </w:pPr>
+      <w:r>
+        <w:rPr>
+          <w:b w:val="0"/>
+        </w:rPr>
         <w:t>Suggested return points in this level: ai-3/13, ai-3/15, ai-3/18. Use actual classroom dates, adjusting for holidays and gaps. One, three and six teaching weeks are scheduling choices, not a claimed optimal spacing.</w:t>
       </w:r>
     </w:p>
     <w:p>
-      <w:r>
-        <w:t>At a delayed check, ask for the idea from memory and a changed application. Compare with the earlier independent response and record support used. For a new level, revisit the previous capstone before checking the new prerequisites.</w:t>
+      <w:pPr>
+        <w:spacing w:line="336" w:lineRule="auto" w:after="180"/>
+      </w:pPr>
+      <w:r>
+        <w:rPr>
+          <w:b w:val="0"/>
+        </w:rPr>
+        <w:t>At a delayed check, ask for the idea from memory and a changed application. Compare with the earlier independent response and record support used.</w:t>
+      </w:r>
+    </w:p>
+    <w:p>
+      <w:pPr>
+        <w:spacing w:line="336" w:lineRule="auto" w:after="180"/>
+      </w:pPr>
+      <w:r>
+        <w:rPr>
+          <w:b w:val="0"/>
+        </w:rPr>
+        <w:t>For a new level, revisit the previous capstone before checking the new prerequisites.</w:t>
       </w:r>
     </w:p>
     <w:tbl>
@@ -2761,8 +5425,26 @@
       </w:tr>
     </w:tbl>
     <w:p>
-      <w:r>
-        <w:t>Use the evidence to choose reteaching or the next step. A completed page, confidence rating or attractive project does not by itself demonstrate understanding.</w:t>
+      <w:pPr>
+        <w:spacing w:line="336" w:lineRule="auto" w:after="180"/>
+      </w:pPr>
+      <w:r>
+        <w:rPr>
+          <w:b w:val="0"/>
+        </w:rPr>
+        <w:t xml:space="preserve">Use the </w:t>
+      </w:r>
+      <w:r>
+        <w:rPr>
+          <w:b/>
+        </w:rPr>
+        <w:t>evidence</w:t>
+      </w:r>
+      <w:r>
+        <w:rPr>
+          <w:b w:val="0"/>
+        </w:rPr>
+        <w:t xml:space="preserve"> to choose reteaching or the next step. A completed page, confidence rating or attractive project does not by itself demonstrate understanding.</w:t>
       </w:r>
     </w:p>
     <w:p>
@@ -2774,7 +5456,13 @@
       </w:r>
     </w:p>
     <w:p>
-      <w:r>
+      <w:pPr>
+        <w:spacing w:line="336" w:lineRule="auto" w:after="180"/>
+      </w:pPr>
+      <w:r>
+        <w:rPr>
+          <w:b w:val="0"/>
+        </w:rPr>
         <w:t>Show Study Buddy recognised questions before calculating or retrieving important answers, especially numbers and dates.</w:t>
       </w:r>
     </w:p>
@@ -2788,12 +5476,68 @@
     </w:p>
     <w:p>
       <w:r>
-        <w:t>Teaching target: Explain the mechanism and terminology of speech pipelines and multimodal evidence</w:t>
-      </w:r>
-    </w:p>
-    <w:p>
-      <w:r>
-        <w:t>Prepare the labelled worked-case picture, the matching workbook, fictional input cards and a place for individual responses. No paid AI account is required for the paper reasoning activities.</w:t>
+        <w:t>Use this preparation summary alongside the detailed Speech and Audio Systems lesson; it is a checklist rather than a replacement for the full sequence.</w:t>
+      </w:r>
+    </w:p>
+    <w:p>
+      <w:pPr>
+        <w:pStyle w:val="Heading3"/>
+      </w:pPr>
+      <w:r>
+        <w:t>Teaching target</w:t>
+      </w:r>
+    </w:p>
+    <w:p>
+      <w:pPr>
+        <w:spacing w:line="336" w:lineRule="auto" w:after="180"/>
+        <w:shd w:fill="EDF7F3"/>
+      </w:pPr>
+      <w:r>
+        <w:rPr>
+          <w:b w:val="0"/>
+        </w:rPr>
+        <w:t xml:space="preserve">Teaching target: Explain the </w:t>
+      </w:r>
+      <w:r>
+        <w:rPr>
+          <w:b/>
+        </w:rPr>
+        <w:t>mechanism</w:t>
+      </w:r>
+      <w:r>
+        <w:rPr>
+          <w:b w:val="0"/>
+        </w:rPr>
+        <w:t xml:space="preserve"> and terminology of speech pipelines and multimodal </w:t>
+      </w:r>
+      <w:r>
+        <w:rPr>
+          <w:b/>
+        </w:rPr>
+        <w:t>evidence</w:t>
+      </w:r>
+    </w:p>
+    <w:p>
+      <w:pPr>
+        <w:spacing w:line="336" w:lineRule="auto" w:after="180"/>
+      </w:pPr>
+      <w:r>
+        <w:rPr>
+          <w:b w:val="0"/>
+        </w:rPr>
+        <w:t xml:space="preserve">Prepare the labelled worked-case picture, the matching workbook, fictional </w:t>
+      </w:r>
+      <w:r>
+        <w:rPr>
+          <w:b/>
+        </w:rPr>
+        <w:t>input</w:t>
+      </w:r>
+      <w:r>
+        <w:rPr>
+          <w:b w:val="0"/>
+        </w:rPr>
+        <w:t xml:space="preserve"> cards and a place for individual responses. No paid AI account is required for the paper reasoning activities.</w:t>
       </w:r>
     </w:p>
     <w:tbl>
@@ -2940,37 +5684,218 @@
       </w:tr>
     </w:tbl>
     <w:p>
-      <w:r>
-        <w:t>Before class, solve the supported practice: Audio transcript reads fifteen boxes; a clear written inventory says fifty boxes. The original audio is unavailable and the assistant reports fifteen as certain. Show the intermediate steps and give the conclusion with its scope.</w:t>
-      </w:r>
-    </w:p>
-    <w:p>
-      <w:r>
+      <w:pPr>
+        <w:spacing w:line="336" w:lineRule="auto" w:after="180"/>
+      </w:pPr>
+      <w:r>
+        <w:rPr>
+          <w:b w:val="0"/>
+        </w:rPr>
+        <w:t>Before class, solve the supported practice: Audio transcript reads fifteen boxes; a clear written inventory says fifty boxes. The original audio is unavailable and the assistant reports fifteen as certain.</w:t>
+      </w:r>
+    </w:p>
+    <w:p>
+      <w:pPr>
+        <w:spacing w:line="336" w:lineRule="auto" w:after="180"/>
+      </w:pPr>
+      <w:r>
+        <w:rPr>
+          <w:b w:val="0"/>
+        </w:rPr>
+        <w:t>Show the intermediate steps and give the conclusion with its scope.</w:t>
+      </w:r>
+    </w:p>
+    <w:p>
+      <w:pPr>
+        <w:pStyle w:val="Heading3"/>
+      </w:pPr>
+      <w:r>
+        <w:t>Supported practice answer</w:t>
+      </w:r>
+    </w:p>
+    <w:p>
+      <w:pPr>
+        <w:spacing w:line="336" w:lineRule="auto" w:after="180"/>
+        <w:shd w:fill="F1F6FC"/>
+      </w:pPr>
+      <w:r>
+        <w:rPr>
+          <w:b w:val="0"/>
+        </w:rPr>
         <w:t>Reasoned practice answer: Teacher explanation: There is an unresolved quantity conflict and no audio replay. Preserve both sources and ask the responsible person; certainty is unsupported.</w:t>
       </w:r>
     </w:p>
     <w:p>
-      <w:r>
-        <w:t>Check every learner before discussion: Use the worked case for Speech pipelines and multimodal evidence. Proposed explanation: “The worked result establishes every future case”. Decide whether this explanation is supported. Point to the step or supplied fact that decides; explain your repair if needed.</w:t>
-      </w:r>
-    </w:p>
-    <w:p>
-      <w:r>
-        <w:t>Misconception repair: A stage-level accuracy or authority policy does not establish every modality agrees or every downstream claim is supported.</w:t>
-      </w:r>
-    </w:p>
-    <w:p>
-      <w:r>
-        <w:t>Support: read the exact case aloud, enlarge the labelled picture, supply input cards and model only the first deciding step. Accept a spoken explanation or drawing; retain the reasoning goal.</w:t>
-      </w:r>
-    </w:p>
-    <w:p>
-      <w:r>
-        <w:t>Extension: Correct the transcript to “thirteen plus seven” with all later stages unchanged. Require a prediction and a reason before comparing. Expected result: The calculator and spoken result should become 20 under the declared pipeline. Reason: 13+7=20; the changed input removes the earlier recognition error.</w:t>
-      </w:r>
-    </w:p>
-    <w:p>
-      <w:r>
+      <w:pPr>
+        <w:spacing w:line="336" w:lineRule="auto" w:after="180"/>
+      </w:pPr>
+      <w:r>
+        <w:rPr>
+          <w:b w:val="0"/>
+        </w:rPr>
+        <w:t xml:space="preserve">Check every learner before discussion: Use the worked case for Speech pipelines and multimodal </w:t>
+      </w:r>
+      <w:r>
+        <w:rPr>
+          <w:b/>
+        </w:rPr>
+        <w:t>evidence</w:t>
+      </w:r>
+      <w:r>
+        <w:rPr>
+          <w:b w:val="0"/>
+        </w:rPr>
+        <w:t>. Proposed explanation: “The worked result establishes every future case”. Decide whether this explanation is supported.</w:t>
+      </w:r>
+    </w:p>
+    <w:p>
+      <w:pPr>
+        <w:spacing w:line="336" w:lineRule="auto" w:after="180"/>
+      </w:pPr>
+      <w:r>
+        <w:rPr>
+          <w:b w:val="0"/>
+        </w:rPr>
+        <w:t>Point to the step or supplied fact that decides; explain your repair if needed.</w:t>
+      </w:r>
+    </w:p>
+    <w:p>
+      <w:pPr>
+        <w:pStyle w:val="Heading3"/>
+      </w:pPr>
+      <w:r>
+        <w:t>Repair the misconception</w:t>
+      </w:r>
+    </w:p>
+    <w:p>
+      <w:pPr>
+        <w:spacing w:line="336" w:lineRule="auto" w:after="180"/>
+        <w:shd w:fill="FFF5E6"/>
+      </w:pPr>
+      <w:r>
+        <w:rPr>
+          <w:b w:val="0"/>
+        </w:rPr>
+        <w:t xml:space="preserve">Misconception repair: A stage-level accuracy or authority policy does not establish every </w:t>
+      </w:r>
+      <w:r>
+        <w:rPr>
+          <w:b/>
+        </w:rPr>
+        <w:t>modality</w:t>
+      </w:r>
+      <w:r>
+        <w:rPr>
+          <w:b w:val="0"/>
+        </w:rPr>
+        <w:t xml:space="preserve"> agrees or every downstream claim is supported.</w:t>
+      </w:r>
+    </w:p>
+    <w:p>
+      <w:pPr>
+        <w:pStyle w:val="Heading3"/>
+      </w:pPr>
+      <w:r>
+        <w:t>Support without giving away the answer</w:t>
+      </w:r>
+    </w:p>
+    <w:p>
+      <w:pPr>
+        <w:spacing w:line="336" w:lineRule="auto" w:after="180"/>
+        <w:shd w:fill="F1F6F8"/>
+      </w:pPr>
+      <w:r>
+        <w:rPr>
+          <w:b w:val="0"/>
+        </w:rPr>
+        <w:t xml:space="preserve">Support: read the exact case aloud, enlarge the labelled picture, supply </w:t>
+      </w:r>
+      <w:r>
+        <w:rPr>
+          <w:b/>
+        </w:rPr>
+        <w:t>input</w:t>
+      </w:r>
+      <w:r>
+        <w:rPr>
+          <w:b w:val="0"/>
+        </w:rPr>
+        <w:t xml:space="preserve"> cards and model only the first deciding step. Accept a spoken explanation or drawing; retain the reasoning goal.</w:t>
+      </w:r>
+    </w:p>
+    <w:p>
+      <w:pPr>
+        <w:pStyle w:val="Heading3"/>
+      </w:pPr>
+      <w:r>
+        <w:t>Extend the reasoning</w:t>
+      </w:r>
+    </w:p>
+    <w:p>
+      <w:pPr>
+        <w:spacing w:line="336" w:lineRule="auto" w:after="180"/>
+        <w:shd w:fill="F5F1FB"/>
+      </w:pPr>
+      <w:r>
+        <w:rPr>
+          <w:b w:val="0"/>
+        </w:rPr>
+        <w:t xml:space="preserve">Extension: Correct the transcript to “thirteen plus seven” with all later stages unchanged. Require a </w:t>
+      </w:r>
+      <w:r>
+        <w:rPr>
+          <w:b/>
+        </w:rPr>
+        <w:t>prediction</w:t>
+      </w:r>
+      <w:r>
+        <w:rPr>
+          <w:b w:val="0"/>
+        </w:rPr>
+        <w:t xml:space="preserve"> and a reason before comparing.</w:t>
+      </w:r>
+    </w:p>
+    <w:p>
+      <w:pPr>
+        <w:spacing w:line="336" w:lineRule="auto" w:after="180"/>
+        <w:shd w:fill="F5F1FB"/>
+      </w:pPr>
+      <w:r>
+        <w:rPr>
+          <w:b w:val="0"/>
+        </w:rPr>
+        <w:t xml:space="preserve">Expected result: The calculator and spoken result should become 20 under the declared pipeline. Reason: 13+7=20; the changed </w:t>
+      </w:r>
+      <w:r>
+        <w:rPr>
+          <w:b/>
+        </w:rPr>
+        <w:t>input</w:t>
+      </w:r>
+      <w:r>
+        <w:rPr>
+          <w:b w:val="0"/>
+        </w:rPr>
+        <w:t xml:space="preserve"> removes the earlier recognition error.</w:t>
+      </w:r>
+    </w:p>
+    <w:p>
+      <w:pPr>
+        <w:pStyle w:val="Heading3"/>
+      </w:pPr>
+      <w:r>
+        <w:t>Protect the independent attempt</w:t>
+      </w:r>
+    </w:p>
+    <w:p>
+      <w:pPr>
+        <w:spacing w:line="336" w:lineRule="auto" w:after="180"/>
+        <w:shd w:fill="FFF5E6"/>
+      </w:pPr>
+      <w:r>
+        <w:rPr>
+          <w:b w:val="0"/>
+        </w:rPr>
         <w:t>Independent assessment: withhold the reserved answer until the learner has attempted the new case. Record support separately from correctness.</w:t>
       </w:r>
     </w:p>
@@ -3159,13 +6084,70 @@
       </w:tr>
     </w:tbl>
     <w:p>
-      <w:r>
-        <w:t>Project checkpoint: Make a transparent first version. Keep a trace of how one input becomes an output; explain the rule or learned component.</w:t>
-      </w:r>
-    </w:p>
-    <w:p>
-      <w:r>
-        <w:t>Use the weekly teacher answer for topic-specific reasoning. A saved progress tick is an activity record; judge mastery from the learner’s explanation and evidence.</w:t>
+      <w:pPr>
+        <w:pStyle w:val="Heading3"/>
+      </w:pPr>
+      <w:r>
+        <w:t>Project checkpoint</w:t>
+      </w:r>
+    </w:p>
+    <w:p>
+      <w:pPr>
+        <w:spacing w:line="336" w:lineRule="auto" w:after="180"/>
+        <w:shd w:fill="EDF7F3"/>
+      </w:pPr>
+      <w:r>
+        <w:rPr>
+          <w:b w:val="0"/>
+        </w:rPr>
+        <w:t xml:space="preserve">Project checkpoint: Make a transparent first version. Keep a trace of how one </w:t>
+      </w:r>
+      <w:r>
+        <w:rPr>
+          <w:b/>
+        </w:rPr>
+        <w:t>input</w:t>
+      </w:r>
+      <w:r>
+        <w:rPr>
+          <w:b w:val="0"/>
+        </w:rPr>
+        <w:t xml:space="preserve"> becomes an </w:t>
+      </w:r>
+      <w:r>
+        <w:rPr>
+          <w:b/>
+        </w:rPr>
+        <w:t>output</w:t>
+      </w:r>
+      <w:r>
+        <w:rPr>
+          <w:b w:val="0"/>
+        </w:rPr>
+        <w:t>; explain the rule or learned component.</w:t>
+      </w:r>
+    </w:p>
+    <w:p>
+      <w:pPr>
+        <w:spacing w:line="336" w:lineRule="auto" w:after="180"/>
+      </w:pPr>
+      <w:r>
+        <w:rPr>
+          <w:b w:val="0"/>
+        </w:rPr>
+        <w:t xml:space="preserve">Use the weekly teacher answer for topic-specific reasoning. A saved progress tick is an activity record; judge mastery from the learner’s explanation and </w:t>
+      </w:r>
+      <w:r>
+        <w:rPr>
+          <w:b/>
+        </w:rPr>
+        <w:t>evidence</w:t>
+      </w:r>
+      <w:r>
+        <w:rPr>
+          <w:b w:val="0"/>
+        </w:rPr>
+        <w:t>.</w:t>
       </w:r>
     </w:p>
     <w:p>
@@ -3178,27 +6160,1070 @@
     </w:p>
     <w:p>
       <w:r>
-        <w:t>Use the two formative questions as supported practice, not as independent mastery scores. Discuss the deciding evidence rather than accepting a guessed selection.</w:t>
-      </w:r>
-    </w:p>
-    <w:p>
-      <w:r>
+        <w:t>Use feedback, earlier review and portfolios purposefully. Apply the coding routine only when this lesson has an executable lab.</w:t>
+      </w:r>
+    </w:p>
+    <w:p>
+      <w:pPr>
+        <w:spacing w:line="336" w:lineRule="auto" w:after="180"/>
+      </w:pPr>
+      <w:r>
+        <w:rPr>
+          <w:b w:val="0"/>
+        </w:rPr>
+        <w:t xml:space="preserve">Use the two formative questions as supported practice, not as independent mastery scores. Discuss the deciding </w:t>
+      </w:r>
+      <w:r>
+        <w:rPr>
+          <w:b/>
+        </w:rPr>
+        <w:t>evidence</w:t>
+      </w:r>
+      <w:r>
+        <w:rPr>
+          <w:b w:val="0"/>
+        </w:rPr>
+        <w:t xml:space="preserve"> rather than accepting a guessed selection.</w:t>
+      </w:r>
+    </w:p>
+    <w:p>
+      <w:pPr>
+        <w:spacing w:line="336" w:lineRule="auto" w:after="180"/>
+      </w:pPr>
+      <w:r>
+        <w:rPr>
+          <w:b w:val="0"/>
+        </w:rPr>
         <w:t>The feedback comes from the reviewed public worked case. Do not reveal the separately reserved independent teacher answer until the learner has attempted that case.</w:t>
       </w:r>
     </w:p>
     <w:p>
-      <w:r>
-        <w:t>Ask students to predict before running code. Preserve errors and actual outputs; collect a changed test and an explanation. The branch-boundary and indexing lessons deliberately include failure cases.</w:t>
-      </w:r>
-    </w:p>
-    <w:p>
-      <w:r>
+      <w:pPr>
+        <w:pStyle w:val="Heading3"/>
+      </w:pPr>
+      <w:r>
+        <w:t>For later coding lessons</w:t>
+      </w:r>
+    </w:p>
+    <w:p>
+      <w:r>
+        <w:t>This week has no code block. Use this routine when a later lesson includes an executable lab.</w:t>
+      </w:r>
+    </w:p>
+    <w:p>
+      <w:pPr>
+        <w:spacing w:line="336" w:lineRule="auto" w:after="180"/>
+        <w:shd w:fill="F1F6F8"/>
+      </w:pPr>
+      <w:r>
+        <w:rPr>
+          <w:b w:val="0"/>
+        </w:rPr>
+        <w:t xml:space="preserve">Ask students to predict before running code. Preserve errors and actual </w:t>
+      </w:r>
+      <w:r>
+        <w:rPr>
+          <w:b/>
+        </w:rPr>
+        <w:t>output</w:t>
+      </w:r>
+      <w:r>
+        <w:rPr>
+          <w:b w:val="0"/>
+        </w:rPr>
+        <w:t>s; collect a changed test and an explanation. The branch-boundary and indexing lessons deliberately include failure cases.</w:t>
+      </w:r>
+    </w:p>
+    <w:p>
+      <w:pPr>
+        <w:spacing w:line="336" w:lineRule="auto" w:after="180"/>
+      </w:pPr>
+      <w:r>
+        <w:rPr>
+          <w:b w:val="0"/>
+        </w:rPr>
         <w:t>Use the earlier worked-explanation links to address a specific missing building block, then return to the current question. Adapt this suggestion after observing the learner; it is not an automatic diagnosis.</w:t>
       </w:r>
     </w:p>
     <w:p>
-      <w:r>
-        <w:t>Collect the completed-work portfolio as evidence. Record support separately from correctness, and assess explanation, trace/test and limitations. Progress ticks and quiz selections alone do not establish mastery.</w:t>
+      <w:pPr>
+        <w:spacing w:line="336" w:lineRule="auto" w:after="180"/>
+      </w:pPr>
+      <w:r>
+        <w:rPr>
+          <w:b w:val="0"/>
+        </w:rPr>
+        <w:t xml:space="preserve">Collect the completed-work portfolio as </w:t>
+      </w:r>
+      <w:r>
+        <w:rPr>
+          <w:b/>
+        </w:rPr>
+        <w:t>evidence</w:t>
+      </w:r>
+      <w:r>
+        <w:rPr>
+          <w:b w:val="0"/>
+        </w:rPr>
+        <w:t>. Record support separately from correctness, and assess explanation, trace/test and limitations. Progress ticks and quiz selections alone do not establish mastery.</w:t>
+      </w:r>
+    </w:p>
+    <w:p>
+      <w:pPr>
+        <w:pStyle w:val="Heading1"/>
+      </w:pPr>
+      <w:r>
+        <w:t>09. Visual concept journey</w:t>
+      </w:r>
+    </w:p>
+    <w:p>
+      <w:r>
+        <w:t>Show one Speech and Audio Systems graphic at a time, request a prediction and discuss its trace before the independent assessment.</w:t>
+      </w:r>
+    </w:p>
+    <w:p>
+      <w:pPr>
+        <w:spacing w:line="336" w:lineRule="auto" w:after="180"/>
+      </w:pPr>
+      <w:r>
+        <w:rPr>
+          <w:b w:val="0"/>
+        </w:rPr>
+        <w:t xml:space="preserve">Use one picture at a time. Hide a worked result before asking for a </w:t>
+      </w:r>
+      <w:r>
+        <w:rPr>
+          <w:b/>
+        </w:rPr>
+        <w:t>prediction</w:t>
+      </w:r>
+      <w:r>
+        <w:rPr>
+          <w:b w:val="0"/>
+        </w:rPr>
+        <w:t>, then reveal it for feedback. These are supported teaching cases; retain the separate independent assessment for a fresh first attempt.</w:t>
+      </w:r>
+    </w:p>
+    <w:p>
+      <w:pPr>
+        <w:pStyle w:val="Heading3"/>
+      </w:pPr>
+      <w:r>
+        <w:t>01. Speech and Audio Systems: the case</w:t>
+      </w:r>
+    </w:p>
+    <w:p>
+      <w:r>
+        <w:drawing>
+          <wp:inline xmlns:a="http://schemas.openxmlformats.org/drawingml/2006/main" xmlns:pic="http://schemas.openxmlformats.org/drawingml/2006/picture">
+            <wp:extent cx="5486400" cy="3142488"/>
+            <wp:docPr id="2" name="Picture 2" descr="A fictional learner dictates a calculation to a voice assistant. Supplied facts: Known audio phrase: “thirteen plus seven”. Transcript: “thirty plus seven”. Calculator returns 37. Synthetic voice says “thirty-seven”. The example supplies ground truth; no real audio was analysed."/>
+            <wp:cNvGraphicFramePr>
+              <a:graphicFrameLocks noChangeAspect="1"/>
+            </wp:cNvGraphicFramePr>
+            <a:graphic>
+              <a:graphicData uri="http://schemas.openxmlformats.org/drawingml/2006/picture">
+                <pic:pic>
+                  <pic:nvPicPr>
+                    <pic:cNvPr id="0" name="academy-story-ai-3-12-01.png"/>
+                    <pic:cNvPicPr/>
+                  </pic:nvPicPr>
+                  <pic:blipFill>
+                    <a:blip r:embed="rId10"/>
+                    <a:stretch>
+                      <a:fillRect/>
+                    </a:stretch>
+                  </pic:blipFill>
+                  <pic:spPr>
+                    <a:xfrm>
+                      <a:off x="0" y="0"/>
+                      <a:ext cx="5486400" cy="3142488"/>
+                    </a:xfrm>
+                    <a:prstGeom prst="rect"/>
+                  </pic:spPr>
+                </pic:pic>
+              </a:graphicData>
+            </a:graphic>
+          </wp:inline>
+        </w:drawing>
+      </w:r>
+    </w:p>
+    <w:p>
+      <w:pPr>
+        <w:spacing w:line="336" w:lineRule="auto" w:after="180"/>
+      </w:pPr>
+      <w:r>
+        <w:rPr>
+          <w:b w:val="0"/>
+        </w:rPr>
+        <w:t>A fictional learner dictates a calculation to a voice assistant. Supplied facts: Known audio phrase: “thirteen plus seven”. Transcript: “thirty plus seven”. Calculator returns 37. Synthetic voice says “thirty-seven”.</w:t>
+      </w:r>
+    </w:p>
+    <w:p>
+      <w:pPr>
+        <w:spacing w:line="336" w:lineRule="auto" w:after="180"/>
+      </w:pPr>
+      <w:r>
+        <w:rPr>
+          <w:b w:val="0"/>
+        </w:rPr>
+        <w:t>The example supplies ground truth; no real audio was analysed.</w:t>
+      </w:r>
+    </w:p>
+    <w:p>
+      <w:pPr>
+        <w:spacing w:line="336" w:lineRule="auto" w:after="180"/>
+        <w:shd w:fill="F5F1FB"/>
+      </w:pPr>
+      <w:r>
+        <w:rPr>
+          <w:b w:val="0"/>
+        </w:rPr>
+        <w:t>Point to the given fact that matters most. Explain why it matters.</w:t>
+      </w:r>
+    </w:p>
+    <w:p>
+      <w:pPr>
+        <w:pStyle w:val="Heading3"/>
+      </w:pPr>
+      <w:r>
+        <w:t>Discuss while showing the picture</w:t>
+      </w:r>
+    </w:p>
+    <w:p>
+      <w:pPr>
+        <w:spacing w:line="336" w:lineRule="auto" w:after="180"/>
+        <w:shd w:fill="F1F6F8"/>
+      </w:pPr>
+      <w:r>
+        <w:rPr>
+          <w:b w:val="0"/>
+        </w:rPr>
+        <w:t>Teacher prompt: Point to the given fact that matters most. Explain why it matters. Ask learners to describe one label or arrow in ordinary words. Use the adjacent transcript if the image is difficult to see.</w:t>
+      </w:r>
+    </w:p>
+    <w:p>
+      <w:pPr>
+        <w:pStyle w:val="Heading3"/>
+      </w:pPr>
+      <w:r>
+        <w:t>02. Follow the deciding steps</w:t>
+      </w:r>
+    </w:p>
+    <w:p>
+      <w:r>
+        <w:drawing>
+          <wp:inline xmlns:a="http://schemas.openxmlformats.org/drawingml/2006/main" xmlns:pic="http://schemas.openxmlformats.org/drawingml/2006/picture">
+            <wp:extent cx="5486400" cy="4005072"/>
+            <wp:docPr id="3" name="Picture 3" descr="Recognise speech: Transcription changes thirteen into thirty. → Calculate text: 30+7=37 is correct for the mistaken transcript. → Speak result: Speech synthesis repeats 37; fluent voice does not validate the input. → Confirm intended input: Read back the recognised expression; intended 13+7=20."/>
+            <wp:cNvGraphicFramePr>
+              <a:graphicFrameLocks noChangeAspect="1"/>
+            </wp:cNvGraphicFramePr>
+            <a:graphic>
+              <a:graphicData uri="http://schemas.openxmlformats.org/drawingml/2006/picture">
+                <pic:pic>
+                  <pic:nvPicPr>
+                    <pic:cNvPr id="0" name="academy-story-ai-3-12-02.png"/>
+                    <pic:cNvPicPr/>
+                  </pic:nvPicPr>
+                  <pic:blipFill>
+                    <a:blip r:embed="rId11"/>
+                    <a:stretch>
+                      <a:fillRect/>
+                    </a:stretch>
+                  </pic:blipFill>
+                  <pic:spPr>
+                    <a:xfrm>
+                      <a:off x="0" y="0"/>
+                      <a:ext cx="5486400" cy="4005072"/>
+                    </a:xfrm>
+                    <a:prstGeom prst="rect"/>
+                  </pic:spPr>
+                </pic:pic>
+              </a:graphicData>
+            </a:graphic>
+          </wp:inline>
+        </w:drawing>
+      </w:r>
+    </w:p>
+    <w:p>
+      <w:pPr>
+        <w:spacing w:line="336" w:lineRule="auto" w:after="180"/>
+      </w:pPr>
+      <w:r>
+        <w:rPr>
+          <w:b w:val="0"/>
+        </w:rPr>
+        <w:t xml:space="preserve">Recognise speech: </w:t>
+      </w:r>
+      <w:r>
+        <w:rPr>
+          <w:b/>
+        </w:rPr>
+        <w:t>Transcription</w:t>
+      </w:r>
+      <w:r>
+        <w:rPr>
+          <w:b w:val="0"/>
+        </w:rPr>
+        <w:t xml:space="preserve"> changes thirteen into thirty. → Calculate text: 30+7=37 is correct for the mistaken transcript. → Speak result: Speech </w:t>
+      </w:r>
+      <w:r>
+        <w:rPr>
+          <w:b/>
+        </w:rPr>
+        <w:t>synthesis</w:t>
+      </w:r>
+      <w:r>
+        <w:rPr>
+          <w:b w:val="0"/>
+        </w:rPr>
+        <w:t xml:space="preserve"> repeats 37; fluent voice does not validate the </w:t>
+      </w:r>
+      <w:r>
+        <w:rPr>
+          <w:b/>
+        </w:rPr>
+        <w:t>input</w:t>
+      </w:r>
+      <w:r>
+        <w:rPr>
+          <w:b w:val="0"/>
+        </w:rPr>
+        <w:t xml:space="preserve">. → Confirm intended </w:t>
+      </w:r>
+      <w:r>
+        <w:rPr>
+          <w:b/>
+        </w:rPr>
+        <w:t>input</w:t>
+      </w:r>
+      <w:r>
+        <w:rPr>
+          <w:b w:val="0"/>
+        </w:rPr>
+        <w:t>: Read back the recognised expression; intended 13+7=20.</w:t>
+      </w:r>
+    </w:p>
+    <w:p>
+      <w:pPr>
+        <w:spacing w:line="336" w:lineRule="auto" w:after="180"/>
+        <w:shd w:fill="F5F1FB"/>
+      </w:pPr>
+      <w:r>
+        <w:rPr>
+          <w:b w:val="0"/>
+        </w:rPr>
+        <w:t xml:space="preserve">Point to each numbered stage and explain which recorded </w:t>
+      </w:r>
+      <w:r>
+        <w:rPr>
+          <w:b/>
+        </w:rPr>
+        <w:t>input</w:t>
+      </w:r>
+      <w:r>
+        <w:rPr>
+          <w:b w:val="0"/>
+        </w:rPr>
+        <w:t xml:space="preserve"> it uses.</w:t>
+      </w:r>
+    </w:p>
+    <w:p>
+      <w:pPr>
+        <w:pStyle w:val="Heading3"/>
+      </w:pPr>
+      <w:r>
+        <w:t>Discuss while showing the picture</w:t>
+      </w:r>
+    </w:p>
+    <w:p>
+      <w:pPr>
+        <w:spacing w:line="336" w:lineRule="auto" w:after="180"/>
+        <w:shd w:fill="F1F6F8"/>
+      </w:pPr>
+      <w:r>
+        <w:rPr>
+          <w:b w:val="0"/>
+        </w:rPr>
+        <w:t xml:space="preserve">Teacher prompt: Point to each numbered stage and explain which recorded </w:t>
+      </w:r>
+      <w:r>
+        <w:rPr>
+          <w:b/>
+        </w:rPr>
+        <w:t>input</w:t>
+      </w:r>
+      <w:r>
+        <w:rPr>
+          <w:b w:val="0"/>
+        </w:rPr>
+        <w:t xml:space="preserve"> it uses. Ask learners to describe one label or arrow in ordinary words. Use the adjacent transcript if the image is difficult to see.</w:t>
+      </w:r>
+    </w:p>
+    <w:p>
+      <w:pPr>
+        <w:pStyle w:val="Heading3"/>
+      </w:pPr>
+      <w:r>
+        <w:t>03. Speech pipelines and multimodal evidence — evidence trace</w:t>
+      </w:r>
+    </w:p>
+    <w:p>
+      <w:r>
+        <w:drawing>
+          <wp:inline xmlns:a="http://schemas.openxmlformats.org/drawingml/2006/main" xmlns:pic="http://schemas.openxmlformats.org/drawingml/2006/picture">
+            <wp:extent cx="5486400" cy="3297936"/>
+            <wp:docPr id="4" name="Picture 4" descr="Speech pipelines and multimodal evidence — evidence trace. Audio transcript reads fifteen boxes; a clear written inventory says fifty boxes. The original audio is unavailable and the assistant reports fifteen as certain. | Track source modality, segment/time references, transcription, interpretation and final claims separately. Compare conflicting evidence without assuming one modality always wins. Ask for clarification when the task needs unresolved information. | There is an unresolved quantity conflict and no audio replay. Preserve both sources and ask the responsible person; certainty is unsupported."/>
+            <wp:cNvGraphicFramePr>
+              <a:graphicFrameLocks noChangeAspect="1"/>
+            </wp:cNvGraphicFramePr>
+            <a:graphic>
+              <a:graphicData uri="http://schemas.openxmlformats.org/drawingml/2006/picture">
+                <pic:pic>
+                  <pic:nvPicPr>
+                    <pic:cNvPr id="0" name="academy-story-ai-3-12-03.png"/>
+                    <pic:cNvPicPr/>
+                  </pic:nvPicPr>
+                  <pic:blipFill>
+                    <a:blip r:embed="rId12"/>
+                    <a:stretch>
+                      <a:fillRect/>
+                    </a:stretch>
+                  </pic:blipFill>
+                  <pic:spPr>
+                    <a:xfrm>
+                      <a:off x="0" y="0"/>
+                      <a:ext cx="5486400" cy="3297936"/>
+                    </a:xfrm>
+                    <a:prstGeom prst="rect"/>
+                  </pic:spPr>
+                </pic:pic>
+              </a:graphicData>
+            </a:graphic>
+          </wp:inline>
+        </w:drawing>
+      </w:r>
+    </w:p>
+    <w:p>
+      <w:pPr>
+        <w:spacing w:line="336" w:lineRule="auto" w:after="180"/>
+      </w:pPr>
+      <w:r>
+        <w:rPr>
+          <w:b w:val="0"/>
+        </w:rPr>
+        <w:t xml:space="preserve">Speech pipelines and multimodal </w:t>
+      </w:r>
+      <w:r>
+        <w:rPr>
+          <w:b/>
+        </w:rPr>
+        <w:t>evidence</w:t>
+      </w:r>
+      <w:r>
+        <w:rPr>
+          <w:b w:val="0"/>
+        </w:rPr>
+        <w:t xml:space="preserve"> — </w:t>
+      </w:r>
+      <w:r>
+        <w:rPr>
+          <w:b/>
+        </w:rPr>
+        <w:t>evidence</w:t>
+      </w:r>
+      <w:r>
+        <w:rPr>
+          <w:b w:val="0"/>
+        </w:rPr>
+        <w:t xml:space="preserve"> trace. Audio transcript reads fifteen boxes; a clear written inventory says fifty boxes.</w:t>
+      </w:r>
+    </w:p>
+    <w:p>
+      <w:pPr>
+        <w:spacing w:line="336" w:lineRule="auto" w:after="180"/>
+      </w:pPr>
+      <w:r>
+        <w:rPr>
+          <w:b w:val="0"/>
+        </w:rPr>
+        <w:t xml:space="preserve">The original audio is unavailable and the assistant reports fifteen as certain. | Track source </w:t>
+      </w:r>
+      <w:r>
+        <w:rPr>
+          <w:b/>
+        </w:rPr>
+        <w:t>modality</w:t>
+      </w:r>
+      <w:r>
+        <w:rPr>
+          <w:b w:val="0"/>
+        </w:rPr>
+        <w:t xml:space="preserve">, segment/time references, </w:t>
+      </w:r>
+      <w:r>
+        <w:rPr>
+          <w:b/>
+        </w:rPr>
+        <w:t>transcription</w:t>
+      </w:r>
+      <w:r>
+        <w:rPr>
+          <w:b w:val="0"/>
+        </w:rPr>
+        <w:t>, interpretation and final claims separately.</w:t>
+      </w:r>
+    </w:p>
+    <w:p>
+      <w:pPr>
+        <w:spacing w:line="336" w:lineRule="auto" w:after="180"/>
+      </w:pPr>
+      <w:r>
+        <w:rPr>
+          <w:b w:val="0"/>
+        </w:rPr>
+        <w:t xml:space="preserve">Compare conflicting </w:t>
+      </w:r>
+      <w:r>
+        <w:rPr>
+          <w:b/>
+        </w:rPr>
+        <w:t>evidence</w:t>
+      </w:r>
+      <w:r>
+        <w:rPr>
+          <w:b w:val="0"/>
+        </w:rPr>
+        <w:t xml:space="preserve"> without assuming one </w:t>
+      </w:r>
+      <w:r>
+        <w:rPr>
+          <w:b/>
+        </w:rPr>
+        <w:t>modality</w:t>
+      </w:r>
+      <w:r>
+        <w:rPr>
+          <w:b w:val="0"/>
+        </w:rPr>
+        <w:t xml:space="preserve"> always wins. Ask for clarification when the task needs unresolved information. | There is an unresolved quantity conflict and no audio replay.</w:t>
+      </w:r>
+    </w:p>
+    <w:p>
+      <w:pPr>
+        <w:spacing w:line="336" w:lineRule="auto" w:after="180"/>
+      </w:pPr>
+      <w:r>
+        <w:rPr>
+          <w:b w:val="0"/>
+        </w:rPr>
+        <w:t>Preserve both sources and ask the responsible person; certainty is unsupported.</w:t>
+      </w:r>
+    </w:p>
+    <w:p>
+      <w:pPr>
+        <w:spacing w:line="336" w:lineRule="auto" w:after="180"/>
+        <w:shd w:fill="F5F1FB"/>
+      </w:pPr>
+      <w:r>
+        <w:rPr>
+          <w:b w:val="0"/>
+        </w:rPr>
+        <w:t>Read the labels and values. Explain the relationship the model shows.</w:t>
+      </w:r>
+    </w:p>
+    <w:p>
+      <w:pPr>
+        <w:pStyle w:val="Heading3"/>
+      </w:pPr>
+      <w:r>
+        <w:t>Discuss while showing the picture</w:t>
+      </w:r>
+    </w:p>
+    <w:p>
+      <w:pPr>
+        <w:spacing w:line="336" w:lineRule="auto" w:after="180"/>
+        <w:shd w:fill="F1F6F8"/>
+      </w:pPr>
+      <w:r>
+        <w:rPr>
+          <w:b w:val="0"/>
+        </w:rPr>
+        <w:t>Teacher prompt: Read the labels and values. Explain the relationship the model shows. Ask learners to describe one label or arrow in ordinary words. Use the adjacent transcript if the image is difficult to see.</w:t>
+      </w:r>
+    </w:p>
+    <w:p>
+      <w:pPr>
+        <w:pStyle w:val="Heading3"/>
+      </w:pPr>
+      <w:r>
+        <w:t>04. Change one thing. Trace what follows.</w:t>
+      </w:r>
+    </w:p>
+    <w:p>
+      <w:r>
+        <w:drawing>
+          <wp:inline xmlns:a="http://schemas.openxmlformats.org/drawingml/2006/main" xmlns:pic="http://schemas.openxmlformats.org/drawingml/2006/picture">
+            <wp:extent cx="5486400" cy="3026664"/>
+            <wp:docPr id="5" name="Picture 5" descr="Original case: Read back the recognised expression; intended 13+7=20. Changed condition: Correct the transcript to “thirteen plus seven” with all later stages unchanged. Expected result: The calculator and spoken result should become 20 under the declared pipeline. Reason: 13+7=20; the changed input removes the earlier recognition error."/>
+            <wp:cNvGraphicFramePr>
+              <a:graphicFrameLocks noChangeAspect="1"/>
+            </wp:cNvGraphicFramePr>
+            <a:graphic>
+              <a:graphicData uri="http://schemas.openxmlformats.org/drawingml/2006/picture">
+                <pic:pic>
+                  <pic:nvPicPr>
+                    <pic:cNvPr id="0" name="academy-story-ai-3-12-04.png"/>
+                    <pic:cNvPicPr/>
+                  </pic:nvPicPr>
+                  <pic:blipFill>
+                    <a:blip r:embed="rId13"/>
+                    <a:stretch>
+                      <a:fillRect/>
+                    </a:stretch>
+                  </pic:blipFill>
+                  <pic:spPr>
+                    <a:xfrm>
+                      <a:off x="0" y="0"/>
+                      <a:ext cx="5486400" cy="3026664"/>
+                    </a:xfrm>
+                    <a:prstGeom prst="rect"/>
+                  </pic:spPr>
+                </pic:pic>
+              </a:graphicData>
+            </a:graphic>
+          </wp:inline>
+        </w:drawing>
+      </w:r>
+    </w:p>
+    <w:p>
+      <w:pPr>
+        <w:spacing w:line="336" w:lineRule="auto" w:after="180"/>
+      </w:pPr>
+      <w:r>
+        <w:rPr>
+          <w:b w:val="0"/>
+        </w:rPr>
+        <w:t>Original case: Read back the recognised expression; intended 13+7=20. Changed condition: Correct the transcript to “thirteen plus seven” with all later stages unchanged.</w:t>
+      </w:r>
+    </w:p>
+    <w:p>
+      <w:pPr>
+        <w:spacing w:line="336" w:lineRule="auto" w:after="180"/>
+      </w:pPr>
+      <w:r>
+        <w:rPr>
+          <w:b w:val="0"/>
+        </w:rPr>
+        <w:t xml:space="preserve">Expected result: The calculator and spoken result should become 20 under the declared pipeline. Reason: 13+7=20; the changed </w:t>
+      </w:r>
+      <w:r>
+        <w:rPr>
+          <w:b/>
+        </w:rPr>
+        <w:t>input</w:t>
+      </w:r>
+      <w:r>
+        <w:rPr>
+          <w:b w:val="0"/>
+        </w:rPr>
+        <w:t xml:space="preserve"> removes the earlier recognition error.</w:t>
+      </w:r>
+    </w:p>
+    <w:p>
+      <w:pPr>
+        <w:spacing w:line="336" w:lineRule="auto" w:after="180"/>
+        <w:shd w:fill="F5F1FB"/>
+      </w:pPr>
+      <w:r>
+        <w:rPr>
+          <w:b w:val="0"/>
+        </w:rPr>
+        <w:t>Predict before checking the worked changed-case result. Name what changed and what the supplied facts allow you to conclude.</w:t>
+      </w:r>
+    </w:p>
+    <w:p>
+      <w:pPr>
+        <w:pStyle w:val="Heading3"/>
+      </w:pPr>
+      <w:r>
+        <w:t>Discuss while showing the picture</w:t>
+      </w:r>
+    </w:p>
+    <w:p>
+      <w:pPr>
+        <w:spacing w:line="336" w:lineRule="auto" w:after="180"/>
+        <w:shd w:fill="F1F6F8"/>
+      </w:pPr>
+      <w:r>
+        <w:rPr>
+          <w:b w:val="0"/>
+        </w:rPr>
+        <w:t>Teacher prompt: Predict before checking the worked changed-case result. Name what changed and what the supplied facts allow you to conclude. Ask learners to describe one label or arrow in ordinary words.</w:t>
+      </w:r>
+    </w:p>
+    <w:p>
+      <w:pPr>
+        <w:spacing w:line="336" w:lineRule="auto" w:after="180"/>
+        <w:shd w:fill="F1F6F8"/>
+      </w:pPr>
+      <w:r>
+        <w:rPr>
+          <w:b w:val="0"/>
+        </w:rPr>
+        <w:t xml:space="preserve">Use the adjacent transcript if the image is difficult to see. Changed-case reasoning: 13+7=20; the changed </w:t>
+      </w:r>
+      <w:r>
+        <w:rPr>
+          <w:b/>
+        </w:rPr>
+        <w:t>input</w:t>
+      </w:r>
+      <w:r>
+        <w:rPr>
+          <w:b w:val="0"/>
+        </w:rPr>
+        <w:t xml:space="preserve"> removes the earlier recognition error.</w:t>
+      </w:r>
+    </w:p>
+    <w:p>
+      <w:pPr>
+        <w:pStyle w:val="Heading3"/>
+      </w:pPr>
+      <w:r>
+        <w:t>05. Connect the explanation to its limit</w:t>
+      </w:r>
+    </w:p>
+    <w:p>
+      <w:r>
+        <w:drawing>
+          <wp:inline xmlns:a="http://schemas.openxmlformats.org/drawingml/2006/main" xmlns:pic="http://schemas.openxmlformats.org/drawingml/2006/picture">
+            <wp:extent cx="5486400" cy="2834640"/>
+            <wp:docPr id="6" name="Picture 6" descr="The first error occurs before arithmetic. Blaming the calculator would target a stage that correctly processed its supplied text. Read-back or on-screen confirmation lets the user catch a number misunderstanding before action. Retain the original audio and transcript, where permitted, to separate recognition defects from later processing errors. Limit: These supplied transcript facts do not establish how an actual recogniser performs for accents, noise or different speakers."/>
+            <wp:cNvGraphicFramePr>
+              <a:graphicFrameLocks noChangeAspect="1"/>
+            </wp:cNvGraphicFramePr>
+            <a:graphic>
+              <a:graphicData uri="http://schemas.openxmlformats.org/drawingml/2006/picture">
+                <pic:pic>
+                  <pic:nvPicPr>
+                    <pic:cNvPr id="0" name="academy-story-ai-3-12-05.png"/>
+                    <pic:cNvPicPr/>
+                  </pic:nvPicPr>
+                  <pic:blipFill>
+                    <a:blip r:embed="rId14"/>
+                    <a:stretch>
+                      <a:fillRect/>
+                    </a:stretch>
+                  </pic:blipFill>
+                  <pic:spPr>
+                    <a:xfrm>
+                      <a:off x="0" y="0"/>
+                      <a:ext cx="5486400" cy="2834640"/>
+                    </a:xfrm>
+                    <a:prstGeom prst="rect"/>
+                  </pic:spPr>
+                </pic:pic>
+              </a:graphicData>
+            </a:graphic>
+          </wp:inline>
+        </w:drawing>
+      </w:r>
+    </w:p>
+    <w:p>
+      <w:pPr>
+        <w:spacing w:line="336" w:lineRule="auto" w:after="180"/>
+      </w:pPr>
+      <w:r>
+        <w:rPr>
+          <w:b w:val="0"/>
+        </w:rPr>
+        <w:t xml:space="preserve">The first error occurs before arithmetic. Blaming the calculator would target a stage that correctly </w:t>
+      </w:r>
+      <w:r>
+        <w:rPr>
+          <w:b/>
+        </w:rPr>
+        <w:t>process</w:t>
+      </w:r>
+      <w:r>
+        <w:rPr>
+          <w:b w:val="0"/>
+        </w:rPr>
+        <w:t>ed its supplied text. Read-back or on-screen confirmation lets the user catch a number misunderstanding before action.</w:t>
+      </w:r>
+    </w:p>
+    <w:p>
+      <w:pPr>
+        <w:spacing w:line="336" w:lineRule="auto" w:after="180"/>
+      </w:pPr>
+      <w:r>
+        <w:rPr>
+          <w:b w:val="0"/>
+        </w:rPr>
+        <w:t xml:space="preserve">Retain the original audio and transcript, where permitted, to separate recognition defects from later </w:t>
+      </w:r>
+      <w:r>
+        <w:rPr>
+          <w:b/>
+        </w:rPr>
+        <w:t>process</w:t>
+      </w:r>
+      <w:r>
+        <w:rPr>
+          <w:b w:val="0"/>
+        </w:rPr>
+        <w:t>ing errors.</w:t>
+      </w:r>
+    </w:p>
+    <w:p>
+      <w:pPr>
+        <w:spacing w:line="336" w:lineRule="auto" w:after="180"/>
+      </w:pPr>
+      <w:r>
+        <w:rPr>
+          <w:b w:val="0"/>
+        </w:rPr>
+        <w:t>Limit: These supplied transcript facts do not establish how an actual recogniser performs for accents, noise or different speakers.</w:t>
+      </w:r>
+    </w:p>
+    <w:p>
+      <w:pPr>
+        <w:spacing w:line="336" w:lineRule="auto" w:after="180"/>
+        <w:shd w:fill="F5F1FB"/>
+      </w:pPr>
+      <w:r>
+        <w:rPr>
+          <w:b w:val="0"/>
+        </w:rPr>
+        <w:t>Explain the case, then point to a limit on the claim.</w:t>
+      </w:r>
+    </w:p>
+    <w:p>
+      <w:pPr>
+        <w:pStyle w:val="Heading3"/>
+      </w:pPr>
+      <w:r>
+        <w:t>Discuss while showing the picture</w:t>
+      </w:r>
+    </w:p>
+    <w:p>
+      <w:pPr>
+        <w:spacing w:line="336" w:lineRule="auto" w:after="180"/>
+        <w:shd w:fill="F1F6F8"/>
+      </w:pPr>
+      <w:r>
+        <w:rPr>
+          <w:b w:val="0"/>
+        </w:rPr>
+        <w:t>Teacher prompt: Explain the case, then point to a limit on the claim. Ask learners to describe one label or arrow in ordinary words. Use the adjacent transcript if the image is difficult to see.</w:t>
+      </w:r>
+    </w:p>
+    <w:p>
+      <w:pPr>
+        <w:spacing w:line="336" w:lineRule="auto" w:after="180"/>
+        <w:shd w:fill="F1F6F8"/>
+      </w:pPr>
+      <w:r>
+        <w:rPr>
+          <w:b w:val="0"/>
+        </w:rPr>
+        <w:t>Keep the stated scope: These supplied transcript facts do not establish how an actual recogniser performs for accents, noise or different speakers.</w:t>
+      </w:r>
+    </w:p>
+    <w:p>
+      <w:pPr>
+        <w:pStyle w:val="Heading3"/>
+      </w:pPr>
+      <w:r>
+        <w:t>06. Make the idea visible in your project</w:t>
+      </w:r>
+    </w:p>
+    <w:p>
+      <w:r>
+        <w:drawing>
+          <wp:inline xmlns:a="http://schemas.openxmlformats.org/drawingml/2006/main" xmlns:pic="http://schemas.openxmlformats.org/drawingml/2006/picture">
+            <wp:extent cx="5486400" cy="3380232"/>
+            <wp:docPr id="7" name="Picture 7" descr="Show Study Buddy recognised questions before calculating or retrieving important answers, especially numbers and dates. Draw your input, deciding step, result and limit. Supported question: Which stage was initially wrong, and which stage was correctly operating on a wrong input?"/>
+            <wp:cNvGraphicFramePr>
+              <a:graphicFrameLocks noChangeAspect="1"/>
+            </wp:cNvGraphicFramePr>
+            <a:graphic>
+              <a:graphicData uri="http://schemas.openxmlformats.org/drawingml/2006/picture">
+                <pic:pic>
+                  <pic:nvPicPr>
+                    <pic:cNvPr id="0" name="academy-story-ai-3-12-06.png"/>
+                    <pic:cNvPicPr/>
+                  </pic:nvPicPr>
+                  <pic:blipFill>
+                    <a:blip r:embed="rId15"/>
+                    <a:stretch>
+                      <a:fillRect/>
+                    </a:stretch>
+                  </pic:blipFill>
+                  <pic:spPr>
+                    <a:xfrm>
+                      <a:off x="0" y="0"/>
+                      <a:ext cx="5486400" cy="3380232"/>
+                    </a:xfrm>
+                    <a:prstGeom prst="rect"/>
+                  </pic:spPr>
+                </pic:pic>
+              </a:graphicData>
+            </a:graphic>
+          </wp:inline>
+        </w:drawing>
+      </w:r>
+    </w:p>
+    <w:p>
+      <w:pPr>
+        <w:spacing w:line="336" w:lineRule="auto" w:after="180"/>
+      </w:pPr>
+      <w:r>
+        <w:rPr>
+          <w:b w:val="0"/>
+        </w:rPr>
+        <w:t xml:space="preserve">Show Study Buddy recognised questions before calculating or retrieving important answers, especially numbers and dates. Draw your </w:t>
+      </w:r>
+      <w:r>
+        <w:rPr>
+          <w:b/>
+        </w:rPr>
+        <w:t>input</w:t>
+      </w:r>
+      <w:r>
+        <w:rPr>
+          <w:b w:val="0"/>
+        </w:rPr>
+        <w:t>, deciding step, result and limit.</w:t>
+      </w:r>
+    </w:p>
+    <w:p>
+      <w:pPr>
+        <w:spacing w:line="336" w:lineRule="auto" w:after="180"/>
+      </w:pPr>
+      <w:r>
+        <w:rPr>
+          <w:b w:val="0"/>
+        </w:rPr>
+        <w:t xml:space="preserve">Supported question: Which stage was initially wrong, and which stage was correctly operating on a wrong </w:t>
+      </w:r>
+      <w:r>
+        <w:rPr>
+          <w:b/>
+        </w:rPr>
+        <w:t>input</w:t>
+      </w:r>
+      <w:r>
+        <w:rPr>
+          <w:b w:val="0"/>
+        </w:rPr>
+        <w:t>?</w:t>
+      </w:r>
+    </w:p>
+    <w:p>
+      <w:pPr>
+        <w:spacing w:line="336" w:lineRule="auto" w:after="180"/>
+        <w:shd w:fill="F5F1FB"/>
+      </w:pPr>
+      <w:r>
+        <w:rPr>
+          <w:b w:val="0"/>
+        </w:rPr>
+        <w:t xml:space="preserve">Draw your project trace and justify the deciding step using </w:t>
+      </w:r>
+      <w:r>
+        <w:rPr>
+          <w:b/>
+        </w:rPr>
+        <w:t>evidence</w:t>
+      </w:r>
+      <w:r>
+        <w:rPr>
+          <w:b w:val="0"/>
+        </w:rPr>
+        <w:t>.</w:t>
+      </w:r>
+    </w:p>
+    <w:p>
+      <w:pPr>
+        <w:pStyle w:val="Heading3"/>
+      </w:pPr>
+      <w:r>
+        <w:t>Discuss while showing the picture</w:t>
+      </w:r>
+    </w:p>
+    <w:p>
+      <w:pPr>
+        <w:spacing w:line="336" w:lineRule="auto" w:after="180"/>
+        <w:shd w:fill="F1F6F8"/>
+      </w:pPr>
+      <w:r>
+        <w:rPr>
+          <w:b w:val="0"/>
+        </w:rPr>
+        <w:t xml:space="preserve">Teacher prompt: Draw your project trace and justify the deciding step using </w:t>
+      </w:r>
+      <w:r>
+        <w:rPr>
+          <w:b/>
+        </w:rPr>
+        <w:t>evidence</w:t>
+      </w:r>
+      <w:r>
+        <w:rPr>
+          <w:b w:val="0"/>
+        </w:rPr>
+        <w:t>. Ask learners to describe one label or arrow in ordinary words. Use the adjacent transcript if the image is difficult to see.</w:t>
+      </w:r>
+    </w:p>
+    <w:p>
+      <w:pPr>
+        <w:spacing w:line="336" w:lineRule="auto" w:after="180"/>
+        <w:shd w:fill="F1F6F8"/>
+      </w:pPr>
+      <w:r>
+        <w:rPr>
+          <w:b w:val="0"/>
+        </w:rPr>
+        <w:t xml:space="preserve">Supported practice key: </w:t>
+      </w:r>
+      <w:r>
+        <w:rPr>
+          <w:b/>
+        </w:rPr>
+        <w:t>Speech recognition</w:t>
+      </w:r>
+      <w:r>
+        <w:rPr>
+          <w:b w:val="0"/>
+        </w:rPr>
+        <w:t xml:space="preserve"> was wrong. The calculator correctly computed 30+7; </w:t>
+      </w:r>
+      <w:r>
+        <w:rPr>
+          <w:b/>
+        </w:rPr>
+        <w:t>synthesis</w:t>
+      </w:r>
+      <w:r>
+        <w:rPr>
+          <w:b w:val="0"/>
+        </w:rPr>
+        <w:t xml:space="preserve"> correctly repeated that wrong-for-</w:t>
+      </w:r>
+      <w:r>
+        <w:rPr>
+          <w:b/>
+        </w:rPr>
+        <w:t>intent</w:t>
+      </w:r>
+      <w:r>
+        <w:rPr>
+          <w:b w:val="0"/>
+        </w:rPr>
+        <w:t xml:space="preserve"> result.</w:t>
       </w:r>
     </w:p>
     <w:sectPr>

--- a/downloads/teacher/ai-3-week-12.docx
+++ b/downloads/teacher/ai-3-week-12.docx
@@ -207,7 +207,7 @@
           </w:tcPr>
           <w:p>
             <w:r>
-              <w:t>Sections 9 and 11–14. Give extra time to finish the full task set; use Section 15 when the week includes a coding lab.</w:t>
+              <w:t>Use “Run the investigation”, “Connect your project”, “Show what you know”, “Study a complete case” and “Try a new case independently”. Give extra time for the full task set. If this week has a coding lab, use its named section; section numbers can change when extra explanations are included.</w:t>
             </w:r>
           </w:p>
         </w:tc>
@@ -5677,7 +5677,7 @@
           </w:tcPr>
           <w:p>
             <w:r>
-              <w:t>Sections 9 and 11–14. Give extra time to finish the full task set; use Section 15 when the week includes a coding lab.</w:t>
+              <w:t>Use “Run the investigation”, “Connect your project”, “Show what you know”, “Study a complete case” and “Try a new case independently”. Give extra time for the full task set. If this week has a coding lab, use its named section; section numbers can change when extra explanations are included.</w:t>
             </w:r>
           </w:p>
         </w:tc>

--- a/downloads/teacher/ai-3-week-12.docx
+++ b/downloads/teacher/ai-3-week-12.docx
@@ -25,20 +25,38 @@
         <w:pStyle w:val="Heading1"/>
       </w:pPr>
       <w:r>
-        <w:t>01. Speech and Audio Systems</w:t>
-      </w:r>
-    </w:p>
-    <w:p>
-      <w:r>
-        <w:t>Prepare Speech and Audio Systems: check the target, prerequisites, resources and adaptable teaching schedule.</w:t>
-      </w:r>
-    </w:p>
-    <w:p>
-      <w:pPr>
-        <w:pStyle w:val="Heading3"/>
-      </w:pPr>
-      <w:r>
-        <w:t>Teach the learning cycle</w:t>
+        <w:t>Teach stage diagnosis together with its evidence limits.</w:t>
+      </w:r>
+    </w:p>
+    <w:p>
+      <w:r>
+        <w:t>Supply reference phrases and parsed operands, separate unavailable sources and collect the new calculation task before feedback.</w:t>
+      </w:r>
+    </w:p>
+    <w:p>
+      <w:r>
+        <w:t>Ask which input each stage actually received and what evidence supports locating the first error.</w:t>
+      </w:r>
+    </w:p>
+    <w:p>
+      <w:pPr>
+        <w:pStyle w:val="Heading1"/>
+      </w:pPr>
+      <w:r>
+        <w:t>01. Prepare this connected week</w:t>
+      </w:r>
+    </w:p>
+    <w:p>
+      <w:r>
+        <w:t>Use one main plan and keep practice separate from the independent first attempt.</w:t>
+      </w:r>
+    </w:p>
+    <w:p>
+      <w:pPr>
+        <w:pStyle w:val="Heading2"/>
+      </w:pPr>
+      <w:r>
+        <w:t>Learning goal and precision</w:t>
       </w:r>
     </w:p>
     <w:p>
@@ -68,6 +86,154 @@
           <w:b/>
         </w:rPr>
         <w:t>evidence</w:t>
+      </w:r>
+    </w:p>
+    <w:p>
+      <w:pPr>
+        <w:spacing w:line="336" w:lineRule="auto" w:after="180"/>
+      </w:pPr>
+      <w:r>
+        <w:rPr>
+          <w:b w:val="0"/>
+        </w:rPr>
+        <w:t>Two 45-minute sessions. A multimodal pipeline may transcribe speech, inspect an image and generate a response. Errors at one stage can propagate even when later stages run correctly.</w:t>
+      </w:r>
+    </w:p>
+    <w:p>
+      <w:pPr>
+        <w:spacing w:line="336" w:lineRule="auto" w:after="180"/>
+      </w:pPr>
+      <w:r>
+        <w:rPr>
+          <w:b w:val="0"/>
+        </w:rPr>
+        <w:t xml:space="preserve">Use the supplied constructed scenarios to make the </w:t>
+      </w:r>
+      <w:r>
+        <w:rPr>
+          <w:b/>
+        </w:rPr>
+        <w:t>mechanism</w:t>
+      </w:r>
+      <w:r>
+        <w:rPr>
+          <w:b w:val="0"/>
+        </w:rPr>
+        <w:t xml:space="preserve"> inspectable. Collect W4 before sharing solutions.</w:t>
+      </w:r>
+    </w:p>
+    <w:p>
+      <w:pPr>
+        <w:spacing w:line="336" w:lineRule="auto" w:after="180"/>
+      </w:pPr>
+      <w:r>
+        <w:rPr>
+          <w:b w:val="0"/>
+        </w:rPr>
+        <w:t xml:space="preserve">Students should name intermediate </w:t>
+      </w:r>
+      <w:r>
+        <w:rPr>
+          <w:b/>
+        </w:rPr>
+        <w:t>evidence</w:t>
+      </w:r>
+      <w:r>
+        <w:rPr>
+          <w:b w:val="0"/>
+        </w:rPr>
+        <w:t xml:space="preserve"> and limitations; classroom pacing and learning effectiveness remain unvalidated.</w:t>
+      </w:r>
+    </w:p>
+    <w:p>
+      <w:pPr>
+        <w:spacing w:line="336" w:lineRule="auto" w:after="180"/>
+      </w:pPr>
+      <w:r>
+        <w:rPr>
+          <w:b w:val="0"/>
+        </w:rPr>
+        <w:t xml:space="preserve">By the end, I can separate </w:t>
+      </w:r>
+      <w:r>
+        <w:rPr>
+          <w:b/>
+        </w:rPr>
+        <w:t>speech recognition</w:t>
+      </w:r>
+      <w:r>
+        <w:rPr>
+          <w:b w:val="0"/>
+        </w:rPr>
+        <w:t xml:space="preserve">, calculation and speech </w:t>
+      </w:r>
+      <w:r>
+        <w:rPr>
+          <w:b/>
+        </w:rPr>
+        <w:t>output</w:t>
+      </w:r>
+      <w:r>
+        <w:rPr>
+          <w:b w:val="0"/>
+        </w:rPr>
+        <w:t xml:space="preserve"> when diagnosing an error.</w:t>
+      </w:r>
+    </w:p>
+    <w:p>
+      <w:pPr>
+        <w:pStyle w:val="Heading2"/>
+      </w:pPr>
+      <w:r>
+        <w:t>What to prepare</w:t>
+      </w:r>
+    </w:p>
+    <w:p>
+      <w:pPr>
+        <w:pStyle w:val="ListBullet"/>
+      </w:pPr>
+      <w:r>
+        <w:t>Use the supplied scenario, student illustrations and blank paper. For numeric work, offer counters or a calculator after learners show the setup. Fictional records are supplied; personal data and paid accounts are unnecessary.</w:t>
+      </w:r>
+    </w:p>
+    <w:p>
+      <w:pPr>
+        <w:pStyle w:val="ListBullet"/>
+      </w:pPr>
+      <w:r>
+        <w:t>Case exposure check: this source example appears in ai-2/26, ai-3/12, ai-3/13. Reuse a familiar case for recall or modelling; verify that the case used to assess transfer has not already received feedback.</w:t>
+      </w:r>
+    </w:p>
+    <w:p>
+      <w:pPr>
+        <w:pStyle w:val="ListBullet"/>
+      </w:pPr>
+      <w:r>
+        <w:t>Lesson and workbook; paper and pencil</w:t>
+      </w:r>
+    </w:p>
+    <w:p>
+      <w:pPr>
+        <w:pStyle w:val="ListBullet"/>
+      </w:pPr>
+      <w:r>
+        <w:t>Calculator and optional local Python 3 for arithmetic; no live API or private data</w:t>
+      </w:r>
+    </w:p>
+    <w:p>
+      <w:pPr>
+        <w:pStyle w:val="ListBullet"/>
+      </w:pPr>
+      <w:r>
+        <w:t>Prepare the fresh retry separately and withhold its solution until after collection</w:t>
+      </w:r>
+    </w:p>
+    <w:p>
+      <w:pPr>
+        <w:pStyle w:val="Heading2"/>
+      </w:pPr>
+      <w:r>
+        <w:t>Main teaching plan</w:t>
       </w:r>
     </w:p>
     <w:tbl>
@@ -249,13 +415,233 @@
     </w:p>
     <w:p>
       <w:pPr>
+        <w:pStyle w:val="Heading2"/>
+      </w:pPr>
+      <w:r>
+        <w:t>Opening retrieval and readiness</w:t>
+      </w:r>
+    </w:p>
+    <w:p>
+      <w:pPr>
         <w:spacing w:line="336" w:lineRule="auto" w:after="180"/>
       </w:pPr>
       <w:r>
         <w:rPr>
           <w:b w:val="0"/>
         </w:rPr>
-        <w:t>Case exposure check: this source example appears in ai-2/26, ai-3/12, ai-3/13. Reuse a familiar case for recall or modelling; verify that the case used to assess transfer has not already received feedback.</w:t>
+        <w:t>Without opening the old lesson, explain one key idea from Visual Composition. Give an example and a mistake that the idea helps you avoid.</w:t>
+      </w:r>
+    </w:p>
+    <w:p>
+      <w:pPr>
+        <w:spacing w:line="336" w:lineRule="auto" w:after="180"/>
+      </w:pPr>
+      <w:r>
+        <w:rPr>
+          <w:b w:val="0"/>
+        </w:rPr>
+        <w:t>Look for: Check object counts, spatial relations and arrow meaning separately</w:t>
+      </w:r>
+    </w:p>
+    <w:p>
+      <w:pPr>
+        <w:spacing w:line="336" w:lineRule="auto" w:after="180"/>
+      </w:pPr>
+      <w:r>
+        <w:rPr>
+          <w:b w:val="0"/>
+        </w:rPr>
+        <w:t xml:space="preserve">Reference example, not the only acceptable wording: A layout can contain every requested object but fail position or arrow meaning. Moving bottles left fixes position without changing beaker→bottles flow; inspect named endpoints. A reconstructed diagram is not the original generated </w:t>
+      </w:r>
+      <w:r>
+        <w:rPr>
+          <w:b/>
+        </w:rPr>
+        <w:t>output</w:t>
+      </w:r>
+      <w:r>
+        <w:rPr>
+          <w:b w:val="0"/>
+        </w:rPr>
+        <w:t>.</w:t>
+      </w:r>
+    </w:p>
+    <w:p>
+      <w:pPr>
+        <w:spacing w:line="336" w:lineRule="auto" w:after="180"/>
+      </w:pPr>
+      <w:r>
+        <w:rPr>
+          <w:b w:val="0"/>
+        </w:rPr>
+        <w:t>Without opening the old lesson, explain one key idea from Prompt Evaluation. Give an example and a mistake that the idea helps you avoid.</w:t>
+      </w:r>
+    </w:p>
+    <w:p>
+      <w:pPr>
+        <w:spacing w:line="336" w:lineRule="auto" w:after="180"/>
+      </w:pPr>
+      <w:r>
+        <w:rPr>
+          <w:b w:val="0"/>
+        </w:rPr>
+        <w:t xml:space="preserve">Look for: Explain the </w:t>
+      </w:r>
+      <w:r>
+        <w:rPr>
+          <w:b/>
+        </w:rPr>
+        <w:t>mechanism</w:t>
+      </w:r>
+      <w:r>
+        <w:rPr>
+          <w:b w:val="0"/>
+        </w:rPr>
+        <w:t xml:space="preserve"> and terminology of controlled prompt experiments</w:t>
+      </w:r>
+    </w:p>
+    <w:p>
+      <w:pPr>
+        <w:spacing w:line="336" w:lineRule="auto" w:after="180"/>
+      </w:pPr>
+      <w:r>
+        <w:rPr>
+          <w:b w:val="0"/>
+        </w:rPr>
+        <w:t>Reference example, not the only acceptable wording: Teacher explanation: A prompt experiment compares complete specifications using the same task cases.</w:t>
+      </w:r>
+    </w:p>
+    <w:p>
+      <w:pPr>
+        <w:spacing w:line="336" w:lineRule="auto" w:after="180"/>
+      </w:pPr>
+      <w:r>
+        <w:rPr>
+          <w:b w:val="0"/>
+        </w:rPr>
+        <w:t xml:space="preserve">Define success before inspecting </w:t>
+      </w:r>
+      <w:r>
+        <w:rPr>
+          <w:b/>
+        </w:rPr>
+        <w:t>output</w:t>
+      </w:r>
+      <w:r>
+        <w:rPr>
+          <w:b w:val="0"/>
+        </w:rPr>
+        <w:t xml:space="preserve">s; change one intended instruction and preserve other settings. Evaluate both prompts on paired cases with fixed model/version, source records, </w:t>
+      </w:r>
+      <w:r>
+        <w:rPr>
+          <w:b/>
+        </w:rPr>
+        <w:t>output</w:t>
+      </w:r>
+      <w:r>
+        <w:rPr>
+          <w:b w:val="0"/>
+        </w:rPr>
+        <w:t xml:space="preserve"> contract and scoring rubric.</w:t>
+      </w:r>
+    </w:p>
+    <w:p>
+      <w:pPr>
+        <w:spacing w:line="336" w:lineRule="auto" w:after="180"/>
+      </w:pPr>
+      <w:r>
+        <w:rPr>
+          <w:b w:val="0"/>
+        </w:rPr>
+        <w:t>Use development results for selection, then reserve new final cases. Score each case rather than counting attractive sentences.</w:t>
+      </w:r>
+    </w:p>
+    <w:p>
+      <w:pPr>
+        <w:spacing w:line="336" w:lineRule="auto" w:after="180"/>
+      </w:pPr>
+      <w:r>
+        <w:rPr>
+          <w:b w:val="0"/>
+        </w:rPr>
+        <w:t>Without opening the old lesson, explain one key idea from Examples and Rubrics. Give an example and a mistake that the idea helps you avoid.</w:t>
+      </w:r>
+    </w:p>
+    <w:p>
+      <w:pPr>
+        <w:spacing w:line="336" w:lineRule="auto" w:after="180"/>
+      </w:pPr>
+      <w:r>
+        <w:rPr>
+          <w:b w:val="0"/>
+        </w:rPr>
+        <w:t>Look for: Distinguish a format example from approved factual evidence</w:t>
+      </w:r>
+    </w:p>
+    <w:p>
+      <w:pPr>
+        <w:spacing w:line="336" w:lineRule="auto" w:after="180"/>
+      </w:pPr>
+      <w:r>
+        <w:rPr>
+          <w:b w:val="0"/>
+        </w:rPr>
+        <w:t>Reference example, not the only acceptable wording: Format examples demonstrate structure; approved sources support the current facts. A card can pass layout while failing mandatory support; correcting its fact without a required field is still not a full pass.</w:t>
+      </w:r>
+    </w:p>
+    <w:p>
+      <w:pPr>
+        <w:spacing w:line="336" w:lineRule="auto" w:after="180"/>
+      </w:pPr>
+      <w:r>
+        <w:rPr>
+          <w:b w:val="0"/>
+        </w:rPr>
+        <w:t xml:space="preserve">A result depends on the </w:t>
+      </w:r>
+      <w:r>
+        <w:rPr>
+          <w:b/>
+        </w:rPr>
+        <w:t>input</w:t>
+      </w:r>
+      <w:r>
+        <w:rPr>
+          <w:b w:val="0"/>
+        </w:rPr>
+        <w:t xml:space="preserve">s, procedure and conditions that produced it. Preserve data roles and distinguish observed outcomes from </w:t>
+      </w:r>
+      <w:r>
+        <w:rPr>
+          <w:b/>
+        </w:rPr>
+        <w:t>prediction</w:t>
+      </w:r>
+      <w:r>
+        <w:rPr>
+          <w:b w:val="0"/>
+        </w:rPr>
+        <w:t>s or unmeasured conditions.</w:t>
+      </w:r>
+    </w:p>
+    <w:p>
+      <w:pPr>
+        <w:spacing w:line="336" w:lineRule="auto" w:after="180"/>
+      </w:pPr>
+      <w:r>
+        <w:rPr>
+          <w:b w:val="0"/>
+        </w:rPr>
+        <w:t>If the prior concept cannot be explained, use a short retrieval activity before this chapter.</w:t>
+      </w:r>
+    </w:p>
+    <w:p>
+      <w:pPr>
+        <w:pStyle w:val="Heading2"/>
+      </w:pPr>
+      <w:r>
+        <w:t>Earlier wording, alternatives and picture transcripts · reference / check after trying</w:t>
       </w:r>
     </w:p>
     <w:p>
@@ -263,6 +649,14 @@
         <w:pStyle w:val="Heading3"/>
       </w:pPr>
       <w:r>
+        <w:t>Teach the learning cycle</w:t>
+      </w:r>
+    </w:p>
+    <w:p>
+      <w:pPr>
+        <w:pStyle w:val="Heading3"/>
+      </w:pPr>
+      <w:r>
         <w:t>Retrieval answer guidance</w:t>
       </w:r>
     </w:p>
@@ -276,257 +670,42 @@
     </w:p>
     <w:p>
       <w:pPr>
+        <w:pStyle w:val="Heading3"/>
+      </w:pPr>
+      <w:r>
+        <w:t>Prompt Evaluation</w:t>
+      </w:r>
+    </w:p>
+    <w:p>
+      <w:pPr>
+        <w:pStyle w:val="Heading3"/>
+      </w:pPr>
+      <w:r>
+        <w:t>Examples and Rubrics</w:t>
+      </w:r>
+    </w:p>
+    <w:p>
+      <w:pPr>
         <w:spacing w:line="336" w:lineRule="auto" w:after="180"/>
       </w:pPr>
       <w:r>
         <w:rPr>
           <w:b w:val="0"/>
         </w:rPr>
-        <w:t>Without opening the old lesson, explain one key idea from Visual Composition. Give an example and a mistake that the idea helps you avoid.</w:t>
+        <w:t>Use the student module and workbook section with this exact week title. The worked case, independent question and answers below form one aligned lesson sequence.</w:t>
+      </w:r>
+    </w:p>
+    <w:p>
+      <w:pPr>
+        <w:pStyle w:val="Heading3"/>
+      </w:pPr>
+      <w:r>
+        <w:t>What the learner must demonstrate</w:t>
       </w:r>
     </w:p>
     <w:p>
       <w:pPr>
         <w:spacing w:line="336" w:lineRule="auto" w:after="180"/>
-      </w:pPr>
-      <w:r>
-        <w:rPr>
-          <w:b w:val="0"/>
-        </w:rPr>
-        <w:t xml:space="preserve">Look for: Explain the </w:t>
-      </w:r>
-      <w:r>
-        <w:rPr>
-          <w:b/>
-        </w:rPr>
-        <w:t>mechanism</w:t>
-      </w:r>
-      <w:r>
-        <w:rPr>
-          <w:b w:val="0"/>
-        </w:rPr>
-        <w:t xml:space="preserve"> and terminology of image generation and provenance</w:t>
-      </w:r>
-    </w:p>
-    <w:p>
-      <w:pPr>
-        <w:spacing w:line="336" w:lineRule="auto" w:after="180"/>
-      </w:pPr>
-      <w:r>
-        <w:rPr>
-          <w:b w:val="0"/>
-        </w:rPr>
-        <w:t xml:space="preserve">Reference example, not the only acceptable wording: Teacher explanation: An image generator constructs an </w:t>
-      </w:r>
-      <w:r>
-        <w:rPr>
-          <w:b/>
-        </w:rPr>
-        <w:t>output</w:t>
-      </w:r>
-      <w:r>
-        <w:rPr>
-          <w:b w:val="0"/>
-        </w:rPr>
-        <w:t xml:space="preserve"> from learned patterns and a specification. A generated picture is not a record that the depicted event occurred.</w:t>
-      </w:r>
-    </w:p>
-    <w:p>
-      <w:pPr>
-        <w:spacing w:line="336" w:lineRule="auto" w:after="180"/>
-      </w:pPr>
-      <w:r>
-        <w:rPr>
-          <w:b w:val="0"/>
-        </w:rPr>
-        <w:t>Keep a provenance record containing specification, tool/version when known, generation date, edits, permissions and intended use. Label fictional imagery.</w:t>
-      </w:r>
-    </w:p>
-    <w:p>
-      <w:pPr>
-        <w:spacing w:line="336" w:lineRule="auto" w:after="180"/>
-      </w:pPr>
-      <w:r>
-        <w:rPr>
-          <w:b w:val="0"/>
-        </w:rPr>
-        <w:t>Inspect visual requirements and avoid inferring identity or event authenticity from appearance.</w:t>
-      </w:r>
-    </w:p>
-    <w:p>
-      <w:pPr>
-        <w:pStyle w:val="Heading3"/>
-      </w:pPr>
-      <w:r>
-        <w:t>Prompt Evaluation</w:t>
-      </w:r>
-    </w:p>
-    <w:p>
-      <w:pPr>
-        <w:spacing w:line="336" w:lineRule="auto" w:after="180"/>
-      </w:pPr>
-      <w:r>
-        <w:rPr>
-          <w:b w:val="0"/>
-        </w:rPr>
-        <w:t>Without opening the old lesson, explain one key idea from Prompt Evaluation. Give an example and a mistake that the idea helps you avoid.</w:t>
-      </w:r>
-    </w:p>
-    <w:p>
-      <w:pPr>
-        <w:spacing w:line="336" w:lineRule="auto" w:after="180"/>
-      </w:pPr>
-      <w:r>
-        <w:rPr>
-          <w:b w:val="0"/>
-        </w:rPr>
-        <w:t xml:space="preserve">Look for: Explain the </w:t>
-      </w:r>
-      <w:r>
-        <w:rPr>
-          <w:b/>
-        </w:rPr>
-        <w:t>mechanism</w:t>
-      </w:r>
-      <w:r>
-        <w:rPr>
-          <w:b w:val="0"/>
-        </w:rPr>
-        <w:t xml:space="preserve"> and terminology of controlled prompt experiments</w:t>
-      </w:r>
-    </w:p>
-    <w:p>
-      <w:pPr>
-        <w:spacing w:line="336" w:lineRule="auto" w:after="180"/>
-      </w:pPr>
-      <w:r>
-        <w:rPr>
-          <w:b w:val="0"/>
-        </w:rPr>
-        <w:t>Reference example, not the only acceptable wording: Teacher explanation: A prompt experiment compares complete specifications using the same task cases.</w:t>
-      </w:r>
-    </w:p>
-    <w:p>
-      <w:pPr>
-        <w:spacing w:line="336" w:lineRule="auto" w:after="180"/>
-      </w:pPr>
-      <w:r>
-        <w:rPr>
-          <w:b w:val="0"/>
-        </w:rPr>
-        <w:t xml:space="preserve">Define success before inspecting </w:t>
-      </w:r>
-      <w:r>
-        <w:rPr>
-          <w:b/>
-        </w:rPr>
-        <w:t>output</w:t>
-      </w:r>
-      <w:r>
-        <w:rPr>
-          <w:b w:val="0"/>
-        </w:rPr>
-        <w:t xml:space="preserve">s; change one intended instruction and preserve other settings. Evaluate both prompts on paired cases with fixed model/version, source records, </w:t>
-      </w:r>
-      <w:r>
-        <w:rPr>
-          <w:b/>
-        </w:rPr>
-        <w:t>output</w:t>
-      </w:r>
-      <w:r>
-        <w:rPr>
-          <w:b w:val="0"/>
-        </w:rPr>
-        <w:t xml:space="preserve"> contract and scoring rubric.</w:t>
-      </w:r>
-    </w:p>
-    <w:p>
-      <w:pPr>
-        <w:spacing w:line="336" w:lineRule="auto" w:after="180"/>
-      </w:pPr>
-      <w:r>
-        <w:rPr>
-          <w:b w:val="0"/>
-        </w:rPr>
-        <w:t>Use development results for selection, then reserve new final cases. Score each case rather than counting attractive sentences.</w:t>
-      </w:r>
-    </w:p>
-    <w:p>
-      <w:pPr>
-        <w:pStyle w:val="Heading3"/>
-      </w:pPr>
-      <w:r>
-        <w:t>Examples and Rubrics</w:t>
-      </w:r>
-    </w:p>
-    <w:p>
-      <w:pPr>
-        <w:spacing w:line="336" w:lineRule="auto" w:after="180"/>
-      </w:pPr>
-      <w:r>
-        <w:rPr>
-          <w:b w:val="0"/>
-        </w:rPr>
-        <w:t>Without opening the old lesson, explain one key idea from Examples and Rubrics. Give an example and a mistake that the idea helps you avoid.</w:t>
-      </w:r>
-    </w:p>
-    <w:p>
-      <w:pPr>
-        <w:spacing w:line="336" w:lineRule="auto" w:after="180"/>
-      </w:pPr>
-      <w:r>
-        <w:rPr>
-          <w:b w:val="0"/>
-        </w:rPr>
-        <w:t>Look for: Write a prompt specification with observable response criteria</w:t>
-      </w:r>
-    </w:p>
-    <w:p>
-      <w:pPr>
-        <w:spacing w:line="336" w:lineRule="auto" w:after="180"/>
-      </w:pPr>
-      <w:r>
-        <w:rPr>
-          <w:b w:val="0"/>
-        </w:rPr>
-        <w:t>Reference example, not the only acceptable wording: Teacher explanation: Fields status,room,capacity,source_ids.</w:t>
-      </w:r>
-    </w:p>
-    <w:p>
-      <w:pPr>
-        <w:spacing w:line="336" w:lineRule="auto" w:after="180"/>
-      </w:pPr>
-      <w:r>
-        <w:rPr>
-          <w:b w:val="0"/>
-        </w:rPr>
-        <w:t>Status supported or needs_review. supported requires matching current approval and current capacity for the same room; no unresolved conflict.</w:t>
-      </w:r>
-    </w:p>
-    <w:p>
-      <w:pPr>
-        <w:spacing w:line="336" w:lineRule="auto" w:after="180"/>
-      </w:pPr>
-      <w:r>
-        <w:rPr>
-          <w:b w:val="0"/>
-        </w:rPr>
-        <w:t>Use the student module and workbook section with this exact week title. The worked case, independent question and answers below form one aligned lesson sequence.</w:t>
-      </w:r>
-    </w:p>
-    <w:p>
-      <w:pPr>
-        <w:pStyle w:val="Heading3"/>
-      </w:pPr>
-      <w:r>
-        <w:t>What the learner must demonstrate</w:t>
-      </w:r>
-    </w:p>
-    <w:p>
-      <w:pPr>
-        <w:spacing w:line="336" w:lineRule="auto" w:after="180"/>
-        <w:shd w:fill="F5F1FB"/>
       </w:pPr>
       <w:r>
         <w:rPr>
@@ -699,6 +878,11 @@
       </w:r>
     </w:p>
     <w:p>
+      <w:r>
+        <w:t>This compact option is not the full-week schedule. Use the main teaching cycle and allow extra sessions for the investigation, independent work and project.</w:t>
+      </w:r>
+    </w:p>
+    <w:p>
       <w:pPr>
         <w:spacing w:line="336" w:lineRule="auto" w:after="180"/>
       </w:pPr>
@@ -706,7 +890,7 @@
         <w:rPr>
           <w:b w:val="0"/>
         </w:rPr>
-        <w:t>Use the supplied scenario, student illustrations and blank paper. For numeric work, offer counters or a calculator after learners show the setup. Fictional records are supplied; personal data and paid accounts are unnecessary.</w:t>
+        <w:t>Allow 80 minutes: recall 8; explanation 12; worked demonstration 15; guided practice 20; independent assessment 15; project and reflection 10. Extend the lab into a second session when needed.</w:t>
       </w:r>
     </w:p>
     <w:p>
@@ -714,32 +898,55 @@
         <w:pStyle w:val="Heading3"/>
       </w:pPr>
       <w:r>
-        <w:t>Alternative compact allocation</w:t>
-      </w:r>
-    </w:p>
-    <w:p>
-      <w:r>
-        <w:t>This compact option is not the full-week schedule. Use the main teaching cycle and allow extra sessions for the investigation, independent work and project.</w:t>
+        <w:t>Preparation for the connected explanation</w:t>
+      </w:r>
+    </w:p>
+    <w:p>
+      <w:pPr>
+        <w:pStyle w:val="Heading3"/>
+      </w:pPr>
+      <w:r>
+        <w:t>Readiness answer</w:t>
+      </w:r>
+    </w:p>
+    <w:p>
+      <w:pPr>
+        <w:pStyle w:val="Heading3"/>
+      </w:pPr>
+      <w:r>
+        <w:t>End goal for the pictorial case</w:t>
       </w:r>
     </w:p>
     <w:p>
       <w:pPr>
         <w:spacing w:line="336" w:lineRule="auto" w:after="180"/>
-        <w:shd w:fill="F1F6F8"/>
-      </w:pPr>
-      <w:r>
-        <w:rPr>
-          <w:b w:val="0"/>
-        </w:rPr>
-        <w:t>Allow 80 minutes: recall 8; explanation 12; worked demonstration 15; guided practice 20; independent assessment 15; project and reflection 10. Extend the lab into a second session when needed.</w:t>
-      </w:r>
-    </w:p>
-    <w:p>
-      <w:pPr>
-        <w:pStyle w:val="Heading3"/>
-      </w:pPr>
-      <w:r>
-        <w:t>Preparation for the connected explanation</w:t>
+      </w:pPr>
+      <w:r>
+        <w:rPr>
+          <w:b w:val="0"/>
+        </w:rPr>
+        <w:t>This added worked case illustrates the week’s main idea. Retain all original and connected topics; schedule its practice within the teaching cycle.</w:t>
+      </w:r>
+    </w:p>
+    <w:p>
+      <w:pPr>
+        <w:pStyle w:val="Heading1"/>
+      </w:pPr>
+      <w:r>
+        <w:t>02. Model stage diagnosis with explicit source availability</w:t>
+      </w:r>
+    </w:p>
+    <w:p>
+      <w:r>
+        <w:t>Keep confirmed reference phrases separate from unresolved transcript/inventory conflicts.</w:t>
+      </w:r>
+    </w:p>
+    <w:p>
+      <w:pPr>
+        <w:pStyle w:val="Heading2"/>
+      </w:pPr>
+      <w:r>
+        <w:t>State the pipeline and source record</w:t>
       </w:r>
     </w:p>
     <w:p>
@@ -750,7 +957,7 @@
         <w:rPr>
           <w:b w:val="0"/>
         </w:rPr>
-        <w:t>Two 45-minute sessions. A multimodal pipeline may transcribe speech, inspect an image and generate a response. Errors at one stage can propagate even when later stages run correctly.</w:t>
+        <w:t>A multimodal pipeline may transcribe speech, inspect an image and generate a response. Errors at one stage can propagate even when later stages run correctly.</w:t>
       </w:r>
     </w:p>
     <w:p>
@@ -761,19 +968,55 @@
         <w:rPr>
           <w:b w:val="0"/>
         </w:rPr>
-        <w:t xml:space="preserve">Use the supplied constructed scenarios to make the </w:t>
+        <w:t xml:space="preserve">Track source </w:t>
       </w:r>
       <w:r>
         <w:rPr>
           <w:b/>
         </w:rPr>
-        <w:t>mechanism</w:t>
-      </w:r>
-      <w:r>
-        <w:rPr>
-          <w:b w:val="0"/>
-        </w:rPr>
-        <w:t xml:space="preserve"> inspectable. Collect W4 before sharing solutions.</w:t>
+        <w:t>modality</w:t>
+      </w:r>
+      <w:r>
+        <w:rPr>
+          <w:b w:val="0"/>
+        </w:rPr>
+        <w:t xml:space="preserve">, segment/time references, </w:t>
+      </w:r>
+      <w:r>
+        <w:rPr>
+          <w:b/>
+        </w:rPr>
+        <w:t>transcription</w:t>
+      </w:r>
+      <w:r>
+        <w:rPr>
+          <w:b w:val="0"/>
+        </w:rPr>
+        <w:t xml:space="preserve">, interpretation and final claims separately. Compare conflicting </w:t>
+      </w:r>
+      <w:r>
+        <w:rPr>
+          <w:b/>
+        </w:rPr>
+        <w:t>evidence</w:t>
+      </w:r>
+      <w:r>
+        <w:rPr>
+          <w:b w:val="0"/>
+        </w:rPr>
+        <w:t xml:space="preserve"> without assuming one </w:t>
+      </w:r>
+      <w:r>
+        <w:rPr>
+          <w:b/>
+        </w:rPr>
+        <w:t>modality</w:t>
+      </w:r>
+      <w:r>
+        <w:rPr>
+          <w:b w:val="0"/>
+        </w:rPr>
+        <w:t xml:space="preserve"> always wins.</w:t>
       </w:r>
     </w:p>
     <w:p>
@@ -784,627 +1027,7 @@
         <w:rPr>
           <w:b w:val="0"/>
         </w:rPr>
-        <w:t xml:space="preserve">Students should name intermediate </w:t>
-      </w:r>
-      <w:r>
-        <w:rPr>
-          <w:b/>
-        </w:rPr>
-        <w:t>evidence</w:t>
-      </w:r>
-      <w:r>
-        <w:rPr>
-          <w:b w:val="0"/>
-        </w:rPr>
-        <w:t xml:space="preserve"> and limitations; classroom pacing and learning effectiveness remain unvalidated.</w:t>
-      </w:r>
-    </w:p>
-    <w:p>
-      <w:pPr>
-        <w:pStyle w:val="Heading3"/>
-      </w:pPr>
-      <w:r>
-        <w:t>Readiness answer</w:t>
-      </w:r>
-    </w:p>
-    <w:p>
-      <w:pPr>
-        <w:spacing w:line="336" w:lineRule="auto" w:after="180"/>
-      </w:pPr>
-      <w:r>
-        <w:rPr>
-          <w:b w:val="0"/>
-        </w:rPr>
-        <w:t xml:space="preserve">A result depends on the </w:t>
-      </w:r>
-      <w:r>
-        <w:rPr>
-          <w:b/>
-        </w:rPr>
-        <w:t>input</w:t>
-      </w:r>
-      <w:r>
-        <w:rPr>
-          <w:b w:val="0"/>
-        </w:rPr>
-        <w:t xml:space="preserve">s, procedure and conditions that produced it. Preserve data roles and distinguish observed outcomes from </w:t>
-      </w:r>
-      <w:r>
-        <w:rPr>
-          <w:b/>
-        </w:rPr>
-        <w:t>prediction</w:t>
-      </w:r>
-      <w:r>
-        <w:rPr>
-          <w:b w:val="0"/>
-        </w:rPr>
-        <w:t>s or unmeasured conditions.</w:t>
-      </w:r>
-    </w:p>
-    <w:p>
-      <w:pPr>
-        <w:spacing w:line="336" w:lineRule="auto" w:after="180"/>
-      </w:pPr>
-      <w:r>
-        <w:rPr>
-          <w:b w:val="0"/>
-        </w:rPr>
-        <w:t>If the prior concept cannot be explained, use a short retrieval activity before this chapter.</w:t>
-      </w:r>
-    </w:p>
-    <w:p>
-      <w:pPr>
-        <w:spacing w:line="336" w:lineRule="auto" w:after="180"/>
-      </w:pPr>
-      <w:r>
-        <w:rPr>
-          <w:b w:val="0"/>
-        </w:rPr>
-        <w:t>Lesson and workbook; paper and pencil</w:t>
-      </w:r>
-    </w:p>
-    <w:p>
-      <w:pPr>
-        <w:spacing w:line="336" w:lineRule="auto" w:after="180"/>
-      </w:pPr>
-      <w:r>
-        <w:rPr>
-          <w:b w:val="0"/>
-        </w:rPr>
-        <w:t>Calculator and optional local Python 3 for arithmetic; no live API or private data</w:t>
-      </w:r>
-    </w:p>
-    <w:p>
-      <w:pPr>
-        <w:spacing w:line="336" w:lineRule="auto" w:after="180"/>
-      </w:pPr>
-      <w:r>
-        <w:rPr>
-          <w:b w:val="0"/>
-        </w:rPr>
-        <w:t>Prepare the fresh retry separately and withhold its solution until after collection</w:t>
-      </w:r>
-    </w:p>
-    <w:p>
-      <w:pPr>
-        <w:pStyle w:val="Heading3"/>
-      </w:pPr>
-      <w:r>
-        <w:t>End goal for the pictorial case</w:t>
-      </w:r>
-    </w:p>
-    <w:p>
-      <w:pPr>
-        <w:spacing w:line="336" w:lineRule="auto" w:after="180"/>
-      </w:pPr>
-      <w:r>
-        <w:rPr>
-          <w:b w:val="0"/>
-        </w:rPr>
-        <w:t xml:space="preserve">By the end, I can separate </w:t>
-      </w:r>
-      <w:r>
-        <w:rPr>
-          <w:b/>
-        </w:rPr>
-        <w:t>speech recognition</w:t>
-      </w:r>
-      <w:r>
-        <w:rPr>
-          <w:b w:val="0"/>
-        </w:rPr>
-        <w:t xml:space="preserve">, calculation and speech </w:t>
-      </w:r>
-      <w:r>
-        <w:rPr>
-          <w:b/>
-        </w:rPr>
-        <w:t>output</w:t>
-      </w:r>
-      <w:r>
-        <w:rPr>
-          <w:b w:val="0"/>
-        </w:rPr>
-        <w:t xml:space="preserve"> when diagnosing an error.</w:t>
-      </w:r>
-    </w:p>
-    <w:p>
-      <w:pPr>
-        <w:spacing w:line="336" w:lineRule="auto" w:after="180"/>
-      </w:pPr>
-      <w:r>
-        <w:rPr>
-          <w:b w:val="0"/>
-        </w:rPr>
-        <w:t>This added worked case illustrates the week’s main idea. Retain all original and connected topics; schedule its practice within the teaching cycle.</w:t>
-      </w:r>
-    </w:p>
-    <w:p>
-      <w:pPr>
-        <w:pStyle w:val="Heading1"/>
-      </w:pPr>
-      <w:r>
-        <w:t>02. Explain the mechanism</w:t>
-      </w:r>
-    </w:p>
-    <w:p>
-      <w:r>
-        <w:t>Model Speech and Audio Systems using the supplied case, labelled mechanism and reasoning. Make the scope of each conclusion explicit.</w:t>
-      </w:r>
-    </w:p>
-    <w:p>
-      <w:pPr>
-        <w:spacing w:line="336" w:lineRule="auto" w:after="180"/>
-      </w:pPr>
-      <w:r>
-        <w:rPr>
-          <w:b/>
-        </w:rPr>
-        <w:t>Input</w:t>
-      </w:r>
-      <w:r>
-        <w:rPr>
-          <w:b w:val="0"/>
-        </w:rPr>
-        <w:t xml:space="preserve"> → </w:t>
-      </w:r>
-      <w:r>
-        <w:rPr>
-          <w:b/>
-        </w:rPr>
-        <w:t>Process</w:t>
-      </w:r>
-      <w:r>
-        <w:rPr>
-          <w:b w:val="0"/>
-        </w:rPr>
-        <w:t xml:space="preserve"> → </w:t>
-      </w:r>
-      <w:r>
-        <w:rPr>
-          <w:b/>
-        </w:rPr>
-        <w:t>Output</w:t>
-      </w:r>
-    </w:p>
-    <w:p>
-      <w:pPr>
-        <w:spacing w:line="336" w:lineRule="auto" w:after="180"/>
-      </w:pPr>
-      <w:r>
-        <w:rPr>
-          <w:b w:val="0"/>
-        </w:rPr>
-        <w:t>Trace the information. At each stage, ask what changed and how you could test it.</w:t>
-      </w:r>
-    </w:p>
-    <w:p>
-      <w:pPr>
-        <w:spacing w:line="336" w:lineRule="auto" w:after="180"/>
-      </w:pPr>
-      <w:r>
-        <w:rPr>
-          <w:b w:val="0"/>
-        </w:rPr>
-        <w:t>Which stage could fail even when the other two are correct? Explain:</w:t>
-      </w:r>
-    </w:p>
-    <w:p>
-      <w:pPr>
-        <w:spacing w:line="336" w:lineRule="auto" w:after="180"/>
-      </w:pPr>
-      <w:r>
-        <w:rPr>
-          <w:b w:val="0"/>
-        </w:rPr>
-        <w:t xml:space="preserve">Predict first. Then check each step. A correct answer without visible reasoning is incomplete </w:t>
-      </w:r>
-      <w:r>
-        <w:rPr>
-          <w:b/>
-        </w:rPr>
-        <w:t>evidence</w:t>
-      </w:r>
-      <w:r>
-        <w:rPr>
-          <w:b w:val="0"/>
-        </w:rPr>
-        <w:t>.</w:t>
-      </w:r>
-    </w:p>
-    <w:p>
-      <w:pPr>
-        <w:spacing w:line="336" w:lineRule="auto" w:after="180"/>
-        <w:shd w:fill="F4F9FC"/>
-      </w:pPr>
-      <w:r>
-        <w:rPr>
-          <w:b w:val="0"/>
-        </w:rPr>
-        <w:t>1. Learner says ‘define erosion’ in a noisy room.</w:t>
-      </w:r>
-    </w:p>
-    <w:p>
-      <w:pPr>
-        <w:spacing w:line="336" w:lineRule="auto" w:after="180"/>
-        <w:shd w:fill="F4F9FC"/>
-      </w:pPr>
-      <w:r>
-        <w:rPr>
-          <w:b w:val="0"/>
-        </w:rPr>
-        <w:t xml:space="preserve">2. Recognizer </w:t>
-      </w:r>
-      <w:r>
-        <w:rPr>
-          <w:b/>
-        </w:rPr>
-        <w:t>output</w:t>
-      </w:r>
-      <w:r>
-        <w:rPr>
-          <w:b w:val="0"/>
-        </w:rPr>
-        <w:t>s ‘design erosion.’</w:t>
-      </w:r>
-    </w:p>
-    <w:p>
-      <w:pPr>
-        <w:spacing w:line="336" w:lineRule="auto" w:after="180"/>
-        <w:shd w:fill="F4F9FC"/>
-      </w:pPr>
-      <w:r>
-        <w:rPr>
-          <w:b w:val="0"/>
-        </w:rPr>
-        <w:t xml:space="preserve">3. </w:t>
-      </w:r>
-      <w:r>
-        <w:rPr>
-          <w:b/>
-        </w:rPr>
-        <w:t>Intent</w:t>
-      </w:r>
-      <w:r>
-        <w:rPr>
-          <w:b w:val="0"/>
-        </w:rPr>
-        <w:t xml:space="preserve"> stage follows the wrong transcript.</w:t>
-      </w:r>
-    </w:p>
-    <w:p>
-      <w:pPr>
-        <w:spacing w:line="336" w:lineRule="auto" w:after="180"/>
-        <w:shd w:fill="F4F9FC"/>
-      </w:pPr>
-      <w:r>
-        <w:rPr>
-          <w:b w:val="0"/>
-        </w:rPr>
-        <w:t>4. Display transcript, allow correction, and avoid high-consequence action from uncertain audio.</w:t>
-      </w:r>
-    </w:p>
-    <w:p>
-      <w:pPr>
-        <w:spacing w:line="336" w:lineRule="auto" w:after="180"/>
-      </w:pPr>
-      <w:r>
-        <w:rPr>
-          <w:b w:val="0"/>
-        </w:rPr>
-        <w:t>Recalculate, retrace, or restate the reasoning in your own representation:</w:t>
-      </w:r>
-    </w:p>
-    <w:p>
-      <w:pPr>
-        <w:spacing w:line="336" w:lineRule="auto" w:after="180"/>
-        <w:shd w:fill="F5F1FB"/>
-      </w:pPr>
-      <w:r>
-        <w:rPr>
-          <w:b w:val="0"/>
-        </w:rPr>
-        <w:t xml:space="preserve">CHECK Did the </w:t>
-      </w:r>
-      <w:r>
-        <w:rPr>
-          <w:b/>
-        </w:rPr>
-        <w:t>evidence</w:t>
-      </w:r>
-      <w:r>
-        <w:rPr>
-          <w:b w:val="0"/>
-        </w:rPr>
-        <w:t xml:space="preserve"> answer the exact question? Did the total, path, or source record stay consistent?</w:t>
-      </w:r>
-    </w:p>
-    <w:p>
-      <w:pPr>
-        <w:pStyle w:val="Heading3"/>
-      </w:pPr>
-      <w:r>
-        <w:t>Concrete teaching case</w:t>
-      </w:r>
-    </w:p>
-    <w:p>
-      <w:pPr>
-        <w:pStyle w:val="Heading3"/>
-      </w:pPr>
-      <w:r>
-        <w:t>The teaching case</w:t>
-      </w:r>
-    </w:p>
-    <w:p>
-      <w:pPr>
-        <w:spacing w:line="336" w:lineRule="auto" w:after="180"/>
-        <w:shd w:fill="F1F6FC"/>
-      </w:pPr>
-      <w:r>
-        <w:rPr>
-          <w:b w:val="0"/>
-        </w:rPr>
-        <w:t>A speech tool hears fifteen as fifty, then calculates correctly using fifty.</w:t>
-      </w:r>
-    </w:p>
-    <w:p>
-      <w:pPr>
-        <w:spacing w:line="336" w:lineRule="auto" w:after="180"/>
-        <w:shd w:fill="F5F1FB"/>
-      </w:pPr>
-      <w:r>
-        <w:rPr>
-          <w:b w:val="0"/>
-        </w:rPr>
-        <w:t>Where did the error enter?</w:t>
-      </w:r>
-    </w:p>
-    <w:p>
-      <w:pPr>
-        <w:pStyle w:val="Heading3"/>
-      </w:pPr>
-      <w:r>
-        <w:t>Exact explanation to model</w:t>
-      </w:r>
-    </w:p>
-    <w:p>
-      <w:pPr>
-        <w:pStyle w:val="Heading3"/>
-      </w:pPr>
-      <w:r>
-        <w:t>Why the result follows</w:t>
-      </w:r>
-    </w:p>
-    <w:p>
-      <w:pPr>
-        <w:spacing w:line="336" w:lineRule="auto" w:after="180"/>
-        <w:shd w:fill="F1F6FC"/>
-      </w:pPr>
-      <w:r>
-        <w:rPr>
-          <w:b/>
-        </w:rPr>
-        <w:t>Transcription</w:t>
-      </w:r>
-      <w:r>
-        <w:rPr>
-          <w:b w:val="0"/>
-        </w:rPr>
-        <w:t xml:space="preserve"> supplied the wrong number. Confirm the transcript or ask for clarification. Correct arithmetic cannot repair wrong </w:t>
-      </w:r>
-      <w:r>
-        <w:rPr>
-          <w:b/>
-        </w:rPr>
-        <w:t>input</w:t>
-      </w:r>
-      <w:r>
-        <w:rPr>
-          <w:b w:val="0"/>
-        </w:rPr>
-        <w:t>.</w:t>
-      </w:r>
-    </w:p>
-    <w:p>
-      <w:pPr>
-        <w:pStyle w:val="Heading3"/>
-      </w:pPr>
-      <w:r>
-        <w:t>Explain the added worked example</w:t>
-      </w:r>
-    </w:p>
-    <w:p>
-      <w:pPr>
-        <w:spacing w:line="336" w:lineRule="auto" w:after="180"/>
-      </w:pPr>
-      <w:r>
-        <w:rPr>
-          <w:b w:val="0"/>
-        </w:rPr>
-        <w:t>A multimodal pipeline may transcribe speech, inspect an image and generate a response. Errors at one stage can propagate even when later stages run correctly.</w:t>
-      </w:r>
-    </w:p>
-    <w:p>
-      <w:pPr>
-        <w:pStyle w:val="Heading3"/>
-      </w:pPr>
-      <w:r>
-        <w:t>Explain the added worked example · 1</w:t>
-      </w:r>
-    </w:p>
-    <w:p>
-      <w:pPr>
-        <w:spacing w:line="336" w:lineRule="auto" w:after="180"/>
-      </w:pPr>
-      <w:r>
-        <w:rPr>
-          <w:b w:val="0"/>
-        </w:rPr>
-        <w:t>Begin by writing the question the procedure is intended to answer. Identify the information already supplied, the information it will produce and the information still missing.</w:t>
-      </w:r>
-    </w:p>
-    <w:p>
-      <w:pPr>
-        <w:spacing w:line="336" w:lineRule="auto" w:after="180"/>
-      </w:pPr>
-      <w:r>
-        <w:rPr>
-          <w:b w:val="0"/>
-        </w:rPr>
-        <w:t>These are constructed classroom examples; they do not require live accounts, private records or an external service. Do not treat a plausible explanation as a measured outcome.</w:t>
-      </w:r>
-    </w:p>
-    <w:p>
-      <w:pPr>
-        <w:spacing w:line="336" w:lineRule="auto" w:after="180"/>
-      </w:pPr>
-      <w:r>
-        <w:rPr>
-          <w:b w:val="0"/>
-        </w:rPr>
-        <w:t xml:space="preserve">Track source </w:t>
-      </w:r>
-      <w:r>
-        <w:rPr>
-          <w:b/>
-        </w:rPr>
-        <w:t>modality</w:t>
-      </w:r>
-      <w:r>
-        <w:rPr>
-          <w:b w:val="0"/>
-        </w:rPr>
-        <w:t xml:space="preserve">, segment/time references, </w:t>
-      </w:r>
-      <w:r>
-        <w:rPr>
-          <w:b/>
-        </w:rPr>
-        <w:t>transcription</w:t>
-      </w:r>
-      <w:r>
-        <w:rPr>
-          <w:b w:val="0"/>
-        </w:rPr>
-        <w:t xml:space="preserve">, interpretation and final claims separately. Compare conflicting </w:t>
-      </w:r>
-      <w:r>
-        <w:rPr>
-          <w:b/>
-        </w:rPr>
-        <w:t>evidence</w:t>
-      </w:r>
-      <w:r>
-        <w:rPr>
-          <w:b w:val="0"/>
-        </w:rPr>
-        <w:t xml:space="preserve"> without assuming one </w:t>
-      </w:r>
-      <w:r>
-        <w:rPr>
-          <w:b/>
-        </w:rPr>
-        <w:t>modality</w:t>
-      </w:r>
-      <w:r>
-        <w:rPr>
-          <w:b w:val="0"/>
-        </w:rPr>
-        <w:t xml:space="preserve"> always wins.</w:t>
-      </w:r>
-    </w:p>
-    <w:p>
-      <w:pPr>
-        <w:spacing w:line="336" w:lineRule="auto" w:after="180"/>
-      </w:pPr>
-      <w:r>
-        <w:rPr>
-          <w:b w:val="0"/>
-        </w:rPr>
         <w:t>Ask for clarification when the task needs unresolved information.</w:t>
-      </w:r>
-    </w:p>
-    <w:p>
-      <w:pPr>
-        <w:pStyle w:val="Heading3"/>
-      </w:pPr>
-      <w:r>
-        <w:t>Explain the added worked example · 2</w:t>
-      </w:r>
-    </w:p>
-    <w:p>
-      <w:pPr>
-        <w:spacing w:line="336" w:lineRule="auto" w:after="180"/>
-      </w:pPr>
-      <w:r>
-        <w:rPr>
-          <w:b w:val="0"/>
-        </w:rPr>
-        <w:t xml:space="preserve">Before applying the procedure, write its units, denominator or decision boundary where relevant. A partner should be able to repeat each step using the same </w:t>
-      </w:r>
-      <w:r>
-        <w:rPr>
-          <w:b/>
-        </w:rPr>
-        <w:t>input</w:t>
-      </w:r>
-      <w:r>
-        <w:rPr>
-          <w:b w:val="0"/>
-        </w:rPr>
-        <w:t>s.</w:t>
-      </w:r>
-    </w:p>
-    <w:p>
-      <w:pPr>
-        <w:spacing w:line="336" w:lineRule="auto" w:after="180"/>
-      </w:pPr>
-      <w:r>
-        <w:rPr>
-          <w:b w:val="0"/>
-        </w:rPr>
-        <w:t xml:space="preserve">If a required </w:t>
-      </w:r>
-      <w:r>
-        <w:rPr>
-          <w:b/>
-        </w:rPr>
-        <w:t>input</w:t>
-      </w:r>
-      <w:r>
-        <w:rPr>
-          <w:b w:val="0"/>
-        </w:rPr>
-        <w:t xml:space="preserve"> is absent or violates the stated contract, record that condition explicitly instead of quietly replacing it with a convenient value.</w:t>
-      </w:r>
-    </w:p>
-    <w:p>
-      <w:pPr>
-        <w:pStyle w:val="Heading3"/>
-      </w:pPr>
-      <w:r>
-        <w:t>Key terms</w:t>
       </w:r>
     </w:p>
     <w:tbl>
@@ -1414,8 +1037,9 @@
         <w:tblLook w:firstColumn="1" w:firstRow="1" w:lastColumn="0" w:lastRow="0" w:noHBand="0" w:noVBand="1" w:val="04A0"/>
       </w:tblPr>
       <w:tblGrid>
-        <w:gridCol w:w="5112"/>
-        <w:gridCol w:w="5112"/>
+        <w:gridCol w:w="3408"/>
+        <w:gridCol w:w="3408"/>
+        <w:gridCol w:w="3408"/>
       </w:tblGrid>
       <w:tr>
         <w:trPr>
@@ -1423,21 +1047,31 @@
         </w:trPr>
         <w:tc>
           <w:tcPr>
-            <w:tcW w:type="dxa" w:w="5112"/>
+            <w:tcW w:type="dxa" w:w="3408"/>
           </w:tcPr>
           <w:p>
             <w:r>
-              <w:t>Term</w:t>
+              <w:t>Stage</w:t>
             </w:r>
           </w:p>
         </w:tc>
         <w:tc>
           <w:tcPr>
-            <w:tcW w:type="dxa" w:w="5112"/>
+            <w:tcW w:type="dxa" w:w="3408"/>
           </w:tcPr>
           <w:p>
             <w:r>
-              <w:t>Meaning</w:t>
+              <w:t>Output to inspect</w:t>
+            </w:r>
+          </w:p>
+        </w:tc>
+        <w:tc>
+          <w:tcPr>
+            <w:tcW w:type="dxa" w:w="3408"/>
+          </w:tcPr>
+          <w:p>
+            <w:r>
+              <w:t>Evidence needed for its check</w:t>
             </w:r>
           </w:p>
         </w:tc>
@@ -1445,21 +1079,31 @@
       <w:tr>
         <w:tc>
           <w:tcPr>
-            <w:tcW w:type="dxa" w:w="5112"/>
+            <w:tcW w:type="dxa" w:w="3408"/>
           </w:tcPr>
           <w:p>
             <w:r>
-              <w:t>Modality</w:t>
+              <w:t>Capture</w:t>
             </w:r>
           </w:p>
         </w:tc>
         <w:tc>
           <w:tcPr>
-            <w:tcW w:type="dxa" w:w="5112"/>
+            <w:tcW w:type="dxa" w:w="3408"/>
           </w:tcPr>
           <w:p>
             <w:r>
-              <w:t>A form of information such as audio, image or text</w:t>
+              <w:t>Recorded audio signal</w:t>
+            </w:r>
+          </w:p>
+        </w:tc>
+        <w:tc>
+          <w:tcPr>
+            <w:tcW w:type="dxa" w:w="3408"/>
+          </w:tcPr>
+          <w:p>
+            <w:r>
+              <w:t>Available source recording and capture conditions</w:t>
             </w:r>
           </w:p>
         </w:tc>
@@ -1467,21 +1111,31 @@
       <w:tr>
         <w:tc>
           <w:tcPr>
-            <w:tcW w:type="dxa" w:w="5112"/>
+            <w:tcW w:type="dxa" w:w="3408"/>
           </w:tcPr>
           <w:p>
             <w:r>
-              <w:t>Transcription</w:t>
+              <w:t>Recognition</w:t>
             </w:r>
           </w:p>
         </w:tc>
         <w:tc>
           <w:tcPr>
-            <w:tcW w:type="dxa" w:w="5112"/>
+            <w:tcW w:type="dxa" w:w="3408"/>
           </w:tcPr>
           <w:p>
             <w:r>
-              <w:t>A text representation of speech</w:t>
+              <w:t>Transcript words</w:t>
+            </w:r>
+          </w:p>
+        </w:tc>
+        <w:tc>
+          <w:tcPr>
+            <w:tcW w:type="dxa" w:w="3408"/>
+          </w:tcPr>
+          <w:p>
+            <w:r>
+              <w:t>A supplied reference utterance or suitable replay</w:t>
             </w:r>
           </w:p>
         </w:tc>
@@ -1489,187 +1143,31 @@
       <w:tr>
         <w:tc>
           <w:tcPr>
-            <w:tcW w:type="dxa" w:w="5112"/>
+            <w:tcW w:type="dxa" w:w="3408"/>
           </w:tcPr>
           <w:p>
             <w:r>
-              <w:t>Error propagation</w:t>
+              <w:t>Interpretation</w:t>
             </w:r>
           </w:p>
         </w:tc>
         <w:tc>
           <w:tcPr>
-            <w:tcW w:type="dxa" w:w="5112"/>
+            <w:tcW w:type="dxa" w:w="3408"/>
           </w:tcPr>
           <w:p>
             <w:r>
-              <w:t>An earlier error affecting later processing</w:t>
-            </w:r>
-          </w:p>
-        </w:tc>
-      </w:tr>
-    </w:tbl>
-    <w:p>
-      <w:pPr>
-        <w:pStyle w:val="Heading3"/>
-      </w:pPr>
-      <w:r>
-        <w:t>Model the reasoning aloud</w:t>
-      </w:r>
-    </w:p>
-    <w:p>
-      <w:pPr>
-        <w:spacing w:line="336" w:lineRule="auto" w:after="180"/>
-      </w:pPr>
-      <w:r>
-        <w:rPr>
-          <w:b w:val="0"/>
-        </w:rPr>
-        <w:t xml:space="preserve">Use the complete worked example below before asking learners to complete W2. Reveal a small part, invite a </w:t>
-      </w:r>
-      <w:r>
-        <w:rPr>
-          <w:b/>
-        </w:rPr>
-        <w:t>prediction</w:t>
-      </w:r>
-      <w:r>
-        <w:rPr>
-          <w:b w:val="0"/>
-        </w:rPr>
-        <w:t>, then explain the deciding step.</w:t>
-      </w:r>
-    </w:p>
-    <w:p>
-      <w:pPr>
-        <w:spacing w:line="336" w:lineRule="auto" w:after="180"/>
-      </w:pPr>
-      <w:r>
-        <w:rPr>
-          <w:b w:val="0"/>
-        </w:rPr>
-        <w:t>These teacher notes contain solutions; do not reveal the independent case answer during modelling.</w:t>
-      </w:r>
-    </w:p>
-    <w:p>
-      <w:pPr>
-        <w:spacing w:line="336" w:lineRule="auto" w:after="180"/>
-      </w:pPr>
-      <w:r>
-        <w:rPr>
-          <w:b w:val="0"/>
-        </w:rPr>
-        <w:t>Audio transcript reads fifteen boxes; a clear written inventory says fifty boxes. The original audio is unavailable and the assistant reports fifteen as certain.</w:t>
-      </w:r>
-    </w:p>
-    <w:p>
-      <w:pPr>
-        <w:spacing w:line="336" w:lineRule="auto" w:after="180"/>
-      </w:pPr>
-      <w:r>
-        <w:rPr>
-          <w:b w:val="0"/>
-        </w:rPr>
-        <w:t>There is an unresolved quantity conflict and no audio replay. Preserve both sources and ask the responsible person; certainty is unsupported.</w:t>
-      </w:r>
-    </w:p>
-    <w:p>
-      <w:pPr>
-        <w:pStyle w:val="Heading3"/>
-      </w:pPr>
-      <w:r>
-        <w:t>Model the reasoning aloud · 3</w:t>
-      </w:r>
-    </w:p>
-    <w:p>
-      <w:pPr>
-        <w:spacing w:line="336" w:lineRule="auto" w:after="180"/>
-      </w:pPr>
-      <w:r>
-        <w:rPr>
-          <w:b w:val="0"/>
-        </w:rPr>
-        <w:t xml:space="preserve">Compare the intermediate </w:t>
-      </w:r>
-      <w:r>
-        <w:rPr>
-          <w:b/>
-        </w:rPr>
-        <w:t>evidence</w:t>
-      </w:r>
-      <w:r>
-        <w:rPr>
-          <w:b w:val="0"/>
-        </w:rPr>
-        <w:t xml:space="preserve"> with the final statement. Explain why each number or decision follows from the stated </w:t>
-      </w:r>
-      <w:r>
-        <w:rPr>
-          <w:b/>
-        </w:rPr>
-        <w:t>input</w:t>
-      </w:r>
-      <w:r>
-        <w:rPr>
-          <w:b w:val="0"/>
-        </w:rPr>
-        <w:t>s.</w:t>
-      </w:r>
-    </w:p>
-    <w:p>
-      <w:pPr>
-        <w:spacing w:line="336" w:lineRule="auto" w:after="180"/>
-      </w:pPr>
-      <w:r>
-        <w:rPr>
-          <w:b w:val="0"/>
-        </w:rPr>
-        <w:t xml:space="preserve">The conclusion belongs to this scenario and procedure; changing the </w:t>
-      </w:r>
-      <w:r>
-        <w:rPr>
-          <w:b/>
-        </w:rPr>
-        <w:t>input</w:t>
-      </w:r>
-      <w:r>
-        <w:rPr>
-          <w:b w:val="0"/>
-        </w:rPr>
-        <w:t>s, evaluation population or authority can change what it establishes. Retain the raw record so a later revision can be compared honestly.</w:t>
-      </w:r>
-    </w:p>
-    <w:tbl>
-      <w:tblPr>
-        <w:tblStyle w:val="LightShading-Accent1"/>
-        <w:tblW w:type="auto" w:w="0"/>
-        <w:tblLook w:firstColumn="1" w:firstRow="1" w:lastColumn="0" w:lastRow="0" w:noHBand="0" w:noVBand="1" w:val="04A0"/>
-      </w:tblPr>
-      <w:tblGrid>
-        <w:gridCol w:w="5112"/>
-        <w:gridCol w:w="5112"/>
-      </w:tblGrid>
-      <w:tr>
-        <w:trPr>
-          <w:tblHeader/>
-        </w:trPr>
-        <w:tc>
-          <w:tcPr>
-            <w:tcW w:type="dxa" w:w="5112"/>
-          </w:tcPr>
-          <w:p>
-            <w:r>
-              <w:t>Thinking move</w:t>
+              <w:t>Operands and operation</w:t>
             </w:r>
           </w:p>
         </w:tc>
         <w:tc>
           <w:tcPr>
-            <w:tcW w:type="dxa" w:w="5112"/>
+            <w:tcW w:type="dxa" w:w="3408"/>
           </w:tcPr>
           <w:p>
             <w:r>
-              <w:t>Teacher prompt</w:t>
+              <w:t>Agreement with the confirmed transcript</w:t>
             </w:r>
           </w:p>
         </w:tc>
@@ -1677,21 +1175,31 @@
       <w:tr>
         <w:tc>
           <w:tcPr>
-            <w:tcW w:type="dxa" w:w="5112"/>
+            <w:tcW w:type="dxa" w:w="3408"/>
           </w:tcPr>
           <w:p>
             <w:r>
-              <w:t>Plan</w:t>
+              <w:t>Calculation</w:t>
             </w:r>
           </w:p>
         </w:tc>
         <w:tc>
           <w:tcPr>
-            <w:tcW w:type="dxa" w:w="5112"/>
+            <w:tcW w:type="dxa" w:w="3408"/>
           </w:tcPr>
           <w:p>
             <w:r>
-              <w:t>What is given? What is the question? Which procedure fits these facts?</w:t>
+              <w:t>Numeric result</w:t>
+            </w:r>
+          </w:p>
+        </w:tc>
+        <w:tc>
+          <w:tcPr>
+            <w:tcW w:type="dxa" w:w="3408"/>
+          </w:tcPr>
+          <w:p>
+            <w:r>
+              <w:t>Independent arithmetic using the parsed expression</w:t>
             </w:r>
           </w:p>
         </w:tc>
@@ -1699,43 +1207,31 @@
       <w:tr>
         <w:tc>
           <w:tcPr>
-            <w:tcW w:type="dxa" w:w="5112"/>
+            <w:tcW w:type="dxa" w:w="3408"/>
           </w:tcPr>
           <w:p>
             <w:r>
-              <w:t>Do</w:t>
+              <w:t>Speech output</w:t>
             </w:r>
           </w:p>
         </w:tc>
         <w:tc>
           <w:tcPr>
-            <w:tcW w:type="dxa" w:w="5112"/>
+            <w:tcW w:type="dxa" w:w="3408"/>
           </w:tcPr>
           <w:p>
             <w:r>
-              <w:t>Point to each input and intermediate step in the worked trace. Name the rule that allows the next step.</w:t>
-            </w:r>
-          </w:p>
-        </w:tc>
-      </w:tr>
-      <w:tr>
-        <w:tc>
-          <w:tcPr>
-            <w:tcW w:type="dxa" w:w="5112"/>
-          </w:tcPr>
-          <w:p>
-            <w:r>
-              <w:t>Check</w:t>
+              <w:t>Spoken rendering</w:t>
             </w:r>
           </w:p>
         </w:tc>
         <w:tc>
           <w:tcPr>
-            <w:tcW w:type="dxa" w:w="5112"/>
+            <w:tcW w:type="dxa" w:w="3408"/>
           </w:tcPr>
           <w:p>
             <w:r>
-              <w:t>Does the output answer the question? Which assumption or limitation prevents a larger claim?</w:t>
+              <w:t>Agreement with the intended result text/number</w:t>
             </w:r>
           </w:p>
         </w:tc>
@@ -1743,21 +1239,21 @@
     </w:tbl>
     <w:p>
       <w:pPr>
+        <w:pStyle w:val="Heading2"/>
+      </w:pPr>
+      <w:r>
+        <w:t>Trace the separate unavailable-audio case</w:t>
+      </w:r>
+    </w:p>
+    <w:p>
+      <w:pPr>
         <w:spacing w:line="336" w:lineRule="auto" w:after="180"/>
       </w:pPr>
       <w:r>
         <w:rPr>
           <w:b w:val="0"/>
         </w:rPr>
-        <w:t>Use the diagram and verbal explanation together. Ask learners to match a sentence to a specific visual step; do not assign learners fixed visual or auditory learning styles.</w:t>
-      </w:r>
-    </w:p>
-    <w:p>
-      <w:pPr>
-        <w:pStyle w:val="Heading3"/>
-      </w:pPr>
-      <w:r>
-        <w:t>A pictorial worked case: Speech and Audio Systems</w:t>
+        <w:t>Audio transcript reads fifteen boxes; a clear written inventory says fifty boxes. The original audio is unavailable and the assistant reports fifteen as certain.</w:t>
       </w:r>
     </w:p>
     <w:p>
@@ -1768,29 +1264,31 @@
         <w:rPr>
           <w:b w:val="0"/>
         </w:rPr>
+        <w:t>There is an unresolved quantity conflict and no audio replay. Preserve both sources and ask the responsible person; certainty is unsupported.</w:t>
+      </w:r>
+    </w:p>
+    <w:p>
+      <w:pPr>
+        <w:pStyle w:val="Heading2"/>
+      </w:pPr>
+      <w:r>
+        <w:t>Read the known calculation phrase</w:t>
+      </w:r>
+    </w:p>
+    <w:p>
+      <w:pPr>
+        <w:spacing w:line="336" w:lineRule="auto" w:after="180"/>
+      </w:pPr>
+      <w:r>
+        <w:rPr>
+          <w:b w:val="0"/>
+        </w:rPr>
         <w:t>A fictional learner dictates a calculation to a voice assistant.</w:t>
       </w:r>
     </w:p>
     <w:p>
       <w:pPr>
-        <w:pStyle w:val="Heading3"/>
-      </w:pPr>
-      <w:r>
-        <w:t>The facts we will use</w:t>
-      </w:r>
-    </w:p>
-    <w:p>
-      <w:pPr>
-        <w:pStyle w:val="Heading3"/>
-      </w:pPr>
-      <w:r>
-        <w:t>Supplied facts</w:t>
-      </w:r>
-    </w:p>
-    <w:p>
-      <w:pPr>
         <w:spacing w:line="336" w:lineRule="auto" w:after="180"/>
-        <w:shd w:fill="F1F6FC"/>
       </w:pPr>
       <w:r>
         <w:rPr>
@@ -1801,30 +1299,29 @@
     </w:p>
     <w:p>
       <w:pPr>
-        <w:pStyle w:val="Heading3"/>
-      </w:pPr>
-      <w:r>
-        <w:t>Supplied facts</w:t>
-      </w:r>
-    </w:p>
-    <w:p>
-      <w:pPr>
         <w:spacing w:line="336" w:lineRule="auto" w:after="180"/>
-        <w:shd w:fill="F1F6FC"/>
       </w:pPr>
       <w:r>
         <w:rPr>
           <w:b w:val="0"/>
         </w:rPr>
         <w:t>Synthetic voice says “thirty-seven”. The example supplies ground truth; no real audio was analysed.</w:t>
+      </w:r>
+    </w:p>
+    <w:p>
+      <w:pPr>
+        <w:pStyle w:val="Heading2"/>
+      </w:pPr>
+      <w:r>
+        <w:t>Trace recognition and later arithmetic</w:t>
       </w:r>
     </w:p>
     <w:p>
       <w:r>
         <w:drawing>
           <wp:inline xmlns:a="http://schemas.openxmlformats.org/drawingml/2006/main" xmlns:pic="http://schemas.openxmlformats.org/drawingml/2006/picture">
-            <wp:extent cx="5346057" cy="5943599"/>
-            <wp:docPr id="1" name="Picture 1" descr="Speech and Audio Systems. Recognise speech: Transcription changes thirteen into thirty.. Calculate text: 30+7=37 is correct for the mistaken transcript.. Speak result: Speech synthesis repeats 37; fluent voice does not validate the input.. Confirm intended input: Read back the recognised expression; intended 13+7=20."/>
+            <wp:extent cx="5486400" cy="4005072"/>
+            <wp:docPr id="1" name="Picture 1" descr="Recognise speech: Transcription changes thirteen into thirty. → Calculate text: 30+7=37 is correct for the mistaken transcript. → Speak result: Speech synthesis repeats 37; fluent voice does not validate the input. → Confirm intended input: Read back the recognised expression; intended 13+7=20."/>
             <wp:cNvGraphicFramePr>
               <a:graphicFrameLocks noChangeAspect="1"/>
             </wp:cNvGraphicFramePr>
@@ -1832,7 +1329,7 @@
               <a:graphicData uri="http://schemas.openxmlformats.org/drawingml/2006/picture">
                 <pic:pic>
                   <pic:nvPicPr>
-                    <pic:cNvPr id="0" name="academy-visual-ai-3-12.png"/>
+                    <pic:cNvPr id="0" name="academy-story-ai-3-12-02.png"/>
                     <pic:cNvPicPr/>
                   </pic:nvPicPr>
                   <pic:blipFill>
@@ -1844,7 +1341,7 @@
                   <pic:spPr>
                     <a:xfrm>
                       <a:off x="0" y="0"/>
-                      <a:ext cx="5346057" cy="5943599"/>
+                      <a:ext cx="5486400" cy="4005072"/>
                     </a:xfrm>
                     <a:prstGeom prst="rect"/>
                   </pic:spPr>
@@ -1994,9 +1491,898 @@
     </w:p>
     <w:p>
       <w:pPr>
+        <w:spacing w:line="336" w:lineRule="auto" w:after="180"/>
+      </w:pPr>
+      <w:r>
+        <w:rPr>
+          <w:b w:val="0"/>
+        </w:rPr>
+        <w:t xml:space="preserve">The first error occurs before arithmetic. Blaming the calculator would target a stage that correctly </w:t>
+      </w:r>
+      <w:r>
+        <w:rPr>
+          <w:b/>
+        </w:rPr>
+        <w:t>process</w:t>
+      </w:r>
+      <w:r>
+        <w:rPr>
+          <w:b w:val="0"/>
+        </w:rPr>
+        <w:t>ed its supplied text. Read-back or on-screen confirmation lets the user catch a number misunderstanding before action.</w:t>
+      </w:r>
+    </w:p>
+    <w:p>
+      <w:pPr>
+        <w:spacing w:line="336" w:lineRule="auto" w:after="180"/>
+      </w:pPr>
+      <w:r>
+        <w:rPr>
+          <w:b w:val="0"/>
+        </w:rPr>
+        <w:t xml:space="preserve">Retain the original audio and transcript, where permitted, to separate recognition defects from later </w:t>
+      </w:r>
+      <w:r>
+        <w:rPr>
+          <w:b/>
+        </w:rPr>
+        <w:t>process</w:t>
+      </w:r>
+      <w:r>
+        <w:rPr>
+          <w:b w:val="0"/>
+        </w:rPr>
+        <w:t>ing errors.</w:t>
+      </w:r>
+    </w:p>
+    <w:p>
+      <w:pPr>
+        <w:pStyle w:val="Heading2"/>
+      </w:pPr>
+      <w:r>
+        <w:t>Predict reusing later rules with a corrected transcript</w:t>
+      </w:r>
+    </w:p>
+    <w:p>
+      <w:pPr>
+        <w:spacing w:line="336" w:lineRule="auto" w:after="180"/>
+      </w:pPr>
+      <w:r>
+        <w:rPr>
+          <w:b w:val="0"/>
+        </w:rPr>
+        <w:t>Change: Correct the transcript to “thirteen plus seven” with all later stages unchanged.</w:t>
+      </w:r>
+    </w:p>
+    <w:p>
+      <w:pPr>
+        <w:spacing w:line="336" w:lineRule="auto" w:after="180"/>
+      </w:pPr>
+      <w:r>
+        <w:rPr>
+          <w:b/>
+        </w:rPr>
+        <w:t>Prediction</w:t>
+      </w:r>
+      <w:r>
+        <w:rPr>
+          <w:b w:val="0"/>
+        </w:rPr>
+        <w:t>: The calculator and spoken result should become 20 under the declared pipeline.</w:t>
+      </w:r>
+    </w:p>
+    <w:p>
+      <w:pPr>
+        <w:spacing w:line="336" w:lineRule="auto" w:after="180"/>
+      </w:pPr>
+      <w:r>
+        <w:rPr>
+          <w:b w:val="0"/>
+        </w:rPr>
+        <w:t xml:space="preserve">Reason: 13+7=20; the changed </w:t>
+      </w:r>
+      <w:r>
+        <w:rPr>
+          <w:b/>
+        </w:rPr>
+        <w:t>input</w:t>
+      </w:r>
+      <w:r>
+        <w:rPr>
+          <w:b w:val="0"/>
+        </w:rPr>
+        <w:t xml:space="preserve"> removes the earlier recognition error.</w:t>
+      </w:r>
+    </w:p>
+    <w:p>
+      <w:pPr>
+        <w:pStyle w:val="Heading2"/>
+      </w:pPr>
+      <w:r>
+        <w:t>State the performance and observation limits</w:t>
+      </w:r>
+    </w:p>
+    <w:p>
+      <w:pPr>
+        <w:spacing w:line="336" w:lineRule="auto" w:after="180"/>
+      </w:pPr>
+      <w:r>
+        <w:rPr>
+          <w:b w:val="0"/>
+        </w:rPr>
+        <w:t>These supplied transcript facts do not establish how an actual recogniser performs for accents, noise or different speakers.</w:t>
+      </w:r>
+    </w:p>
+    <w:p>
+      <w:pPr>
+        <w:spacing w:line="336" w:lineRule="auto" w:after="180"/>
+      </w:pPr>
+      <w:r>
+        <w:rPr>
+          <w:b w:val="0"/>
+        </w:rPr>
+        <w:t xml:space="preserve">Cover the result. Ask learners to name the </w:t>
+      </w:r>
+      <w:r>
+        <w:rPr>
+          <w:b/>
+        </w:rPr>
+        <w:t>input</w:t>
+      </w:r>
+      <w:r>
+        <w:rPr>
+          <w:b w:val="0"/>
+        </w:rPr>
+        <w:t xml:space="preserve">s and predict the next step. Uncover one step, connect the icon to the actual procedure, and explain its </w:t>
+      </w:r>
+      <w:r>
+        <w:rPr>
+          <w:b/>
+        </w:rPr>
+        <w:t>evidence</w:t>
+      </w:r>
+      <w:r>
+        <w:rPr>
+          <w:b w:val="0"/>
+        </w:rPr>
+        <w:t>. Then change the supplied condition and compare.</w:t>
+      </w:r>
+    </w:p>
+    <w:p>
+      <w:pPr>
+        <w:spacing w:line="336" w:lineRule="auto" w:after="180"/>
+      </w:pPr>
+      <w:r>
+        <w:rPr>
+          <w:b w:val="0"/>
+        </w:rPr>
+        <w:t>The picture is a representation; it does not document execution of a real AI model.</w:t>
+      </w:r>
+    </w:p>
+    <w:p>
+      <w:pPr>
+        <w:pStyle w:val="Heading2"/>
+      </w:pPr>
+      <w:r>
+        <w:t>Earlier wording, alternatives and picture transcripts · reference / check after trying</w:t>
+      </w:r>
+    </w:p>
+    <w:p>
+      <w:pPr>
+        <w:spacing w:line="336" w:lineRule="auto" w:after="180"/>
+      </w:pPr>
+      <w:r>
+        <w:rPr>
+          <w:b w:val="0"/>
+        </w:rPr>
+        <w:t>Explain the mechanism</w:t>
+      </w:r>
+    </w:p>
+    <w:p>
+      <w:pPr>
+        <w:spacing w:line="336" w:lineRule="auto" w:after="180"/>
+      </w:pPr>
+      <w:r>
+        <w:rPr>
+          <w:b/>
+        </w:rPr>
+        <w:t>Input</w:t>
+      </w:r>
+      <w:r>
+        <w:rPr>
+          <w:b w:val="0"/>
+        </w:rPr>
+        <w:t xml:space="preserve"> → </w:t>
+      </w:r>
+      <w:r>
+        <w:rPr>
+          <w:b/>
+        </w:rPr>
+        <w:t>Process</w:t>
+      </w:r>
+      <w:r>
+        <w:rPr>
+          <w:b w:val="0"/>
+        </w:rPr>
+        <w:t xml:space="preserve"> → </w:t>
+      </w:r>
+      <w:r>
+        <w:rPr>
+          <w:b/>
+        </w:rPr>
+        <w:t>Output</w:t>
+      </w:r>
+    </w:p>
+    <w:p>
+      <w:pPr>
+        <w:spacing w:line="336" w:lineRule="auto" w:after="180"/>
+      </w:pPr>
+      <w:r>
+        <w:rPr>
+          <w:b w:val="0"/>
+        </w:rPr>
+        <w:t>Trace the information. At each stage, ask what changed and how you could test it.</w:t>
+      </w:r>
+    </w:p>
+    <w:p>
+      <w:pPr>
+        <w:spacing w:line="336" w:lineRule="auto" w:after="180"/>
+      </w:pPr>
+      <w:r>
+        <w:rPr>
+          <w:b w:val="0"/>
+        </w:rPr>
+        <w:t>Which stage could fail even when the other two are correct? Explain:</w:t>
+      </w:r>
+    </w:p>
+    <w:p>
+      <w:pPr>
+        <w:spacing w:line="336" w:lineRule="auto" w:after="180"/>
+      </w:pPr>
+      <w:r>
+        <w:rPr>
+          <w:b w:val="0"/>
+        </w:rPr>
+        <w:t xml:space="preserve">Predict first. Then check each step. A correct answer without visible reasoning is incomplete </w:t>
+      </w:r>
+      <w:r>
+        <w:rPr>
+          <w:b/>
+        </w:rPr>
+        <w:t>evidence</w:t>
+      </w:r>
+      <w:r>
+        <w:rPr>
+          <w:b w:val="0"/>
+        </w:rPr>
+        <w:t>.</w:t>
+      </w:r>
+    </w:p>
+    <w:p>
+      <w:pPr>
+        <w:spacing w:line="336" w:lineRule="auto" w:after="180"/>
+      </w:pPr>
+      <w:r>
+        <w:rPr>
+          <w:b w:val="0"/>
+        </w:rPr>
+        <w:t>1. Learner says ‘define erosion’ in a noisy room.</w:t>
+      </w:r>
+    </w:p>
+    <w:p>
+      <w:pPr>
+        <w:spacing w:line="336" w:lineRule="auto" w:after="180"/>
+      </w:pPr>
+      <w:r>
+        <w:rPr>
+          <w:b w:val="0"/>
+        </w:rPr>
+        <w:t xml:space="preserve">2. Recognizer </w:t>
+      </w:r>
+      <w:r>
+        <w:rPr>
+          <w:b/>
+        </w:rPr>
+        <w:t>output</w:t>
+      </w:r>
+      <w:r>
+        <w:rPr>
+          <w:b w:val="0"/>
+        </w:rPr>
+        <w:t>s ‘design erosion.’</w:t>
+      </w:r>
+    </w:p>
+    <w:p>
+      <w:pPr>
+        <w:spacing w:line="336" w:lineRule="auto" w:after="180"/>
+      </w:pPr>
+      <w:r>
+        <w:rPr>
+          <w:b w:val="0"/>
+        </w:rPr>
+        <w:t xml:space="preserve">3. </w:t>
+      </w:r>
+      <w:r>
+        <w:rPr>
+          <w:b/>
+        </w:rPr>
+        <w:t>Intent</w:t>
+      </w:r>
+      <w:r>
+        <w:rPr>
+          <w:b w:val="0"/>
+        </w:rPr>
+        <w:t xml:space="preserve"> stage follows the wrong transcript.</w:t>
+      </w:r>
+    </w:p>
+    <w:p>
+      <w:pPr>
+        <w:spacing w:line="336" w:lineRule="auto" w:after="180"/>
+      </w:pPr>
+      <w:r>
+        <w:rPr>
+          <w:b w:val="0"/>
+        </w:rPr>
+        <w:t>4. Display transcript, allow correction, and avoid high-consequence action from uncertain audio.</w:t>
+      </w:r>
+    </w:p>
+    <w:p>
+      <w:pPr>
+        <w:spacing w:line="336" w:lineRule="auto" w:after="180"/>
+      </w:pPr>
+      <w:r>
+        <w:rPr>
+          <w:b w:val="0"/>
+        </w:rPr>
+        <w:t>Recalculate, retrace, or restate the reasoning in your own representation:</w:t>
+      </w:r>
+    </w:p>
+    <w:p>
+      <w:pPr>
+        <w:spacing w:line="336" w:lineRule="auto" w:after="180"/>
+      </w:pPr>
+      <w:r>
+        <w:rPr>
+          <w:b w:val="0"/>
+        </w:rPr>
+        <w:t xml:space="preserve">CHECK Did the </w:t>
+      </w:r>
+      <w:r>
+        <w:rPr>
+          <w:b/>
+        </w:rPr>
+        <w:t>evidence</w:t>
+      </w:r>
+      <w:r>
+        <w:rPr>
+          <w:b w:val="0"/>
+        </w:rPr>
+        <w:t xml:space="preserve"> answer the exact question? Did the total, path, or source record stay consistent?</w:t>
+      </w:r>
+    </w:p>
+    <w:p>
+      <w:pPr>
         <w:pStyle w:val="Heading3"/>
       </w:pPr>
       <w:r>
+        <w:t>Concrete teaching case</w:t>
+      </w:r>
+    </w:p>
+    <w:p>
+      <w:pPr>
+        <w:spacing w:line="336" w:lineRule="auto" w:after="180"/>
+      </w:pPr>
+      <w:r>
+        <w:rPr>
+          <w:b w:val="0"/>
+        </w:rPr>
+        <w:t>A speech tool hears fifteen as fifty, then calculates correctly using fifty.</w:t>
+      </w:r>
+    </w:p>
+    <w:p>
+      <w:pPr>
+        <w:spacing w:line="336" w:lineRule="auto" w:after="180"/>
+      </w:pPr>
+      <w:r>
+        <w:rPr>
+          <w:b w:val="0"/>
+        </w:rPr>
+        <w:t>Where did the error enter?</w:t>
+      </w:r>
+    </w:p>
+    <w:p>
+      <w:pPr>
+        <w:pStyle w:val="Heading3"/>
+      </w:pPr>
+      <w:r>
+        <w:t>Exact explanation to model</w:t>
+      </w:r>
+    </w:p>
+    <w:p>
+      <w:pPr>
+        <w:spacing w:line="336" w:lineRule="auto" w:after="180"/>
+      </w:pPr>
+      <w:r>
+        <w:rPr>
+          <w:b/>
+        </w:rPr>
+        <w:t>Transcription</w:t>
+      </w:r>
+      <w:r>
+        <w:rPr>
+          <w:b w:val="0"/>
+        </w:rPr>
+        <w:t xml:space="preserve"> supplied the wrong number. Confirm the transcript or ask for clarification. Correct arithmetic cannot repair wrong </w:t>
+      </w:r>
+      <w:r>
+        <w:rPr>
+          <w:b/>
+        </w:rPr>
+        <w:t>input</w:t>
+      </w:r>
+      <w:r>
+        <w:rPr>
+          <w:b w:val="0"/>
+        </w:rPr>
+        <w:t>.</w:t>
+      </w:r>
+    </w:p>
+    <w:p>
+      <w:pPr>
+        <w:pStyle w:val="Heading3"/>
+      </w:pPr>
+      <w:r>
+        <w:t>Explain the added worked example</w:t>
+      </w:r>
+    </w:p>
+    <w:p>
+      <w:pPr>
+        <w:spacing w:line="336" w:lineRule="auto" w:after="180"/>
+      </w:pPr>
+      <w:r>
+        <w:rPr>
+          <w:b w:val="0"/>
+        </w:rPr>
+        <w:t>Begin by writing the question the procedure is intended to answer. Identify the information already supplied, the information it will produce and the information still missing.</w:t>
+      </w:r>
+    </w:p>
+    <w:p>
+      <w:pPr>
+        <w:spacing w:line="336" w:lineRule="auto" w:after="180"/>
+      </w:pPr>
+      <w:r>
+        <w:rPr>
+          <w:b w:val="0"/>
+        </w:rPr>
+        <w:t>These are constructed classroom examples; they do not require live accounts, private records or an external service. Do not treat a plausible explanation as a measured outcome.</w:t>
+      </w:r>
+    </w:p>
+    <w:p>
+      <w:pPr>
+        <w:spacing w:line="336" w:lineRule="auto" w:after="180"/>
+      </w:pPr>
+      <w:r>
+        <w:rPr>
+          <w:b w:val="0"/>
+        </w:rPr>
+        <w:t xml:space="preserve">Before applying the procedure, write its units, denominator or decision boundary where relevant. A partner should be able to repeat each step using the same </w:t>
+      </w:r>
+      <w:r>
+        <w:rPr>
+          <w:b/>
+        </w:rPr>
+        <w:t>input</w:t>
+      </w:r>
+      <w:r>
+        <w:rPr>
+          <w:b w:val="0"/>
+        </w:rPr>
+        <w:t>s.</w:t>
+      </w:r>
+    </w:p>
+    <w:p>
+      <w:pPr>
+        <w:spacing w:line="336" w:lineRule="auto" w:after="180"/>
+      </w:pPr>
+      <w:r>
+        <w:rPr>
+          <w:b w:val="0"/>
+        </w:rPr>
+        <w:t xml:space="preserve">If a required </w:t>
+      </w:r>
+      <w:r>
+        <w:rPr>
+          <w:b/>
+        </w:rPr>
+        <w:t>input</w:t>
+      </w:r>
+      <w:r>
+        <w:rPr>
+          <w:b w:val="0"/>
+        </w:rPr>
+        <w:t xml:space="preserve"> is absent or violates the stated contract, record that condition explicitly instead of quietly replacing it with a convenient value.</w:t>
+      </w:r>
+    </w:p>
+    <w:p>
+      <w:pPr>
+        <w:pStyle w:val="Heading3"/>
+      </w:pPr>
+      <w:r>
+        <w:t>Key terms</w:t>
+      </w:r>
+    </w:p>
+    <w:tbl>
+      <w:tblPr>
+        <w:tblStyle w:val="LightShading-Accent1"/>
+        <w:tblW w:type="auto" w:w="0"/>
+        <w:tblLook w:firstColumn="1" w:firstRow="1" w:lastColumn="0" w:lastRow="0" w:noHBand="0" w:noVBand="1" w:val="04A0"/>
+      </w:tblPr>
+      <w:tblGrid>
+        <w:gridCol w:w="5112"/>
+        <w:gridCol w:w="5112"/>
+      </w:tblGrid>
+      <w:tr>
+        <w:trPr>
+          <w:tblHeader/>
+        </w:trPr>
+        <w:tc>
+          <w:tcPr>
+            <w:tcW w:type="dxa" w:w="5112"/>
+          </w:tcPr>
+          <w:p>
+            <w:r>
+              <w:t>Term</w:t>
+            </w:r>
+          </w:p>
+        </w:tc>
+        <w:tc>
+          <w:tcPr>
+            <w:tcW w:type="dxa" w:w="5112"/>
+          </w:tcPr>
+          <w:p>
+            <w:r>
+              <w:t>Meaning</w:t>
+            </w:r>
+          </w:p>
+        </w:tc>
+      </w:tr>
+      <w:tr>
+        <w:tc>
+          <w:tcPr>
+            <w:tcW w:type="dxa" w:w="5112"/>
+          </w:tcPr>
+          <w:p>
+            <w:r>
+              <w:t>Modality</w:t>
+            </w:r>
+          </w:p>
+        </w:tc>
+        <w:tc>
+          <w:tcPr>
+            <w:tcW w:type="dxa" w:w="5112"/>
+          </w:tcPr>
+          <w:p>
+            <w:r>
+              <w:t>A form of information such as audio, image or text</w:t>
+            </w:r>
+          </w:p>
+        </w:tc>
+      </w:tr>
+      <w:tr>
+        <w:tc>
+          <w:tcPr>
+            <w:tcW w:type="dxa" w:w="5112"/>
+          </w:tcPr>
+          <w:p>
+            <w:r>
+              <w:t>Transcription</w:t>
+            </w:r>
+          </w:p>
+        </w:tc>
+        <w:tc>
+          <w:tcPr>
+            <w:tcW w:type="dxa" w:w="5112"/>
+          </w:tcPr>
+          <w:p>
+            <w:r>
+              <w:t>A text representation of speech</w:t>
+            </w:r>
+          </w:p>
+        </w:tc>
+      </w:tr>
+      <w:tr>
+        <w:tc>
+          <w:tcPr>
+            <w:tcW w:type="dxa" w:w="5112"/>
+          </w:tcPr>
+          <w:p>
+            <w:r>
+              <w:t>Error propagation</w:t>
+            </w:r>
+          </w:p>
+        </w:tc>
+        <w:tc>
+          <w:tcPr>
+            <w:tcW w:type="dxa" w:w="5112"/>
+          </w:tcPr>
+          <w:p>
+            <w:r>
+              <w:t>An earlier error affecting later processing</w:t>
+            </w:r>
+          </w:p>
+        </w:tc>
+      </w:tr>
+    </w:tbl>
+    <w:p>
+      <w:pPr>
+        <w:pStyle w:val="Heading3"/>
+      </w:pPr>
+      <w:r>
+        <w:t>Model the reasoning aloud</w:t>
+      </w:r>
+    </w:p>
+    <w:p>
+      <w:pPr>
+        <w:spacing w:line="336" w:lineRule="auto" w:after="180"/>
+      </w:pPr>
+      <w:r>
+        <w:rPr>
+          <w:b w:val="0"/>
+        </w:rPr>
+        <w:t xml:space="preserve">Use the complete worked example below before asking learners to complete W2. Reveal a small part, invite a </w:t>
+      </w:r>
+      <w:r>
+        <w:rPr>
+          <w:b/>
+        </w:rPr>
+        <w:t>prediction</w:t>
+      </w:r>
+      <w:r>
+        <w:rPr>
+          <w:b w:val="0"/>
+        </w:rPr>
+        <w:t>, then explain the deciding step.</w:t>
+      </w:r>
+    </w:p>
+    <w:p>
+      <w:pPr>
+        <w:spacing w:line="336" w:lineRule="auto" w:after="180"/>
+      </w:pPr>
+      <w:r>
+        <w:rPr>
+          <w:b w:val="0"/>
+        </w:rPr>
+        <w:t>These teacher notes contain solutions; do not reveal the independent case answer during modelling.</w:t>
+      </w:r>
+    </w:p>
+    <w:p>
+      <w:pPr>
+        <w:spacing w:line="336" w:lineRule="auto" w:after="180"/>
+      </w:pPr>
+      <w:r>
+        <w:rPr>
+          <w:b w:val="0"/>
+        </w:rPr>
+        <w:t xml:space="preserve">Compare the intermediate </w:t>
+      </w:r>
+      <w:r>
+        <w:rPr>
+          <w:b/>
+        </w:rPr>
+        <w:t>evidence</w:t>
+      </w:r>
+      <w:r>
+        <w:rPr>
+          <w:b w:val="0"/>
+        </w:rPr>
+        <w:t xml:space="preserve"> with the final statement. Explain why each number or decision follows from the stated </w:t>
+      </w:r>
+      <w:r>
+        <w:rPr>
+          <w:b/>
+        </w:rPr>
+        <w:t>input</w:t>
+      </w:r>
+      <w:r>
+        <w:rPr>
+          <w:b w:val="0"/>
+        </w:rPr>
+        <w:t>s.</w:t>
+      </w:r>
+    </w:p>
+    <w:p>
+      <w:pPr>
+        <w:spacing w:line="336" w:lineRule="auto" w:after="180"/>
+      </w:pPr>
+      <w:r>
+        <w:rPr>
+          <w:b w:val="0"/>
+        </w:rPr>
+        <w:t xml:space="preserve">The conclusion belongs to this scenario and procedure; changing the </w:t>
+      </w:r>
+      <w:r>
+        <w:rPr>
+          <w:b/>
+        </w:rPr>
+        <w:t>input</w:t>
+      </w:r>
+      <w:r>
+        <w:rPr>
+          <w:b w:val="0"/>
+        </w:rPr>
+        <w:t>s, evaluation population or authority can change what it establishes. Retain the raw record so a later revision can be compared honestly.</w:t>
+      </w:r>
+    </w:p>
+    <w:tbl>
+      <w:tblPr>
+        <w:tblStyle w:val="LightShading-Accent1"/>
+        <w:tblW w:type="auto" w:w="0"/>
+        <w:tblLook w:firstColumn="1" w:firstRow="1" w:lastColumn="0" w:lastRow="0" w:noHBand="0" w:noVBand="1" w:val="04A0"/>
+      </w:tblPr>
+      <w:tblGrid>
+        <w:gridCol w:w="5112"/>
+        <w:gridCol w:w="5112"/>
+      </w:tblGrid>
+      <w:tr>
+        <w:trPr>
+          <w:tblHeader/>
+        </w:trPr>
+        <w:tc>
+          <w:tcPr>
+            <w:tcW w:type="dxa" w:w="5112"/>
+          </w:tcPr>
+          <w:p>
+            <w:r>
+              <w:t>Thinking move</w:t>
+            </w:r>
+          </w:p>
+        </w:tc>
+        <w:tc>
+          <w:tcPr>
+            <w:tcW w:type="dxa" w:w="5112"/>
+          </w:tcPr>
+          <w:p>
+            <w:r>
+              <w:t>Teacher prompt</w:t>
+            </w:r>
+          </w:p>
+        </w:tc>
+      </w:tr>
+      <w:tr>
+        <w:tc>
+          <w:tcPr>
+            <w:tcW w:type="dxa" w:w="5112"/>
+          </w:tcPr>
+          <w:p>
+            <w:r>
+              <w:t>Plan</w:t>
+            </w:r>
+          </w:p>
+        </w:tc>
+        <w:tc>
+          <w:tcPr>
+            <w:tcW w:type="dxa" w:w="5112"/>
+          </w:tcPr>
+          <w:p>
+            <w:r>
+              <w:t>What is given? What is the question? Which procedure fits these facts?</w:t>
+            </w:r>
+          </w:p>
+        </w:tc>
+      </w:tr>
+      <w:tr>
+        <w:tc>
+          <w:tcPr>
+            <w:tcW w:type="dxa" w:w="5112"/>
+          </w:tcPr>
+          <w:p>
+            <w:r>
+              <w:t>Do</w:t>
+            </w:r>
+          </w:p>
+        </w:tc>
+        <w:tc>
+          <w:tcPr>
+            <w:tcW w:type="dxa" w:w="5112"/>
+          </w:tcPr>
+          <w:p>
+            <w:r>
+              <w:t>Point to each input and intermediate step in the worked trace. Name the rule that allows the next step.</w:t>
+            </w:r>
+          </w:p>
+        </w:tc>
+      </w:tr>
+      <w:tr>
+        <w:tc>
+          <w:tcPr>
+            <w:tcW w:type="dxa" w:w="5112"/>
+          </w:tcPr>
+          <w:p>
+            <w:r>
+              <w:t>Check</w:t>
+            </w:r>
+          </w:p>
+        </w:tc>
+        <w:tc>
+          <w:tcPr>
+            <w:tcW w:type="dxa" w:w="5112"/>
+          </w:tcPr>
+          <w:p>
+            <w:r>
+              <w:t>Does the output answer the question? Which assumption or limitation prevents a larger claim?</w:t>
+            </w:r>
+          </w:p>
+        </w:tc>
+      </w:tr>
+    </w:tbl>
+    <w:p>
+      <w:pPr>
+        <w:spacing w:line="336" w:lineRule="auto" w:after="180"/>
+      </w:pPr>
+      <w:r>
+        <w:rPr>
+          <w:b w:val="0"/>
+        </w:rPr>
+        <w:t>Use the diagram and verbal explanation together. Ask learners to match a sentence to a specific visual step; do not assign learners fixed visual or auditory learning styles.</w:t>
+      </w:r>
+    </w:p>
+    <w:p>
+      <w:pPr>
+        <w:pStyle w:val="Heading3"/>
+      </w:pPr>
+      <w:r>
+        <w:t>A pictorial worked case: Speech and Audio Systems</w:t>
+      </w:r>
+    </w:p>
+    <w:p>
+      <w:pPr>
+        <w:pStyle w:val="Heading3"/>
+      </w:pPr>
+      <w:r>
+        <w:t>The facts we will use</w:t>
+      </w:r>
+    </w:p>
+    <w:p>
+      <w:r>
+        <w:drawing>
+          <wp:inline xmlns:a="http://schemas.openxmlformats.org/drawingml/2006/main" xmlns:pic="http://schemas.openxmlformats.org/drawingml/2006/picture">
+            <wp:extent cx="5346057" cy="5943599"/>
+            <wp:docPr id="2" name="Picture 2" descr="Speech and Audio Systems. Recognise speech: Transcription changes thirteen into thirty.. Calculate text: 30+7=37 is correct for the mistaken transcript.. Speak result: Speech synthesis repeats 37; fluent voice does not validate the input.. Confirm intended input: Read back the recognised expression; intended 13+7=20."/>
+            <wp:cNvGraphicFramePr>
+              <a:graphicFrameLocks noChangeAspect="1"/>
+            </wp:cNvGraphicFramePr>
+            <a:graphic>
+              <a:graphicData uri="http://schemas.openxmlformats.org/drawingml/2006/picture">
+                <pic:pic>
+                  <pic:nvPicPr>
+                    <pic:cNvPr id="0" name="academy-visual-ai-3-12.png"/>
+                    <pic:cNvPicPr/>
+                  </pic:nvPicPr>
+                  <pic:blipFill>
+                    <a:blip r:embed="rId10"/>
+                    <a:stretch>
+                      <a:fillRect/>
+                    </a:stretch>
+                  </pic:blipFill>
+                  <pic:spPr>
+                    <a:xfrm>
+                      <a:off x="0" y="0"/>
+                      <a:ext cx="5346057" cy="5943599"/>
+                    </a:xfrm>
+                    <a:prstGeom prst="rect"/>
+                  </pic:spPr>
+                </pic:pic>
+              </a:graphicData>
+            </a:graphic>
+          </wp:inline>
+        </w:drawing>
+      </w:r>
+    </w:p>
+    <w:p>
+      <w:pPr>
+        <w:pStyle w:val="Heading3"/>
+      </w:pPr>
+      <w:r>
         <w:t>Why this result follows</w:t>
       </w:r>
     </w:p>
@@ -2005,55 +2391,387 @@
         <w:pStyle w:val="Heading3"/>
       </w:pPr>
       <w:r>
-        <w:t>Why the result follows</w:t>
+        <w:t>What this example does not establish</w:t>
+      </w:r>
+    </w:p>
+    <w:p>
+      <w:pPr>
+        <w:pStyle w:val="Heading3"/>
+      </w:pPr>
+      <w:r>
+        <w:t>Change one thing in the pictured case</w:t>
+      </w:r>
+    </w:p>
+    <w:p>
+      <w:pPr>
+        <w:pStyle w:val="Heading3"/>
+      </w:pPr>
+      <w:r>
+        <w:t>Ask while showing the picture</w:t>
+      </w:r>
+    </w:p>
+    <w:p>
+      <w:pPr>
+        <w:pStyle w:val="Heading1"/>
+      </w:pPr>
+      <w:r>
+        <w:t>03. Guide the explanation, then remove help</w:t>
+      </w:r>
+    </w:p>
+    <w:p>
+      <w:r>
+        <w:t>Collect each learner’s reasoning before showing feedback.</w:t>
+      </w:r>
+    </w:p>
+    <w:p>
+      <w:pPr>
+        <w:pStyle w:val="Heading2"/>
+      </w:pPr>
+      <w:r>
+        <w:t>Main completion prompt</w:t>
       </w:r>
     </w:p>
     <w:p>
       <w:pPr>
         <w:spacing w:line="336" w:lineRule="auto" w:after="180"/>
-        <w:shd w:fill="F1F6FC"/>
-      </w:pPr>
-      <w:r>
-        <w:rPr>
-          <w:b w:val="0"/>
-        </w:rPr>
-        <w:t xml:space="preserve">The first error occurs before arithmetic. Blaming the calculator would target a stage that correctly </w:t>
+      </w:pPr>
+      <w:r>
+        <w:rPr>
+          <w:b w:val="0"/>
+        </w:rPr>
+        <w:t>Completion task: Audio transcript reads fifteen boxes; a clear written inventory says fifty boxes. The original audio is unavailable and the assistant reports fifteen as certain.</w:t>
+      </w:r>
+    </w:p>
+    <w:p>
+      <w:pPr>
+        <w:spacing w:line="336" w:lineRule="auto" w:after="180"/>
+      </w:pPr>
+      <w:r>
+        <w:rPr>
+          <w:b w:val="0"/>
+        </w:rPr>
+        <w:t>Show the intermediate steps and give the conclusion with its scope.</w:t>
+      </w:r>
+    </w:p>
+    <w:p>
+      <w:pPr>
+        <w:pStyle w:val="Heading2"/>
+      </w:pPr>
+      <w:r>
+        <w:t>Expected reasoning and fading help</w:t>
+      </w:r>
+    </w:p>
+    <w:p>
+      <w:pPr>
+        <w:spacing w:line="336" w:lineRule="auto" w:after="180"/>
+      </w:pPr>
+      <w:r>
+        <w:rPr>
+          <w:b w:val="0"/>
+        </w:rPr>
+        <w:t>Teacher check: Teacher explanation: There is an unresolved quantity conflict and no audio replay. Preserve both sources and ask the responsible person; certainty is unsupported.</w:t>
+      </w:r>
+    </w:p>
+    <w:p>
+      <w:pPr>
+        <w:spacing w:line="336" w:lineRule="auto" w:after="180"/>
+      </w:pPr>
+      <w:r>
+        <w:rPr>
+          <w:b w:val="0"/>
+        </w:rPr>
+        <w:t xml:space="preserve">Start by identifying the given </w:t>
       </w:r>
       <w:r>
         <w:rPr>
           <w:b/>
         </w:rPr>
-        <w:t>process</w:t>
-      </w:r>
-      <w:r>
-        <w:rPr>
-          <w:b w:val="0"/>
-        </w:rPr>
-        <w:t>ed its supplied text. Read-back or on-screen confirmation lets the user catch a number misunderstanding before action.</w:t>
+        <w:t>input</w:t>
+      </w:r>
+      <w:r>
+        <w:rPr>
+          <w:b w:val="0"/>
+        </w:rPr>
+        <w:t>s together. Leave the intermediate steps blank. If needed, model one step, then withdraw that help on the next step. Move to a full trace only when the partial trace is understood.</w:t>
       </w:r>
     </w:p>
     <w:p>
       <w:pPr>
         <w:spacing w:line="336" w:lineRule="auto" w:after="180"/>
-        <w:shd w:fill="F1F6FC"/>
-      </w:pPr>
-      <w:r>
-        <w:rPr>
-          <w:b w:val="0"/>
-        </w:rPr>
-        <w:t xml:space="preserve">Retain the original audio and transcript, where permitted, to separate recognition defects from later </w:t>
+      </w:pPr>
+      <w:r>
+        <w:rPr>
+          <w:b w:val="0"/>
+        </w:rPr>
+        <w:t>For partners, alternate explainer and checker; collect a response from every learner before discussion.</w:t>
+      </w:r>
+    </w:p>
+    <w:p>
+      <w:pPr>
+        <w:pStyle w:val="Heading2"/>
+      </w:pPr>
+      <w:r>
+        <w:t>Individual misconception check</w:t>
+      </w:r>
+    </w:p>
+    <w:p>
+      <w:pPr>
+        <w:spacing w:line="336" w:lineRule="auto" w:after="180"/>
+      </w:pPr>
+      <w:r>
+        <w:rPr>
+          <w:b w:val="0"/>
+        </w:rPr>
+        <w:t xml:space="preserve">Use the worked case for Speech pipelines and multimodal </w:t>
       </w:r>
       <w:r>
         <w:rPr>
           <w:b/>
         </w:rPr>
-        <w:t>process</w:t>
-      </w:r>
-      <w:r>
-        <w:rPr>
-          <w:b w:val="0"/>
-        </w:rPr>
-        <w:t>ing errors.</w:t>
+        <w:t>evidence</w:t>
+      </w:r>
+      <w:r>
+        <w:rPr>
+          <w:b w:val="0"/>
+        </w:rPr>
+        <w:t>. Proposed explanation: “The worked result establishes every future case”. Decide whether this explanation is supported.</w:t>
+      </w:r>
+    </w:p>
+    <w:p>
+      <w:pPr>
+        <w:spacing w:line="336" w:lineRule="auto" w:after="180"/>
+      </w:pPr>
+      <w:r>
+        <w:rPr>
+          <w:b w:val="0"/>
+        </w:rPr>
+        <w:t>Point to the step or supplied fact that decides; explain your repair if needed.</w:t>
+      </w:r>
+    </w:p>
+    <w:p>
+      <w:pPr>
+        <w:spacing w:line="336" w:lineRule="auto" w:after="180"/>
+      </w:pPr>
+      <w:r>
+        <w:rPr>
+          <w:b w:val="0"/>
+        </w:rPr>
+        <w:t xml:space="preserve">Expected correction: A stage-level accuracy or authority policy does not establish every </w:t>
+      </w:r>
+      <w:r>
+        <w:rPr>
+          <w:b/>
+        </w:rPr>
+        <w:t>modality</w:t>
+      </w:r>
+      <w:r>
+        <w:rPr>
+          <w:b w:val="0"/>
+        </w:rPr>
+        <w:t xml:space="preserve"> agrees or every downstream claim is supported.</w:t>
+      </w:r>
+    </w:p>
+    <w:p>
+      <w:pPr>
+        <w:spacing w:line="336" w:lineRule="auto" w:after="180"/>
+      </w:pPr>
+      <w:r>
+        <w:rPr>
+          <w:b w:val="0"/>
+        </w:rPr>
+        <w:t>Collect explanations, not only yes/no votes. If a misunderstanding is common, re-model the relevant step for the class.</w:t>
+      </w:r>
+    </w:p>
+    <w:p>
+      <w:pPr>
+        <w:spacing w:line="336" w:lineRule="auto" w:after="180"/>
+      </w:pPr>
+      <w:r>
+        <w:rPr>
+          <w:b w:val="0"/>
+        </w:rPr>
+        <w:t>If it affects a few learners, give a short targeted group explanation while others solve a more demanding variation.</w:t>
+      </w:r>
+    </w:p>
+    <w:p>
+      <w:pPr>
+        <w:pStyle w:val="Heading2"/>
+      </w:pPr>
+      <w:r>
+        <w:t>Pictorial question and changed-case reasoning</w:t>
+      </w:r>
+    </w:p>
+    <w:p>
+      <w:pPr>
+        <w:spacing w:line="336" w:lineRule="auto" w:after="180"/>
+      </w:pPr>
+      <w:r>
+        <w:rPr>
+          <w:b w:val="0"/>
+        </w:rPr>
+        <w:t xml:space="preserve">Which stage was initially wrong, and which stage was correctly operating on a wrong </w:t>
+      </w:r>
+      <w:r>
+        <w:rPr>
+          <w:b/>
+        </w:rPr>
+        <w:t>input</w:t>
+      </w:r>
+      <w:r>
+        <w:rPr>
+          <w:b w:val="0"/>
+        </w:rPr>
+        <w:t>?</w:t>
+      </w:r>
+    </w:p>
+    <w:p>
+      <w:pPr>
+        <w:spacing w:line="336" w:lineRule="auto" w:after="180"/>
+      </w:pPr>
+      <w:r>
+        <w:rPr>
+          <w:b/>
+        </w:rPr>
+        <w:t>Speech recognition</w:t>
+      </w:r>
+      <w:r>
+        <w:rPr>
+          <w:b w:val="0"/>
+        </w:rPr>
+        <w:t xml:space="preserve"> was wrong. The calculator correctly computed 30+7; </w:t>
+      </w:r>
+      <w:r>
+        <w:rPr>
+          <w:b/>
+        </w:rPr>
+        <w:t>synthesis</w:t>
+      </w:r>
+      <w:r>
+        <w:rPr>
+          <w:b w:val="0"/>
+        </w:rPr>
+        <w:t xml:space="preserve"> correctly repeated that wrong-for-</w:t>
+      </w:r>
+      <w:r>
+        <w:rPr>
+          <w:b/>
+        </w:rPr>
+        <w:t>intent</w:t>
+      </w:r>
+      <w:r>
+        <w:rPr>
+          <w:b w:val="0"/>
+        </w:rPr>
+        <w:t xml:space="preserve"> result.</w:t>
+      </w:r>
+    </w:p>
+    <w:p>
+      <w:pPr>
+        <w:spacing w:line="336" w:lineRule="auto" w:after="180"/>
+      </w:pPr>
+      <w:r>
+        <w:rPr>
+          <w:b w:val="0"/>
+        </w:rPr>
+        <w:t xml:space="preserve">Changed-case reasoning: The calculator and spoken result should become 20 under the declared pipeline. 13+7=20; the changed </w:t>
+      </w:r>
+      <w:r>
+        <w:rPr>
+          <w:b/>
+        </w:rPr>
+        <w:t>input</w:t>
+      </w:r>
+      <w:r>
+        <w:rPr>
+          <w:b w:val="0"/>
+        </w:rPr>
+        <w:t xml:space="preserve"> removes the earlier recognition error.</w:t>
+      </w:r>
+    </w:p>
+    <w:p>
+      <w:pPr>
+        <w:spacing w:line="336" w:lineRule="auto" w:after="180"/>
+      </w:pPr>
+      <w:r>
+        <w:rPr>
+          <w:b w:val="0"/>
+        </w:rPr>
+        <w:t xml:space="preserve">Collect each learner’s explanation before discussion. Use the first missing connection between </w:t>
+      </w:r>
+      <w:r>
+        <w:rPr>
+          <w:b/>
+        </w:rPr>
+        <w:t>input</w:t>
+      </w:r>
+      <w:r>
+        <w:rPr>
+          <w:b w:val="0"/>
+        </w:rPr>
+        <w:t xml:space="preserve">, deciding step and result to choose support. This question is worked-case practice, not fresh mastery </w:t>
+      </w:r>
+      <w:r>
+        <w:rPr>
+          <w:b/>
+        </w:rPr>
+        <w:t>evidence</w:t>
+      </w:r>
+      <w:r>
+        <w:rPr>
+          <w:b w:val="0"/>
+        </w:rPr>
+        <w:t>.</w:t>
+      </w:r>
+    </w:p>
+    <w:p>
+      <w:pPr>
+        <w:pStyle w:val="Heading2"/>
+      </w:pPr>
+      <w:r>
+        <w:t>Keep each learner explaining</w:t>
+      </w:r>
+    </w:p>
+    <w:p>
+      <w:pPr>
+        <w:pStyle w:val="ListBullet"/>
+      </w:pPr>
+      <w:r>
+        <w:t>Ask: Which facts are given, and which would we have to assume? Learners mark relevant details before discussing answers.</w:t>
+      </w:r>
+    </w:p>
+    <w:p>
+      <w:pPr>
+        <w:pStyle w:val="ListBullet"/>
+      </w:pPr>
+      <w:r>
+        <w:t>Say: Predict first. Show the rule, information path or calculation that would produce the result. A correct guess is not yet an explanation.</w:t>
+      </w:r>
+    </w:p>
+    <w:p>
+      <w:pPr>
+        <w:pStyle w:val="ListBullet"/>
+      </w:pPr>
+      <w:r>
+        <w:t>In pairs, one learner solves while the other checks evidence; exchange roles. Remove the worked answer before independent assessment.</w:t>
+      </w:r>
+    </w:p>
+    <w:p>
+      <w:pPr>
+        <w:pStyle w:val="Heading2"/>
+      </w:pPr>
+      <w:r>
+        <w:t>Earlier wording, alternatives and picture transcripts · reference / check after trying</w:t>
+      </w:r>
+    </w:p>
+    <w:p>
+      <w:pPr>
+        <w:spacing w:line="336" w:lineRule="auto" w:after="180"/>
+      </w:pPr>
+      <w:r>
+        <w:rPr>
+          <w:b w:val="0"/>
+        </w:rPr>
+        <w:t>Demonstrate and guide practice</w:t>
       </w:r>
     </w:p>
     <w:p>
@@ -2061,7 +2779,87 @@
         <w:pStyle w:val="Heading3"/>
       </w:pPr>
       <w:r>
-        <w:t>What this example does not establish</w:t>
+        <w:t>Board sequence</w:t>
+      </w:r>
+    </w:p>
+    <w:p>
+      <w:pPr>
+        <w:spacing w:line="336" w:lineRule="auto" w:after="180"/>
+      </w:pPr>
+      <w:r>
+        <w:rPr>
+          <w:b w:val="0"/>
+        </w:rPr>
+        <w:t>Write the given facts: A speech tool hears fifteen as fifty, then calculates correctly using fifty.</w:t>
+      </w:r>
+    </w:p>
+    <w:p>
+      <w:pPr>
+        <w:spacing w:line="336" w:lineRule="auto" w:after="180"/>
+      </w:pPr>
+      <w:r>
+        <w:rPr>
+          <w:b w:val="0"/>
+        </w:rPr>
+        <w:t>Write the question to explain: Where did the error enter?</w:t>
+      </w:r>
+    </w:p>
+    <w:p>
+      <w:pPr>
+        <w:spacing w:line="336" w:lineRule="auto" w:after="180"/>
+      </w:pPr>
+      <w:r>
+        <w:rPr>
+          <w:b w:val="0"/>
+        </w:rPr>
+        <w:t xml:space="preserve">Reveal after </w:t>
+      </w:r>
+      <w:r>
+        <w:rPr>
+          <w:b/>
+        </w:rPr>
+        <w:t>prediction</w:t>
+      </w:r>
+      <w:r>
+        <w:rPr>
+          <w:b w:val="0"/>
+        </w:rPr>
+        <w:t xml:space="preserve">s: </w:t>
+      </w:r>
+      <w:r>
+        <w:rPr>
+          <w:b/>
+        </w:rPr>
+        <w:t>Transcription</w:t>
+      </w:r>
+      <w:r>
+        <w:rPr>
+          <w:b w:val="0"/>
+        </w:rPr>
+        <w:t xml:space="preserve"> supplied the wrong number. Confirm the transcript or ask for clarification. Correct arithmetic cannot repair wrong </w:t>
+      </w:r>
+      <w:r>
+        <w:rPr>
+          <w:b/>
+        </w:rPr>
+        <w:t>input</w:t>
+      </w:r>
+      <w:r>
+        <w:rPr>
+          <w:b w:val="0"/>
+        </w:rPr>
+        <w:t>.</w:t>
+      </w:r>
+    </w:p>
+    <w:p>
+      <w:pPr>
+        <w:spacing w:line="336" w:lineRule="auto" w:after="180"/>
+      </w:pPr>
+      <w:r>
+        <w:rPr>
+          <w:b w:val="0"/>
+        </w:rPr>
+        <w:t>Use the earlier changed question as optional later practice. Reserve Diagnose a new calculation trace independently for the first independent attempt before hints or feedback.</w:t>
       </w:r>
     </w:p>
     <w:p>
@@ -2069,386 +2867,18 @@
         <w:pStyle w:val="Heading3"/>
       </w:pPr>
       <w:r>
-        <w:t>Keep the stated limit</w:t>
+        <w:t>Classroom dialogue</w:t>
       </w:r>
     </w:p>
     <w:p>
       <w:pPr>
         <w:spacing w:line="336" w:lineRule="auto" w:after="180"/>
-        <w:shd w:fill="FFF5E6"/>
-      </w:pPr>
-      <w:r>
-        <w:rPr>
-          <w:b w:val="0"/>
-        </w:rPr>
-        <w:t>These supplied transcript facts do not establish how an actual recogniser performs for accents, noise or different speakers.</w:t>
-      </w:r>
-    </w:p>
-    <w:p>
-      <w:pPr>
-        <w:pStyle w:val="Heading3"/>
-      </w:pPr>
-      <w:r>
-        <w:t>Change one thing in the pictured case</w:t>
-      </w:r>
-    </w:p>
-    <w:p>
-      <w:pPr>
-        <w:pStyle w:val="Heading3"/>
-      </w:pPr>
-      <w:r>
-        <w:t>Change one thing</w:t>
-      </w:r>
-    </w:p>
-    <w:p>
-      <w:pPr>
-        <w:spacing w:line="336" w:lineRule="auto" w:after="180"/>
-        <w:shd w:fill="F5F1FB"/>
-      </w:pPr>
-      <w:r>
-        <w:rPr>
-          <w:b w:val="0"/>
-        </w:rPr>
-        <w:t>Change: Correct the transcript to “thirteen plus seven” with all later stages unchanged.</w:t>
-      </w:r>
-    </w:p>
-    <w:p>
-      <w:pPr>
-        <w:pStyle w:val="Heading3"/>
-      </w:pPr>
-      <w:r>
-        <w:t>Predicted result</w:t>
-      </w:r>
-    </w:p>
-    <w:p>
-      <w:pPr>
-        <w:spacing w:line="336" w:lineRule="auto" w:after="180"/>
-        <w:shd w:fill="F1F6FC"/>
-      </w:pPr>
-      <w:r>
-        <w:rPr>
-          <w:b/>
-        </w:rPr>
-        <w:t>Prediction</w:t>
-      </w:r>
-      <w:r>
-        <w:rPr>
-          <w:b w:val="0"/>
-        </w:rPr>
-        <w:t>: The calculator and spoken result should become 20 under the declared pipeline.</w:t>
-      </w:r>
-    </w:p>
-    <w:p>
-      <w:pPr>
-        <w:pStyle w:val="Heading3"/>
-      </w:pPr>
-      <w:r>
-        <w:t>Why the result follows</w:t>
-      </w:r>
-    </w:p>
-    <w:p>
-      <w:pPr>
-        <w:spacing w:line="336" w:lineRule="auto" w:after="180"/>
-        <w:shd w:fill="F1F6FC"/>
-      </w:pPr>
-      <w:r>
-        <w:rPr>
-          <w:b w:val="0"/>
-        </w:rPr>
-        <w:t xml:space="preserve">Reason: 13+7=20; the changed </w:t>
-      </w:r>
-      <w:r>
-        <w:rPr>
-          <w:b/>
-        </w:rPr>
-        <w:t>input</w:t>
-      </w:r>
-      <w:r>
-        <w:rPr>
-          <w:b w:val="0"/>
-        </w:rPr>
-        <w:t xml:space="preserve"> removes the earlier recognition error.</w:t>
-      </w:r>
-    </w:p>
-    <w:p>
-      <w:pPr>
-        <w:pStyle w:val="Heading3"/>
-      </w:pPr>
-      <w:r>
-        <w:t>Ask while showing the picture</w:t>
-      </w:r>
-    </w:p>
-    <w:p>
-      <w:pPr>
-        <w:pStyle w:val="Heading3"/>
-      </w:pPr>
-      <w:r>
-        <w:t>Ask while showing the picture · 4</w:t>
-      </w:r>
-    </w:p>
-    <w:p>
-      <w:pPr>
-        <w:spacing w:line="336" w:lineRule="auto" w:after="180"/>
-      </w:pPr>
-      <w:r>
-        <w:rPr>
-          <w:b w:val="0"/>
-        </w:rPr>
-        <w:t xml:space="preserve">Cover the result. Ask learners to name the </w:t>
-      </w:r>
-      <w:r>
-        <w:rPr>
-          <w:b/>
-        </w:rPr>
-        <w:t>input</w:t>
-      </w:r>
-      <w:r>
-        <w:rPr>
-          <w:b w:val="0"/>
-        </w:rPr>
-        <w:t xml:space="preserve">s and predict the next step. Uncover one step, connect the icon to the actual procedure, and explain its </w:t>
-      </w:r>
-      <w:r>
-        <w:rPr>
-          <w:b/>
-        </w:rPr>
-        <w:t>evidence</w:t>
-      </w:r>
-      <w:r>
-        <w:rPr>
-          <w:b w:val="0"/>
-        </w:rPr>
-        <w:t>. Then change the supplied condition and compare.</w:t>
-      </w:r>
-    </w:p>
-    <w:p>
-      <w:pPr>
-        <w:spacing w:line="336" w:lineRule="auto" w:after="180"/>
-      </w:pPr>
-      <w:r>
-        <w:rPr>
-          <w:b w:val="0"/>
-        </w:rPr>
-        <w:t>The picture is a representation; it does not document execution of a real AI model.</w:t>
-      </w:r>
-    </w:p>
-    <w:p>
-      <w:pPr>
-        <w:pStyle w:val="Heading1"/>
-      </w:pPr>
-      <w:r>
-        <w:t>03. Demonstrate and guide practice</w:t>
-      </w:r>
-    </w:p>
-    <w:p>
-      <w:r>
-        <w:t>Demonstrate Speech and Audio Systems, reduce support deliberately and check individual reasoning before discussing answers.</w:t>
-      </w:r>
-    </w:p>
-    <w:p>
-      <w:pPr>
-        <w:pStyle w:val="Heading3"/>
-      </w:pPr>
-      <w:r>
-        <w:t>Board sequence</w:t>
-      </w:r>
-    </w:p>
-    <w:p>
-      <w:pPr>
-        <w:pStyle w:val="Heading3"/>
-      </w:pPr>
-      <w:r>
-        <w:t>1. Put the facts on the board</w:t>
-      </w:r>
-    </w:p>
-    <w:p>
-      <w:pPr>
-        <w:spacing w:line="336" w:lineRule="auto" w:after="180"/>
-        <w:shd w:fill="F4F9FC"/>
-      </w:pPr>
-      <w:r>
-        <w:rPr>
-          <w:b w:val="0"/>
-        </w:rPr>
-        <w:t>Write the given facts: A speech tool hears fifteen as fifty, then calculates correctly using fifty.</w:t>
-      </w:r>
-    </w:p>
-    <w:p>
-      <w:pPr>
-        <w:pStyle w:val="Heading3"/>
-      </w:pPr>
-      <w:r>
-        <w:t>2. State the decision to explain</w:t>
-      </w:r>
-    </w:p>
-    <w:p>
-      <w:pPr>
-        <w:spacing w:line="336" w:lineRule="auto" w:after="180"/>
-        <w:shd w:fill="F5F1FB"/>
-      </w:pPr>
-      <w:r>
-        <w:rPr>
-          <w:b w:val="0"/>
-        </w:rPr>
-        <w:t>Write the question to explain: Where did the error enter?</w:t>
-      </w:r>
-    </w:p>
-    <w:p>
-      <w:pPr>
-        <w:pStyle w:val="Heading3"/>
-      </w:pPr>
-      <w:r>
-        <w:t>3. Reveal the worked reasoning</w:t>
-      </w:r>
-    </w:p>
-    <w:p>
-      <w:pPr>
-        <w:spacing w:line="336" w:lineRule="auto" w:after="180"/>
-        <w:shd w:fill="F1F6FC"/>
-      </w:pPr>
-      <w:r>
-        <w:rPr>
-          <w:b w:val="0"/>
-        </w:rPr>
-        <w:t xml:space="preserve">Reveal after </w:t>
-      </w:r>
-      <w:r>
-        <w:rPr>
-          <w:b/>
-        </w:rPr>
-        <w:t>prediction</w:t>
-      </w:r>
-      <w:r>
-        <w:rPr>
-          <w:b w:val="0"/>
-        </w:rPr>
-        <w:t xml:space="preserve">s: </w:t>
-      </w:r>
-      <w:r>
-        <w:rPr>
-          <w:b/>
-        </w:rPr>
-        <w:t>Transcription</w:t>
-      </w:r>
-      <w:r>
-        <w:rPr>
-          <w:b w:val="0"/>
-        </w:rPr>
-        <w:t xml:space="preserve"> supplied the wrong number. Confirm the transcript or ask for clarification. Correct arithmetic cannot repair wrong </w:t>
-      </w:r>
-      <w:r>
-        <w:rPr>
-          <w:b/>
-        </w:rPr>
-        <w:t>input</w:t>
-      </w:r>
-      <w:r>
-        <w:rPr>
-          <w:b w:val="0"/>
-        </w:rPr>
-        <w:t>.</w:t>
-      </w:r>
-    </w:p>
-    <w:p>
-      <w:pPr>
-        <w:pStyle w:val="Heading3"/>
-      </w:pPr>
-      <w:r>
-        <w:t>Hold back the independent task</w:t>
-      </w:r>
-    </w:p>
-    <w:p>
-      <w:pPr>
-        <w:spacing w:line="336" w:lineRule="auto" w:after="180"/>
-        <w:shd w:fill="F5F1FB"/>
-      </w:pPr>
-      <w:r>
-        <w:rPr>
-          <w:b w:val="0"/>
-        </w:rPr>
-        <w:t>Keep for an independent attempt: A recording says fifteen, but the transcript says fifty. The summary repeats fifty. Where did the error enter, and what should be checked first?</w:t>
-      </w:r>
-    </w:p>
-    <w:p>
-      <w:pPr>
-        <w:pStyle w:val="Heading3"/>
-      </w:pPr>
-      <w:r>
-        <w:t>Classroom dialogue</w:t>
-      </w:r>
-    </w:p>
-    <w:p>
-      <w:pPr>
-        <w:pStyle w:val="Heading3"/>
-      </w:pPr>
-      <w:r>
-        <w:t>Ask the class</w:t>
-      </w:r>
-    </w:p>
-    <w:p>
-      <w:pPr>
-        <w:spacing w:line="336" w:lineRule="auto" w:after="180"/>
-        <w:shd w:fill="F5F1FB"/>
-      </w:pPr>
-      <w:r>
-        <w:rPr>
-          <w:b w:val="0"/>
-        </w:rPr>
-        <w:t>Ask: Which facts are given, and which would we have to assume? Learners mark relevant details before discussing answers.</w:t>
-      </w:r>
-    </w:p>
-    <w:p>
-      <w:pPr>
-        <w:pStyle w:val="Heading3"/>
-      </w:pPr>
-      <w:r>
-        <w:t>Language to model</w:t>
-      </w:r>
-    </w:p>
-    <w:p>
-      <w:pPr>
-        <w:spacing w:line="336" w:lineRule="auto" w:after="180"/>
-        <w:shd w:fill="F1F6F8"/>
-      </w:pPr>
-      <w:r>
-        <w:rPr>
-          <w:b w:val="0"/>
-        </w:rPr>
-        <w:t>Say: Predict first. Show the rule, information path or calculation that would produce the result. A correct guess is not yet an explanation.</w:t>
-      </w:r>
-    </w:p>
-    <w:p>
-      <w:pPr>
-        <w:spacing w:line="336" w:lineRule="auto" w:after="180"/>
       </w:pPr>
       <w:r>
         <w:rPr>
           <w:b w:val="0"/>
         </w:rPr>
         <w:t>Reveal reasoning one step at a time. Explain why a tempting alternative fails. Write units and denominators for arithmetic, trace conditions for decisions, and identify supporting sources for claims.</w:t>
-      </w:r>
-    </w:p>
-    <w:p>
-      <w:pPr>
-        <w:spacing w:line="336" w:lineRule="auto" w:after="180"/>
-      </w:pPr>
-      <w:r>
-        <w:rPr>
-          <w:b w:val="0"/>
-        </w:rPr>
-        <w:t xml:space="preserve">In pairs, one learner solves while the other checks </w:t>
-      </w:r>
-      <w:r>
-        <w:rPr>
-          <w:b/>
-        </w:rPr>
-        <w:t>evidence</w:t>
-      </w:r>
-      <w:r>
-        <w:rPr>
-          <w:b w:val="0"/>
-        </w:rPr>
-        <w:t>; exchange roles. Remove the worked answer before independent assessment.</w:t>
       </w:r>
     </w:p>
     <w:p>
@@ -2761,430 +3191,114 @@
         <w:pStyle w:val="Heading3"/>
       </w:pPr>
       <w:r>
-        <w:t>Completion practice</w:t>
+        <w:t>Individual reasoning check</w:t>
+      </w:r>
+    </w:p>
+    <w:p>
+      <w:pPr>
+        <w:pStyle w:val="Heading3"/>
+      </w:pPr>
+      <w:r>
+        <w:t>Pictorial practice question</w:t>
+      </w:r>
+    </w:p>
+    <w:p>
+      <w:pPr>
+        <w:pStyle w:val="Heading3"/>
+      </w:pPr>
+      <w:r>
+        <w:t>Reasoned teacher answer</w:t>
+      </w:r>
+    </w:p>
+    <w:p>
+      <w:pPr>
+        <w:pStyle w:val="Heading1"/>
+      </w:pPr>
+      <w:r>
+        <w:t>04. Run the supplied investigation</w:t>
+      </w:r>
+    </w:p>
+    <w:p>
+      <w:r>
+        <w:t>Keep expected results, observed paper traces and remaining limits distinguishable.</w:t>
+      </w:r>
+    </w:p>
+    <w:p>
+      <w:pPr>
+        <w:pStyle w:val="Heading2"/>
+      </w:pPr>
+      <w:r>
+        <w:t>Supplied materials and answer guidance</w:t>
       </w:r>
     </w:p>
     <w:p>
       <w:pPr>
         <w:spacing w:line="336" w:lineRule="auto" w:after="180"/>
-        <w:shd w:fill="F5F1FB"/>
-      </w:pPr>
-      <w:r>
-        <w:rPr>
-          <w:b w:val="0"/>
-        </w:rPr>
-        <w:t>Completion task: Audio transcript reads fifteen boxes; a clear written inventory says fifty boxes. The original audio is unavailable and the assistant reports fifteen as certain.</w:t>
+      </w:pPr>
+      <w:r>
+        <w:rPr>
+          <w:b w:val="0"/>
+        </w:rPr>
+        <w:t>Card A first mismatch is recognition:13 becomes30; parsed30+7 and37 are consistent. B recognises/parses13+7 correctly but calculator27 is wrong. C has correct13+7=20 but spoken27 mismatches the intended result. D has unresolved15/50 conflict with unavailable original audio and no authority rule; certainty fails but the first technical error is unknown. Pictured correction gives20 under unchanged later rules.</w:t>
       </w:r>
     </w:p>
     <w:p>
       <w:pPr>
         <w:spacing w:line="336" w:lineRule="auto" w:after="180"/>
-        <w:shd w:fill="F5F1FB"/>
-      </w:pPr>
-      <w:r>
-        <w:rPr>
-          <w:b w:val="0"/>
-        </w:rPr>
-        <w:t>Show the intermediate steps and give the conclusion with its scope.</w:t>
-      </w:r>
-    </w:p>
-    <w:p>
-      <w:pPr>
-        <w:pStyle w:val="Heading3"/>
-      </w:pPr>
-      <w:r>
-        <w:t>Reasoning to listen for</w:t>
-      </w:r>
-    </w:p>
-    <w:p>
-      <w:pPr>
-        <w:spacing w:line="336" w:lineRule="auto" w:after="180"/>
-        <w:shd w:fill="F1F6FC"/>
-      </w:pPr>
-      <w:r>
-        <w:rPr>
-          <w:b w:val="0"/>
-        </w:rPr>
-        <w:t>Teacher check: Teacher explanation: There is an unresolved quantity conflict and no audio replay. Preserve both sources and ask the responsible person; certainty is unsupported.</w:t>
-      </w:r>
-    </w:p>
-    <w:p>
-      <w:pPr>
-        <w:spacing w:line="336" w:lineRule="auto" w:after="180"/>
-      </w:pPr>
-      <w:r>
-        <w:rPr>
-          <w:b w:val="0"/>
-        </w:rPr>
-        <w:t xml:space="preserve">Start by identifying the given </w:t>
-      </w:r>
-      <w:r>
-        <w:rPr>
-          <w:b/>
-        </w:rPr>
-        <w:t>input</w:t>
-      </w:r>
-      <w:r>
-        <w:rPr>
-          <w:b w:val="0"/>
-        </w:rPr>
-        <w:t>s together. Leave the intermediate steps blank. If needed, model one step, then withdraw that help on the next step. Move to a full trace only when the partial trace is understood.</w:t>
-      </w:r>
-    </w:p>
-    <w:p>
-      <w:pPr>
-        <w:spacing w:line="336" w:lineRule="auto" w:after="180"/>
-      </w:pPr>
-      <w:r>
-        <w:rPr>
-          <w:b w:val="0"/>
-        </w:rPr>
-        <w:t>For partners, alternate explainer and checker; collect a response from every learner before discussion.</w:t>
-      </w:r>
-    </w:p>
-    <w:p>
-      <w:pPr>
-        <w:pStyle w:val="Heading3"/>
-      </w:pPr>
-      <w:r>
-        <w:t>Individual reasoning check</w:t>
-      </w:r>
-    </w:p>
-    <w:p>
-      <w:pPr>
-        <w:spacing w:line="336" w:lineRule="auto" w:after="180"/>
-      </w:pPr>
-      <w:r>
-        <w:rPr>
-          <w:b w:val="0"/>
-        </w:rPr>
-        <w:t xml:space="preserve">Use the worked case for Speech pipelines and multimodal </w:t>
-      </w:r>
-      <w:r>
-        <w:rPr>
-          <w:b/>
-        </w:rPr>
-        <w:t>evidence</w:t>
-      </w:r>
-      <w:r>
-        <w:rPr>
-          <w:b w:val="0"/>
-        </w:rPr>
-        <w:t>. Proposed explanation: “The worked result establishes every future case”. Decide whether this explanation is supported.</w:t>
-      </w:r>
-    </w:p>
-    <w:p>
-      <w:pPr>
-        <w:spacing w:line="336" w:lineRule="auto" w:after="180"/>
-      </w:pPr>
-      <w:r>
-        <w:rPr>
-          <w:b w:val="0"/>
-        </w:rPr>
-        <w:t>Point to the step or supplied fact that decides; explain your repair if needed.</w:t>
-      </w:r>
-    </w:p>
-    <w:p>
-      <w:pPr>
-        <w:pStyle w:val="Heading3"/>
-      </w:pPr>
-      <w:r>
-        <w:t>Expected repair</w:t>
-      </w:r>
-    </w:p>
-    <w:p>
-      <w:pPr>
-        <w:spacing w:line="336" w:lineRule="auto" w:after="180"/>
-        <w:shd w:fill="F1F6FC"/>
-      </w:pPr>
-      <w:r>
-        <w:rPr>
-          <w:b w:val="0"/>
-        </w:rPr>
-        <w:t xml:space="preserve">Expected correction: A stage-level accuracy or authority policy does not establish every </w:t>
-      </w:r>
-      <w:r>
-        <w:rPr>
-          <w:b/>
-        </w:rPr>
-        <w:t>modality</w:t>
-      </w:r>
-      <w:r>
-        <w:rPr>
-          <w:b w:val="0"/>
-        </w:rPr>
-        <w:t xml:space="preserve"> agrees or every downstream claim is supported.</w:t>
-      </w:r>
-    </w:p>
-    <w:p>
-      <w:pPr>
-        <w:spacing w:line="336" w:lineRule="auto" w:after="180"/>
-      </w:pPr>
-      <w:r>
-        <w:rPr>
-          <w:b w:val="0"/>
-        </w:rPr>
-        <w:t>Collect explanations, not only yes/no votes. If a misunderstanding is common, re-model the relevant step for the class.</w:t>
-      </w:r>
-    </w:p>
-    <w:p>
-      <w:pPr>
-        <w:spacing w:line="336" w:lineRule="auto" w:after="180"/>
-      </w:pPr>
-      <w:r>
-        <w:rPr>
-          <w:b w:val="0"/>
-        </w:rPr>
-        <w:t>If it affects a few learners, give a short targeted group explanation while others solve a more demanding variation.</w:t>
-      </w:r>
-    </w:p>
-    <w:p>
-      <w:pPr>
-        <w:pStyle w:val="Heading3"/>
-      </w:pPr>
-      <w:r>
-        <w:t>Pictorial practice question</w:t>
-      </w:r>
-    </w:p>
-    <w:p>
-      <w:pPr>
-        <w:spacing w:line="336" w:lineRule="auto" w:after="180"/>
-        <w:shd w:fill="F5F1FB"/>
-      </w:pPr>
-      <w:r>
-        <w:rPr>
-          <w:b w:val="0"/>
-        </w:rPr>
-        <w:t xml:space="preserve">Which stage was initially wrong, and which stage was correctly operating on a wrong </w:t>
-      </w:r>
-      <w:r>
-        <w:rPr>
-          <w:b/>
-        </w:rPr>
-        <w:t>input</w:t>
-      </w:r>
-      <w:r>
-        <w:rPr>
-          <w:b w:val="0"/>
-        </w:rPr>
-        <w:t>?</w:t>
-      </w:r>
-    </w:p>
-    <w:p>
-      <w:pPr>
-        <w:pStyle w:val="Heading3"/>
-      </w:pPr>
-      <w:r>
-        <w:t>Reasoned teacher answer</w:t>
-      </w:r>
-    </w:p>
-    <w:p>
-      <w:pPr>
-        <w:spacing w:line="336" w:lineRule="auto" w:after="180"/>
-      </w:pPr>
-      <w:r>
-        <w:rPr>
-          <w:b/>
-        </w:rPr>
-        <w:t>Speech recognition</w:t>
-      </w:r>
-      <w:r>
-        <w:rPr>
-          <w:b w:val="0"/>
-        </w:rPr>
-        <w:t xml:space="preserve"> was wrong. The calculator correctly computed 30+7; </w:t>
-      </w:r>
-      <w:r>
-        <w:rPr>
-          <w:b/>
-        </w:rPr>
-        <w:t>synthesis</w:t>
-      </w:r>
-      <w:r>
-        <w:rPr>
-          <w:b w:val="0"/>
-        </w:rPr>
-        <w:t xml:space="preserve"> correctly repeated that wrong-for-</w:t>
-      </w:r>
-      <w:r>
-        <w:rPr>
-          <w:b/>
-        </w:rPr>
-        <w:t>intent</w:t>
-      </w:r>
-      <w:r>
-        <w:rPr>
-          <w:b w:val="0"/>
-        </w:rPr>
-        <w:t xml:space="preserve"> result.</w:t>
-      </w:r>
-    </w:p>
-    <w:p>
-      <w:pPr>
-        <w:spacing w:line="336" w:lineRule="auto" w:after="180"/>
-      </w:pPr>
-      <w:r>
-        <w:rPr>
-          <w:b w:val="0"/>
-        </w:rPr>
-        <w:t xml:space="preserve">Changed-case reasoning: The calculator and spoken result should become 20 under the declared pipeline. 13+7=20; the changed </w:t>
-      </w:r>
-      <w:r>
-        <w:rPr>
-          <w:b/>
-        </w:rPr>
-        <w:t>input</w:t>
-      </w:r>
-      <w:r>
-        <w:rPr>
-          <w:b w:val="0"/>
-        </w:rPr>
-        <w:t xml:space="preserve"> removes the earlier recognition error.</w:t>
-      </w:r>
-    </w:p>
-    <w:p>
-      <w:pPr>
-        <w:spacing w:line="336" w:lineRule="auto" w:after="180"/>
-      </w:pPr>
-      <w:r>
-        <w:rPr>
-          <w:b w:val="0"/>
-        </w:rPr>
-        <w:t xml:space="preserve">Collect each learner’s explanation before discussion. Use the first missing connection between </w:t>
-      </w:r>
-      <w:r>
-        <w:rPr>
-          <w:b/>
-        </w:rPr>
-        <w:t>input</w:t>
-      </w:r>
-      <w:r>
-        <w:rPr>
-          <w:b w:val="0"/>
-        </w:rPr>
-        <w:t xml:space="preserve">, deciding step and result to choose support. This question is worked-case practice, not fresh mastery </w:t>
-      </w:r>
-      <w:r>
-        <w:rPr>
-          <w:b/>
-        </w:rPr>
-        <w:t>evidence</w:t>
-      </w:r>
-      <w:r>
-        <w:rPr>
-          <w:b w:val="0"/>
-        </w:rPr>
-        <w:t>.</w:t>
-      </w:r>
-    </w:p>
-    <w:p>
-      <w:pPr>
-        <w:pStyle w:val="Heading1"/>
-      </w:pPr>
-      <w:r>
-        <w:t>04. Run the weekly evidence lab</w:t>
-      </w:r>
-    </w:p>
-    <w:p>
-      <w:r>
-        <w:t>Run the Speech and Audio Systems investigation and use the first unsupported step to choose a teaching response.</w:t>
-      </w:r>
-    </w:p>
-    <w:p>
-      <w:pPr>
-        <w:spacing w:line="336" w:lineRule="auto" w:after="180"/>
-      </w:pPr>
-      <w:r>
-        <w:rPr>
-          <w:b w:val="0"/>
-        </w:rPr>
-        <w:t>Words You Can Use to Reason</w:t>
-      </w:r>
-    </w:p>
-    <w:p>
-      <w:pPr>
-        <w:spacing w:line="336" w:lineRule="auto" w:after="180"/>
-      </w:pPr>
-      <w:r>
-        <w:rPr>
-          <w:b w:val="0"/>
-        </w:rPr>
-        <w:t>A definition matters when you can recognize the idea, use it, and contrast it with a near-miss.</w:t>
-      </w:r>
-    </w:p>
-    <w:p>
-      <w:pPr>
-        <w:spacing w:line="336" w:lineRule="auto" w:after="180"/>
-      </w:pPr>
-      <w:r>
-        <w:rPr>
-          <w:b w:val="0"/>
-        </w:rPr>
+      </w:pPr>
+      <w:r>
+        <w:rPr>
+          <w:b w:val="0"/>
+        </w:rPr>
+        <w:t>Selected independent reference19−6=13 versus parsed90−6=84: recognition first, calculator correct for received input; confirm expression before action.</w:t>
+      </w:r>
+    </w:p>
+    <w:p>
+      <w:pPr>
+        <w:pStyle w:val="Heading2"/>
+      </w:pPr>
+      <w:r>
+        <w:t>Run and record</w:t>
+      </w:r>
+    </w:p>
+    <w:p>
+      <w:pPr>
+        <w:pStyle w:val="ListNumber"/>
+      </w:pPr>
+      <w:r>
         <w:t>Predict → Test → Record → Explain</w:t>
       </w:r>
     </w:p>
     <w:p>
       <w:pPr>
-        <w:spacing w:line="336" w:lineRule="auto" w:after="180"/>
-      </w:pPr>
-      <w:r>
-        <w:rPr>
-          <w:b w:val="0"/>
-        </w:rPr>
+        <w:pStyle w:val="ListNumber"/>
+      </w:pPr>
+      <w:r>
         <w:t>Keep expected and actual results separate. Surprises are useful data when recorded honestly.</w:t>
       </w:r>
     </w:p>
     <w:p>
       <w:pPr>
-        <w:spacing w:line="336" w:lineRule="auto" w:after="180"/>
-      </w:pPr>
-      <w:r>
-        <w:rPr>
-          <w:b w:val="0"/>
-        </w:rPr>
-        <w:t>Trace four audio failures stage by stage, locate the first mismatch, and propose a stage-specific test or fallback.</w:t>
-      </w:r>
-    </w:p>
-    <w:p>
-      <w:pPr>
-        <w:spacing w:line="336" w:lineRule="auto" w:after="180"/>
-        <w:shd w:fill="F5F1FB"/>
-      </w:pPr>
-      <w:r>
-        <w:rPr>
-          <w:b w:val="0"/>
-        </w:rPr>
+        <w:pStyle w:val="ListNumber"/>
+      </w:pPr>
+      <w:r>
+        <w:t>Use the four complete paper stage records, including parsed operands. Identify the first supported recognition, calculation or spoken-output mismatch; keep the unavailable-audio inventory conflict unresolved. No recording, live recogniser or actual synthesis is tested.</w:t>
+      </w:r>
+    </w:p>
+    <w:p>
+      <w:pPr>
+        <w:pStyle w:val="ListNumber"/>
+      </w:pPr>
+      <w:r>
         <w:t>What did the hardest test teach you that the normal test did not?</w:t>
       </w:r>
     </w:p>
     <w:p>
       <w:pPr>
-        <w:pStyle w:val="Heading3"/>
-      </w:pPr>
-      <w:r>
-        <w:t>Make the lab runnable</w:t>
-      </w:r>
-    </w:p>
-    <w:p>
-      <w:pPr>
-        <w:spacing w:line="336" w:lineRule="auto" w:after="180"/>
-      </w:pPr>
-      <w:r>
-        <w:rPr>
-          <w:b w:val="0"/>
-        </w:rPr>
-        <w:t>Use the concrete case as the shared normal case and the independent question as a second case. Each pair creates a boundary or missing-information case and predicts its result before testing.</w:t>
-      </w:r>
-    </w:p>
-    <w:p>
-      <w:pPr>
-        <w:spacing w:line="336" w:lineRule="auto" w:after="180"/>
-      </w:pPr>
-      <w:r>
-        <w:rPr>
-          <w:b w:val="0"/>
-        </w:rPr>
-        <w:t>Keep the expected result separate from an observed mistake.</w:t>
+        <w:pStyle w:val="Heading2"/>
+      </w:pPr>
+      <w:r>
+        <w:t>Keep an inspectable record</w:t>
       </w:r>
     </w:p>
     <w:tbl>
@@ -3335,10 +3449,10 @@
     </w:tbl>
     <w:p>
       <w:pPr>
-        <w:pStyle w:val="Heading3"/>
-      </w:pPr>
-      <w:r>
-        <w:t>Diagnose and reteach</w:t>
+        <w:pStyle w:val="Heading2"/>
+      </w:pPr>
+      <w:r>
+        <w:t>Diagnose the first misunderstanding</w:t>
       </w:r>
     </w:p>
     <w:p>
@@ -3349,7 +3463,19 @@
         <w:rPr>
           <w:b w:val="0"/>
         </w:rPr>
-        <w:t>For guessing, return to given facts and request a trace. For vocabulary without application, use one example and one non-example. For arithmetic errors, check the setup before the calculation.</w:t>
+        <w:t xml:space="preserve">The worked result establishes every future case: A stage-level accuracy or authority policy does not establish every </w:t>
+      </w:r>
+      <w:r>
+        <w:rPr>
+          <w:b/>
+        </w:rPr>
+        <w:t>modality</w:t>
+      </w:r>
+      <w:r>
+        <w:rPr>
+          <w:b w:val="0"/>
+        </w:rPr>
+        <w:t xml:space="preserve"> agrees or every downstream claim is supported.</w:t>
       </w:r>
     </w:p>
     <w:p>
@@ -3360,15 +3486,31 @@
         <w:rPr>
           <w:b w:val="0"/>
         </w:rPr>
-        <w:t>Finish with a different uncoached case before recording mastery.</w:t>
-      </w:r>
-    </w:p>
-    <w:p>
-      <w:pPr>
-        <w:pStyle w:val="Heading3"/>
-      </w:pPr>
-      <w:r>
-        <w:t>Address these additional misconceptions</w:t>
+        <w:t xml:space="preserve">A missing </w:t>
+      </w:r>
+      <w:r>
+        <w:rPr>
+          <w:b/>
+        </w:rPr>
+        <w:t>input</w:t>
+      </w:r>
+      <w:r>
+        <w:rPr>
+          <w:b w:val="0"/>
+        </w:rPr>
+        <w:t xml:space="preserve"> may be replaced without recording the change: A replacement changes the </w:t>
+      </w:r>
+      <w:r>
+        <w:rPr>
+          <w:b/>
+        </w:rPr>
+        <w:t>evidence</w:t>
+      </w:r>
+      <w:r>
+        <w:rPr>
+          <w:b w:val="0"/>
+        </w:rPr>
+        <w:t xml:space="preserve"> or contract. Record the change and its justification; do not silently turn unknown into a measured value.</w:t>
       </w:r>
     </w:p>
     <w:p>
@@ -3379,85 +3521,27 @@
         <w:rPr>
           <w:b w:val="0"/>
         </w:rPr>
-        <w:t xml:space="preserve">The worked result establishes every future case: A stage-level accuracy or authority policy does not establish every </w:t>
+        <w:t xml:space="preserve">Repeating an assessed case is new independent </w:t>
       </w:r>
       <w:r>
         <w:rPr>
           <w:b/>
         </w:rPr>
-        <w:t>modality</w:t>
-      </w:r>
-      <w:r>
-        <w:rPr>
-          <w:b w:val="0"/>
-        </w:rPr>
-        <w:t xml:space="preserve"> agrees or every downstream claim is supported.</w:t>
-      </w:r>
-    </w:p>
-    <w:p>
-      <w:pPr>
-        <w:spacing w:line="336" w:lineRule="auto" w:after="180"/>
-      </w:pPr>
-      <w:r>
-        <w:rPr>
-          <w:b w:val="0"/>
-        </w:rPr>
-        <w:t xml:space="preserve">A missing </w:t>
-      </w:r>
-      <w:r>
-        <w:rPr>
-          <w:b/>
-        </w:rPr>
-        <w:t>input</w:t>
-      </w:r>
-      <w:r>
-        <w:rPr>
-          <w:b w:val="0"/>
-        </w:rPr>
-        <w:t xml:space="preserve"> may be replaced without recording the change: A replacement changes the </w:t>
-      </w:r>
-      <w:r>
-        <w:rPr>
-          <w:b/>
-        </w:rPr>
         <w:t>evidence</w:t>
       </w:r>
       <w:r>
         <w:rPr>
           <w:b w:val="0"/>
         </w:rPr>
-        <w:t xml:space="preserve"> or contract. Record the change and its justification; do not silently turn unknown into a measured value.</w:t>
-      </w:r>
-    </w:p>
-    <w:p>
-      <w:pPr>
-        <w:spacing w:line="336" w:lineRule="auto" w:after="180"/>
-      </w:pPr>
-      <w:r>
-        <w:rPr>
-          <w:b w:val="0"/>
-        </w:rPr>
-        <w:t xml:space="preserve">Repeating an assessed case is new independent </w:t>
-      </w:r>
-      <w:r>
-        <w:rPr>
-          <w:b/>
-        </w:rPr>
-        <w:t>evidence</w:t>
-      </w:r>
-      <w:r>
-        <w:rPr>
-          <w:b w:val="0"/>
-        </w:rPr>
         <w:t>: A replay checks consistency. An example used for feedback or revision cannot later be described as untouched final evaluation.</w:t>
       </w:r>
     </w:p>
     <w:p>
       <w:pPr>
-        <w:pStyle w:val="Heading3"/>
-      </w:pPr>
-      <w:r>
-        <w:t>Match the support to the first error</w:t>
+        <w:pStyle w:val="Heading2"/>
+      </w:pPr>
+      <w:r>
+        <w:t>Choose support from the response</w:t>
       </w:r>
     </w:p>
     <w:tbl>
@@ -3630,15 +3714,756 @@
     </w:p>
     <w:p>
       <w:pPr>
+        <w:pStyle w:val="Heading2"/>
+      </w:pPr>
+      <w:r>
+        <w:t>Earlier wording, alternatives and picture transcripts · reference / check after trying</w:t>
+      </w:r>
+    </w:p>
+    <w:p>
+      <w:pPr>
+        <w:spacing w:line="336" w:lineRule="auto" w:after="180"/>
+      </w:pPr>
+      <w:r>
+        <w:rPr>
+          <w:b w:val="0"/>
+        </w:rPr>
+        <w:t>Run the weekly evidence lab</w:t>
+      </w:r>
+    </w:p>
+    <w:p>
+      <w:pPr>
+        <w:spacing w:line="336" w:lineRule="auto" w:after="180"/>
+      </w:pPr>
+      <w:r>
+        <w:rPr>
+          <w:b w:val="0"/>
+        </w:rPr>
+        <w:t>Words You Can Use to Reason</w:t>
+      </w:r>
+    </w:p>
+    <w:p>
+      <w:pPr>
+        <w:spacing w:line="336" w:lineRule="auto" w:after="180"/>
+      </w:pPr>
+      <w:r>
+        <w:rPr>
+          <w:b w:val="0"/>
+        </w:rPr>
+        <w:t>A definition matters when you can recognize the idea, use it, and contrast it with a near-miss.</w:t>
+      </w:r>
+    </w:p>
+    <w:p>
+      <w:pPr>
+        <w:pStyle w:val="Heading3"/>
+      </w:pPr>
+      <w:r>
+        <w:t>Make the lab runnable</w:t>
+      </w:r>
+    </w:p>
+    <w:p>
+      <w:pPr>
+        <w:spacing w:line="336" w:lineRule="auto" w:after="180"/>
+      </w:pPr>
+      <w:r>
+        <w:rPr>
+          <w:b w:val="0"/>
+        </w:rPr>
+        <w:t>Use the supplied investigation for shared practice. Keep predictions and observed paper-trace results separate. Reserve Diagnose a new calculation trace independently for the individual first attempt before feedback; do not use the reserved case as a paired lab task.</w:t>
+      </w:r>
+    </w:p>
+    <w:p>
+      <w:pPr>
+        <w:pStyle w:val="Heading3"/>
+      </w:pPr>
+      <w:r>
+        <w:t>Diagnose and reteach</w:t>
+      </w:r>
+    </w:p>
+    <w:p>
+      <w:pPr>
+        <w:spacing w:line="336" w:lineRule="auto" w:after="180"/>
+      </w:pPr>
+      <w:r>
+        <w:rPr>
+          <w:b w:val="0"/>
+        </w:rPr>
+        <w:t>For guessing, return to given facts and request a trace. For vocabulary without application, use one example and one non-example. For arithmetic errors, check the setup before the calculation.</w:t>
+      </w:r>
+    </w:p>
+    <w:p>
+      <w:pPr>
+        <w:spacing w:line="336" w:lineRule="auto" w:after="180"/>
+      </w:pPr>
+      <w:r>
+        <w:rPr>
+          <w:b w:val="0"/>
+        </w:rPr>
+        <w:t>Finish with a different uncoached case before recording mastery.</w:t>
+      </w:r>
+    </w:p>
+    <w:p>
+      <w:pPr>
+        <w:pStyle w:val="Heading3"/>
+      </w:pPr>
+      <w:r>
+        <w:t>Address these additional misconceptions</w:t>
+      </w:r>
+    </w:p>
+    <w:p>
+      <w:pPr>
+        <w:pStyle w:val="Heading3"/>
+      </w:pPr>
+      <w:r>
+        <w:t>Match the support to the first error</w:t>
+      </w:r>
+    </w:p>
+    <w:p>
+      <w:pPr>
         <w:pStyle w:val="Heading1"/>
       </w:pPr>
       <w:r>
-        <w:t>05. Assess and explain the answers</w:t>
-      </w:r>
-    </w:p>
-    <w:p>
-      <w:r>
-        <w:t>Use the Speech and Audio Systems questions, teacher keys and criteria after the relevant attempts. Previously discussed cases are practice; protect the separately selected independent task.</w:t>
+        <w:t>05. Assess the selected new case</w:t>
+      </w:r>
+    </w:p>
+    <w:p>
+      <w:r>
+        <w:t>Keep this key until after the first attempt; accept valid alternatives with defensible reasoning.</w:t>
+      </w:r>
+    </w:p>
+    <w:p>
+      <w:pPr>
+        <w:pStyle w:val="Heading2"/>
+      </w:pPr>
+      <w:r>
+        <w:t>Selected independent question and key</w:t>
+      </w:r>
+    </w:p>
+    <w:p>
+      <w:pPr>
+        <w:spacing w:line="336" w:lineRule="auto" w:after="180"/>
+      </w:pPr>
+      <w:r>
+        <w:rPr>
+          <w:b w:val="0"/>
+        </w:rPr>
+        <w:t xml:space="preserve">Selected case: Known audio says “nineteen minus six”. </w:t>
+      </w:r>
+      <w:r>
+        <w:rPr>
+          <w:b/>
+        </w:rPr>
+        <w:t>Transcription</w:t>
+      </w:r>
+      <w:r>
+        <w:rPr>
+          <w:b w:val="0"/>
+        </w:rPr>
+        <w:t xml:space="preserve"> says “ninety minus six”; the calculator returns84. Locate the first error and propose a check.</w:t>
+      </w:r>
+    </w:p>
+    <w:p>
+      <w:pPr>
+        <w:spacing w:line="336" w:lineRule="auto" w:after="180"/>
+      </w:pPr>
+      <w:r>
+        <w:rPr>
+          <w:b w:val="0"/>
+        </w:rPr>
+        <w:t xml:space="preserve">The first error is </w:t>
+      </w:r>
+      <w:r>
+        <w:rPr>
+          <w:b/>
+        </w:rPr>
+        <w:t>transcription</w:t>
+      </w:r>
+      <w:r>
+        <w:rPr>
+          <w:b w:val="0"/>
+        </w:rPr>
+        <w:t xml:space="preserve">:19 became90. The calculator correctly computes90−6=84 for its received </w:t>
+      </w:r>
+      <w:r>
+        <w:rPr>
+          <w:b/>
+        </w:rPr>
+        <w:t>input</w:t>
+      </w:r>
+      <w:r>
+        <w:rPr>
+          <w:b w:val="0"/>
+        </w:rPr>
+        <w:t>, but the intended result is13. Display or read back the recognized expression before acting.</w:t>
+      </w:r>
+    </w:p>
+    <w:p>
+      <w:pPr>
+        <w:pStyle w:val="Heading2"/>
+      </w:pPr>
+      <w:r>
+        <w:t>Judge explanation, trace and limits</w:t>
+      </w:r>
+    </w:p>
+    <w:tbl>
+      <w:tblPr>
+        <w:tblStyle w:val="LightShading-Accent1"/>
+        <w:tblW w:type="auto" w:w="0"/>
+        <w:tblLook w:firstColumn="1" w:firstRow="1" w:lastColumn="0" w:lastRow="0" w:noHBand="0" w:noVBand="1" w:val="04A0"/>
+      </w:tblPr>
+      <w:tblGrid>
+        <w:gridCol w:w="5112"/>
+        <w:gridCol w:w="5112"/>
+      </w:tblGrid>
+      <w:tr>
+        <w:trPr>
+          <w:tblHeader/>
+        </w:trPr>
+        <w:tc>
+          <w:tcPr>
+            <w:tcW w:type="dxa" w:w="5112"/>
+          </w:tcPr>
+          <w:p>
+            <w:r>
+              <w:t>Dimension</w:t>
+            </w:r>
+          </w:p>
+        </w:tc>
+        <w:tc>
+          <w:tcPr>
+            <w:tcW w:type="dxa" w:w="5112"/>
+          </w:tcPr>
+          <w:p>
+            <w:r>
+              <w:t>Evidence required</w:t>
+            </w:r>
+          </w:p>
+        </w:tc>
+      </w:tr>
+      <w:tr>
+        <w:tc>
+          <w:tcPr>
+            <w:tcW w:type="dxa" w:w="5112"/>
+          </w:tcPr>
+          <w:p>
+            <w:r>
+              <w:t>Explanation</w:t>
+            </w:r>
+          </w:p>
+        </w:tc>
+        <w:tc>
+          <w:tcPr>
+            <w:tcW w:type="dxa" w:w="5112"/>
+          </w:tcPr>
+          <w:p>
+            <w:r>
+              <w:t>Names the applicable idea or procedure and ties it to the supplied facts.</w:t>
+            </w:r>
+          </w:p>
+        </w:tc>
+      </w:tr>
+      <w:tr>
+        <w:tc>
+          <w:tcPr>
+            <w:tcW w:type="dxa" w:w="5112"/>
+          </w:tcPr>
+          <w:p>
+            <w:r>
+              <w:t>Trace and result</w:t>
+            </w:r>
+          </w:p>
+        </w:tc>
+        <w:tc>
+          <w:tcPr>
+            <w:tcW w:type="dxa" w:w="5112"/>
+          </w:tcPr>
+          <w:p>
+            <w:r>
+              <w:t>Preserves the given inputs and shows the relevant intermediate steps; distinguishes a prediction from an observed execution.</w:t>
+            </w:r>
+          </w:p>
+        </w:tc>
+      </w:tr>
+      <w:tr>
+        <w:tc>
+          <w:tcPr>
+            <w:tcW w:type="dxa" w:w="5112"/>
+          </w:tcPr>
+          <w:p>
+            <w:r>
+              <w:t>Limits</w:t>
+            </w:r>
+          </w:p>
+        </w:tc>
+        <w:tc>
+          <w:tcPr>
+            <w:tcW w:type="dxa" w:w="5112"/>
+          </w:tcPr>
+          <w:p>
+            <w:r>
+              <w:t>States the assumptions, missing evidence or conditions under which the result would change.</w:t>
+            </w:r>
+          </w:p>
+        </w:tc>
+      </w:tr>
+    </w:tbl>
+    <w:p>
+      <w:pPr>
+        <w:spacing w:line="336" w:lineRule="auto" w:after="180"/>
+      </w:pPr>
+      <w:r>
+        <w:rPr>
+          <w:b w:val="0"/>
+        </w:rPr>
+        <w:t>Record each dimension as not yet, with support, or independent. Accept a valid alternative procedure with a defensible trace.</w:t>
+      </w:r>
+    </w:p>
+    <w:p>
+      <w:pPr>
+        <w:spacing w:line="336" w:lineRule="auto" w:after="180"/>
+      </w:pPr>
+      <w:r>
+        <w:rPr>
+          <w:b w:val="0"/>
+        </w:rPr>
+        <w:t xml:space="preserve">Do not penalise an honestly recorded model failure if the learner correctly explains its </w:t>
+      </w:r>
+      <w:r>
+        <w:rPr>
+          <w:b/>
+        </w:rPr>
+        <w:t>evidence</w:t>
+      </w:r>
+      <w:r>
+        <w:rPr>
+          <w:b w:val="0"/>
+        </w:rPr>
+        <w:t xml:space="preserve"> and limits.</w:t>
+      </w:r>
+    </w:p>
+    <w:p>
+      <w:pPr>
+        <w:pStyle w:val="Heading2"/>
+      </w:pPr>
+      <w:r>
+        <w:t>Give one usable repair action</w:t>
+      </w:r>
+    </w:p>
+    <w:p>
+      <w:pPr>
+        <w:spacing w:line="336" w:lineRule="auto" w:after="180"/>
+      </w:pPr>
+      <w:r>
+        <w:rPr>
+          <w:b w:val="0"/>
+        </w:rPr>
+        <w:t>Name the earliest unsupported step and give one action to repair it. Have the learner make that repair now and explain why. Then assess the relevant skill on a fresh, fully specified case.</w:t>
+      </w:r>
+    </w:p>
+    <w:p>
+      <w:pPr>
+        <w:spacing w:line="336" w:lineRule="auto" w:after="180"/>
+      </w:pPr>
+      <w:r>
+        <w:rPr>
+          <w:b w:val="0"/>
+        </w:rPr>
+        <w:t>Confirm it was not previously practised with feedback; solve and check the new case before assigning it. A follow-up design prompt is a starting brief, not automatically an equivalent test.</w:t>
+      </w:r>
+    </w:p>
+    <w:p>
+      <w:pPr>
+        <w:pStyle w:val="Heading2"/>
+      </w:pPr>
+      <w:r>
+        <w:t>W1 Explain the mechanism</w:t>
+      </w:r>
+    </w:p>
+    <w:p>
+      <w:pPr>
+        <w:spacing w:line="336" w:lineRule="auto" w:after="180"/>
+      </w:pPr>
+      <w:r>
+        <w:rPr>
+          <w:b w:val="0"/>
+        </w:rPr>
+        <w:t xml:space="preserve">Explain the weekly </w:t>
+      </w:r>
+      <w:r>
+        <w:rPr>
+          <w:b/>
+        </w:rPr>
+        <w:t>mechanism</w:t>
+      </w:r>
+      <w:r>
+        <w:rPr>
+          <w:b w:val="0"/>
+        </w:rPr>
+        <w:t xml:space="preserve"> in your own words. Use the worked scenario to name its </w:t>
+      </w:r>
+      <w:r>
+        <w:rPr>
+          <w:b/>
+        </w:rPr>
+        <w:t>input</w:t>
+      </w:r>
+      <w:r>
+        <w:rPr>
+          <w:b w:val="0"/>
+        </w:rPr>
+        <w:t xml:space="preserve">, decision rule and </w:t>
+      </w:r>
+      <w:r>
+        <w:rPr>
+          <w:b/>
+        </w:rPr>
+        <w:t>output</w:t>
+      </w:r>
+      <w:r>
+        <w:rPr>
+          <w:b w:val="0"/>
+        </w:rPr>
+        <w:t>.</w:t>
+      </w:r>
+    </w:p>
+    <w:p>
+      <w:pPr>
+        <w:spacing w:line="336" w:lineRule="auto" w:after="180"/>
+      </w:pPr>
+      <w:r>
+        <w:rPr>
+          <w:b w:val="0"/>
+        </w:rPr>
+        <w:t>Teacher explanation: A multimodal pipeline may transcribe speech, inspect an image and generate a response. Errors at one stage can propagate even when later stages run correctly.</w:t>
+      </w:r>
+    </w:p>
+    <w:p>
+      <w:pPr>
+        <w:spacing w:line="336" w:lineRule="auto" w:after="180"/>
+      </w:pPr>
+      <w:r>
+        <w:rPr>
+          <w:b w:val="0"/>
+        </w:rPr>
+        <w:t xml:space="preserve">Track source </w:t>
+      </w:r>
+      <w:r>
+        <w:rPr>
+          <w:b/>
+        </w:rPr>
+        <w:t>modality</w:t>
+      </w:r>
+      <w:r>
+        <w:rPr>
+          <w:b w:val="0"/>
+        </w:rPr>
+        <w:t xml:space="preserve">, segment/time references, </w:t>
+      </w:r>
+      <w:r>
+        <w:rPr>
+          <w:b/>
+        </w:rPr>
+        <w:t>transcription</w:t>
+      </w:r>
+      <w:r>
+        <w:rPr>
+          <w:b w:val="0"/>
+        </w:rPr>
+        <w:t xml:space="preserve">, interpretation and final claims separately. Compare conflicting </w:t>
+      </w:r>
+      <w:r>
+        <w:rPr>
+          <w:b/>
+        </w:rPr>
+        <w:t>evidence</w:t>
+      </w:r>
+      <w:r>
+        <w:rPr>
+          <w:b w:val="0"/>
+        </w:rPr>
+        <w:t xml:space="preserve"> without assuming one </w:t>
+      </w:r>
+      <w:r>
+        <w:rPr>
+          <w:b/>
+        </w:rPr>
+        <w:t>modality</w:t>
+      </w:r>
+      <w:r>
+        <w:rPr>
+          <w:b w:val="0"/>
+        </w:rPr>
+        <w:t xml:space="preserve"> always wins.</w:t>
+      </w:r>
+    </w:p>
+    <w:p>
+      <w:pPr>
+        <w:spacing w:line="336" w:lineRule="auto" w:after="180"/>
+      </w:pPr>
+      <w:r>
+        <w:rPr>
+          <w:b w:val="0"/>
+        </w:rPr>
+        <w:t>Ask for clarification when the task needs unresolved information.</w:t>
+      </w:r>
+    </w:p>
+    <w:p>
+      <w:pPr>
+        <w:pStyle w:val="Heading2"/>
+      </w:pPr>
+      <w:r>
+        <w:t>W2 Trace the worked case</w:t>
+      </w:r>
+    </w:p>
+    <w:p>
+      <w:pPr>
+        <w:spacing w:line="336" w:lineRule="auto" w:after="180"/>
+      </w:pPr>
+      <w:r>
+        <w:rPr>
+          <w:b w:val="0"/>
+        </w:rPr>
+        <w:t>Audio transcript reads fifteen boxes; a clear written inventory says fifty boxes. The original audio is unavailable and the assistant reports fifteen as certain.</w:t>
+      </w:r>
+    </w:p>
+    <w:p>
+      <w:pPr>
+        <w:spacing w:line="336" w:lineRule="auto" w:after="180"/>
+      </w:pPr>
+      <w:r>
+        <w:rPr>
+          <w:b w:val="0"/>
+        </w:rPr>
+        <w:t>Show the intermediate steps and give the conclusion with its scope.</w:t>
+      </w:r>
+    </w:p>
+    <w:p>
+      <w:pPr>
+        <w:spacing w:line="336" w:lineRule="auto" w:after="180"/>
+      </w:pPr>
+      <w:r>
+        <w:rPr>
+          <w:b w:val="0"/>
+        </w:rPr>
+        <w:t>Teacher explanation: There is an unresolved quantity conflict and no audio replay. Preserve both sources and ask the responsible person; certainty is unsupported.</w:t>
+      </w:r>
+    </w:p>
+    <w:p>
+      <w:pPr>
+        <w:pStyle w:val="Heading2"/>
+      </w:pPr>
+      <w:r>
+        <w:t>W3 Audit the limit</w:t>
+      </w:r>
+    </w:p>
+    <w:p>
+      <w:pPr>
+        <w:spacing w:line="336" w:lineRule="auto" w:after="180"/>
+      </w:pPr>
+      <w:r>
+        <w:rPr>
+          <w:b w:val="0"/>
+        </w:rPr>
+        <w:t xml:space="preserve">A report omits this qualification: A stage-level accuracy or authority policy does not establish every </w:t>
+      </w:r>
+      <w:r>
+        <w:rPr>
+          <w:b/>
+        </w:rPr>
+        <w:t>modality</w:t>
+      </w:r>
+      <w:r>
+        <w:rPr>
+          <w:b w:val="0"/>
+        </w:rPr>
+        <w:t xml:space="preserve"> agrees or every downstream claim is supported.</w:t>
+      </w:r>
+    </w:p>
+    <w:p>
+      <w:pPr>
+        <w:spacing w:line="336" w:lineRule="auto" w:after="180"/>
+      </w:pPr>
+      <w:r>
+        <w:rPr>
+          <w:b w:val="0"/>
+        </w:rPr>
+        <w:t>Explain how omitting it could change a reader's interpretation, and write an accurate replacement.</w:t>
+      </w:r>
+    </w:p>
+    <w:p>
+      <w:pPr>
+        <w:spacing w:line="336" w:lineRule="auto" w:after="180"/>
+      </w:pPr>
+      <w:r>
+        <w:rPr>
+          <w:b w:val="0"/>
+        </w:rPr>
+        <w:t xml:space="preserve">Teacher explanation: A stage-level accuracy or authority policy does not establish every </w:t>
+      </w:r>
+      <w:r>
+        <w:rPr>
+          <w:b/>
+        </w:rPr>
+        <w:t>modality</w:t>
+      </w:r>
+      <w:r>
+        <w:rPr>
+          <w:b w:val="0"/>
+        </w:rPr>
+        <w:t xml:space="preserve"> agrees or every downstream claim is supported.</w:t>
+      </w:r>
+    </w:p>
+    <w:p>
+      <w:pPr>
+        <w:spacing w:line="336" w:lineRule="auto" w:after="180"/>
+      </w:pPr>
+      <w:r>
+        <w:rPr>
+          <w:b w:val="0"/>
+        </w:rPr>
+        <w:t xml:space="preserve">State the observed result separately from the unverified or out-of-scope claim; preserve the original </w:t>
+      </w:r>
+      <w:r>
+        <w:rPr>
+          <w:b/>
+        </w:rPr>
+        <w:t>evidence</w:t>
+      </w:r>
+      <w:r>
+        <w:rPr>
+          <w:b w:val="0"/>
+        </w:rPr>
+        <w:t xml:space="preserve"> rather than inventing a missing fact.</w:t>
+      </w:r>
+    </w:p>
+    <w:p>
+      <w:pPr>
+        <w:pStyle w:val="Heading2"/>
+      </w:pPr>
+      <w:r>
+        <w:t>W5 Design a revealing follow-up</w:t>
+      </w:r>
+    </w:p>
+    <w:p>
+      <w:pPr>
+        <w:spacing w:line="336" w:lineRule="auto" w:after="180"/>
+      </w:pPr>
+      <w:r>
+        <w:rPr>
+          <w:b w:val="0"/>
+        </w:rPr>
+        <w:t>For the worked scenario, propose one additional case that could reveal a failure, describe its expected outcome before running it, and explain what would need to remain fixed for a fair comparison.</w:t>
+      </w:r>
+    </w:p>
+    <w:p>
+      <w:pPr>
+        <w:spacing w:line="336" w:lineRule="auto" w:after="180"/>
+      </w:pPr>
+      <w:r>
+        <w:rPr>
+          <w:b w:val="0"/>
+        </w:rPr>
+        <w:t>Do not reuse W4 as a new final test after receiving feedback.</w:t>
+      </w:r>
+    </w:p>
+    <w:p>
+      <w:pPr>
+        <w:spacing w:line="336" w:lineRule="auto" w:after="180"/>
+      </w:pPr>
+      <w:r>
+        <w:rPr>
+          <w:b w:val="0"/>
+        </w:rPr>
+        <w:t xml:space="preserve">Teacher explanation: Accept a concrete variant of the worked </w:t>
+      </w:r>
+      <w:r>
+        <w:rPr>
+          <w:b/>
+        </w:rPr>
+        <w:t>input</w:t>
+      </w:r>
+      <w:r>
+        <w:rPr>
+          <w:b w:val="0"/>
+        </w:rPr>
+        <w:t xml:space="preserve"> or a missing/conflicting/boundary condition, with an expectation derived from the declared procedure.</w:t>
+      </w:r>
+    </w:p>
+    <w:p>
+      <w:pPr>
+        <w:spacing w:line="336" w:lineRule="auto" w:after="180"/>
+      </w:pPr>
+      <w:r>
+        <w:rPr>
+          <w:b w:val="0"/>
+        </w:rPr>
+        <w:t xml:space="preserve">Require preserved settings, original </w:t>
+      </w:r>
+      <w:r>
+        <w:rPr>
+          <w:b/>
+        </w:rPr>
+        <w:t>output</w:t>
+      </w:r>
+      <w:r>
+        <w:rPr>
+          <w:b w:val="0"/>
+        </w:rPr>
+        <w:t xml:space="preserve">s and data roles. A stage-level accuracy or authority policy does not establish every </w:t>
+      </w:r>
+      <w:r>
+        <w:rPr>
+          <w:b/>
+        </w:rPr>
+        <w:t>modality</w:t>
+      </w:r>
+      <w:r>
+        <w:rPr>
+          <w:b w:val="0"/>
+        </w:rPr>
+        <w:t xml:space="preserve"> agrees or every downstream claim is supported.</w:t>
+      </w:r>
+    </w:p>
+    <w:p>
+      <w:pPr>
+        <w:spacing w:line="336" w:lineRule="auto" w:after="180"/>
+      </w:pPr>
+      <w:r>
+        <w:rPr>
+          <w:b w:val="0"/>
+        </w:rPr>
+        <w:t xml:space="preserve">The new case should test this particular </w:t>
+      </w:r>
+      <w:r>
+        <w:rPr>
+          <w:b/>
+        </w:rPr>
+        <w:t>mechanism</w:t>
+      </w:r>
+      <w:r>
+        <w:rPr>
+          <w:b w:val="0"/>
+        </w:rPr>
+        <w:t xml:space="preserve"> rather than merely restate the original result.</w:t>
+      </w:r>
+    </w:p>
+    <w:p>
+      <w:pPr>
+        <w:pStyle w:val="Heading2"/>
+      </w:pPr>
+      <w:r>
+        <w:t>Earlier wording, alternatives and picture transcripts · reference / check after trying</w:t>
+      </w:r>
+    </w:p>
+    <w:p>
+      <w:pPr>
+        <w:spacing w:line="336" w:lineRule="auto" w:after="180"/>
+      </w:pPr>
+      <w:r>
+        <w:rPr>
+          <w:b w:val="0"/>
+        </w:rPr>
+        <w:t>Assess and explain the answers</w:t>
       </w:r>
     </w:p>
     <w:p>
@@ -3651,40 +4476,50 @@
     </w:p>
     <w:p>
       <w:pPr>
+        <w:spacing w:line="336" w:lineRule="auto" w:after="180"/>
+      </w:pPr>
+      <w:r>
+        <w:rPr>
+          <w:b/>
+        </w:rPr>
+        <w:t>Transcription</w:t>
+      </w:r>
+      <w:r>
+        <w:rPr>
+          <w:b w:val="0"/>
+        </w:rPr>
+        <w:t xml:space="preserve"> supplied the wrong number. Confirm the transcript or ask for clarification. Correct arithmetic cannot repair wrong </w:t>
+      </w:r>
+      <w:r>
+        <w:rPr>
+          <w:b/>
+        </w:rPr>
+        <w:t>input</w:t>
+      </w:r>
+      <w:r>
+        <w:rPr>
+          <w:b w:val="0"/>
+        </w:rPr>
+        <w:t>.</w:t>
+      </w:r>
+    </w:p>
+    <w:p>
+      <w:pPr>
         <w:pStyle w:val="Heading3"/>
       </w:pPr>
       <w:r>
-        <w:t>Teacher key · Worked case answer</w:t>
+        <w:t>Additional transfer practice question</w:t>
       </w:r>
     </w:p>
     <w:p>
       <w:pPr>
         <w:spacing w:line="336" w:lineRule="auto" w:after="180"/>
-        <w:shd w:fill="F1F6FC"/>
-      </w:pPr>
-      <w:r>
-        <w:rPr>
-          <w:b/>
-        </w:rPr>
-        <w:t>Transcription</w:t>
-      </w:r>
-      <w:r>
-        <w:rPr>
-          <w:b w:val="0"/>
-        </w:rPr>
-        <w:t xml:space="preserve"> supplied the wrong number. Confirm the transcript or ask for clarification. Correct arithmetic cannot repair wrong </w:t>
-      </w:r>
-      <w:r>
-        <w:rPr>
-          <w:b/>
-        </w:rPr>
-        <w:t>input</w:t>
-      </w:r>
-      <w:r>
-        <w:rPr>
-          <w:b w:val="0"/>
-        </w:rPr>
-        <w:t>.</w:t>
+      </w:pPr>
+      <w:r>
+        <w:rPr>
+          <w:b w:val="0"/>
+        </w:rPr>
+        <w:t>A recording says fifteen, but the transcript says fifty. The summary repeats fifty. Where did the error enter, and what should be checked first?</w:t>
       </w:r>
     </w:p>
     <w:p>
@@ -3692,49 +4527,12 @@
         <w:pStyle w:val="Heading3"/>
       </w:pPr>
       <w:r>
-        <w:t>Independent question</w:t>
-      </w:r>
-    </w:p>
-    <w:p>
-      <w:pPr>
-        <w:pStyle w:val="Heading3"/>
-      </w:pPr>
-      <w:r>
-        <w:t>Independent question · withhold the key</w:t>
+        <w:t>Reasoned practice answer</w:t>
       </w:r>
     </w:p>
     <w:p>
       <w:pPr>
         <w:spacing w:line="336" w:lineRule="auto" w:after="180"/>
-        <w:shd w:fill="F5F1FB"/>
-      </w:pPr>
-      <w:r>
-        <w:rPr>
-          <w:b w:val="0"/>
-        </w:rPr>
-        <w:t>A recording says fifteen, but the transcript says fifty. The summary repeats fifty. Where did the error enter, and what should be checked first?</w:t>
-      </w:r>
-    </w:p>
-    <w:p>
-      <w:pPr>
-        <w:pStyle w:val="Heading3"/>
-      </w:pPr>
-      <w:r>
-        <w:t>Expected independent answer</w:t>
-      </w:r>
-    </w:p>
-    <w:p>
-      <w:pPr>
-        <w:pStyle w:val="Heading3"/>
-      </w:pPr>
-      <w:r>
-        <w:t>Teacher key · Expected independent answer</w:t>
-      </w:r>
-    </w:p>
-    <w:p>
-      <w:pPr>
-        <w:spacing w:line="336" w:lineRule="auto" w:after="180"/>
-        <w:shd w:fill="F1F6FC"/>
       </w:pPr>
       <w:r>
         <w:rPr>
@@ -4064,1175 +4862,340 @@
     </w:p>
     <w:p>
       <w:pPr>
+        <w:spacing w:line="336" w:lineRule="auto" w:after="180"/>
+      </w:pPr>
+      <w:r>
+        <w:rPr>
+          <w:b w:val="0"/>
+        </w:rPr>
+        <w:t xml:space="preserve">The transcript changed sixteen to sixty. Display or read back the interpreted numbers before calculation when ambiguity matters. The intended result is 4; the calculator correctly computed its incorrect </w:t>
+      </w:r>
+      <w:r>
+        <w:rPr>
+          <w:b/>
+        </w:rPr>
+        <w:t>input</w:t>
+      </w:r>
+      <w:r>
+        <w:rPr>
+          <w:b w:val="0"/>
+        </w:rPr>
+        <w:t>.</w:t>
+      </w:r>
+    </w:p>
+    <w:p>
+      <w:pPr>
+        <w:spacing w:line="336" w:lineRule="auto" w:after="180"/>
+      </w:pPr>
+      <w:r>
+        <w:rPr>
+          <w:b w:val="0"/>
+        </w:rPr>
+        <w:t>Retain only necessary diagnostic information.</w:t>
+      </w:r>
+    </w:p>
+    <w:p>
+      <w:pPr>
         <w:pStyle w:val="Heading3"/>
       </w:pPr>
       <w:r>
-        <w:t>Teacher key · Original transfer answer</w:t>
+        <w:t>Explanations for the additional workbook examples</w:t>
+      </w:r>
+    </w:p>
+    <w:p>
+      <w:pPr>
+        <w:pStyle w:val="Heading3"/>
+      </w:pPr>
+      <w:r>
+        <w:t>W1 Explain the mechanism</w:t>
+      </w:r>
+    </w:p>
+    <w:p>
+      <w:pPr>
+        <w:pStyle w:val="Heading3"/>
+      </w:pPr>
+      <w:r>
+        <w:t>W2 Trace the worked case</w:t>
+      </w:r>
+    </w:p>
+    <w:p>
+      <w:pPr>
+        <w:pStyle w:val="Heading3"/>
+      </w:pPr>
+      <w:r>
+        <w:t>W3 Audit the limit</w:t>
+      </w:r>
+    </w:p>
+    <w:p>
+      <w:pPr>
+        <w:pStyle w:val="Heading3"/>
+      </w:pPr>
+      <w:r>
+        <w:t>W4 Apply a new case independently</w:t>
       </w:r>
     </w:p>
     <w:p>
       <w:pPr>
         <w:spacing w:line="336" w:lineRule="auto" w:after="180"/>
-        <w:shd w:fill="F1F6FC"/>
-      </w:pPr>
-      <w:r>
-        <w:rPr>
-          <w:b w:val="0"/>
-        </w:rPr>
-        <w:t xml:space="preserve">The transcript changed sixteen to sixty. Display or read back the interpreted numbers before calculation when ambiguity matters. The intended result is 4; the calculator correctly computed its incorrect </w:t>
+      </w:pPr>
+      <w:r>
+        <w:rPr>
+          <w:b w:val="0"/>
+        </w:rPr>
+        <w:t xml:space="preserve">Transcript says room E; a current written approval says room F. The task requires current approved room. Written approval is declared authoritative; trace the response and the </w:t>
       </w:r>
       <w:r>
         <w:rPr>
           <w:b/>
         </w:rPr>
+        <w:t>transcription</w:t>
+      </w:r>
+      <w:r>
+        <w:rPr>
+          <w:b w:val="0"/>
+        </w:rPr>
+        <w:t xml:space="preserve"> limit.</w:t>
+      </w:r>
+    </w:p>
+    <w:p>
+      <w:pPr>
+        <w:spacing w:line="336" w:lineRule="auto" w:after="180"/>
+      </w:pPr>
+      <w:r>
+        <w:rPr>
+          <w:b w:val="0"/>
+        </w:rPr>
+        <w:t>Teacher explanation: Report F from the authoritative approval, noting the transcript conflict if relevant. This resolves the task authority, not what the original speaker actually said.</w:t>
+      </w:r>
+    </w:p>
+    <w:p>
+      <w:pPr>
+        <w:pStyle w:val="Heading3"/>
+      </w:pPr>
+      <w:r>
+        <w:t>W5 Design a revealing follow-up</w:t>
+      </w:r>
+    </w:p>
+    <w:p>
+      <w:pPr>
+        <w:pStyle w:val="Heading3"/>
+      </w:pPr>
+      <w:r>
+        <w:t>Assess independent transfer</w:t>
+      </w:r>
+    </w:p>
+    <w:p>
+      <w:pPr>
+        <w:pStyle w:val="Heading3"/>
+      </w:pPr>
+      <w:r>
+        <w:t>Selected case answer</w:t>
+      </w:r>
+    </w:p>
+    <w:p>
+      <w:pPr>
+        <w:pStyle w:val="Heading3"/>
+      </w:pPr>
+      <w:r>
+        <w:t>Feedback that the learner uses</w:t>
+      </w:r>
+    </w:p>
+    <w:p>
+      <w:pPr>
+        <w:pStyle w:val="Heading1"/>
+      </w:pPr>
+      <w:r>
+        <w:t>06. Connect, adapt and return</w:t>
+      </w:r>
+    </w:p>
+    <w:p>
+      <w:r>
+        <w:t>Retain the project evidence and revisit the reasoning on a changed case.</w:t>
+      </w:r>
+    </w:p>
+    <w:p>
+      <w:pPr>
+        <w:pStyle w:val="Heading2"/>
+      </w:pPr>
+      <w:r>
+        <w:t>Project evidence to keep</w:t>
+      </w:r>
+    </w:p>
+    <w:p>
+      <w:pPr>
+        <w:spacing w:line="336" w:lineRule="auto" w:after="180"/>
+      </w:pPr>
+      <w:r>
+        <w:rPr>
+          <w:b w:val="0"/>
+        </w:rPr>
+        <w:t>Show transcripts and require confirmation before saving memory or using tools.</w:t>
+      </w:r>
+    </w:p>
+    <w:p>
+      <w:pPr>
+        <w:spacing w:line="336" w:lineRule="auto" w:after="180"/>
+      </w:pPr>
+      <w:r>
+        <w:rPr>
+          <w:b w:val="0"/>
+        </w:rPr>
+        <w:t xml:space="preserve">Keep the decision, </w:t>
+      </w:r>
+      <w:r>
+        <w:rPr>
+          <w:b/>
+        </w:rPr>
         <w:t>input</w:t>
       </w:r>
       <w:r>
         <w:rPr>
           <w:b w:val="0"/>
         </w:rPr>
-        <w:t>.</w:t>
+        <w:t xml:space="preserve">, result, explanation and remaining limitation in the project </w:t>
+      </w:r>
+      <w:r>
+        <w:rPr>
+          <w:b/>
+        </w:rPr>
+        <w:t>evidence</w:t>
+      </w:r>
+      <w:r>
+        <w:rPr>
+          <w:b w:val="0"/>
+        </w:rPr>
+        <w:t xml:space="preserve"> record. Retrieve this record next week rather than restarting the project.</w:t>
       </w:r>
     </w:p>
     <w:p>
       <w:pPr>
         <w:spacing w:line="336" w:lineRule="auto" w:after="180"/>
-        <w:shd w:fill="F1F6FC"/>
-      </w:pPr>
-      <w:r>
-        <w:rPr>
-          <w:b w:val="0"/>
-        </w:rPr>
-        <w:t>Retain only necessary diagnostic information.</w:t>
-      </w:r>
-    </w:p>
-    <w:p>
-      <w:pPr>
-        <w:pStyle w:val="Heading3"/>
-      </w:pPr>
-      <w:r>
-        <w:t>Explanations for the additional workbook examples</w:t>
-      </w:r>
-    </w:p>
-    <w:p>
-      <w:pPr>
-        <w:pStyle w:val="Heading3"/>
-      </w:pPr>
-      <w:r>
-        <w:t>W1 Explain the mechanism</w:t>
-      </w:r>
-    </w:p>
-    <w:p>
-      <w:pPr>
-        <w:pStyle w:val="Heading3"/>
-      </w:pPr>
-      <w:r>
-        <w:t>Workbook question · W1</w:t>
+      </w:pPr>
+      <w:r>
+        <w:rPr>
+          <w:b w:val="0"/>
+        </w:rPr>
+        <w:t>Show Study Buddy recognised questions before calculating or retrieving important answers, especially numbers and dates.</w:t>
+      </w:r>
+    </w:p>
+    <w:p>
+      <w:pPr>
+        <w:pStyle w:val="Heading2"/>
+      </w:pPr>
+      <w:r>
+        <w:t>Support while preserving the reasoning goal</w:t>
       </w:r>
     </w:p>
     <w:p>
       <w:pPr>
         <w:spacing w:line="336" w:lineRule="auto" w:after="180"/>
-        <w:shd w:fill="F5F1FB"/>
-      </w:pPr>
-      <w:r>
-        <w:rPr>
-          <w:b w:val="0"/>
-        </w:rPr>
-        <w:t xml:space="preserve">Explain the weekly </w:t>
+      </w:pPr>
+      <w:r>
+        <w:rPr>
+          <w:b w:val="0"/>
+        </w:rPr>
+        <w:t xml:space="preserve">Provide one short approved passage; separate instruction, </w:t>
       </w:r>
       <w:r>
         <w:rPr>
           <w:b/>
         </w:rPr>
+        <w:t>input</w:t>
+      </w:r>
+      <w:r>
+        <w:rPr>
+          <w:b w:val="0"/>
+        </w:rPr>
+        <w:t xml:space="preserve">, </w:t>
+      </w:r>
+      <w:r>
+        <w:rPr>
+          <w:b/>
+        </w:rPr>
+        <w:t>output</w:t>
+      </w:r>
+      <w:r>
+        <w:rPr>
+          <w:b w:val="0"/>
+        </w:rPr>
+        <w:t xml:space="preserve"> and </w:t>
+      </w:r>
+      <w:r>
+        <w:rPr>
+          <w:b/>
+        </w:rPr>
+        <w:t>evidence</w:t>
+      </w:r>
+      <w:r>
+        <w:rPr>
+          <w:b w:val="0"/>
+        </w:rPr>
+        <w:t>. Stretch: introduce an unsupported claim or conflicting source and validate claim by claim with a fallback.</w:t>
+      </w:r>
+    </w:p>
+    <w:p>
+      <w:pPr>
+        <w:spacing w:line="336" w:lineRule="auto" w:after="180"/>
+      </w:pPr>
+      <w:r>
+        <w:rPr>
+          <w:b w:val="0"/>
+        </w:rPr>
+        <w:t xml:space="preserve">Provide an </w:t>
+      </w:r>
+      <w:r>
+        <w:rPr>
+          <w:b/>
+        </w:rPr>
+        <w:t>input</w:t>
+      </w:r>
+      <w:r>
+        <w:rPr>
+          <w:b w:val="0"/>
+        </w:rPr>
+        <w:t>/procedure/result/limit frame and a calculator when needed. Ask students to identify the first step before completing the whole trace.</w:t>
+      </w:r>
+    </w:p>
+    <w:p>
+      <w:pPr>
+        <w:spacing w:line="336" w:lineRule="auto" w:after="180"/>
+      </w:pPr>
+      <w:r>
+        <w:rPr>
+          <w:b w:val="0"/>
+        </w:rPr>
+        <w:t xml:space="preserve">Extension: compare two concrete variants of this </w:t>
+      </w:r>
+      <w:r>
+        <w:rPr>
+          <w:b/>
+        </w:rPr>
         <w:t>mechanism</w:t>
       </w:r>
       <w:r>
         <w:rPr>
           <w:b w:val="0"/>
         </w:rPr>
-        <w:t xml:space="preserve"> in your own words. Use the worked scenario to name its </w:t>
-      </w:r>
-      <w:r>
-        <w:rPr>
-          <w:b/>
-        </w:rPr>
-        <w:t>input</w:t>
-      </w:r>
-      <w:r>
-        <w:rPr>
-          <w:b w:val="0"/>
-        </w:rPr>
-        <w:t xml:space="preserve">, decision rule and </w:t>
-      </w:r>
-      <w:r>
-        <w:rPr>
-          <w:b/>
-        </w:rPr>
-        <w:t>output</w:t>
-      </w:r>
-      <w:r>
-        <w:rPr>
-          <w:b w:val="0"/>
-        </w:rPr>
-        <w:t>.</w:t>
-      </w:r>
-    </w:p>
-    <w:p>
-      <w:pPr>
-        <w:pStyle w:val="Heading3"/>
-      </w:pPr>
-      <w:r>
-        <w:t>Teacher reasoning · W1</w:t>
+        <w:t xml:space="preserve"> while holding unrelated conditions fixed; report both successful and unsuccessful outcomes.</w:t>
       </w:r>
     </w:p>
     <w:p>
       <w:pPr>
         <w:spacing w:line="336" w:lineRule="auto" w:after="180"/>
-        <w:shd w:fill="F1F6FC"/>
-      </w:pPr>
-      <w:r>
-        <w:rPr>
-          <w:b w:val="0"/>
-        </w:rPr>
-        <w:t>Teacher explanation: A multimodal pipeline may transcribe speech, inspect an image and generate a response. Errors at one stage can propagate even when later stages run correctly.</w:t>
-      </w:r>
-    </w:p>
-    <w:p>
-      <w:pPr>
-        <w:spacing w:line="336" w:lineRule="auto" w:after="180"/>
-        <w:shd w:fill="F1F6FC"/>
-      </w:pPr>
-      <w:r>
-        <w:rPr>
-          <w:b w:val="0"/>
-        </w:rPr>
-        <w:t xml:space="preserve">Track source </w:t>
-      </w:r>
-      <w:r>
-        <w:rPr>
-          <w:b/>
-        </w:rPr>
-        <w:t>modality</w:t>
-      </w:r>
-      <w:r>
-        <w:rPr>
-          <w:b w:val="0"/>
-        </w:rPr>
-        <w:t xml:space="preserve">, segment/time references, </w:t>
-      </w:r>
-      <w:r>
-        <w:rPr>
-          <w:b/>
-        </w:rPr>
-        <w:t>transcription</w:t>
-      </w:r>
-      <w:r>
-        <w:rPr>
-          <w:b w:val="0"/>
-        </w:rPr>
-        <w:t xml:space="preserve">, interpretation and final claims separately. Compare conflicting </w:t>
-      </w:r>
-      <w:r>
-        <w:rPr>
-          <w:b/>
-        </w:rPr>
-        <w:t>evidence</w:t>
-      </w:r>
-      <w:r>
-        <w:rPr>
-          <w:b w:val="0"/>
-        </w:rPr>
-        <w:t xml:space="preserve"> without assuming one </w:t>
-      </w:r>
-      <w:r>
-        <w:rPr>
-          <w:b/>
-        </w:rPr>
-        <w:t>modality</w:t>
-      </w:r>
-      <w:r>
-        <w:rPr>
-          <w:b w:val="0"/>
-        </w:rPr>
-        <w:t xml:space="preserve"> always wins.</w:t>
-      </w:r>
-    </w:p>
-    <w:p>
-      <w:pPr>
-        <w:spacing w:line="336" w:lineRule="auto" w:after="180"/>
-        <w:shd w:fill="F1F6FC"/>
-      </w:pPr>
-      <w:r>
-        <w:rPr>
-          <w:b w:val="0"/>
-        </w:rPr>
-        <w:t>Ask for clarification when the task needs unresolved information.</w:t>
-      </w:r>
-    </w:p>
-    <w:p>
-      <w:pPr>
-        <w:pStyle w:val="Heading3"/>
-      </w:pPr>
-      <w:r>
-        <w:t>W2 Trace the worked case</w:t>
-      </w:r>
-    </w:p>
-    <w:p>
-      <w:pPr>
-        <w:pStyle w:val="Heading3"/>
-      </w:pPr>
-      <w:r>
-        <w:t>Workbook question · W2</w:t>
-      </w:r>
-    </w:p>
-    <w:p>
-      <w:pPr>
-        <w:spacing w:line="336" w:lineRule="auto" w:after="180"/>
-        <w:shd w:fill="F5F1FB"/>
-      </w:pPr>
-      <w:r>
-        <w:rPr>
-          <w:b w:val="0"/>
-        </w:rPr>
-        <w:t>Audio transcript reads fifteen boxes; a clear written inventory says fifty boxes. The original audio is unavailable and the assistant reports fifteen as certain.</w:t>
-      </w:r>
-    </w:p>
-    <w:p>
-      <w:pPr>
-        <w:spacing w:line="336" w:lineRule="auto" w:after="180"/>
-        <w:shd w:fill="F5F1FB"/>
-      </w:pPr>
-      <w:r>
-        <w:rPr>
-          <w:b w:val="0"/>
-        </w:rPr>
-        <w:t>Show the intermediate steps and give the conclusion with its scope.</w:t>
-      </w:r>
-    </w:p>
-    <w:p>
-      <w:pPr>
-        <w:pStyle w:val="Heading3"/>
-      </w:pPr>
-      <w:r>
-        <w:t>Teacher reasoning · W2</w:t>
-      </w:r>
-    </w:p>
-    <w:p>
-      <w:pPr>
-        <w:spacing w:line="336" w:lineRule="auto" w:after="180"/>
-        <w:shd w:fill="F1F6FC"/>
-      </w:pPr>
-      <w:r>
-        <w:rPr>
-          <w:b w:val="0"/>
-        </w:rPr>
-        <w:t>Teacher explanation: There is an unresolved quantity conflict and no audio replay. Preserve both sources and ask the responsible person; certainty is unsupported.</w:t>
-      </w:r>
-    </w:p>
-    <w:p>
-      <w:pPr>
-        <w:pStyle w:val="Heading3"/>
-      </w:pPr>
-      <w:r>
-        <w:t>W3 Audit the limit</w:t>
-      </w:r>
-    </w:p>
-    <w:p>
-      <w:pPr>
-        <w:pStyle w:val="Heading3"/>
-      </w:pPr>
-      <w:r>
-        <w:t>Workbook question · W3</w:t>
-      </w:r>
-    </w:p>
-    <w:p>
-      <w:pPr>
-        <w:spacing w:line="336" w:lineRule="auto" w:after="180"/>
-        <w:shd w:fill="F5F1FB"/>
-      </w:pPr>
-      <w:r>
-        <w:rPr>
-          <w:b w:val="0"/>
-        </w:rPr>
-        <w:t xml:space="preserve">A report omits this qualification: A stage-level accuracy or authority policy does not establish every </w:t>
-      </w:r>
-      <w:r>
-        <w:rPr>
-          <w:b/>
-        </w:rPr>
-        <w:t>modality</w:t>
-      </w:r>
-      <w:r>
-        <w:rPr>
-          <w:b w:val="0"/>
-        </w:rPr>
-        <w:t xml:space="preserve"> agrees or every downstream claim is supported.</w:t>
-      </w:r>
-    </w:p>
-    <w:p>
-      <w:pPr>
-        <w:spacing w:line="336" w:lineRule="auto" w:after="180"/>
-        <w:shd w:fill="F5F1FB"/>
-      </w:pPr>
-      <w:r>
-        <w:rPr>
-          <w:b w:val="0"/>
-        </w:rPr>
-        <w:t>Explain how omitting it could change a reader's interpretation, and write an accurate replacement.</w:t>
-      </w:r>
-    </w:p>
-    <w:p>
-      <w:pPr>
-        <w:pStyle w:val="Heading3"/>
-      </w:pPr>
-      <w:r>
-        <w:t>Teacher reasoning · W3</w:t>
-      </w:r>
-    </w:p>
-    <w:p>
-      <w:pPr>
-        <w:spacing w:line="336" w:lineRule="auto" w:after="180"/>
-        <w:shd w:fill="F1F6FC"/>
-      </w:pPr>
-      <w:r>
-        <w:rPr>
-          <w:b w:val="0"/>
-        </w:rPr>
-        <w:t xml:space="preserve">Teacher explanation: A stage-level accuracy or authority policy does not establish every </w:t>
-      </w:r>
-      <w:r>
-        <w:rPr>
-          <w:b/>
-        </w:rPr>
-        <w:t>modality</w:t>
-      </w:r>
-      <w:r>
-        <w:rPr>
-          <w:b w:val="0"/>
-        </w:rPr>
-        <w:t xml:space="preserve"> agrees or every downstream claim is supported.</w:t>
-      </w:r>
-    </w:p>
-    <w:p>
-      <w:pPr>
-        <w:spacing w:line="336" w:lineRule="auto" w:after="180"/>
-        <w:shd w:fill="F1F6FC"/>
-      </w:pPr>
-      <w:r>
-        <w:rPr>
-          <w:b w:val="0"/>
-        </w:rPr>
-        <w:t xml:space="preserve">State the observed result separately from the unverified or out-of-scope claim; preserve the original </w:t>
-      </w:r>
-      <w:r>
-        <w:rPr>
-          <w:b/>
-        </w:rPr>
-        <w:t>evidence</w:t>
-      </w:r>
-      <w:r>
-        <w:rPr>
-          <w:b w:val="0"/>
-        </w:rPr>
-        <w:t xml:space="preserve"> rather than inventing a missing fact.</w:t>
-      </w:r>
-    </w:p>
-    <w:p>
-      <w:pPr>
-        <w:pStyle w:val="Heading3"/>
-      </w:pPr>
-      <w:r>
-        <w:t>W4 Apply a new case independently</w:t>
-      </w:r>
-    </w:p>
-    <w:p>
-      <w:pPr>
-        <w:pStyle w:val="Heading3"/>
-      </w:pPr>
-      <w:r>
-        <w:t>Workbook question · W4</w:t>
-      </w:r>
-    </w:p>
-    <w:p>
-      <w:pPr>
-        <w:spacing w:line="336" w:lineRule="auto" w:after="180"/>
-        <w:shd w:fill="F5F1FB"/>
-      </w:pPr>
-      <w:r>
-        <w:rPr>
-          <w:b w:val="0"/>
-        </w:rPr>
-        <w:t xml:space="preserve">Transcript says room E; a current written approval says room F. The task requires current approved room. Written approval is declared authoritative; trace the response and the </w:t>
-      </w:r>
-      <w:r>
-        <w:rPr>
-          <w:b/>
-        </w:rPr>
-        <w:t>transcription</w:t>
-      </w:r>
-      <w:r>
-        <w:rPr>
-          <w:b w:val="0"/>
-        </w:rPr>
-        <w:t xml:space="preserve"> limit.</w:t>
-      </w:r>
-    </w:p>
-    <w:p>
-      <w:pPr>
-        <w:pStyle w:val="Heading3"/>
-      </w:pPr>
-      <w:r>
-        <w:t>Teacher reasoning · W4</w:t>
-      </w:r>
-    </w:p>
-    <w:p>
-      <w:pPr>
-        <w:spacing w:line="336" w:lineRule="auto" w:after="180"/>
-        <w:shd w:fill="F1F6FC"/>
-      </w:pPr>
-      <w:r>
-        <w:rPr>
-          <w:b w:val="0"/>
-        </w:rPr>
-        <w:t>Teacher explanation: Report F from the authoritative approval, noting the transcript conflict if relevant. This resolves the task authority, not what the original speaker actually said.</w:t>
-      </w:r>
-    </w:p>
-    <w:p>
-      <w:pPr>
-        <w:pStyle w:val="Heading3"/>
-      </w:pPr>
-      <w:r>
-        <w:t>W5 Design a revealing follow-up</w:t>
-      </w:r>
-    </w:p>
-    <w:p>
-      <w:pPr>
-        <w:pStyle w:val="Heading3"/>
-      </w:pPr>
-      <w:r>
-        <w:t>Workbook question · W5</w:t>
-      </w:r>
-    </w:p>
-    <w:p>
-      <w:pPr>
-        <w:spacing w:line="336" w:lineRule="auto" w:after="180"/>
-        <w:shd w:fill="F5F1FB"/>
-      </w:pPr>
-      <w:r>
-        <w:rPr>
-          <w:b w:val="0"/>
-        </w:rPr>
-        <w:t>For the worked scenario, propose one additional case that could reveal a failure, describe its expected outcome before running it, and explain what would need to remain fixed for a fair comparison.</w:t>
-      </w:r>
-    </w:p>
-    <w:p>
-      <w:pPr>
-        <w:spacing w:line="336" w:lineRule="auto" w:after="180"/>
-        <w:shd w:fill="F5F1FB"/>
-      </w:pPr>
-      <w:r>
-        <w:rPr>
-          <w:b w:val="0"/>
-        </w:rPr>
-        <w:t>Do not reuse W4 as a new final test after receiving feedback.</w:t>
-      </w:r>
-    </w:p>
-    <w:p>
-      <w:pPr>
-        <w:pStyle w:val="Heading3"/>
-      </w:pPr>
-      <w:r>
-        <w:t>Teacher reasoning · W5</w:t>
-      </w:r>
-    </w:p>
-    <w:p>
-      <w:pPr>
-        <w:spacing w:line="336" w:lineRule="auto" w:after="180"/>
-        <w:shd w:fill="F1F6FC"/>
-      </w:pPr>
-      <w:r>
-        <w:rPr>
-          <w:b w:val="0"/>
-        </w:rPr>
-        <w:t xml:space="preserve">Teacher explanation: Accept a concrete variant of the worked </w:t>
-      </w:r>
-      <w:r>
-        <w:rPr>
-          <w:b/>
-        </w:rPr>
-        <w:t>input</w:t>
-      </w:r>
-      <w:r>
-        <w:rPr>
-          <w:b w:val="0"/>
-        </w:rPr>
-        <w:t xml:space="preserve"> or a missing/conflicting/boundary condition, with an expectation derived from the declared procedure.</w:t>
-      </w:r>
-    </w:p>
-    <w:p>
-      <w:pPr>
-        <w:spacing w:line="336" w:lineRule="auto" w:after="180"/>
-        <w:shd w:fill="F1F6FC"/>
-      </w:pPr>
-      <w:r>
-        <w:rPr>
-          <w:b w:val="0"/>
-        </w:rPr>
-        <w:t xml:space="preserve">Require preserved settings, original </w:t>
-      </w:r>
-      <w:r>
-        <w:rPr>
-          <w:b/>
-        </w:rPr>
-        <w:t>output</w:t>
-      </w:r>
-      <w:r>
-        <w:rPr>
-          <w:b w:val="0"/>
-        </w:rPr>
-        <w:t xml:space="preserve">s and data roles. A stage-level accuracy or authority policy does not establish every </w:t>
-      </w:r>
-      <w:r>
-        <w:rPr>
-          <w:b/>
-        </w:rPr>
-        <w:t>modality</w:t>
-      </w:r>
-      <w:r>
-        <w:rPr>
-          <w:b w:val="0"/>
-        </w:rPr>
-        <w:t xml:space="preserve"> agrees or every downstream claim is supported.</w:t>
-      </w:r>
-    </w:p>
-    <w:p>
-      <w:pPr>
-        <w:spacing w:line="336" w:lineRule="auto" w:after="180"/>
-        <w:shd w:fill="F1F6FC"/>
-      </w:pPr>
-      <w:r>
-        <w:rPr>
-          <w:b w:val="0"/>
-        </w:rPr>
-        <w:t xml:space="preserve">The new case should test this particular </w:t>
-      </w:r>
-      <w:r>
-        <w:rPr>
-          <w:b/>
-        </w:rPr>
-        <w:t>mechanism</w:t>
-      </w:r>
-      <w:r>
-        <w:rPr>
-          <w:b w:val="0"/>
-        </w:rPr>
-        <w:t xml:space="preserve"> rather than merely restate the original result.</w:t>
-      </w:r>
-    </w:p>
-    <w:p>
-      <w:pPr>
-        <w:pStyle w:val="Heading3"/>
-      </w:pPr>
-      <w:r>
-        <w:t>Assess independent transfer</w:t>
-      </w:r>
-    </w:p>
-    <w:p>
-      <w:pPr>
-        <w:pStyle w:val="Heading3"/>
-      </w:pPr>
-      <w:r>
-        <w:t>Independent question · withhold the key</w:t>
-      </w:r>
-    </w:p>
-    <w:p>
-      <w:pPr>
-        <w:spacing w:line="336" w:lineRule="auto" w:after="180"/>
-        <w:shd w:fill="F5F1FB"/>
-      </w:pPr>
-      <w:r>
-        <w:rPr>
-          <w:b w:val="0"/>
-        </w:rPr>
-        <w:t xml:space="preserve">Selected case: Known audio says “nineteen minus six”. </w:t>
-      </w:r>
-      <w:r>
-        <w:rPr>
-          <w:b/>
-        </w:rPr>
-        <w:t>Transcription</w:t>
-      </w:r>
-      <w:r>
-        <w:rPr>
-          <w:b w:val="0"/>
-        </w:rPr>
-        <w:t xml:space="preserve"> says “ninety minus six”; the calculator returns84. Locate the first error and propose a check.</w:t>
-      </w:r>
-    </w:p>
-    <w:p>
-      <w:pPr>
-        <w:pStyle w:val="Heading3"/>
-      </w:pPr>
-      <w:r>
-        <w:t>Selected case answer</w:t>
-      </w:r>
-    </w:p>
-    <w:p>
-      <w:pPr>
-        <w:pStyle w:val="Heading3"/>
-      </w:pPr>
-      <w:r>
-        <w:t>Teacher key · Selected case answer</w:t>
-      </w:r>
-    </w:p>
-    <w:p>
-      <w:pPr>
-        <w:spacing w:line="336" w:lineRule="auto" w:after="180"/>
-        <w:shd w:fill="F1F6FC"/>
-      </w:pPr>
-      <w:r>
-        <w:rPr>
-          <w:b w:val="0"/>
-        </w:rPr>
-        <w:t xml:space="preserve">The first error is </w:t>
-      </w:r>
-      <w:r>
-        <w:rPr>
-          <w:b/>
-        </w:rPr>
-        <w:t>transcription</w:t>
-      </w:r>
-      <w:r>
-        <w:rPr>
-          <w:b w:val="0"/>
-        </w:rPr>
-        <w:t xml:space="preserve">:19 became90. The calculator correctly computes90−6=84 for its received </w:t>
-      </w:r>
-      <w:r>
-        <w:rPr>
-          <w:b/>
-        </w:rPr>
-        <w:t>input</w:t>
-      </w:r>
-      <w:r>
-        <w:rPr>
-          <w:b w:val="0"/>
-        </w:rPr>
-        <w:t>, but the intended result is13. Display or read back the recognized expression before acting.</w:t>
-      </w:r>
-    </w:p>
-    <w:tbl>
-      <w:tblPr>
-        <w:tblStyle w:val="LightShading-Accent1"/>
-        <w:tblW w:type="auto" w:w="0"/>
-        <w:tblLook w:firstColumn="1" w:firstRow="1" w:lastColumn="0" w:lastRow="0" w:noHBand="0" w:noVBand="1" w:val="04A0"/>
-      </w:tblPr>
-      <w:tblGrid>
-        <w:gridCol w:w="5112"/>
-        <w:gridCol w:w="5112"/>
-      </w:tblGrid>
-      <w:tr>
-        <w:trPr>
-          <w:tblHeader/>
-        </w:trPr>
-        <w:tc>
-          <w:tcPr>
-            <w:tcW w:type="dxa" w:w="5112"/>
-          </w:tcPr>
-          <w:p>
-            <w:r>
-              <w:t>Dimension</w:t>
-            </w:r>
-          </w:p>
-        </w:tc>
-        <w:tc>
-          <w:tcPr>
-            <w:tcW w:type="dxa" w:w="5112"/>
-          </w:tcPr>
-          <w:p>
-            <w:r>
-              <w:t>Evidence required</w:t>
-            </w:r>
-          </w:p>
-        </w:tc>
-      </w:tr>
-      <w:tr>
-        <w:tc>
-          <w:tcPr>
-            <w:tcW w:type="dxa" w:w="5112"/>
-          </w:tcPr>
-          <w:p>
-            <w:r>
-              <w:t>Explanation</w:t>
-            </w:r>
-          </w:p>
-        </w:tc>
-        <w:tc>
-          <w:tcPr>
-            <w:tcW w:type="dxa" w:w="5112"/>
-          </w:tcPr>
-          <w:p>
-            <w:r>
-              <w:t>Names the applicable idea or procedure and ties it to the supplied facts.</w:t>
-            </w:r>
-          </w:p>
-        </w:tc>
-      </w:tr>
-      <w:tr>
-        <w:tc>
-          <w:tcPr>
-            <w:tcW w:type="dxa" w:w="5112"/>
-          </w:tcPr>
-          <w:p>
-            <w:r>
-              <w:t>Trace and result</w:t>
-            </w:r>
-          </w:p>
-        </w:tc>
-        <w:tc>
-          <w:tcPr>
-            <w:tcW w:type="dxa" w:w="5112"/>
-          </w:tcPr>
-          <w:p>
-            <w:r>
-              <w:t>Preserves the given inputs and shows the relevant intermediate steps; distinguishes a prediction from an observed execution.</w:t>
-            </w:r>
-          </w:p>
-        </w:tc>
-      </w:tr>
-      <w:tr>
-        <w:tc>
-          <w:tcPr>
-            <w:tcW w:type="dxa" w:w="5112"/>
-          </w:tcPr>
-          <w:p>
-            <w:r>
-              <w:t>Limits</w:t>
-            </w:r>
-          </w:p>
-        </w:tc>
-        <w:tc>
-          <w:tcPr>
-            <w:tcW w:type="dxa" w:w="5112"/>
-          </w:tcPr>
-          <w:p>
-            <w:r>
-              <w:t>States the assumptions, missing evidence or conditions under which the result would change.</w:t>
-            </w:r>
-          </w:p>
-        </w:tc>
-      </w:tr>
-    </w:tbl>
-    <w:p>
-      <w:pPr>
-        <w:pStyle w:val="Heading3"/>
-      </w:pPr>
-      <w:r>
-        <w:t>Teacher key · Selected case answer</w:t>
-      </w:r>
-    </w:p>
-    <w:p>
-      <w:pPr>
-        <w:spacing w:line="336" w:lineRule="auto" w:after="180"/>
-        <w:shd w:fill="F1F6FC"/>
-      </w:pPr>
-      <w:r>
-        <w:rPr>
-          <w:b w:val="0"/>
-        </w:rPr>
-        <w:t>Record each dimension as not yet, with support, or independent. Accept a valid alternative procedure with a defensible trace.</w:t>
-      </w:r>
-    </w:p>
-    <w:p>
-      <w:pPr>
-        <w:spacing w:line="336" w:lineRule="auto" w:after="180"/>
-        <w:shd w:fill="F1F6FC"/>
-      </w:pPr>
-      <w:r>
-        <w:rPr>
-          <w:b w:val="0"/>
-        </w:rPr>
-        <w:t xml:space="preserve">Do not penalise an honestly recorded model failure if the learner correctly explains its </w:t>
-      </w:r>
-      <w:r>
-        <w:rPr>
-          <w:b/>
-        </w:rPr>
-        <w:t>evidence</w:t>
-      </w:r>
-      <w:r>
-        <w:rPr>
-          <w:b w:val="0"/>
-        </w:rPr>
-        <w:t xml:space="preserve"> and limits.</w:t>
-      </w:r>
-    </w:p>
-    <w:p>
-      <w:pPr>
-        <w:pStyle w:val="Heading3"/>
-      </w:pPr>
-      <w:r>
-        <w:t>Feedback that the learner uses</w:t>
-      </w:r>
-    </w:p>
-    <w:p>
-      <w:pPr>
-        <w:spacing w:line="336" w:lineRule="auto" w:after="180"/>
-      </w:pPr>
-      <w:r>
-        <w:rPr>
-          <w:b w:val="0"/>
-        </w:rPr>
-        <w:t>Name the earliest unsupported step and give one action to repair it. Have the learner make that repair now and explain why. Then assess the relevant skill on a fresh, fully specified case.</w:t>
-      </w:r>
-    </w:p>
-    <w:p>
-      <w:pPr>
-        <w:spacing w:line="336" w:lineRule="auto" w:after="180"/>
-      </w:pPr>
-      <w:r>
-        <w:rPr>
-          <w:b w:val="0"/>
-        </w:rPr>
-        <w:t>Confirm it was not previously practised with feedback; solve and check the new case before assigning it. A follow-up design prompt is a starting brief, not automatically an equivalent test.</w:t>
-      </w:r>
-    </w:p>
-    <w:p>
-      <w:pPr>
-        <w:pStyle w:val="Heading1"/>
-      </w:pPr>
-      <w:r>
-        <w:t>06. Connect and extend learning</w:t>
-      </w:r>
-    </w:p>
-    <w:p>
-      <w:r>
-        <w:t>Connect Speech and Audio Systems to Verified Study Buddy, adapt support and plan a later changed-case check.</w:t>
-      </w:r>
-    </w:p>
-    <w:p>
-      <w:pPr>
-        <w:pStyle w:val="Heading3"/>
-      </w:pPr>
-      <w:r>
-        <w:t>Verified Study Buddy</w:t>
-      </w:r>
-    </w:p>
-    <w:p>
-      <w:pPr>
-        <w:spacing w:line="336" w:lineRule="auto" w:after="180"/>
-      </w:pPr>
-      <w:r>
-        <w:rPr>
-          <w:b w:val="0"/>
-        </w:rPr>
-        <w:t>Show transcripts and require confirmation before saving memory or using tools.</w:t>
-      </w:r>
-    </w:p>
-    <w:p>
-      <w:pPr>
-        <w:spacing w:line="336" w:lineRule="auto" w:after="180"/>
-      </w:pPr>
-      <w:r>
-        <w:rPr>
-          <w:b w:val="0"/>
-        </w:rPr>
-        <w:t xml:space="preserve">Keep the decision, </w:t>
-      </w:r>
-      <w:r>
-        <w:rPr>
-          <w:b/>
-        </w:rPr>
-        <w:t>input</w:t>
-      </w:r>
-      <w:r>
-        <w:rPr>
-          <w:b w:val="0"/>
-        </w:rPr>
-        <w:t xml:space="preserve">, result, explanation and remaining limitation in the project </w:t>
-      </w:r>
-      <w:r>
-        <w:rPr>
-          <w:b/>
-        </w:rPr>
-        <w:t>evidence</w:t>
-      </w:r>
-      <w:r>
-        <w:rPr>
-          <w:b w:val="0"/>
-        </w:rPr>
-        <w:t xml:space="preserve"> record. Retrieve this record next week rather than restarting the project.</w:t>
-      </w:r>
-    </w:p>
-    <w:p>
-      <w:pPr>
-        <w:pStyle w:val="Heading3"/>
-      </w:pPr>
-      <w:r>
-        <w:t>Support and stretch</w:t>
-      </w:r>
-    </w:p>
-    <w:p>
-      <w:pPr>
-        <w:spacing w:line="336" w:lineRule="auto" w:after="180"/>
-      </w:pPr>
-      <w:r>
-        <w:rPr>
-          <w:b w:val="0"/>
-        </w:rPr>
-        <w:t xml:space="preserve">Provide one short approved passage; separate instruction, </w:t>
-      </w:r>
-      <w:r>
-        <w:rPr>
-          <w:b/>
-        </w:rPr>
-        <w:t>input</w:t>
-      </w:r>
-      <w:r>
-        <w:rPr>
-          <w:b w:val="0"/>
-        </w:rPr>
-        <w:t xml:space="preserve">, </w:t>
-      </w:r>
-      <w:r>
-        <w:rPr>
-          <w:b/>
-        </w:rPr>
-        <w:t>output</w:t>
-      </w:r>
-      <w:r>
-        <w:rPr>
-          <w:b w:val="0"/>
-        </w:rPr>
-        <w:t xml:space="preserve"> and </w:t>
-      </w:r>
-      <w:r>
-        <w:rPr>
-          <w:b/>
-        </w:rPr>
-        <w:t>evidence</w:t>
-      </w:r>
-      <w:r>
-        <w:rPr>
-          <w:b w:val="0"/>
-        </w:rPr>
-        <w:t>. Stretch: introduce an unsupported claim or conflicting source and validate claim by claim with a fallback.</w:t>
-      </w:r>
-    </w:p>
-    <w:p>
-      <w:pPr>
-        <w:pStyle w:val="Heading3"/>
-      </w:pPr>
-      <w:r>
-        <w:t>Exit reflection</w:t>
-      </w:r>
-    </w:p>
-    <w:p>
-      <w:pPr>
-        <w:spacing w:line="336" w:lineRule="auto" w:after="180"/>
-      </w:pPr>
-      <w:r>
-        <w:rPr>
-          <w:b w:val="0"/>
-        </w:rPr>
-        <w:t xml:space="preserve">Ask for one decision the learner can now justify and one situation requiring more </w:t>
-      </w:r>
-      <w:r>
-        <w:rPr>
-          <w:b/>
-        </w:rPr>
-        <w:t>evidence</w:t>
-      </w:r>
-      <w:r>
-        <w:rPr>
-          <w:b w:val="0"/>
-        </w:rPr>
-        <w:t xml:space="preserve"> or human review. Confidence ratings are separate from correct independent performance.</w:t>
-      </w:r>
-    </w:p>
-    <w:p>
-      <w:pPr>
-        <w:pStyle w:val="Heading3"/>
-      </w:pPr>
-      <w:r>
-        <w:t>Bridge to the next week</w:t>
-      </w:r>
-    </w:p>
-    <w:p>
-      <w:pPr>
-        <w:spacing w:line="336" w:lineRule="auto" w:after="180"/>
-      </w:pPr>
-      <w:r>
-        <w:rPr>
-          <w:b w:val="0"/>
-        </w:rPr>
-        <w:t xml:space="preserve">Next: Week 13: Multimodal </w:t>
-      </w:r>
-      <w:r>
-        <w:rPr>
-          <w:b/>
-        </w:rPr>
-        <w:t>Evidence</w:t>
-      </w:r>
-      <w:r>
-        <w:rPr>
-          <w:b w:val="0"/>
-        </w:rPr>
-        <w:t xml:space="preserve">. Retrieve today’s </w:t>
-      </w:r>
-      <w:r>
-        <w:rPr>
-          <w:b/>
-        </w:rPr>
-        <w:t>evidence</w:t>
-      </w:r>
-      <w:r>
-        <w:rPr>
-          <w:b w:val="0"/>
-        </w:rPr>
-        <w:t xml:space="preserve"> and identify what carries forward and what is new.</w:t>
-      </w:r>
-    </w:p>
-    <w:p>
-      <w:pPr>
-        <w:pStyle w:val="Heading3"/>
-      </w:pPr>
-      <w:r>
-        <w:t>Support and fresh reassessment</w:t>
-      </w:r>
-    </w:p>
-    <w:p>
-      <w:pPr>
-        <w:spacing w:line="336" w:lineRule="auto" w:after="180"/>
-      </w:pPr>
-      <w:r>
-        <w:rPr>
-          <w:b w:val="0"/>
-        </w:rPr>
-        <w:t xml:space="preserve">Provide an </w:t>
-      </w:r>
-      <w:r>
-        <w:rPr>
-          <w:b/>
-        </w:rPr>
-        <w:t>input</w:t>
-      </w:r>
-      <w:r>
-        <w:rPr>
-          <w:b w:val="0"/>
-        </w:rPr>
-        <w:t>/procedure/result/limit frame and a calculator when needed. Ask students to identify the first step before completing the whole trace.</w:t>
-      </w:r>
-    </w:p>
-    <w:p>
-      <w:pPr>
-        <w:spacing w:line="336" w:lineRule="auto" w:after="180"/>
-      </w:pPr>
-      <w:r>
-        <w:rPr>
-          <w:b w:val="0"/>
-        </w:rPr>
-        <w:t xml:space="preserve">Extension: compare two concrete variants of this </w:t>
-      </w:r>
-      <w:r>
-        <w:rPr>
-          <w:b/>
-        </w:rPr>
-        <w:t>mechanism</w:t>
-      </w:r>
-      <w:r>
-        <w:rPr>
-          <w:b w:val="0"/>
-        </w:rPr>
-        <w:t xml:space="preserve"> while holding unrelated conditions fixed; report both successful and unsuccessful outcomes.</w:t>
-      </w:r>
-    </w:p>
-    <w:p>
-      <w:pPr>
-        <w:spacing w:line="336" w:lineRule="auto" w:after="180"/>
-      </w:pPr>
-      <w:r>
-        <w:rPr>
-          <w:b w:val="0"/>
-        </w:rPr>
-        <w:t>W4: Report F from the authoritative approval, noting the transcript conflict if relevant. This resolves the task authority, not what the original speaker actually said. Require intermediate reasoning and the stated scope.</w:t>
-      </w:r>
-    </w:p>
-    <w:p>
-      <w:pPr>
-        <w:spacing w:line="336" w:lineRule="auto" w:after="180"/>
-      </w:pPr>
-      <w:r>
-        <w:rPr>
-          <w:b w:val="0"/>
-        </w:rPr>
-        <w:t>Fresh retry: Transcript says eight; a validated order record says eighteen and is declared authoritative for ordering.</w:t>
-      </w:r>
-    </w:p>
-    <w:p>
-      <w:pPr>
-        <w:spacing w:line="336" w:lineRule="auto" w:after="180"/>
-      </w:pPr>
-      <w:r>
-        <w:rPr>
-          <w:b w:val="0"/>
-        </w:rPr>
-        <w:t xml:space="preserve">Expected reasoning: Use eighteen for the bounded order-record task; retain the transcript discrepancy and do not claim perfect </w:t>
-      </w:r>
-      <w:r>
-        <w:rPr>
-          <w:b/>
-        </w:rPr>
-        <w:t>transcription</w:t>
-      </w:r>
-      <w:r>
-        <w:rPr>
-          <w:b w:val="0"/>
-        </w:rPr>
-        <w:t>.</w:t>
-      </w:r>
-    </w:p>
-    <w:p>
-      <w:pPr>
-        <w:spacing w:line="336" w:lineRule="auto" w:after="180"/>
-      </w:pPr>
-      <w:r>
-        <w:rPr>
-          <w:b w:val="0"/>
-        </w:rPr>
-        <w:t>If students need support, record it and reassess with another new case rather than awarding independence to a copied answer.</w:t>
-      </w:r>
-    </w:p>
-    <w:p>
-      <w:pPr>
-        <w:spacing w:line="336" w:lineRule="auto" w:after="180"/>
-      </w:pPr>
-      <w:r>
-        <w:rPr>
-          <w:b w:val="0"/>
-        </w:rPr>
-        <w:t xml:space="preserve">Next connection: Retrieval and indexing. Preserve the current case record and retrieve its </w:t>
-      </w:r>
-      <w:r>
-        <w:rPr>
-          <w:b/>
-        </w:rPr>
-        <w:t>evidence</w:t>
-      </w:r>
-      <w:r>
-        <w:rPr>
-          <w:b w:val="0"/>
-        </w:rPr>
-        <w:t xml:space="preserve"> boundary before moving on.</w:t>
-      </w:r>
-    </w:p>
-    <w:p>
-      <w:pPr>
-        <w:pStyle w:val="Heading3"/>
-      </w:pPr>
-      <w:r>
-        <w:t>Plan the delayed return</w:t>
+      </w:pPr>
+      <w:r>
+        <w:rPr>
+          <w:b w:val="0"/>
+        </w:rPr>
+        <w:t>Selected independent case: known 19 becomes 90 in the transcript; recognition is the first supplied mismatch. Parsed 90−6=84 is arithmetically correct; intended 19−6=13. Show or read back the recognised expression before relying on it. Fresh retry: known fourteen plus eight, transcript forty plus eight, parsed40+8, calculator48, spoken48. Recognition is first wrong; the intended result is22 rather than48. Require stage evidence without claiming an actual audio test. The earlier roomE/F authority exercise remains additional practice.</w:t>
+      </w:r>
+    </w:p>
+    <w:p>
+      <w:pPr>
+        <w:pStyle w:val="Heading2"/>
+      </w:pPr>
+      <w:r>
+        <w:t>Plan the delayed check</w:t>
       </w:r>
     </w:p>
     <w:p>
@@ -5449,48 +5412,200 @@
     </w:p>
     <w:p>
       <w:pPr>
+        <w:pStyle w:val="Heading2"/>
+      </w:pPr>
+      <w:r>
+        <w:t>Bridge to next week</w:t>
+      </w:r>
+    </w:p>
+    <w:p>
+      <w:pPr>
+        <w:spacing w:line="336" w:lineRule="auto" w:after="180"/>
+      </w:pPr>
+      <w:r>
+        <w:rPr>
+          <w:b w:val="0"/>
+        </w:rPr>
+        <w:t xml:space="preserve">Ask for one decision the learner can now justify and one situation requiring more </w:t>
+      </w:r>
+      <w:r>
+        <w:rPr>
+          <w:b/>
+        </w:rPr>
+        <w:t>evidence</w:t>
+      </w:r>
+      <w:r>
+        <w:rPr>
+          <w:b w:val="0"/>
+        </w:rPr>
+        <w:t xml:space="preserve"> or human review. Confidence ratings are separate from correct independent performance.</w:t>
+      </w:r>
+    </w:p>
+    <w:p>
+      <w:pPr>
+        <w:spacing w:line="336" w:lineRule="auto" w:after="180"/>
+      </w:pPr>
+      <w:r>
+        <w:rPr>
+          <w:b w:val="0"/>
+        </w:rPr>
+        <w:t xml:space="preserve">Next: Week 13: Multimodal </w:t>
+      </w:r>
+      <w:r>
+        <w:rPr>
+          <w:b/>
+        </w:rPr>
+        <w:t>Evidence</w:t>
+      </w:r>
+      <w:r>
+        <w:rPr>
+          <w:b w:val="0"/>
+        </w:rPr>
+        <w:t xml:space="preserve">. Retrieve today’s </w:t>
+      </w:r>
+      <w:r>
+        <w:rPr>
+          <w:b/>
+        </w:rPr>
+        <w:t>evidence</w:t>
+      </w:r>
+      <w:r>
+        <w:rPr>
+          <w:b w:val="0"/>
+        </w:rPr>
+        <w:t xml:space="preserve"> and identify what carries forward and what is new.</w:t>
+      </w:r>
+    </w:p>
+    <w:p>
+      <w:pPr>
+        <w:spacing w:line="336" w:lineRule="auto" w:after="180"/>
+      </w:pPr>
+      <w:r>
+        <w:rPr>
+          <w:b w:val="0"/>
+        </w:rPr>
+        <w:t xml:space="preserve">Next is Week13: Multimodal </w:t>
+      </w:r>
+      <w:r>
+        <w:rPr>
+          <w:b/>
+        </w:rPr>
+        <w:t>Evidence</w:t>
+      </w:r>
+      <w:r>
+        <w:rPr>
+          <w:b w:val="0"/>
+        </w:rPr>
+        <w:t>. Carry forward source availability, stage-specific checks and the distinction between task authority and what an original speaker actually said.</w:t>
+      </w:r>
+    </w:p>
+    <w:p>
+      <w:pPr>
+        <w:pStyle w:val="Heading2"/>
+      </w:pPr>
+      <w:r>
+        <w:t>Earlier wording, alternatives and picture transcripts · reference / check after trying</w:t>
+      </w:r>
+    </w:p>
+    <w:p>
+      <w:pPr>
+        <w:spacing w:line="336" w:lineRule="auto" w:after="180"/>
+      </w:pPr>
+      <w:r>
+        <w:rPr>
+          <w:b w:val="0"/>
+        </w:rPr>
+        <w:t>Connect and extend learning</w:t>
+      </w:r>
+    </w:p>
+    <w:p>
+      <w:pPr>
         <w:pStyle w:val="Heading3"/>
       </w:pPr>
       <w:r>
+        <w:t>Verified Study Buddy</w:t>
+      </w:r>
+    </w:p>
+    <w:p>
+      <w:pPr>
+        <w:pStyle w:val="Heading3"/>
+      </w:pPr>
+      <w:r>
+        <w:t>Support and stretch</w:t>
+      </w:r>
+    </w:p>
+    <w:p>
+      <w:pPr>
+        <w:pStyle w:val="Heading3"/>
+      </w:pPr>
+      <w:r>
+        <w:t>Exit reflection</w:t>
+      </w:r>
+    </w:p>
+    <w:p>
+      <w:pPr>
+        <w:pStyle w:val="Heading3"/>
+      </w:pPr>
+      <w:r>
+        <w:t>Bridge to the next week</w:t>
+      </w:r>
+    </w:p>
+    <w:p>
+      <w:pPr>
+        <w:pStyle w:val="Heading3"/>
+      </w:pPr>
+      <w:r>
+        <w:t>Support and fresh reassessment</w:t>
+      </w:r>
+    </w:p>
+    <w:p>
+      <w:pPr>
+        <w:pStyle w:val="Heading3"/>
+      </w:pPr>
+      <w:r>
+        <w:t>Plan the delayed return</w:t>
+      </w:r>
+    </w:p>
+    <w:p>
+      <w:pPr>
+        <w:pStyle w:val="Heading3"/>
+      </w:pPr>
+      <w:r>
         <w:t>Project evidence from this case</w:t>
       </w:r>
     </w:p>
     <w:p>
       <w:pPr>
+        <w:pStyle w:val="Heading1"/>
+      </w:pPr>
+      <w:r>
+        <w:t>Reference bank and extra practice</w:t>
+      </w:r>
+    </w:p>
+    <w:p>
+      <w:pPr>
+        <w:pStyle w:val="Heading1"/>
+      </w:pPr>
+      <w:r>
+        <w:t>07. Reference: alternative planning checklist</w:t>
+      </w:r>
+    </w:p>
+    <w:p>
+      <w:r>
+        <w:t>Use as a reminder alongside the main route rather than teaching the cycle twice.</w:t>
+      </w:r>
+    </w:p>
+    <w:p>
+      <w:pPr>
+        <w:pStyle w:val="Heading2"/>
+      </w:pPr>
+      <w:r>
+        <w:t>Preparation and schedule</w:t>
+      </w:r>
+    </w:p>
+    <w:p>
+      <w:pPr>
         <w:spacing w:line="336" w:lineRule="auto" w:after="180"/>
-      </w:pPr>
-      <w:r>
-        <w:rPr>
-          <w:b w:val="0"/>
-        </w:rPr>
-        <w:t>Show Study Buddy recognised questions before calculating or retrieving important answers, especially numbers and dates.</w:t>
-      </w:r>
-    </w:p>
-    <w:p>
-      <w:pPr>
-        <w:pStyle w:val="Heading1"/>
-      </w:pPr>
-      <w:r>
-        <w:t>07. Prepare, teach and assess</w:t>
-      </w:r>
-    </w:p>
-    <w:p>
-      <w:r>
-        <w:t>Use this preparation summary alongside the detailed Speech and Audio Systems lesson; it is a checklist rather than a replacement for the full sequence.</w:t>
-      </w:r>
-    </w:p>
-    <w:p>
-      <w:pPr>
-        <w:pStyle w:val="Heading3"/>
-      </w:pPr>
-      <w:r>
-        <w:t>Teaching target</w:t>
-      </w:r>
-    </w:p>
-    <w:p>
-      <w:pPr>
-        <w:spacing w:line="336" w:lineRule="auto" w:after="180"/>
-        <w:shd w:fill="EDF7F3"/>
       </w:pPr>
       <w:r>
         <w:rPr>
@@ -5685,6 +5800,14 @@
     </w:tbl>
     <w:p>
       <w:pPr>
+        <w:pStyle w:val="Heading2"/>
+      </w:pPr>
+      <w:r>
+        <w:t>Practice and assessment reminders</w:t>
+      </w:r>
+    </w:p>
+    <w:p>
+      <w:pPr>
         <w:spacing w:line="336" w:lineRule="auto" w:after="180"/>
       </w:pPr>
       <w:r>
@@ -5707,16 +5830,7 @@
     </w:p>
     <w:p>
       <w:pPr>
-        <w:pStyle w:val="Heading3"/>
-      </w:pPr>
-      <w:r>
-        <w:t>Supported practice answer</w:t>
-      </w:r>
-    </w:p>
-    <w:p>
-      <w:pPr>
         <w:spacing w:line="336" w:lineRule="auto" w:after="180"/>
-        <w:shd w:fill="F1F6FC"/>
       </w:pPr>
       <w:r>
         <w:rPr>
@@ -5761,16 +5875,7 @@
     </w:p>
     <w:p>
       <w:pPr>
-        <w:pStyle w:val="Heading3"/>
-      </w:pPr>
-      <w:r>
-        <w:t>Repair the misconception</w:t>
-      </w:r>
-    </w:p>
-    <w:p>
-      <w:pPr>
         <w:spacing w:line="336" w:lineRule="auto" w:after="180"/>
-        <w:shd w:fill="FFF5E6"/>
       </w:pPr>
       <w:r>
         <w:rPr>
@@ -5793,16 +5898,7 @@
     </w:p>
     <w:p>
       <w:pPr>
-        <w:pStyle w:val="Heading3"/>
-      </w:pPr>
-      <w:r>
-        <w:t>Support without giving away the answer</w:t>
-      </w:r>
-    </w:p>
-    <w:p>
-      <w:pPr>
         <w:spacing w:line="336" w:lineRule="auto" w:after="180"/>
-        <w:shd w:fill="F1F6F8"/>
       </w:pPr>
       <w:r>
         <w:rPr>
@@ -5825,16 +5921,7 @@
     </w:p>
     <w:p>
       <w:pPr>
-        <w:pStyle w:val="Heading3"/>
-      </w:pPr>
-      <w:r>
-        <w:t>Extend the reasoning</w:t>
-      </w:r>
-    </w:p>
-    <w:p>
-      <w:pPr>
         <w:spacing w:line="336" w:lineRule="auto" w:after="180"/>
-        <w:shd w:fill="F5F1FB"/>
       </w:pPr>
       <w:r>
         <w:rPr>
@@ -5858,7 +5945,6 @@
     <w:p>
       <w:pPr>
         <w:spacing w:line="336" w:lineRule="auto" w:after="180"/>
-        <w:shd w:fill="F5F1FB"/>
       </w:pPr>
       <w:r>
         <w:rPr>
@@ -5881,16 +5967,7 @@
     </w:p>
     <w:p>
       <w:pPr>
-        <w:pStyle w:val="Heading3"/>
-      </w:pPr>
-      <w:r>
-        <w:t>Protect the independent attempt</w:t>
-      </w:r>
-    </w:p>
-    <w:p>
-      <w:pPr>
         <w:spacing w:line="336" w:lineRule="auto" w:after="180"/>
-        <w:shd w:fill="FFF5E6"/>
       </w:pPr>
       <w:r>
         <w:rPr>
@@ -6085,16 +6162,7 @@
     </w:tbl>
     <w:p>
       <w:pPr>
-        <w:pStyle w:val="Heading3"/>
-      </w:pPr>
-      <w:r>
-        <w:t>Project checkpoint</w:t>
-      </w:r>
-    </w:p>
-    <w:p>
-      <w:pPr>
         <w:spacing w:line="336" w:lineRule="auto" w:after="180"/>
-        <w:shd w:fill="EDF7F3"/>
       </w:pPr>
       <w:r>
         <w:rPr>
@@ -6155,12 +6223,20 @@
         <w:pStyle w:val="Heading1"/>
       </w:pPr>
       <w:r>
-        <w:t>08. Use feedback, labs and repair paths</w:t>
-      </w:r>
-    </w:p>
-    <w:p>
-      <w:r>
-        <w:t>Use feedback, earlier review and portfolios purposefully. Apply the coding routine only when this lesson has an executable lab.</w:t>
+        <w:t>08. Reference: feedback and records</w:t>
+      </w:r>
+    </w:p>
+    <w:p>
+      <w:r>
+        <w:t>Use digital tools where they help retain an explanation and its evidence.</w:t>
+      </w:r>
+    </w:p>
+    <w:p>
+      <w:pPr>
+        <w:pStyle w:val="Heading2"/>
+      </w:pPr>
+      <w:r>
+        <w:t>Keep practice and independent evidence separate</w:t>
       </w:r>
     </w:p>
     <w:p>
@@ -6199,10 +6275,52 @@
     </w:p>
     <w:p>
       <w:pPr>
-        <w:pStyle w:val="Heading3"/>
-      </w:pPr>
-      <w:r>
-        <w:t>For later coding lessons</w:t>
+        <w:pStyle w:val="Heading2"/>
+      </w:pPr>
+      <w:r>
+        <w:t>Repair and portfolio records</w:t>
+      </w:r>
+    </w:p>
+    <w:p>
+      <w:pPr>
+        <w:spacing w:line="336" w:lineRule="auto" w:after="180"/>
+      </w:pPr>
+      <w:r>
+        <w:rPr>
+          <w:b w:val="0"/>
+        </w:rPr>
+        <w:t>Use the earlier worked-explanation links to address a specific missing building block, then return to the current question. Adapt this suggestion after observing the learner; it is not an automatic diagnosis.</w:t>
+      </w:r>
+    </w:p>
+    <w:p>
+      <w:pPr>
+        <w:spacing w:line="336" w:lineRule="auto" w:after="180"/>
+      </w:pPr>
+      <w:r>
+        <w:rPr>
+          <w:b w:val="0"/>
+        </w:rPr>
+        <w:t xml:space="preserve">Collect the completed-work portfolio as </w:t>
+      </w:r>
+      <w:r>
+        <w:rPr>
+          <w:b/>
+        </w:rPr>
+        <w:t>evidence</w:t>
+      </w:r>
+      <w:r>
+        <w:rPr>
+          <w:b w:val="0"/>
+        </w:rPr>
+        <w:t>. Record support separately from correctness, and assess explanation, trace/test and limitations. Progress ticks and quiz selections alone do not establish mastery.</w:t>
+      </w:r>
+    </w:p>
+    <w:p>
+      <w:pPr>
+        <w:pStyle w:val="Heading2"/>
+      </w:pPr>
+      <w:r>
+        <w:t>Earlier wording, alternatives and picture transcripts · reference / check after trying</w:t>
       </w:r>
     </w:p>
     <w:p>
@@ -6213,7 +6331,6 @@
     <w:p>
       <w:pPr>
         <w:spacing w:line="336" w:lineRule="auto" w:after="180"/>
-        <w:shd w:fill="F1F6F8"/>
       </w:pPr>
       <w:r>
         <w:rPr>
@@ -6236,77 +6353,20 @@
     </w:p>
     <w:p>
       <w:pPr>
-        <w:spacing w:line="336" w:lineRule="auto" w:after="180"/>
-      </w:pPr>
-      <w:r>
-        <w:rPr>
-          <w:b w:val="0"/>
-        </w:rPr>
-        <w:t>Use the earlier worked-explanation links to address a specific missing building block, then return to the current question. Adapt this suggestion after observing the learner; it is not an automatic diagnosis.</w:t>
-      </w:r>
-    </w:p>
-    <w:p>
-      <w:pPr>
-        <w:spacing w:line="336" w:lineRule="auto" w:after="180"/>
-      </w:pPr>
-      <w:r>
-        <w:rPr>
-          <w:b w:val="0"/>
-        </w:rPr>
-        <w:t xml:space="preserve">Collect the completed-work portfolio as </w:t>
-      </w:r>
-      <w:r>
-        <w:rPr>
-          <w:b/>
-        </w:rPr>
-        <w:t>evidence</w:t>
-      </w:r>
-      <w:r>
-        <w:rPr>
-          <w:b w:val="0"/>
-        </w:rPr>
-        <w:t>. Record support separately from correctness, and assess explanation, trace/test and limitations. Progress ticks and quiz selections alone do not establish mastery.</w:t>
-      </w:r>
-    </w:p>
-    <w:p>
-      <w:pPr>
         <w:pStyle w:val="Heading1"/>
       </w:pPr>
       <w:r>
-        <w:t>09. Visual concept journey</w:t>
-      </w:r>
-    </w:p>
-    <w:p>
-      <w:r>
-        <w:t>Show one Speech and Audio Systems graphic at a time, request a prediction and discuss its trace before the independent assessment.</w:t>
-      </w:r>
-    </w:p>
-    <w:p>
-      <w:pPr>
-        <w:spacing w:line="336" w:lineRule="auto" w:after="180"/>
-      </w:pPr>
-      <w:r>
-        <w:rPr>
-          <w:b w:val="0"/>
-        </w:rPr>
-        <w:t xml:space="preserve">Use one picture at a time. Hide a worked result before asking for a </w:t>
-      </w:r>
-      <w:r>
-        <w:rPr>
-          <w:b/>
-        </w:rPr>
-        <w:t>prediction</w:t>
-      </w:r>
-      <w:r>
-        <w:rPr>
-          <w:b w:val="0"/>
-        </w:rPr>
-        <w:t>, then reveal it for feedback. These are supported teaching cases; retain the separate independent assessment for a fresh first attempt.</w:t>
-      </w:r>
-    </w:p>
-    <w:p>
-      <w:pPr>
-        <w:pStyle w:val="Heading3"/>
+        <w:t>09. Reference: teach with the six pictures</w:t>
+      </w:r>
+    </w:p>
+    <w:p>
+      <w:r>
+        <w:t>Choose the picture for the teaching move and connect it to the explanation.</w:t>
+      </w:r>
+    </w:p>
+    <w:p>
+      <w:pPr>
+        <w:pStyle w:val="Heading2"/>
       </w:pPr>
       <w:r>
         <w:t>01. Speech and Audio Systems: the case</w:t>
@@ -6317,7 +6377,7 @@
         <w:drawing>
           <wp:inline xmlns:a="http://schemas.openxmlformats.org/drawingml/2006/main" xmlns:pic="http://schemas.openxmlformats.org/drawingml/2006/picture">
             <wp:extent cx="5486400" cy="3142488"/>
-            <wp:docPr id="2" name="Picture 2" descr="A fictional learner dictates a calculation to a voice assistant. Supplied facts: Known audio phrase: “thirteen plus seven”. Transcript: “thirty plus seven”. Calculator returns 37. Synthetic voice says “thirty-seven”. The example supplies ground truth; no real audio was analysed."/>
+            <wp:docPr id="3" name="Picture 3" descr="A fictional learner dictates a calculation to a voice assistant. Supplied facts: Known audio phrase: “thirteen plus seven”. Transcript: “thirty plus seven”. Calculator returns 37. Synthetic voice says “thirty-seven”. The example supplies ground truth; no real audio was analysed."/>
             <wp:cNvGraphicFramePr>
               <a:graphicFrameLocks noChangeAspect="1"/>
             </wp:cNvGraphicFramePr>
@@ -6329,7 +6389,7 @@
                     <pic:cNvPicPr/>
                   </pic:nvPicPr>
                   <pic:blipFill>
-                    <a:blip r:embed="rId10"/>
+                    <a:blip r:embed="rId11"/>
                     <a:stretch>
                       <a:fillRect/>
                     </a:stretch>
@@ -6373,7 +6433,6 @@
     <w:p>
       <w:pPr>
         <w:spacing w:line="336" w:lineRule="auto" w:after="180"/>
-        <w:shd w:fill="F5F1FB"/>
       </w:pPr>
       <w:r>
         <w:rPr>
@@ -6384,16 +6443,7 @@
     </w:p>
     <w:p>
       <w:pPr>
-        <w:pStyle w:val="Heading3"/>
-      </w:pPr>
-      <w:r>
-        <w:t>Discuss while showing the picture</w:t>
-      </w:r>
-    </w:p>
-    <w:p>
-      <w:pPr>
         <w:spacing w:line="336" w:lineRule="auto" w:after="180"/>
-        <w:shd w:fill="F1F6F8"/>
       </w:pPr>
       <w:r>
         <w:rPr>
@@ -6404,7 +6454,7 @@
     </w:p>
     <w:p>
       <w:pPr>
-        <w:pStyle w:val="Heading3"/>
+        <w:pStyle w:val="Heading2"/>
       </w:pPr>
       <w:r>
         <w:t>02. Follow the deciding steps</w:t>
@@ -6415,7 +6465,7 @@
         <w:drawing>
           <wp:inline xmlns:a="http://schemas.openxmlformats.org/drawingml/2006/main" xmlns:pic="http://schemas.openxmlformats.org/drawingml/2006/picture">
             <wp:extent cx="5486400" cy="4005072"/>
-            <wp:docPr id="3" name="Picture 3" descr="Recognise speech: Transcription changes thirteen into thirty. → Calculate text: 30+7=37 is correct for the mistaken transcript. → Speak result: Speech synthesis repeats 37; fluent voice does not validate the input. → Confirm intended input: Read back the recognised expression; intended 13+7=20."/>
+            <wp:docPr id="4" name="Picture 4" descr="Recognise speech: Transcription changes thirteen into thirty. → Calculate text: 30+7=37 is correct for the mistaken transcript. → Speak result: Speech synthesis repeats 37; fluent voice does not validate the input. → Confirm intended input: Read back the recognised expression; intended 13+7=20."/>
             <wp:cNvGraphicFramePr>
               <a:graphicFrameLocks noChangeAspect="1"/>
             </wp:cNvGraphicFramePr>
@@ -6427,7 +6477,7 @@
                     <pic:cNvPicPr/>
                   </pic:nvPicPr>
                   <pic:blipFill>
-                    <a:blip r:embed="rId11"/>
+                    <a:blip r:embed="rId9"/>
                     <a:stretch>
                       <a:fillRect/>
                     </a:stretch>
@@ -6508,7 +6558,6 @@
     <w:p>
       <w:pPr>
         <w:spacing w:line="336" w:lineRule="auto" w:after="180"/>
-        <w:shd w:fill="F5F1FB"/>
       </w:pPr>
       <w:r>
         <w:rPr>
@@ -6531,16 +6580,7 @@
     </w:p>
     <w:p>
       <w:pPr>
-        <w:pStyle w:val="Heading3"/>
-      </w:pPr>
-      <w:r>
-        <w:t>Discuss while showing the picture</w:t>
-      </w:r>
-    </w:p>
-    <w:p>
-      <w:pPr>
         <w:spacing w:line="336" w:lineRule="auto" w:after="180"/>
-        <w:shd w:fill="F1F6F8"/>
       </w:pPr>
       <w:r>
         <w:rPr>
@@ -6563,7 +6603,7 @@
     </w:p>
     <w:p>
       <w:pPr>
-        <w:pStyle w:val="Heading3"/>
+        <w:pStyle w:val="Heading2"/>
       </w:pPr>
       <w:r>
         <w:t>03. Speech pipelines and multimodal evidence — evidence trace</w:t>
@@ -6574,7 +6614,7 @@
         <w:drawing>
           <wp:inline xmlns:a="http://schemas.openxmlformats.org/drawingml/2006/main" xmlns:pic="http://schemas.openxmlformats.org/drawingml/2006/picture">
             <wp:extent cx="5486400" cy="3297936"/>
-            <wp:docPr id="4" name="Picture 4" descr="Speech pipelines and multimodal evidence — evidence trace. Audio transcript reads fifteen boxes; a clear written inventory says fifty boxes. The original audio is unavailable and the assistant reports fifteen as certain. | Track source modality, segment/time references, transcription, interpretation and final claims separately. Compare conflicting evidence without assuming one modality always wins. Ask for clarification when the task needs unresolved information. | There is an unresolved quantity conflict and no audio replay. Preserve both sources and ask the responsible person; certainty is unsupported."/>
+            <wp:docPr id="5" name="Picture 5" descr="Speech pipelines and multimodal evidence — evidence trace. Audio transcript reads fifteen boxes; a clear written inventory says fifty boxes. The original audio is unavailable and the assistant reports fifteen as certain. | Track source modality, segment/time references, transcription, interpretation and final claims separately. Compare conflicting evidence without assuming one modality always wins. Ask for clarification when the task needs unresolved information. | There is an unresolved quantity conflict and no audio replay. Preserve both sources and ask the responsible person; certainty is unsupported."/>
             <wp:cNvGraphicFramePr>
               <a:graphicFrameLocks noChangeAspect="1"/>
             </wp:cNvGraphicFramePr>
@@ -6724,7 +6764,6 @@
     <w:p>
       <w:pPr>
         <w:spacing w:line="336" w:lineRule="auto" w:after="180"/>
-        <w:shd w:fill="F5F1FB"/>
       </w:pPr>
       <w:r>
         <w:rPr>
@@ -6735,16 +6774,7 @@
     </w:p>
     <w:p>
       <w:pPr>
-        <w:pStyle w:val="Heading3"/>
-      </w:pPr>
-      <w:r>
-        <w:t>Discuss while showing the picture</w:t>
-      </w:r>
-    </w:p>
-    <w:p>
-      <w:pPr>
         <w:spacing w:line="336" w:lineRule="auto" w:after="180"/>
-        <w:shd w:fill="F1F6F8"/>
       </w:pPr>
       <w:r>
         <w:rPr>
@@ -6755,7 +6785,7 @@
     </w:p>
     <w:p>
       <w:pPr>
-        <w:pStyle w:val="Heading3"/>
+        <w:pStyle w:val="Heading2"/>
       </w:pPr>
       <w:r>
         <w:t>04. Change one thing. Trace what follows.</w:t>
@@ -6766,7 +6796,7 @@
         <w:drawing>
           <wp:inline xmlns:a="http://schemas.openxmlformats.org/drawingml/2006/main" xmlns:pic="http://schemas.openxmlformats.org/drawingml/2006/picture">
             <wp:extent cx="5486400" cy="3026664"/>
-            <wp:docPr id="5" name="Picture 5" descr="Original case: Read back the recognised expression; intended 13+7=20. Changed condition: Correct the transcript to “thirteen plus seven” with all later stages unchanged. Expected result: The calculator and spoken result should become 20 under the declared pipeline. Reason: 13+7=20; the changed input removes the earlier recognition error."/>
+            <wp:docPr id="6" name="Picture 6" descr="Original case: Read back the recognised expression; intended 13+7=20. Changed condition: Correct the transcript to “thirteen plus seven” with all later stages unchanged. Expected result: The calculator and spoken result should become 20 under the declared pipeline. Reason: 13+7=20; the changed input removes the earlier recognition error."/>
             <wp:cNvGraphicFramePr>
               <a:graphicFrameLocks noChangeAspect="1"/>
             </wp:cNvGraphicFramePr>
@@ -6834,7 +6864,6 @@
     <w:p>
       <w:pPr>
         <w:spacing w:line="336" w:lineRule="auto" w:after="180"/>
-        <w:shd w:fill="F5F1FB"/>
       </w:pPr>
       <w:r>
         <w:rPr>
@@ -6845,16 +6874,7 @@
     </w:p>
     <w:p>
       <w:pPr>
-        <w:pStyle w:val="Heading3"/>
-      </w:pPr>
-      <w:r>
-        <w:t>Discuss while showing the picture</w:t>
-      </w:r>
-    </w:p>
-    <w:p>
-      <w:pPr>
         <w:spacing w:line="336" w:lineRule="auto" w:after="180"/>
-        <w:shd w:fill="F1F6F8"/>
       </w:pPr>
       <w:r>
         <w:rPr>
@@ -6866,7 +6886,6 @@
     <w:p>
       <w:pPr>
         <w:spacing w:line="336" w:lineRule="auto" w:after="180"/>
-        <w:shd w:fill="F1F6F8"/>
       </w:pPr>
       <w:r>
         <w:rPr>
@@ -6889,7 +6908,7 @@
     </w:p>
     <w:p>
       <w:pPr>
-        <w:pStyle w:val="Heading3"/>
+        <w:pStyle w:val="Heading2"/>
       </w:pPr>
       <w:r>
         <w:t>05. Connect the explanation to its limit</w:t>
@@ -6900,7 +6919,7 @@
         <w:drawing>
           <wp:inline xmlns:a="http://schemas.openxmlformats.org/drawingml/2006/main" xmlns:pic="http://schemas.openxmlformats.org/drawingml/2006/picture">
             <wp:extent cx="5486400" cy="2834640"/>
-            <wp:docPr id="6" name="Picture 6" descr="The first error occurs before arithmetic. Blaming the calculator would target a stage that correctly processed its supplied text. Read-back or on-screen confirmation lets the user catch a number misunderstanding before action. Retain the original audio and transcript, where permitted, to separate recognition defects from later processing errors. Limit: These supplied transcript facts do not establish how an actual recogniser performs for accents, noise or different speakers."/>
+            <wp:docPr id="7" name="Picture 7" descr="The first error occurs before arithmetic. Blaming the calculator would target a stage that correctly processed its supplied text. Read-back or on-screen confirmation lets the user catch a number misunderstanding before action. Retain the original audio and transcript, where permitted, to separate recognition defects from later processing errors. Limit: These supplied transcript facts do not establish how an actual recogniser performs for accents, noise or different speakers."/>
             <wp:cNvGraphicFramePr>
               <a:graphicFrameLocks noChangeAspect="1"/>
             </wp:cNvGraphicFramePr>
@@ -6991,7 +7010,6 @@
     <w:p>
       <w:pPr>
         <w:spacing w:line="336" w:lineRule="auto" w:after="180"/>
-        <w:shd w:fill="F5F1FB"/>
       </w:pPr>
       <w:r>
         <w:rPr>
@@ -7002,16 +7020,7 @@
     </w:p>
     <w:p>
       <w:pPr>
-        <w:pStyle w:val="Heading3"/>
-      </w:pPr>
-      <w:r>
-        <w:t>Discuss while showing the picture</w:t>
-      </w:r>
-    </w:p>
-    <w:p>
-      <w:pPr>
         <w:spacing w:line="336" w:lineRule="auto" w:after="180"/>
-        <w:shd w:fill="F1F6F8"/>
       </w:pPr>
       <w:r>
         <w:rPr>
@@ -7023,7 +7032,6 @@
     <w:p>
       <w:pPr>
         <w:spacing w:line="336" w:lineRule="auto" w:after="180"/>
-        <w:shd w:fill="F1F6F8"/>
       </w:pPr>
       <w:r>
         <w:rPr>
@@ -7034,7 +7042,7 @@
     </w:p>
     <w:p>
       <w:pPr>
-        <w:pStyle w:val="Heading3"/>
+        <w:pStyle w:val="Heading2"/>
       </w:pPr>
       <w:r>
         <w:t>06. Make the idea visible in your project</w:t>
@@ -7045,7 +7053,7 @@
         <w:drawing>
           <wp:inline xmlns:a="http://schemas.openxmlformats.org/drawingml/2006/main" xmlns:pic="http://schemas.openxmlformats.org/drawingml/2006/picture">
             <wp:extent cx="5486400" cy="3380232"/>
-            <wp:docPr id="7" name="Picture 7" descr="Show Study Buddy recognised questions before calculating or retrieving important answers, especially numbers and dates. Draw your input, deciding step, result and limit. Supported question: Which stage was initially wrong, and which stage was correctly operating on a wrong input?"/>
+            <wp:docPr id="8" name="Picture 8" descr="Show Study Buddy recognised questions before calculating or retrieving important answers, especially numbers and dates. Draw your input, deciding step, result and limit. Supported question: Which stage was initially wrong, and which stage was correctly operating on a wrong input?"/>
             <wp:cNvGraphicFramePr>
               <a:graphicFrameLocks noChangeAspect="1"/>
             </wp:cNvGraphicFramePr>
@@ -7125,7 +7133,6 @@
     <w:p>
       <w:pPr>
         <w:spacing w:line="336" w:lineRule="auto" w:after="180"/>
-        <w:shd w:fill="F5F1FB"/>
       </w:pPr>
       <w:r>
         <w:rPr>
@@ -7148,82 +7155,151 @@
     </w:p>
     <w:p>
       <w:pPr>
+        <w:spacing w:line="336" w:lineRule="auto" w:after="180"/>
+      </w:pPr>
+      <w:r>
+        <w:rPr>
+          <w:b w:val="0"/>
+        </w:rPr>
+        <w:t xml:space="preserve">Teacher prompt: Draw your project trace and justify the deciding step using </w:t>
+      </w:r>
+      <w:r>
+        <w:rPr>
+          <w:b/>
+        </w:rPr>
+        <w:t>evidence</w:t>
+      </w:r>
+      <w:r>
+        <w:rPr>
+          <w:b w:val="0"/>
+        </w:rPr>
+        <w:t>. Ask learners to describe one label or arrow in ordinary words. Use the adjacent transcript if the image is difficult to see.</w:t>
+      </w:r>
+    </w:p>
+    <w:p>
+      <w:pPr>
+        <w:spacing w:line="336" w:lineRule="auto" w:after="180"/>
+      </w:pPr>
+      <w:r>
+        <w:rPr>
+          <w:b w:val="0"/>
+        </w:rPr>
+        <w:t xml:space="preserve">Supported practice key: </w:t>
+      </w:r>
+      <w:r>
+        <w:rPr>
+          <w:b/>
+        </w:rPr>
+        <w:t>Speech recognition</w:t>
+      </w:r>
+      <w:r>
+        <w:rPr>
+          <w:b w:val="0"/>
+        </w:rPr>
+        <w:t xml:space="preserve"> was wrong. The calculator correctly computed 30+7; </w:t>
+      </w:r>
+      <w:r>
+        <w:rPr>
+          <w:b/>
+        </w:rPr>
+        <w:t>synthesis</w:t>
+      </w:r>
+      <w:r>
+        <w:rPr>
+          <w:b w:val="0"/>
+        </w:rPr>
+        <w:t xml:space="preserve"> correctly repeated that wrong-for-</w:t>
+      </w:r>
+      <w:r>
+        <w:rPr>
+          <w:b/>
+        </w:rPr>
+        <w:t>intent</w:t>
+      </w:r>
+      <w:r>
+        <w:rPr>
+          <w:b w:val="0"/>
+        </w:rPr>
+        <w:t xml:space="preserve"> result.</w:t>
+      </w:r>
+    </w:p>
+    <w:p>
+      <w:pPr>
+        <w:pStyle w:val="Heading2"/>
+      </w:pPr>
+      <w:r>
+        <w:t>Earlier wording, alternatives and picture transcripts · reference / check after trying</w:t>
+      </w:r>
+    </w:p>
+    <w:p>
+      <w:pPr>
+        <w:spacing w:line="336" w:lineRule="auto" w:after="180"/>
+      </w:pPr>
+      <w:r>
+        <w:rPr>
+          <w:b w:val="0"/>
+        </w:rPr>
+        <w:t xml:space="preserve">Use one picture at a time. Hide a worked result before asking for a </w:t>
+      </w:r>
+      <w:r>
+        <w:rPr>
+          <w:b/>
+        </w:rPr>
+        <w:t>prediction</w:t>
+      </w:r>
+      <w:r>
+        <w:rPr>
+          <w:b w:val="0"/>
+        </w:rPr>
+        <w:t>, then reveal it for feedback. These are supported teaching cases; retain the separate independent assessment for a fresh first attempt.</w:t>
+      </w:r>
+    </w:p>
+    <w:p>
+      <w:pPr>
         <w:pStyle w:val="Heading3"/>
       </w:pPr>
       <w:r>
-        <w:t>Discuss while showing the picture</w:t>
-      </w:r>
-    </w:p>
-    <w:p>
-      <w:pPr>
-        <w:spacing w:line="336" w:lineRule="auto" w:after="180"/>
-        <w:shd w:fill="F1F6F8"/>
-      </w:pPr>
-      <w:r>
-        <w:rPr>
-          <w:b w:val="0"/>
-        </w:rPr>
-        <w:t xml:space="preserve">Teacher prompt: Draw your project trace and justify the deciding step using </w:t>
-      </w:r>
-      <w:r>
-        <w:rPr>
-          <w:b/>
-        </w:rPr>
-        <w:t>evidence</w:t>
-      </w:r>
-      <w:r>
-        <w:rPr>
-          <w:b w:val="0"/>
-        </w:rPr>
-        <w:t>. Ask learners to describe one label or arrow in ordinary words. Use the adjacent transcript if the image is difficult to see.</w:t>
-      </w:r>
-    </w:p>
-    <w:p>
-      <w:pPr>
-        <w:spacing w:line="336" w:lineRule="auto" w:after="180"/>
-        <w:shd w:fill="F1F6F8"/>
-      </w:pPr>
-      <w:r>
-        <w:rPr>
-          <w:b w:val="0"/>
-        </w:rPr>
-        <w:t xml:space="preserve">Supported practice key: </w:t>
-      </w:r>
-      <w:r>
-        <w:rPr>
-          <w:b/>
-        </w:rPr>
-        <w:t>Speech recognition</w:t>
-      </w:r>
-      <w:r>
-        <w:rPr>
-          <w:b w:val="0"/>
-        </w:rPr>
-        <w:t xml:space="preserve"> was wrong. The calculator correctly computed 30+7; </w:t>
-      </w:r>
-      <w:r>
-        <w:rPr>
-          <w:b/>
-        </w:rPr>
-        <w:t>synthesis</w:t>
-      </w:r>
-      <w:r>
-        <w:rPr>
-          <w:b w:val="0"/>
-        </w:rPr>
-        <w:t xml:space="preserve"> correctly repeated that wrong-for-</w:t>
-      </w:r>
-      <w:r>
-        <w:rPr>
-          <w:b/>
-        </w:rPr>
-        <w:t>intent</w:t>
-      </w:r>
-      <w:r>
-        <w:rPr>
-          <w:b w:val="0"/>
-        </w:rPr>
-        <w:t xml:space="preserve"> result.</w:t>
+        <w:t>01. Speech and Audio Systems: the case</w:t>
+      </w:r>
+    </w:p>
+    <w:p>
+      <w:pPr>
+        <w:pStyle w:val="Heading3"/>
+      </w:pPr>
+      <w:r>
+        <w:t>02. Follow the deciding steps</w:t>
+      </w:r>
+    </w:p>
+    <w:p>
+      <w:pPr>
+        <w:pStyle w:val="Heading3"/>
+      </w:pPr>
+      <w:r>
+        <w:t>03. Speech pipelines and multimodal evidence — evidence trace</w:t>
+      </w:r>
+    </w:p>
+    <w:p>
+      <w:pPr>
+        <w:pStyle w:val="Heading3"/>
+      </w:pPr>
+      <w:r>
+        <w:t>04. Change one thing. Trace what follows.</w:t>
+      </w:r>
+    </w:p>
+    <w:p>
+      <w:pPr>
+        <w:pStyle w:val="Heading3"/>
+      </w:pPr>
+      <w:r>
+        <w:t>05. Connect the explanation to its limit</w:t>
+      </w:r>
+    </w:p>
+    <w:p>
+      <w:pPr>
+        <w:pStyle w:val="Heading3"/>
+      </w:pPr>
+      <w:r>
+        <w:t>06. Make the idea visible in your project</w:t>
       </w:r>
     </w:p>
     <w:sectPr>
